--- a/follow-along/AVD_Anywhere_Follow_Along_Guide.docx
+++ b/follow-along/AVD_Anywhere_Follow_Along_Guide.docx
@@ -10618,7 +10618,7 @@
           <w:rFonts w:ascii="Segoe UI" w:eastAsia="Times New Roman" w:hAnsi="Segoe UI" w:cs="Segoe UI"/>
           <w:lang w:val="en"/>
         </w:rPr>
-        <w:t>GPU on Azure Local: assignment mode and evidence</w:t>
+        <w:t>GPU on Azure Local: one L4 by DDA on a dedicated session host</w:t>
       </w:r>
     </w:p>
     <w:p>
@@ -10651,7 +10651,7 @@
           <w:szCs w:val="21"/>
           <w:lang w:val="en"/>
         </w:rPr>
-        <w:t xml:space="preserve"> Understand the two GPU modes.</w:t>
+        <w:t xml:space="preserve"> Understand GPU by DDA versus GPU partitioning on Azure Local and what each needs.</w:t>
       </w:r>
     </w:p>
     <w:p>
@@ -10692,7 +10692,7 @@
           <w:color w:val="1B2430"/>
           <w:lang w:val="en"/>
         </w:rPr>
-        <w:t>handouts/Realm_Comparison.md</w:t>
+        <w:t>automation/azure-local/cluster-configure/gpu</w:t>
       </w:r>
     </w:p>
     <w:sectPr>
@@ -10708,9 +10708,903 @@
 <file path=word/numbering.xml><?xml version="1.0" encoding="utf-8"?>
 <w:numbering xmlns:wpc="http://schemas.microsoft.com/office/word/2010/wordprocessingCanvas" xmlns:cx="http://schemas.microsoft.com/office/drawing/2014/chartex" xmlns:cx1="http://schemas.microsoft.com/office/drawing/2015/9/8/chartex" xmlns:cx2="http://schemas.microsoft.com/office/drawing/2015/10/21/chartex" xmlns:cx3="http://schemas.microsoft.com/office/drawing/2016/5/9/chartex" xmlns:cx4="http://schemas.microsoft.com/office/drawing/2016/5/10/chartex" xmlns:cx5="http://schemas.microsoft.com/office/drawing/2016/5/11/chartex" xmlns:cx6="http://schemas.microsoft.com/office/drawing/2016/5/12/chartex" xmlns:cx7="http://schemas.microsoft.com/office/drawing/2016/5/13/chartex" xmlns:cx8="http://schemas.microsoft.com/office/drawing/2016/5/14/chartex" xmlns:mc="http://schemas.openxmlformats.org/markup-compatibility/2006" xmlns:aink="http://schemas.microsoft.com/office/drawing/2016/ink" xmlns:am3d="http://schemas.microsoft.com/office/drawing/2017/model3d" xmlns:o="urn:schemas-microsoft-com:office:office" xmlns:oel="http://schemas.microsoft.com/office/2019/extlst" xmlns:r="http://schemas.openxmlformats.org/officeDocument/2006/relationships" xmlns:m="http://schemas.openxmlformats.org/officeDocument/2006/math" xmlns:v="urn:schemas-microsoft-com:vml" xmlns:wp14="http://schemas.microsoft.com/office/word/2010/wordprocessingDrawing" xmlns:wp="http://schemas.openxmlformats.org/drawingml/2006/wordprocessingDrawing" xmlns:w10="urn:schemas-microsoft-com:office:word" xmlns:w="http://schemas.openxmlformats.org/wordprocessingml/2006/main" xmlns:w14="http://schemas.microsoft.com/office/word/2010/wordml" xmlns:w15="http://schemas.microsoft.com/office/word/2012/wordml" xmlns:w16cex="http://schemas.microsoft.com/office/word/2018/wordml/cex" xmlns:w16cid="http://schemas.microsoft.com/office/word/2016/wordml/cid" xmlns:w16="http://schemas.microsoft.com/office/word/2018/wordml" xmlns:w16du="http://schemas.microsoft.com/office/word/2023/wordml/word16du" xmlns:w16sdtdh="http://schemas.microsoft.com/office/word/2020/wordml/sdtdatahash" xmlns:w16sdtfl="http://schemas.microsoft.com/office/word/2024/wordml/sdtformatlock" xmlns:w16se="http://schemas.microsoft.com/office/word/2015/wordml/symex" xmlns:wpg="http://schemas.microsoft.com/office/word/2010/wordprocessingGroup" xmlns:wpi="http://schemas.microsoft.com/office/word/2010/wordprocessingInk" xmlns:wne="http://schemas.microsoft.com/office/word/2006/wordml" xmlns:wps="http://schemas.microsoft.com/office/word/2010/wordprocessingShape" mc:Ignorable="w14 w15 w16se w16cid w16 w16cex w16sdtdh w16sdtfl w16du wp14">
   <w:abstractNum w:abstractNumId="0" w15:restartNumberingAfterBreak="0">
-    <w:nsid w:val="02B91FC7"/>
+    <w:nsid w:val="003822F4"/>
     <w:multiLevelType w:val="multilevel"/>
-    <w:tmpl w:val="94B2D516"/>
+    <w:tmpl w:val="6640380C"/>
+    <w:lvl w:ilvl="0">
+      <w:start w:val="1"/>
+      <w:numFmt w:val="bullet"/>
+      <w:lvlText w:val=""/>
+      <w:lvlJc w:val="left"/>
+      <w:pPr>
+        <w:tabs>
+          <w:tab w:val="num" w:pos="720"/>
+        </w:tabs>
+        <w:ind w:left="720" w:hanging="360"/>
+      </w:pPr>
+      <w:rPr>
+        <w:rFonts w:ascii="Symbol" w:hAnsi="Symbol" w:hint="default"/>
+        <w:sz w:val="20"/>
+      </w:rPr>
+    </w:lvl>
+    <w:lvl w:ilvl="1" w:tentative="1">
+      <w:start w:val="1"/>
+      <w:numFmt w:val="bullet"/>
+      <w:lvlText w:val="o"/>
+      <w:lvlJc w:val="left"/>
+      <w:pPr>
+        <w:tabs>
+          <w:tab w:val="num" w:pos="1440"/>
+        </w:tabs>
+        <w:ind w:left="1440" w:hanging="360"/>
+      </w:pPr>
+      <w:rPr>
+        <w:rFonts w:ascii="Courier New" w:hAnsi="Courier New" w:hint="default"/>
+        <w:sz w:val="20"/>
+      </w:rPr>
+    </w:lvl>
+    <w:lvl w:ilvl="2" w:tentative="1">
+      <w:start w:val="1"/>
+      <w:numFmt w:val="bullet"/>
+      <w:lvlText w:val=""/>
+      <w:lvlJc w:val="left"/>
+      <w:pPr>
+        <w:tabs>
+          <w:tab w:val="num" w:pos="2160"/>
+        </w:tabs>
+        <w:ind w:left="2160" w:hanging="360"/>
+      </w:pPr>
+      <w:rPr>
+        <w:rFonts w:ascii="Wingdings" w:hAnsi="Wingdings" w:hint="default"/>
+        <w:sz w:val="20"/>
+      </w:rPr>
+    </w:lvl>
+    <w:lvl w:ilvl="3" w:tentative="1">
+      <w:start w:val="1"/>
+      <w:numFmt w:val="bullet"/>
+      <w:lvlText w:val=""/>
+      <w:lvlJc w:val="left"/>
+      <w:pPr>
+        <w:tabs>
+          <w:tab w:val="num" w:pos="2880"/>
+        </w:tabs>
+        <w:ind w:left="2880" w:hanging="360"/>
+      </w:pPr>
+      <w:rPr>
+        <w:rFonts w:ascii="Wingdings" w:hAnsi="Wingdings" w:hint="default"/>
+        <w:sz w:val="20"/>
+      </w:rPr>
+    </w:lvl>
+    <w:lvl w:ilvl="4" w:tentative="1">
+      <w:start w:val="1"/>
+      <w:numFmt w:val="bullet"/>
+      <w:lvlText w:val=""/>
+      <w:lvlJc w:val="left"/>
+      <w:pPr>
+        <w:tabs>
+          <w:tab w:val="num" w:pos="3600"/>
+        </w:tabs>
+        <w:ind w:left="3600" w:hanging="360"/>
+      </w:pPr>
+      <w:rPr>
+        <w:rFonts w:ascii="Wingdings" w:hAnsi="Wingdings" w:hint="default"/>
+        <w:sz w:val="20"/>
+      </w:rPr>
+    </w:lvl>
+    <w:lvl w:ilvl="5" w:tentative="1">
+      <w:start w:val="1"/>
+      <w:numFmt w:val="bullet"/>
+      <w:lvlText w:val=""/>
+      <w:lvlJc w:val="left"/>
+      <w:pPr>
+        <w:tabs>
+          <w:tab w:val="num" w:pos="4320"/>
+        </w:tabs>
+        <w:ind w:left="4320" w:hanging="360"/>
+      </w:pPr>
+      <w:rPr>
+        <w:rFonts w:ascii="Wingdings" w:hAnsi="Wingdings" w:hint="default"/>
+        <w:sz w:val="20"/>
+      </w:rPr>
+    </w:lvl>
+    <w:lvl w:ilvl="6" w:tentative="1">
+      <w:start w:val="1"/>
+      <w:numFmt w:val="bullet"/>
+      <w:lvlText w:val=""/>
+      <w:lvlJc w:val="left"/>
+      <w:pPr>
+        <w:tabs>
+          <w:tab w:val="num" w:pos="5040"/>
+        </w:tabs>
+        <w:ind w:left="5040" w:hanging="360"/>
+      </w:pPr>
+      <w:rPr>
+        <w:rFonts w:ascii="Wingdings" w:hAnsi="Wingdings" w:hint="default"/>
+        <w:sz w:val="20"/>
+      </w:rPr>
+    </w:lvl>
+    <w:lvl w:ilvl="7" w:tentative="1">
+      <w:start w:val="1"/>
+      <w:numFmt w:val="bullet"/>
+      <w:lvlText w:val=""/>
+      <w:lvlJc w:val="left"/>
+      <w:pPr>
+        <w:tabs>
+          <w:tab w:val="num" w:pos="5760"/>
+        </w:tabs>
+        <w:ind w:left="5760" w:hanging="360"/>
+      </w:pPr>
+      <w:rPr>
+        <w:rFonts w:ascii="Wingdings" w:hAnsi="Wingdings" w:hint="default"/>
+        <w:sz w:val="20"/>
+      </w:rPr>
+    </w:lvl>
+    <w:lvl w:ilvl="8" w:tentative="1">
+      <w:start w:val="1"/>
+      <w:numFmt w:val="bullet"/>
+      <w:lvlText w:val=""/>
+      <w:lvlJc w:val="left"/>
+      <w:pPr>
+        <w:tabs>
+          <w:tab w:val="num" w:pos="6480"/>
+        </w:tabs>
+        <w:ind w:left="6480" w:hanging="360"/>
+      </w:pPr>
+      <w:rPr>
+        <w:rFonts w:ascii="Wingdings" w:hAnsi="Wingdings" w:hint="default"/>
+        <w:sz w:val="20"/>
+      </w:rPr>
+    </w:lvl>
+  </w:abstractNum>
+  <w:abstractNum w:abstractNumId="1" w15:restartNumberingAfterBreak="0">
+    <w:nsid w:val="009877B3"/>
+    <w:multiLevelType w:val="multilevel"/>
+    <w:tmpl w:val="DB2E242E"/>
+    <w:lvl w:ilvl="0">
+      <w:start w:val="1"/>
+      <w:numFmt w:val="bullet"/>
+      <w:lvlText w:val=""/>
+      <w:lvlJc w:val="left"/>
+      <w:pPr>
+        <w:tabs>
+          <w:tab w:val="num" w:pos="720"/>
+        </w:tabs>
+        <w:ind w:left="720" w:hanging="360"/>
+      </w:pPr>
+      <w:rPr>
+        <w:rFonts w:ascii="Symbol" w:hAnsi="Symbol" w:hint="default"/>
+        <w:sz w:val="20"/>
+      </w:rPr>
+    </w:lvl>
+    <w:lvl w:ilvl="1" w:tentative="1">
+      <w:start w:val="1"/>
+      <w:numFmt w:val="bullet"/>
+      <w:lvlText w:val="o"/>
+      <w:lvlJc w:val="left"/>
+      <w:pPr>
+        <w:tabs>
+          <w:tab w:val="num" w:pos="1440"/>
+        </w:tabs>
+        <w:ind w:left="1440" w:hanging="360"/>
+      </w:pPr>
+      <w:rPr>
+        <w:rFonts w:ascii="Courier New" w:hAnsi="Courier New" w:hint="default"/>
+        <w:sz w:val="20"/>
+      </w:rPr>
+    </w:lvl>
+    <w:lvl w:ilvl="2" w:tentative="1">
+      <w:start w:val="1"/>
+      <w:numFmt w:val="bullet"/>
+      <w:lvlText w:val=""/>
+      <w:lvlJc w:val="left"/>
+      <w:pPr>
+        <w:tabs>
+          <w:tab w:val="num" w:pos="2160"/>
+        </w:tabs>
+        <w:ind w:left="2160" w:hanging="360"/>
+      </w:pPr>
+      <w:rPr>
+        <w:rFonts w:ascii="Wingdings" w:hAnsi="Wingdings" w:hint="default"/>
+        <w:sz w:val="20"/>
+      </w:rPr>
+    </w:lvl>
+    <w:lvl w:ilvl="3" w:tentative="1">
+      <w:start w:val="1"/>
+      <w:numFmt w:val="bullet"/>
+      <w:lvlText w:val=""/>
+      <w:lvlJc w:val="left"/>
+      <w:pPr>
+        <w:tabs>
+          <w:tab w:val="num" w:pos="2880"/>
+        </w:tabs>
+        <w:ind w:left="2880" w:hanging="360"/>
+      </w:pPr>
+      <w:rPr>
+        <w:rFonts w:ascii="Wingdings" w:hAnsi="Wingdings" w:hint="default"/>
+        <w:sz w:val="20"/>
+      </w:rPr>
+    </w:lvl>
+    <w:lvl w:ilvl="4" w:tentative="1">
+      <w:start w:val="1"/>
+      <w:numFmt w:val="bullet"/>
+      <w:lvlText w:val=""/>
+      <w:lvlJc w:val="left"/>
+      <w:pPr>
+        <w:tabs>
+          <w:tab w:val="num" w:pos="3600"/>
+        </w:tabs>
+        <w:ind w:left="3600" w:hanging="360"/>
+      </w:pPr>
+      <w:rPr>
+        <w:rFonts w:ascii="Wingdings" w:hAnsi="Wingdings" w:hint="default"/>
+        <w:sz w:val="20"/>
+      </w:rPr>
+    </w:lvl>
+    <w:lvl w:ilvl="5" w:tentative="1">
+      <w:start w:val="1"/>
+      <w:numFmt w:val="bullet"/>
+      <w:lvlText w:val=""/>
+      <w:lvlJc w:val="left"/>
+      <w:pPr>
+        <w:tabs>
+          <w:tab w:val="num" w:pos="4320"/>
+        </w:tabs>
+        <w:ind w:left="4320" w:hanging="360"/>
+      </w:pPr>
+      <w:rPr>
+        <w:rFonts w:ascii="Wingdings" w:hAnsi="Wingdings" w:hint="default"/>
+        <w:sz w:val="20"/>
+      </w:rPr>
+    </w:lvl>
+    <w:lvl w:ilvl="6" w:tentative="1">
+      <w:start w:val="1"/>
+      <w:numFmt w:val="bullet"/>
+      <w:lvlText w:val=""/>
+      <w:lvlJc w:val="left"/>
+      <w:pPr>
+        <w:tabs>
+          <w:tab w:val="num" w:pos="5040"/>
+        </w:tabs>
+        <w:ind w:left="5040" w:hanging="360"/>
+      </w:pPr>
+      <w:rPr>
+        <w:rFonts w:ascii="Wingdings" w:hAnsi="Wingdings" w:hint="default"/>
+        <w:sz w:val="20"/>
+      </w:rPr>
+    </w:lvl>
+    <w:lvl w:ilvl="7" w:tentative="1">
+      <w:start w:val="1"/>
+      <w:numFmt w:val="bullet"/>
+      <w:lvlText w:val=""/>
+      <w:lvlJc w:val="left"/>
+      <w:pPr>
+        <w:tabs>
+          <w:tab w:val="num" w:pos="5760"/>
+        </w:tabs>
+        <w:ind w:left="5760" w:hanging="360"/>
+      </w:pPr>
+      <w:rPr>
+        <w:rFonts w:ascii="Wingdings" w:hAnsi="Wingdings" w:hint="default"/>
+        <w:sz w:val="20"/>
+      </w:rPr>
+    </w:lvl>
+    <w:lvl w:ilvl="8" w:tentative="1">
+      <w:start w:val="1"/>
+      <w:numFmt w:val="bullet"/>
+      <w:lvlText w:val=""/>
+      <w:lvlJc w:val="left"/>
+      <w:pPr>
+        <w:tabs>
+          <w:tab w:val="num" w:pos="6480"/>
+        </w:tabs>
+        <w:ind w:left="6480" w:hanging="360"/>
+      </w:pPr>
+      <w:rPr>
+        <w:rFonts w:ascii="Wingdings" w:hAnsi="Wingdings" w:hint="default"/>
+        <w:sz w:val="20"/>
+      </w:rPr>
+    </w:lvl>
+  </w:abstractNum>
+  <w:abstractNum w:abstractNumId="2" w15:restartNumberingAfterBreak="0">
+    <w:nsid w:val="01EA2EA9"/>
+    <w:multiLevelType w:val="multilevel"/>
+    <w:tmpl w:val="772EC07C"/>
+    <w:lvl w:ilvl="0">
+      <w:start w:val="1"/>
+      <w:numFmt w:val="bullet"/>
+      <w:lvlText w:val=""/>
+      <w:lvlJc w:val="left"/>
+      <w:pPr>
+        <w:tabs>
+          <w:tab w:val="num" w:pos="720"/>
+        </w:tabs>
+        <w:ind w:left="720" w:hanging="360"/>
+      </w:pPr>
+      <w:rPr>
+        <w:rFonts w:ascii="Symbol" w:hAnsi="Symbol" w:hint="default"/>
+        <w:sz w:val="20"/>
+      </w:rPr>
+    </w:lvl>
+    <w:lvl w:ilvl="1" w:tentative="1">
+      <w:start w:val="1"/>
+      <w:numFmt w:val="bullet"/>
+      <w:lvlText w:val="o"/>
+      <w:lvlJc w:val="left"/>
+      <w:pPr>
+        <w:tabs>
+          <w:tab w:val="num" w:pos="1440"/>
+        </w:tabs>
+        <w:ind w:left="1440" w:hanging="360"/>
+      </w:pPr>
+      <w:rPr>
+        <w:rFonts w:ascii="Courier New" w:hAnsi="Courier New" w:hint="default"/>
+        <w:sz w:val="20"/>
+      </w:rPr>
+    </w:lvl>
+    <w:lvl w:ilvl="2" w:tentative="1">
+      <w:start w:val="1"/>
+      <w:numFmt w:val="bullet"/>
+      <w:lvlText w:val=""/>
+      <w:lvlJc w:val="left"/>
+      <w:pPr>
+        <w:tabs>
+          <w:tab w:val="num" w:pos="2160"/>
+        </w:tabs>
+        <w:ind w:left="2160" w:hanging="360"/>
+      </w:pPr>
+      <w:rPr>
+        <w:rFonts w:ascii="Wingdings" w:hAnsi="Wingdings" w:hint="default"/>
+        <w:sz w:val="20"/>
+      </w:rPr>
+    </w:lvl>
+    <w:lvl w:ilvl="3" w:tentative="1">
+      <w:start w:val="1"/>
+      <w:numFmt w:val="bullet"/>
+      <w:lvlText w:val=""/>
+      <w:lvlJc w:val="left"/>
+      <w:pPr>
+        <w:tabs>
+          <w:tab w:val="num" w:pos="2880"/>
+        </w:tabs>
+        <w:ind w:left="2880" w:hanging="360"/>
+      </w:pPr>
+      <w:rPr>
+        <w:rFonts w:ascii="Wingdings" w:hAnsi="Wingdings" w:hint="default"/>
+        <w:sz w:val="20"/>
+      </w:rPr>
+    </w:lvl>
+    <w:lvl w:ilvl="4" w:tentative="1">
+      <w:start w:val="1"/>
+      <w:numFmt w:val="bullet"/>
+      <w:lvlText w:val=""/>
+      <w:lvlJc w:val="left"/>
+      <w:pPr>
+        <w:tabs>
+          <w:tab w:val="num" w:pos="3600"/>
+        </w:tabs>
+        <w:ind w:left="3600" w:hanging="360"/>
+      </w:pPr>
+      <w:rPr>
+        <w:rFonts w:ascii="Wingdings" w:hAnsi="Wingdings" w:hint="default"/>
+        <w:sz w:val="20"/>
+      </w:rPr>
+    </w:lvl>
+    <w:lvl w:ilvl="5" w:tentative="1">
+      <w:start w:val="1"/>
+      <w:numFmt w:val="bullet"/>
+      <w:lvlText w:val=""/>
+      <w:lvlJc w:val="left"/>
+      <w:pPr>
+        <w:tabs>
+          <w:tab w:val="num" w:pos="4320"/>
+        </w:tabs>
+        <w:ind w:left="4320" w:hanging="360"/>
+      </w:pPr>
+      <w:rPr>
+        <w:rFonts w:ascii="Wingdings" w:hAnsi="Wingdings" w:hint="default"/>
+        <w:sz w:val="20"/>
+      </w:rPr>
+    </w:lvl>
+    <w:lvl w:ilvl="6" w:tentative="1">
+      <w:start w:val="1"/>
+      <w:numFmt w:val="bullet"/>
+      <w:lvlText w:val=""/>
+      <w:lvlJc w:val="left"/>
+      <w:pPr>
+        <w:tabs>
+          <w:tab w:val="num" w:pos="5040"/>
+        </w:tabs>
+        <w:ind w:left="5040" w:hanging="360"/>
+      </w:pPr>
+      <w:rPr>
+        <w:rFonts w:ascii="Wingdings" w:hAnsi="Wingdings" w:hint="default"/>
+        <w:sz w:val="20"/>
+      </w:rPr>
+    </w:lvl>
+    <w:lvl w:ilvl="7" w:tentative="1">
+      <w:start w:val="1"/>
+      <w:numFmt w:val="bullet"/>
+      <w:lvlText w:val=""/>
+      <w:lvlJc w:val="left"/>
+      <w:pPr>
+        <w:tabs>
+          <w:tab w:val="num" w:pos="5760"/>
+        </w:tabs>
+        <w:ind w:left="5760" w:hanging="360"/>
+      </w:pPr>
+      <w:rPr>
+        <w:rFonts w:ascii="Wingdings" w:hAnsi="Wingdings" w:hint="default"/>
+        <w:sz w:val="20"/>
+      </w:rPr>
+    </w:lvl>
+    <w:lvl w:ilvl="8" w:tentative="1">
+      <w:start w:val="1"/>
+      <w:numFmt w:val="bullet"/>
+      <w:lvlText w:val=""/>
+      <w:lvlJc w:val="left"/>
+      <w:pPr>
+        <w:tabs>
+          <w:tab w:val="num" w:pos="6480"/>
+        </w:tabs>
+        <w:ind w:left="6480" w:hanging="360"/>
+      </w:pPr>
+      <w:rPr>
+        <w:rFonts w:ascii="Wingdings" w:hAnsi="Wingdings" w:hint="default"/>
+        <w:sz w:val="20"/>
+      </w:rPr>
+    </w:lvl>
+  </w:abstractNum>
+  <w:abstractNum w:abstractNumId="3" w15:restartNumberingAfterBreak="0">
+    <w:nsid w:val="024967B0"/>
+    <w:multiLevelType w:val="multilevel"/>
+    <w:tmpl w:val="3EBC006E"/>
+    <w:lvl w:ilvl="0">
+      <w:start w:val="1"/>
+      <w:numFmt w:val="bullet"/>
+      <w:lvlText w:val=""/>
+      <w:lvlJc w:val="left"/>
+      <w:pPr>
+        <w:tabs>
+          <w:tab w:val="num" w:pos="720"/>
+        </w:tabs>
+        <w:ind w:left="720" w:hanging="360"/>
+      </w:pPr>
+      <w:rPr>
+        <w:rFonts w:ascii="Symbol" w:hAnsi="Symbol" w:hint="default"/>
+        <w:sz w:val="20"/>
+      </w:rPr>
+    </w:lvl>
+    <w:lvl w:ilvl="1" w:tentative="1">
+      <w:start w:val="1"/>
+      <w:numFmt w:val="bullet"/>
+      <w:lvlText w:val="o"/>
+      <w:lvlJc w:val="left"/>
+      <w:pPr>
+        <w:tabs>
+          <w:tab w:val="num" w:pos="1440"/>
+        </w:tabs>
+        <w:ind w:left="1440" w:hanging="360"/>
+      </w:pPr>
+      <w:rPr>
+        <w:rFonts w:ascii="Courier New" w:hAnsi="Courier New" w:hint="default"/>
+        <w:sz w:val="20"/>
+      </w:rPr>
+    </w:lvl>
+    <w:lvl w:ilvl="2" w:tentative="1">
+      <w:start w:val="1"/>
+      <w:numFmt w:val="bullet"/>
+      <w:lvlText w:val=""/>
+      <w:lvlJc w:val="left"/>
+      <w:pPr>
+        <w:tabs>
+          <w:tab w:val="num" w:pos="2160"/>
+        </w:tabs>
+        <w:ind w:left="2160" w:hanging="360"/>
+      </w:pPr>
+      <w:rPr>
+        <w:rFonts w:ascii="Wingdings" w:hAnsi="Wingdings" w:hint="default"/>
+        <w:sz w:val="20"/>
+      </w:rPr>
+    </w:lvl>
+    <w:lvl w:ilvl="3" w:tentative="1">
+      <w:start w:val="1"/>
+      <w:numFmt w:val="bullet"/>
+      <w:lvlText w:val=""/>
+      <w:lvlJc w:val="left"/>
+      <w:pPr>
+        <w:tabs>
+          <w:tab w:val="num" w:pos="2880"/>
+        </w:tabs>
+        <w:ind w:left="2880" w:hanging="360"/>
+      </w:pPr>
+      <w:rPr>
+        <w:rFonts w:ascii="Wingdings" w:hAnsi="Wingdings" w:hint="default"/>
+        <w:sz w:val="20"/>
+      </w:rPr>
+    </w:lvl>
+    <w:lvl w:ilvl="4" w:tentative="1">
+      <w:start w:val="1"/>
+      <w:numFmt w:val="bullet"/>
+      <w:lvlText w:val=""/>
+      <w:lvlJc w:val="left"/>
+      <w:pPr>
+        <w:tabs>
+          <w:tab w:val="num" w:pos="3600"/>
+        </w:tabs>
+        <w:ind w:left="3600" w:hanging="360"/>
+      </w:pPr>
+      <w:rPr>
+        <w:rFonts w:ascii="Wingdings" w:hAnsi="Wingdings" w:hint="default"/>
+        <w:sz w:val="20"/>
+      </w:rPr>
+    </w:lvl>
+    <w:lvl w:ilvl="5" w:tentative="1">
+      <w:start w:val="1"/>
+      <w:numFmt w:val="bullet"/>
+      <w:lvlText w:val=""/>
+      <w:lvlJc w:val="left"/>
+      <w:pPr>
+        <w:tabs>
+          <w:tab w:val="num" w:pos="4320"/>
+        </w:tabs>
+        <w:ind w:left="4320" w:hanging="360"/>
+      </w:pPr>
+      <w:rPr>
+        <w:rFonts w:ascii="Wingdings" w:hAnsi="Wingdings" w:hint="default"/>
+        <w:sz w:val="20"/>
+      </w:rPr>
+    </w:lvl>
+    <w:lvl w:ilvl="6" w:tentative="1">
+      <w:start w:val="1"/>
+      <w:numFmt w:val="bullet"/>
+      <w:lvlText w:val=""/>
+      <w:lvlJc w:val="left"/>
+      <w:pPr>
+        <w:tabs>
+          <w:tab w:val="num" w:pos="5040"/>
+        </w:tabs>
+        <w:ind w:left="5040" w:hanging="360"/>
+      </w:pPr>
+      <w:rPr>
+        <w:rFonts w:ascii="Wingdings" w:hAnsi="Wingdings" w:hint="default"/>
+        <w:sz w:val="20"/>
+      </w:rPr>
+    </w:lvl>
+    <w:lvl w:ilvl="7" w:tentative="1">
+      <w:start w:val="1"/>
+      <w:numFmt w:val="bullet"/>
+      <w:lvlText w:val=""/>
+      <w:lvlJc w:val="left"/>
+      <w:pPr>
+        <w:tabs>
+          <w:tab w:val="num" w:pos="5760"/>
+        </w:tabs>
+        <w:ind w:left="5760" w:hanging="360"/>
+      </w:pPr>
+      <w:rPr>
+        <w:rFonts w:ascii="Wingdings" w:hAnsi="Wingdings" w:hint="default"/>
+        <w:sz w:val="20"/>
+      </w:rPr>
+    </w:lvl>
+    <w:lvl w:ilvl="8" w:tentative="1">
+      <w:start w:val="1"/>
+      <w:numFmt w:val="bullet"/>
+      <w:lvlText w:val=""/>
+      <w:lvlJc w:val="left"/>
+      <w:pPr>
+        <w:tabs>
+          <w:tab w:val="num" w:pos="6480"/>
+        </w:tabs>
+        <w:ind w:left="6480" w:hanging="360"/>
+      </w:pPr>
+      <w:rPr>
+        <w:rFonts w:ascii="Wingdings" w:hAnsi="Wingdings" w:hint="default"/>
+        <w:sz w:val="20"/>
+      </w:rPr>
+    </w:lvl>
+  </w:abstractNum>
+  <w:abstractNum w:abstractNumId="4" w15:restartNumberingAfterBreak="0">
+    <w:nsid w:val="03976AF5"/>
+    <w:multiLevelType w:val="multilevel"/>
+    <w:tmpl w:val="FC3041A8"/>
+    <w:lvl w:ilvl="0">
+      <w:start w:val="1"/>
+      <w:numFmt w:val="bullet"/>
+      <w:lvlText w:val=""/>
+      <w:lvlJc w:val="left"/>
+      <w:pPr>
+        <w:tabs>
+          <w:tab w:val="num" w:pos="720"/>
+        </w:tabs>
+        <w:ind w:left="720" w:hanging="360"/>
+      </w:pPr>
+      <w:rPr>
+        <w:rFonts w:ascii="Symbol" w:hAnsi="Symbol" w:hint="default"/>
+        <w:sz w:val="20"/>
+      </w:rPr>
+    </w:lvl>
+    <w:lvl w:ilvl="1" w:tentative="1">
+      <w:start w:val="1"/>
+      <w:numFmt w:val="bullet"/>
+      <w:lvlText w:val="o"/>
+      <w:lvlJc w:val="left"/>
+      <w:pPr>
+        <w:tabs>
+          <w:tab w:val="num" w:pos="1440"/>
+        </w:tabs>
+        <w:ind w:left="1440" w:hanging="360"/>
+      </w:pPr>
+      <w:rPr>
+        <w:rFonts w:ascii="Courier New" w:hAnsi="Courier New" w:hint="default"/>
+        <w:sz w:val="20"/>
+      </w:rPr>
+    </w:lvl>
+    <w:lvl w:ilvl="2" w:tentative="1">
+      <w:start w:val="1"/>
+      <w:numFmt w:val="bullet"/>
+      <w:lvlText w:val=""/>
+      <w:lvlJc w:val="left"/>
+      <w:pPr>
+        <w:tabs>
+          <w:tab w:val="num" w:pos="2160"/>
+        </w:tabs>
+        <w:ind w:left="2160" w:hanging="360"/>
+      </w:pPr>
+      <w:rPr>
+        <w:rFonts w:ascii="Wingdings" w:hAnsi="Wingdings" w:hint="default"/>
+        <w:sz w:val="20"/>
+      </w:rPr>
+    </w:lvl>
+    <w:lvl w:ilvl="3" w:tentative="1">
+      <w:start w:val="1"/>
+      <w:numFmt w:val="bullet"/>
+      <w:lvlText w:val=""/>
+      <w:lvlJc w:val="left"/>
+      <w:pPr>
+        <w:tabs>
+          <w:tab w:val="num" w:pos="2880"/>
+        </w:tabs>
+        <w:ind w:left="2880" w:hanging="360"/>
+      </w:pPr>
+      <w:rPr>
+        <w:rFonts w:ascii="Wingdings" w:hAnsi="Wingdings" w:hint="default"/>
+        <w:sz w:val="20"/>
+      </w:rPr>
+    </w:lvl>
+    <w:lvl w:ilvl="4" w:tentative="1">
+      <w:start w:val="1"/>
+      <w:numFmt w:val="bullet"/>
+      <w:lvlText w:val=""/>
+      <w:lvlJc w:val="left"/>
+      <w:pPr>
+        <w:tabs>
+          <w:tab w:val="num" w:pos="3600"/>
+        </w:tabs>
+        <w:ind w:left="3600" w:hanging="360"/>
+      </w:pPr>
+      <w:rPr>
+        <w:rFonts w:ascii="Wingdings" w:hAnsi="Wingdings" w:hint="default"/>
+        <w:sz w:val="20"/>
+      </w:rPr>
+    </w:lvl>
+    <w:lvl w:ilvl="5" w:tentative="1">
+      <w:start w:val="1"/>
+      <w:numFmt w:val="bullet"/>
+      <w:lvlText w:val=""/>
+      <w:lvlJc w:val="left"/>
+      <w:pPr>
+        <w:tabs>
+          <w:tab w:val="num" w:pos="4320"/>
+        </w:tabs>
+        <w:ind w:left="4320" w:hanging="360"/>
+      </w:pPr>
+      <w:rPr>
+        <w:rFonts w:ascii="Wingdings" w:hAnsi="Wingdings" w:hint="default"/>
+        <w:sz w:val="20"/>
+      </w:rPr>
+    </w:lvl>
+    <w:lvl w:ilvl="6" w:tentative="1">
+      <w:start w:val="1"/>
+      <w:numFmt w:val="bullet"/>
+      <w:lvlText w:val=""/>
+      <w:lvlJc w:val="left"/>
+      <w:pPr>
+        <w:tabs>
+          <w:tab w:val="num" w:pos="5040"/>
+        </w:tabs>
+        <w:ind w:left="5040" w:hanging="360"/>
+      </w:pPr>
+      <w:rPr>
+        <w:rFonts w:ascii="Wingdings" w:hAnsi="Wingdings" w:hint="default"/>
+        <w:sz w:val="20"/>
+      </w:rPr>
+    </w:lvl>
+    <w:lvl w:ilvl="7" w:tentative="1">
+      <w:start w:val="1"/>
+      <w:numFmt w:val="bullet"/>
+      <w:lvlText w:val=""/>
+      <w:lvlJc w:val="left"/>
+      <w:pPr>
+        <w:tabs>
+          <w:tab w:val="num" w:pos="5760"/>
+        </w:tabs>
+        <w:ind w:left="5760" w:hanging="360"/>
+      </w:pPr>
+      <w:rPr>
+        <w:rFonts w:ascii="Wingdings" w:hAnsi="Wingdings" w:hint="default"/>
+        <w:sz w:val="20"/>
+      </w:rPr>
+    </w:lvl>
+    <w:lvl w:ilvl="8" w:tentative="1">
+      <w:start w:val="1"/>
+      <w:numFmt w:val="bullet"/>
+      <w:lvlText w:val=""/>
+      <w:lvlJc w:val="left"/>
+      <w:pPr>
+        <w:tabs>
+          <w:tab w:val="num" w:pos="6480"/>
+        </w:tabs>
+        <w:ind w:left="6480" w:hanging="360"/>
+      </w:pPr>
+      <w:rPr>
+        <w:rFonts w:ascii="Wingdings" w:hAnsi="Wingdings" w:hint="default"/>
+        <w:sz w:val="20"/>
+      </w:rPr>
+    </w:lvl>
+  </w:abstractNum>
+  <w:abstractNum w:abstractNumId="5" w15:restartNumberingAfterBreak="0">
+    <w:nsid w:val="03B56A2B"/>
+    <w:multiLevelType w:val="multilevel"/>
+    <w:tmpl w:val="5D307EB2"/>
+    <w:lvl w:ilvl="0">
+      <w:start w:val="1"/>
+      <w:numFmt w:val="bullet"/>
+      <w:lvlText w:val=""/>
+      <w:lvlJc w:val="left"/>
+      <w:pPr>
+        <w:tabs>
+          <w:tab w:val="num" w:pos="720"/>
+        </w:tabs>
+        <w:ind w:left="720" w:hanging="360"/>
+      </w:pPr>
+      <w:rPr>
+        <w:rFonts w:ascii="Symbol" w:hAnsi="Symbol" w:hint="default"/>
+        <w:sz w:val="20"/>
+      </w:rPr>
+    </w:lvl>
+    <w:lvl w:ilvl="1" w:tentative="1">
+      <w:start w:val="1"/>
+      <w:numFmt w:val="bullet"/>
+      <w:lvlText w:val="o"/>
+      <w:lvlJc w:val="left"/>
+      <w:pPr>
+        <w:tabs>
+          <w:tab w:val="num" w:pos="1440"/>
+        </w:tabs>
+        <w:ind w:left="1440" w:hanging="360"/>
+      </w:pPr>
+      <w:rPr>
+        <w:rFonts w:ascii="Courier New" w:hAnsi="Courier New" w:hint="default"/>
+        <w:sz w:val="20"/>
+      </w:rPr>
+    </w:lvl>
+    <w:lvl w:ilvl="2" w:tentative="1">
+      <w:start w:val="1"/>
+      <w:numFmt w:val="bullet"/>
+      <w:lvlText w:val=""/>
+      <w:lvlJc w:val="left"/>
+      <w:pPr>
+        <w:tabs>
+          <w:tab w:val="num" w:pos="2160"/>
+        </w:tabs>
+        <w:ind w:left="2160" w:hanging="360"/>
+      </w:pPr>
+      <w:rPr>
+        <w:rFonts w:ascii="Wingdings" w:hAnsi="Wingdings" w:hint="default"/>
+        <w:sz w:val="20"/>
+      </w:rPr>
+    </w:lvl>
+    <w:lvl w:ilvl="3" w:tentative="1">
+      <w:start w:val="1"/>
+      <w:numFmt w:val="bullet"/>
+      <w:lvlText w:val=""/>
+      <w:lvlJc w:val="left"/>
+      <w:pPr>
+        <w:tabs>
+          <w:tab w:val="num" w:pos="2880"/>
+        </w:tabs>
+        <w:ind w:left="2880" w:hanging="360"/>
+      </w:pPr>
+      <w:rPr>
+        <w:rFonts w:ascii="Wingdings" w:hAnsi="Wingdings" w:hint="default"/>
+        <w:sz w:val="20"/>
+      </w:rPr>
+    </w:lvl>
+    <w:lvl w:ilvl="4" w:tentative="1">
+      <w:start w:val="1"/>
+      <w:numFmt w:val="bullet"/>
+      <w:lvlText w:val=""/>
+      <w:lvlJc w:val="left"/>
+      <w:pPr>
+        <w:tabs>
+          <w:tab w:val="num" w:pos="3600"/>
+        </w:tabs>
+        <w:ind w:left="3600" w:hanging="360"/>
+      </w:pPr>
+      <w:rPr>
+        <w:rFonts w:ascii="Wingdings" w:hAnsi="Wingdings" w:hint="default"/>
+        <w:sz w:val="20"/>
+      </w:rPr>
+    </w:lvl>
+    <w:lvl w:ilvl="5" w:tentative="1">
+      <w:start w:val="1"/>
+      <w:numFmt w:val="bullet"/>
+      <w:lvlText w:val=""/>
+      <w:lvlJc w:val="left"/>
+      <w:pPr>
+        <w:tabs>
+          <w:tab w:val="num" w:pos="4320"/>
+        </w:tabs>
+        <w:ind w:left="4320" w:hanging="360"/>
+      </w:pPr>
+      <w:rPr>
+        <w:rFonts w:ascii="Wingdings" w:hAnsi="Wingdings" w:hint="default"/>
+        <w:sz w:val="20"/>
+      </w:rPr>
+    </w:lvl>
+    <w:lvl w:ilvl="6" w:tentative="1">
+      <w:start w:val="1"/>
+      <w:numFmt w:val="bullet"/>
+      <w:lvlText w:val=""/>
+      <w:lvlJc w:val="left"/>
+      <w:pPr>
+        <w:tabs>
+          <w:tab w:val="num" w:pos="5040"/>
+        </w:tabs>
+        <w:ind w:left="5040" w:hanging="360"/>
+      </w:pPr>
+      <w:rPr>
+        <w:rFonts w:ascii="Wingdings" w:hAnsi="Wingdings" w:hint="default"/>
+        <w:sz w:val="20"/>
+      </w:rPr>
+    </w:lvl>
+    <w:lvl w:ilvl="7" w:tentative="1">
+      <w:start w:val="1"/>
+      <w:numFmt w:val="bullet"/>
+      <w:lvlText w:val=""/>
+      <w:lvlJc w:val="left"/>
+      <w:pPr>
+        <w:tabs>
+          <w:tab w:val="num" w:pos="5760"/>
+        </w:tabs>
+        <w:ind w:left="5760" w:hanging="360"/>
+      </w:pPr>
+      <w:rPr>
+        <w:rFonts w:ascii="Wingdings" w:hAnsi="Wingdings" w:hint="default"/>
+        <w:sz w:val="20"/>
+      </w:rPr>
+    </w:lvl>
+    <w:lvl w:ilvl="8" w:tentative="1">
+      <w:start w:val="1"/>
+      <w:numFmt w:val="bullet"/>
+      <w:lvlText w:val=""/>
+      <w:lvlJc w:val="left"/>
+      <w:pPr>
+        <w:tabs>
+          <w:tab w:val="num" w:pos="6480"/>
+        </w:tabs>
+        <w:ind w:left="6480" w:hanging="360"/>
+      </w:pPr>
+      <w:rPr>
+        <w:rFonts w:ascii="Wingdings" w:hAnsi="Wingdings" w:hint="default"/>
+        <w:sz w:val="20"/>
+      </w:rPr>
+    </w:lvl>
+  </w:abstractNum>
+  <w:abstractNum w:abstractNumId="6" w15:restartNumberingAfterBreak="0">
+    <w:nsid w:val="03B60FE6"/>
+    <w:multiLevelType w:val="multilevel"/>
+    <w:tmpl w:val="41F82A08"/>
     <w:lvl w:ilvl="0">
       <w:start w:val="1"/>
       <w:numFmt w:val="decimal"/>
@@ -10824,10 +11718,606 @@
       </w:pPr>
     </w:lvl>
   </w:abstractNum>
-  <w:abstractNum w:abstractNumId="1" w15:restartNumberingAfterBreak="0">
-    <w:nsid w:val="02DA029A"/>
+  <w:abstractNum w:abstractNumId="7" w15:restartNumberingAfterBreak="0">
+    <w:nsid w:val="03B84B5C"/>
     <w:multiLevelType w:val="multilevel"/>
-    <w:tmpl w:val="DD06C272"/>
+    <w:tmpl w:val="BDFCE8AA"/>
+    <w:lvl w:ilvl="0">
+      <w:start w:val="1"/>
+      <w:numFmt w:val="bullet"/>
+      <w:lvlText w:val=""/>
+      <w:lvlJc w:val="left"/>
+      <w:pPr>
+        <w:tabs>
+          <w:tab w:val="num" w:pos="720"/>
+        </w:tabs>
+        <w:ind w:left="720" w:hanging="360"/>
+      </w:pPr>
+      <w:rPr>
+        <w:rFonts w:ascii="Symbol" w:hAnsi="Symbol" w:hint="default"/>
+        <w:sz w:val="20"/>
+      </w:rPr>
+    </w:lvl>
+    <w:lvl w:ilvl="1" w:tentative="1">
+      <w:start w:val="1"/>
+      <w:numFmt w:val="bullet"/>
+      <w:lvlText w:val="o"/>
+      <w:lvlJc w:val="left"/>
+      <w:pPr>
+        <w:tabs>
+          <w:tab w:val="num" w:pos="1440"/>
+        </w:tabs>
+        <w:ind w:left="1440" w:hanging="360"/>
+      </w:pPr>
+      <w:rPr>
+        <w:rFonts w:ascii="Courier New" w:hAnsi="Courier New" w:hint="default"/>
+        <w:sz w:val="20"/>
+      </w:rPr>
+    </w:lvl>
+    <w:lvl w:ilvl="2" w:tentative="1">
+      <w:start w:val="1"/>
+      <w:numFmt w:val="bullet"/>
+      <w:lvlText w:val=""/>
+      <w:lvlJc w:val="left"/>
+      <w:pPr>
+        <w:tabs>
+          <w:tab w:val="num" w:pos="2160"/>
+        </w:tabs>
+        <w:ind w:left="2160" w:hanging="360"/>
+      </w:pPr>
+      <w:rPr>
+        <w:rFonts w:ascii="Wingdings" w:hAnsi="Wingdings" w:hint="default"/>
+        <w:sz w:val="20"/>
+      </w:rPr>
+    </w:lvl>
+    <w:lvl w:ilvl="3" w:tentative="1">
+      <w:start w:val="1"/>
+      <w:numFmt w:val="bullet"/>
+      <w:lvlText w:val=""/>
+      <w:lvlJc w:val="left"/>
+      <w:pPr>
+        <w:tabs>
+          <w:tab w:val="num" w:pos="2880"/>
+        </w:tabs>
+        <w:ind w:left="2880" w:hanging="360"/>
+      </w:pPr>
+      <w:rPr>
+        <w:rFonts w:ascii="Wingdings" w:hAnsi="Wingdings" w:hint="default"/>
+        <w:sz w:val="20"/>
+      </w:rPr>
+    </w:lvl>
+    <w:lvl w:ilvl="4" w:tentative="1">
+      <w:start w:val="1"/>
+      <w:numFmt w:val="bullet"/>
+      <w:lvlText w:val=""/>
+      <w:lvlJc w:val="left"/>
+      <w:pPr>
+        <w:tabs>
+          <w:tab w:val="num" w:pos="3600"/>
+        </w:tabs>
+        <w:ind w:left="3600" w:hanging="360"/>
+      </w:pPr>
+      <w:rPr>
+        <w:rFonts w:ascii="Wingdings" w:hAnsi="Wingdings" w:hint="default"/>
+        <w:sz w:val="20"/>
+      </w:rPr>
+    </w:lvl>
+    <w:lvl w:ilvl="5" w:tentative="1">
+      <w:start w:val="1"/>
+      <w:numFmt w:val="bullet"/>
+      <w:lvlText w:val=""/>
+      <w:lvlJc w:val="left"/>
+      <w:pPr>
+        <w:tabs>
+          <w:tab w:val="num" w:pos="4320"/>
+        </w:tabs>
+        <w:ind w:left="4320" w:hanging="360"/>
+      </w:pPr>
+      <w:rPr>
+        <w:rFonts w:ascii="Wingdings" w:hAnsi="Wingdings" w:hint="default"/>
+        <w:sz w:val="20"/>
+      </w:rPr>
+    </w:lvl>
+    <w:lvl w:ilvl="6" w:tentative="1">
+      <w:start w:val="1"/>
+      <w:numFmt w:val="bullet"/>
+      <w:lvlText w:val=""/>
+      <w:lvlJc w:val="left"/>
+      <w:pPr>
+        <w:tabs>
+          <w:tab w:val="num" w:pos="5040"/>
+        </w:tabs>
+        <w:ind w:left="5040" w:hanging="360"/>
+      </w:pPr>
+      <w:rPr>
+        <w:rFonts w:ascii="Wingdings" w:hAnsi="Wingdings" w:hint="default"/>
+        <w:sz w:val="20"/>
+      </w:rPr>
+    </w:lvl>
+    <w:lvl w:ilvl="7" w:tentative="1">
+      <w:start w:val="1"/>
+      <w:numFmt w:val="bullet"/>
+      <w:lvlText w:val=""/>
+      <w:lvlJc w:val="left"/>
+      <w:pPr>
+        <w:tabs>
+          <w:tab w:val="num" w:pos="5760"/>
+        </w:tabs>
+        <w:ind w:left="5760" w:hanging="360"/>
+      </w:pPr>
+      <w:rPr>
+        <w:rFonts w:ascii="Wingdings" w:hAnsi="Wingdings" w:hint="default"/>
+        <w:sz w:val="20"/>
+      </w:rPr>
+    </w:lvl>
+    <w:lvl w:ilvl="8" w:tentative="1">
+      <w:start w:val="1"/>
+      <w:numFmt w:val="bullet"/>
+      <w:lvlText w:val=""/>
+      <w:lvlJc w:val="left"/>
+      <w:pPr>
+        <w:tabs>
+          <w:tab w:val="num" w:pos="6480"/>
+        </w:tabs>
+        <w:ind w:left="6480" w:hanging="360"/>
+      </w:pPr>
+      <w:rPr>
+        <w:rFonts w:ascii="Wingdings" w:hAnsi="Wingdings" w:hint="default"/>
+        <w:sz w:val="20"/>
+      </w:rPr>
+    </w:lvl>
+  </w:abstractNum>
+  <w:abstractNum w:abstractNumId="8" w15:restartNumberingAfterBreak="0">
+    <w:nsid w:val="04AA2A9F"/>
+    <w:multiLevelType w:val="multilevel"/>
+    <w:tmpl w:val="95682514"/>
+    <w:lvl w:ilvl="0">
+      <w:start w:val="1"/>
+      <w:numFmt w:val="bullet"/>
+      <w:lvlText w:val=""/>
+      <w:lvlJc w:val="left"/>
+      <w:pPr>
+        <w:tabs>
+          <w:tab w:val="num" w:pos="720"/>
+        </w:tabs>
+        <w:ind w:left="720" w:hanging="360"/>
+      </w:pPr>
+      <w:rPr>
+        <w:rFonts w:ascii="Symbol" w:hAnsi="Symbol" w:hint="default"/>
+        <w:sz w:val="20"/>
+      </w:rPr>
+    </w:lvl>
+    <w:lvl w:ilvl="1" w:tentative="1">
+      <w:start w:val="1"/>
+      <w:numFmt w:val="bullet"/>
+      <w:lvlText w:val="o"/>
+      <w:lvlJc w:val="left"/>
+      <w:pPr>
+        <w:tabs>
+          <w:tab w:val="num" w:pos="1440"/>
+        </w:tabs>
+        <w:ind w:left="1440" w:hanging="360"/>
+      </w:pPr>
+      <w:rPr>
+        <w:rFonts w:ascii="Courier New" w:hAnsi="Courier New" w:hint="default"/>
+        <w:sz w:val="20"/>
+      </w:rPr>
+    </w:lvl>
+    <w:lvl w:ilvl="2" w:tentative="1">
+      <w:start w:val="1"/>
+      <w:numFmt w:val="bullet"/>
+      <w:lvlText w:val=""/>
+      <w:lvlJc w:val="left"/>
+      <w:pPr>
+        <w:tabs>
+          <w:tab w:val="num" w:pos="2160"/>
+        </w:tabs>
+        <w:ind w:left="2160" w:hanging="360"/>
+      </w:pPr>
+      <w:rPr>
+        <w:rFonts w:ascii="Wingdings" w:hAnsi="Wingdings" w:hint="default"/>
+        <w:sz w:val="20"/>
+      </w:rPr>
+    </w:lvl>
+    <w:lvl w:ilvl="3" w:tentative="1">
+      <w:start w:val="1"/>
+      <w:numFmt w:val="bullet"/>
+      <w:lvlText w:val=""/>
+      <w:lvlJc w:val="left"/>
+      <w:pPr>
+        <w:tabs>
+          <w:tab w:val="num" w:pos="2880"/>
+        </w:tabs>
+        <w:ind w:left="2880" w:hanging="360"/>
+      </w:pPr>
+      <w:rPr>
+        <w:rFonts w:ascii="Wingdings" w:hAnsi="Wingdings" w:hint="default"/>
+        <w:sz w:val="20"/>
+      </w:rPr>
+    </w:lvl>
+    <w:lvl w:ilvl="4" w:tentative="1">
+      <w:start w:val="1"/>
+      <w:numFmt w:val="bullet"/>
+      <w:lvlText w:val=""/>
+      <w:lvlJc w:val="left"/>
+      <w:pPr>
+        <w:tabs>
+          <w:tab w:val="num" w:pos="3600"/>
+        </w:tabs>
+        <w:ind w:left="3600" w:hanging="360"/>
+      </w:pPr>
+      <w:rPr>
+        <w:rFonts w:ascii="Wingdings" w:hAnsi="Wingdings" w:hint="default"/>
+        <w:sz w:val="20"/>
+      </w:rPr>
+    </w:lvl>
+    <w:lvl w:ilvl="5" w:tentative="1">
+      <w:start w:val="1"/>
+      <w:numFmt w:val="bullet"/>
+      <w:lvlText w:val=""/>
+      <w:lvlJc w:val="left"/>
+      <w:pPr>
+        <w:tabs>
+          <w:tab w:val="num" w:pos="4320"/>
+        </w:tabs>
+        <w:ind w:left="4320" w:hanging="360"/>
+      </w:pPr>
+      <w:rPr>
+        <w:rFonts w:ascii="Wingdings" w:hAnsi="Wingdings" w:hint="default"/>
+        <w:sz w:val="20"/>
+      </w:rPr>
+    </w:lvl>
+    <w:lvl w:ilvl="6" w:tentative="1">
+      <w:start w:val="1"/>
+      <w:numFmt w:val="bullet"/>
+      <w:lvlText w:val=""/>
+      <w:lvlJc w:val="left"/>
+      <w:pPr>
+        <w:tabs>
+          <w:tab w:val="num" w:pos="5040"/>
+        </w:tabs>
+        <w:ind w:left="5040" w:hanging="360"/>
+      </w:pPr>
+      <w:rPr>
+        <w:rFonts w:ascii="Wingdings" w:hAnsi="Wingdings" w:hint="default"/>
+        <w:sz w:val="20"/>
+      </w:rPr>
+    </w:lvl>
+    <w:lvl w:ilvl="7" w:tentative="1">
+      <w:start w:val="1"/>
+      <w:numFmt w:val="bullet"/>
+      <w:lvlText w:val=""/>
+      <w:lvlJc w:val="left"/>
+      <w:pPr>
+        <w:tabs>
+          <w:tab w:val="num" w:pos="5760"/>
+        </w:tabs>
+        <w:ind w:left="5760" w:hanging="360"/>
+      </w:pPr>
+      <w:rPr>
+        <w:rFonts w:ascii="Wingdings" w:hAnsi="Wingdings" w:hint="default"/>
+        <w:sz w:val="20"/>
+      </w:rPr>
+    </w:lvl>
+    <w:lvl w:ilvl="8" w:tentative="1">
+      <w:start w:val="1"/>
+      <w:numFmt w:val="bullet"/>
+      <w:lvlText w:val=""/>
+      <w:lvlJc w:val="left"/>
+      <w:pPr>
+        <w:tabs>
+          <w:tab w:val="num" w:pos="6480"/>
+        </w:tabs>
+        <w:ind w:left="6480" w:hanging="360"/>
+      </w:pPr>
+      <w:rPr>
+        <w:rFonts w:ascii="Wingdings" w:hAnsi="Wingdings" w:hint="default"/>
+        <w:sz w:val="20"/>
+      </w:rPr>
+    </w:lvl>
+  </w:abstractNum>
+  <w:abstractNum w:abstractNumId="9" w15:restartNumberingAfterBreak="0">
+    <w:nsid w:val="0768594A"/>
+    <w:multiLevelType w:val="multilevel"/>
+    <w:tmpl w:val="48EE62F8"/>
+    <w:lvl w:ilvl="0">
+      <w:start w:val="1"/>
+      <w:numFmt w:val="bullet"/>
+      <w:lvlText w:val=""/>
+      <w:lvlJc w:val="left"/>
+      <w:pPr>
+        <w:tabs>
+          <w:tab w:val="num" w:pos="720"/>
+        </w:tabs>
+        <w:ind w:left="720" w:hanging="360"/>
+      </w:pPr>
+      <w:rPr>
+        <w:rFonts w:ascii="Symbol" w:hAnsi="Symbol" w:hint="default"/>
+        <w:sz w:val="20"/>
+      </w:rPr>
+    </w:lvl>
+    <w:lvl w:ilvl="1" w:tentative="1">
+      <w:start w:val="1"/>
+      <w:numFmt w:val="bullet"/>
+      <w:lvlText w:val="o"/>
+      <w:lvlJc w:val="left"/>
+      <w:pPr>
+        <w:tabs>
+          <w:tab w:val="num" w:pos="1440"/>
+        </w:tabs>
+        <w:ind w:left="1440" w:hanging="360"/>
+      </w:pPr>
+      <w:rPr>
+        <w:rFonts w:ascii="Courier New" w:hAnsi="Courier New" w:hint="default"/>
+        <w:sz w:val="20"/>
+      </w:rPr>
+    </w:lvl>
+    <w:lvl w:ilvl="2" w:tentative="1">
+      <w:start w:val="1"/>
+      <w:numFmt w:val="bullet"/>
+      <w:lvlText w:val=""/>
+      <w:lvlJc w:val="left"/>
+      <w:pPr>
+        <w:tabs>
+          <w:tab w:val="num" w:pos="2160"/>
+        </w:tabs>
+        <w:ind w:left="2160" w:hanging="360"/>
+      </w:pPr>
+      <w:rPr>
+        <w:rFonts w:ascii="Wingdings" w:hAnsi="Wingdings" w:hint="default"/>
+        <w:sz w:val="20"/>
+      </w:rPr>
+    </w:lvl>
+    <w:lvl w:ilvl="3" w:tentative="1">
+      <w:start w:val="1"/>
+      <w:numFmt w:val="bullet"/>
+      <w:lvlText w:val=""/>
+      <w:lvlJc w:val="left"/>
+      <w:pPr>
+        <w:tabs>
+          <w:tab w:val="num" w:pos="2880"/>
+        </w:tabs>
+        <w:ind w:left="2880" w:hanging="360"/>
+      </w:pPr>
+      <w:rPr>
+        <w:rFonts w:ascii="Wingdings" w:hAnsi="Wingdings" w:hint="default"/>
+        <w:sz w:val="20"/>
+      </w:rPr>
+    </w:lvl>
+    <w:lvl w:ilvl="4" w:tentative="1">
+      <w:start w:val="1"/>
+      <w:numFmt w:val="bullet"/>
+      <w:lvlText w:val=""/>
+      <w:lvlJc w:val="left"/>
+      <w:pPr>
+        <w:tabs>
+          <w:tab w:val="num" w:pos="3600"/>
+        </w:tabs>
+        <w:ind w:left="3600" w:hanging="360"/>
+      </w:pPr>
+      <w:rPr>
+        <w:rFonts w:ascii="Wingdings" w:hAnsi="Wingdings" w:hint="default"/>
+        <w:sz w:val="20"/>
+      </w:rPr>
+    </w:lvl>
+    <w:lvl w:ilvl="5" w:tentative="1">
+      <w:start w:val="1"/>
+      <w:numFmt w:val="bullet"/>
+      <w:lvlText w:val=""/>
+      <w:lvlJc w:val="left"/>
+      <w:pPr>
+        <w:tabs>
+          <w:tab w:val="num" w:pos="4320"/>
+        </w:tabs>
+        <w:ind w:left="4320" w:hanging="360"/>
+      </w:pPr>
+      <w:rPr>
+        <w:rFonts w:ascii="Wingdings" w:hAnsi="Wingdings" w:hint="default"/>
+        <w:sz w:val="20"/>
+      </w:rPr>
+    </w:lvl>
+    <w:lvl w:ilvl="6" w:tentative="1">
+      <w:start w:val="1"/>
+      <w:numFmt w:val="bullet"/>
+      <w:lvlText w:val=""/>
+      <w:lvlJc w:val="left"/>
+      <w:pPr>
+        <w:tabs>
+          <w:tab w:val="num" w:pos="5040"/>
+        </w:tabs>
+        <w:ind w:left="5040" w:hanging="360"/>
+      </w:pPr>
+      <w:rPr>
+        <w:rFonts w:ascii="Wingdings" w:hAnsi="Wingdings" w:hint="default"/>
+        <w:sz w:val="20"/>
+      </w:rPr>
+    </w:lvl>
+    <w:lvl w:ilvl="7" w:tentative="1">
+      <w:start w:val="1"/>
+      <w:numFmt w:val="bullet"/>
+      <w:lvlText w:val=""/>
+      <w:lvlJc w:val="left"/>
+      <w:pPr>
+        <w:tabs>
+          <w:tab w:val="num" w:pos="5760"/>
+        </w:tabs>
+        <w:ind w:left="5760" w:hanging="360"/>
+      </w:pPr>
+      <w:rPr>
+        <w:rFonts w:ascii="Wingdings" w:hAnsi="Wingdings" w:hint="default"/>
+        <w:sz w:val="20"/>
+      </w:rPr>
+    </w:lvl>
+    <w:lvl w:ilvl="8" w:tentative="1">
+      <w:start w:val="1"/>
+      <w:numFmt w:val="bullet"/>
+      <w:lvlText w:val=""/>
+      <w:lvlJc w:val="left"/>
+      <w:pPr>
+        <w:tabs>
+          <w:tab w:val="num" w:pos="6480"/>
+        </w:tabs>
+        <w:ind w:left="6480" w:hanging="360"/>
+      </w:pPr>
+      <w:rPr>
+        <w:rFonts w:ascii="Wingdings" w:hAnsi="Wingdings" w:hint="default"/>
+        <w:sz w:val="20"/>
+      </w:rPr>
+    </w:lvl>
+  </w:abstractNum>
+  <w:abstractNum w:abstractNumId="10" w15:restartNumberingAfterBreak="0">
+    <w:nsid w:val="0A6A2808"/>
+    <w:multiLevelType w:val="multilevel"/>
+    <w:tmpl w:val="F3825D78"/>
+    <w:lvl w:ilvl="0">
+      <w:start w:val="1"/>
+      <w:numFmt w:val="bullet"/>
+      <w:lvlText w:val=""/>
+      <w:lvlJc w:val="left"/>
+      <w:pPr>
+        <w:tabs>
+          <w:tab w:val="num" w:pos="720"/>
+        </w:tabs>
+        <w:ind w:left="720" w:hanging="360"/>
+      </w:pPr>
+      <w:rPr>
+        <w:rFonts w:ascii="Symbol" w:hAnsi="Symbol" w:hint="default"/>
+        <w:sz w:val="20"/>
+      </w:rPr>
+    </w:lvl>
+    <w:lvl w:ilvl="1" w:tentative="1">
+      <w:start w:val="1"/>
+      <w:numFmt w:val="bullet"/>
+      <w:lvlText w:val="o"/>
+      <w:lvlJc w:val="left"/>
+      <w:pPr>
+        <w:tabs>
+          <w:tab w:val="num" w:pos="1440"/>
+        </w:tabs>
+        <w:ind w:left="1440" w:hanging="360"/>
+      </w:pPr>
+      <w:rPr>
+        <w:rFonts w:ascii="Courier New" w:hAnsi="Courier New" w:hint="default"/>
+        <w:sz w:val="20"/>
+      </w:rPr>
+    </w:lvl>
+    <w:lvl w:ilvl="2" w:tentative="1">
+      <w:start w:val="1"/>
+      <w:numFmt w:val="bullet"/>
+      <w:lvlText w:val=""/>
+      <w:lvlJc w:val="left"/>
+      <w:pPr>
+        <w:tabs>
+          <w:tab w:val="num" w:pos="2160"/>
+        </w:tabs>
+        <w:ind w:left="2160" w:hanging="360"/>
+      </w:pPr>
+      <w:rPr>
+        <w:rFonts w:ascii="Wingdings" w:hAnsi="Wingdings" w:hint="default"/>
+        <w:sz w:val="20"/>
+      </w:rPr>
+    </w:lvl>
+    <w:lvl w:ilvl="3" w:tentative="1">
+      <w:start w:val="1"/>
+      <w:numFmt w:val="bullet"/>
+      <w:lvlText w:val=""/>
+      <w:lvlJc w:val="left"/>
+      <w:pPr>
+        <w:tabs>
+          <w:tab w:val="num" w:pos="2880"/>
+        </w:tabs>
+        <w:ind w:left="2880" w:hanging="360"/>
+      </w:pPr>
+      <w:rPr>
+        <w:rFonts w:ascii="Wingdings" w:hAnsi="Wingdings" w:hint="default"/>
+        <w:sz w:val="20"/>
+      </w:rPr>
+    </w:lvl>
+    <w:lvl w:ilvl="4" w:tentative="1">
+      <w:start w:val="1"/>
+      <w:numFmt w:val="bullet"/>
+      <w:lvlText w:val=""/>
+      <w:lvlJc w:val="left"/>
+      <w:pPr>
+        <w:tabs>
+          <w:tab w:val="num" w:pos="3600"/>
+        </w:tabs>
+        <w:ind w:left="3600" w:hanging="360"/>
+      </w:pPr>
+      <w:rPr>
+        <w:rFonts w:ascii="Wingdings" w:hAnsi="Wingdings" w:hint="default"/>
+        <w:sz w:val="20"/>
+      </w:rPr>
+    </w:lvl>
+    <w:lvl w:ilvl="5" w:tentative="1">
+      <w:start w:val="1"/>
+      <w:numFmt w:val="bullet"/>
+      <w:lvlText w:val=""/>
+      <w:lvlJc w:val="left"/>
+      <w:pPr>
+        <w:tabs>
+          <w:tab w:val="num" w:pos="4320"/>
+        </w:tabs>
+        <w:ind w:left="4320" w:hanging="360"/>
+      </w:pPr>
+      <w:rPr>
+        <w:rFonts w:ascii="Wingdings" w:hAnsi="Wingdings" w:hint="default"/>
+        <w:sz w:val="20"/>
+      </w:rPr>
+    </w:lvl>
+    <w:lvl w:ilvl="6" w:tentative="1">
+      <w:start w:val="1"/>
+      <w:numFmt w:val="bullet"/>
+      <w:lvlText w:val=""/>
+      <w:lvlJc w:val="left"/>
+      <w:pPr>
+        <w:tabs>
+          <w:tab w:val="num" w:pos="5040"/>
+        </w:tabs>
+        <w:ind w:left="5040" w:hanging="360"/>
+      </w:pPr>
+      <w:rPr>
+        <w:rFonts w:ascii="Wingdings" w:hAnsi="Wingdings" w:hint="default"/>
+        <w:sz w:val="20"/>
+      </w:rPr>
+    </w:lvl>
+    <w:lvl w:ilvl="7" w:tentative="1">
+      <w:start w:val="1"/>
+      <w:numFmt w:val="bullet"/>
+      <w:lvlText w:val=""/>
+      <w:lvlJc w:val="left"/>
+      <w:pPr>
+        <w:tabs>
+          <w:tab w:val="num" w:pos="5760"/>
+        </w:tabs>
+        <w:ind w:left="5760" w:hanging="360"/>
+      </w:pPr>
+      <w:rPr>
+        <w:rFonts w:ascii="Wingdings" w:hAnsi="Wingdings" w:hint="default"/>
+        <w:sz w:val="20"/>
+      </w:rPr>
+    </w:lvl>
+    <w:lvl w:ilvl="8" w:tentative="1">
+      <w:start w:val="1"/>
+      <w:numFmt w:val="bullet"/>
+      <w:lvlText w:val=""/>
+      <w:lvlJc w:val="left"/>
+      <w:pPr>
+        <w:tabs>
+          <w:tab w:val="num" w:pos="6480"/>
+        </w:tabs>
+        <w:ind w:left="6480" w:hanging="360"/>
+      </w:pPr>
+      <w:rPr>
+        <w:rFonts w:ascii="Wingdings" w:hAnsi="Wingdings" w:hint="default"/>
+        <w:sz w:val="20"/>
+      </w:rPr>
+    </w:lvl>
+  </w:abstractNum>
+  <w:abstractNum w:abstractNumId="11" w15:restartNumberingAfterBreak="0">
+    <w:nsid w:val="0D0400E8"/>
+    <w:multiLevelType w:val="multilevel"/>
+    <w:tmpl w:val="DDE2DB26"/>
     <w:lvl w:ilvl="0">
       <w:start w:val="1"/>
       <w:numFmt w:val="decimal"/>
@@ -10941,10 +12431,159 @@
       </w:pPr>
     </w:lvl>
   </w:abstractNum>
-  <w:abstractNum w:abstractNumId="2" w15:restartNumberingAfterBreak="0">
-    <w:nsid w:val="02F52EE6"/>
+  <w:abstractNum w:abstractNumId="12" w15:restartNumberingAfterBreak="0">
+    <w:nsid w:val="0DB6367D"/>
     <w:multiLevelType w:val="multilevel"/>
-    <w:tmpl w:val="C778E740"/>
+    <w:tmpl w:val="0A723B96"/>
+    <w:lvl w:ilvl="0">
+      <w:start w:val="1"/>
+      <w:numFmt w:val="bullet"/>
+      <w:lvlText w:val=""/>
+      <w:lvlJc w:val="left"/>
+      <w:pPr>
+        <w:tabs>
+          <w:tab w:val="num" w:pos="720"/>
+        </w:tabs>
+        <w:ind w:left="720" w:hanging="360"/>
+      </w:pPr>
+      <w:rPr>
+        <w:rFonts w:ascii="Symbol" w:hAnsi="Symbol" w:hint="default"/>
+        <w:sz w:val="20"/>
+      </w:rPr>
+    </w:lvl>
+    <w:lvl w:ilvl="1" w:tentative="1">
+      <w:start w:val="1"/>
+      <w:numFmt w:val="bullet"/>
+      <w:lvlText w:val="o"/>
+      <w:lvlJc w:val="left"/>
+      <w:pPr>
+        <w:tabs>
+          <w:tab w:val="num" w:pos="1440"/>
+        </w:tabs>
+        <w:ind w:left="1440" w:hanging="360"/>
+      </w:pPr>
+      <w:rPr>
+        <w:rFonts w:ascii="Courier New" w:hAnsi="Courier New" w:hint="default"/>
+        <w:sz w:val="20"/>
+      </w:rPr>
+    </w:lvl>
+    <w:lvl w:ilvl="2" w:tentative="1">
+      <w:start w:val="1"/>
+      <w:numFmt w:val="bullet"/>
+      <w:lvlText w:val=""/>
+      <w:lvlJc w:val="left"/>
+      <w:pPr>
+        <w:tabs>
+          <w:tab w:val="num" w:pos="2160"/>
+        </w:tabs>
+        <w:ind w:left="2160" w:hanging="360"/>
+      </w:pPr>
+      <w:rPr>
+        <w:rFonts w:ascii="Wingdings" w:hAnsi="Wingdings" w:hint="default"/>
+        <w:sz w:val="20"/>
+      </w:rPr>
+    </w:lvl>
+    <w:lvl w:ilvl="3" w:tentative="1">
+      <w:start w:val="1"/>
+      <w:numFmt w:val="bullet"/>
+      <w:lvlText w:val=""/>
+      <w:lvlJc w:val="left"/>
+      <w:pPr>
+        <w:tabs>
+          <w:tab w:val="num" w:pos="2880"/>
+        </w:tabs>
+        <w:ind w:left="2880" w:hanging="360"/>
+      </w:pPr>
+      <w:rPr>
+        <w:rFonts w:ascii="Wingdings" w:hAnsi="Wingdings" w:hint="default"/>
+        <w:sz w:val="20"/>
+      </w:rPr>
+    </w:lvl>
+    <w:lvl w:ilvl="4" w:tentative="1">
+      <w:start w:val="1"/>
+      <w:numFmt w:val="bullet"/>
+      <w:lvlText w:val=""/>
+      <w:lvlJc w:val="left"/>
+      <w:pPr>
+        <w:tabs>
+          <w:tab w:val="num" w:pos="3600"/>
+        </w:tabs>
+        <w:ind w:left="3600" w:hanging="360"/>
+      </w:pPr>
+      <w:rPr>
+        <w:rFonts w:ascii="Wingdings" w:hAnsi="Wingdings" w:hint="default"/>
+        <w:sz w:val="20"/>
+      </w:rPr>
+    </w:lvl>
+    <w:lvl w:ilvl="5" w:tentative="1">
+      <w:start w:val="1"/>
+      <w:numFmt w:val="bullet"/>
+      <w:lvlText w:val=""/>
+      <w:lvlJc w:val="left"/>
+      <w:pPr>
+        <w:tabs>
+          <w:tab w:val="num" w:pos="4320"/>
+        </w:tabs>
+        <w:ind w:left="4320" w:hanging="360"/>
+      </w:pPr>
+      <w:rPr>
+        <w:rFonts w:ascii="Wingdings" w:hAnsi="Wingdings" w:hint="default"/>
+        <w:sz w:val="20"/>
+      </w:rPr>
+    </w:lvl>
+    <w:lvl w:ilvl="6" w:tentative="1">
+      <w:start w:val="1"/>
+      <w:numFmt w:val="bullet"/>
+      <w:lvlText w:val=""/>
+      <w:lvlJc w:val="left"/>
+      <w:pPr>
+        <w:tabs>
+          <w:tab w:val="num" w:pos="5040"/>
+        </w:tabs>
+        <w:ind w:left="5040" w:hanging="360"/>
+      </w:pPr>
+      <w:rPr>
+        <w:rFonts w:ascii="Wingdings" w:hAnsi="Wingdings" w:hint="default"/>
+        <w:sz w:val="20"/>
+      </w:rPr>
+    </w:lvl>
+    <w:lvl w:ilvl="7" w:tentative="1">
+      <w:start w:val="1"/>
+      <w:numFmt w:val="bullet"/>
+      <w:lvlText w:val=""/>
+      <w:lvlJc w:val="left"/>
+      <w:pPr>
+        <w:tabs>
+          <w:tab w:val="num" w:pos="5760"/>
+        </w:tabs>
+        <w:ind w:left="5760" w:hanging="360"/>
+      </w:pPr>
+      <w:rPr>
+        <w:rFonts w:ascii="Wingdings" w:hAnsi="Wingdings" w:hint="default"/>
+        <w:sz w:val="20"/>
+      </w:rPr>
+    </w:lvl>
+    <w:lvl w:ilvl="8" w:tentative="1">
+      <w:start w:val="1"/>
+      <w:numFmt w:val="bullet"/>
+      <w:lvlText w:val=""/>
+      <w:lvlJc w:val="left"/>
+      <w:pPr>
+        <w:tabs>
+          <w:tab w:val="num" w:pos="6480"/>
+        </w:tabs>
+        <w:ind w:left="6480" w:hanging="360"/>
+      </w:pPr>
+      <w:rPr>
+        <w:rFonts w:ascii="Wingdings" w:hAnsi="Wingdings" w:hint="default"/>
+        <w:sz w:val="20"/>
+      </w:rPr>
+    </w:lvl>
+  </w:abstractNum>
+  <w:abstractNum w:abstractNumId="13" w15:restartNumberingAfterBreak="0">
+    <w:nsid w:val="0FE31E07"/>
+    <w:multiLevelType w:val="multilevel"/>
+    <w:tmpl w:val="56EE3C26"/>
     <w:lvl w:ilvl="0">
       <w:start w:val="1"/>
       <w:numFmt w:val="decimal"/>
@@ -11058,904 +12697,10 @@
       </w:pPr>
     </w:lvl>
   </w:abstractNum>
-  <w:abstractNum w:abstractNumId="3" w15:restartNumberingAfterBreak="0">
-    <w:nsid w:val="051E7609"/>
+  <w:abstractNum w:abstractNumId="14" w15:restartNumberingAfterBreak="0">
+    <w:nsid w:val="10193E77"/>
     <w:multiLevelType w:val="multilevel"/>
-    <w:tmpl w:val="06B48650"/>
-    <w:lvl w:ilvl="0">
-      <w:start w:val="1"/>
-      <w:numFmt w:val="bullet"/>
-      <w:lvlText w:val=""/>
-      <w:lvlJc w:val="left"/>
-      <w:pPr>
-        <w:tabs>
-          <w:tab w:val="num" w:pos="720"/>
-        </w:tabs>
-        <w:ind w:left="720" w:hanging="360"/>
-      </w:pPr>
-      <w:rPr>
-        <w:rFonts w:ascii="Symbol" w:hAnsi="Symbol" w:hint="default"/>
-        <w:sz w:val="20"/>
-      </w:rPr>
-    </w:lvl>
-    <w:lvl w:ilvl="1" w:tentative="1">
-      <w:start w:val="1"/>
-      <w:numFmt w:val="bullet"/>
-      <w:lvlText w:val="o"/>
-      <w:lvlJc w:val="left"/>
-      <w:pPr>
-        <w:tabs>
-          <w:tab w:val="num" w:pos="1440"/>
-        </w:tabs>
-        <w:ind w:left="1440" w:hanging="360"/>
-      </w:pPr>
-      <w:rPr>
-        <w:rFonts w:ascii="Courier New" w:hAnsi="Courier New" w:hint="default"/>
-        <w:sz w:val="20"/>
-      </w:rPr>
-    </w:lvl>
-    <w:lvl w:ilvl="2" w:tentative="1">
-      <w:start w:val="1"/>
-      <w:numFmt w:val="bullet"/>
-      <w:lvlText w:val=""/>
-      <w:lvlJc w:val="left"/>
-      <w:pPr>
-        <w:tabs>
-          <w:tab w:val="num" w:pos="2160"/>
-        </w:tabs>
-        <w:ind w:left="2160" w:hanging="360"/>
-      </w:pPr>
-      <w:rPr>
-        <w:rFonts w:ascii="Wingdings" w:hAnsi="Wingdings" w:hint="default"/>
-        <w:sz w:val="20"/>
-      </w:rPr>
-    </w:lvl>
-    <w:lvl w:ilvl="3" w:tentative="1">
-      <w:start w:val="1"/>
-      <w:numFmt w:val="bullet"/>
-      <w:lvlText w:val=""/>
-      <w:lvlJc w:val="left"/>
-      <w:pPr>
-        <w:tabs>
-          <w:tab w:val="num" w:pos="2880"/>
-        </w:tabs>
-        <w:ind w:left="2880" w:hanging="360"/>
-      </w:pPr>
-      <w:rPr>
-        <w:rFonts w:ascii="Wingdings" w:hAnsi="Wingdings" w:hint="default"/>
-        <w:sz w:val="20"/>
-      </w:rPr>
-    </w:lvl>
-    <w:lvl w:ilvl="4" w:tentative="1">
-      <w:start w:val="1"/>
-      <w:numFmt w:val="bullet"/>
-      <w:lvlText w:val=""/>
-      <w:lvlJc w:val="left"/>
-      <w:pPr>
-        <w:tabs>
-          <w:tab w:val="num" w:pos="3600"/>
-        </w:tabs>
-        <w:ind w:left="3600" w:hanging="360"/>
-      </w:pPr>
-      <w:rPr>
-        <w:rFonts w:ascii="Wingdings" w:hAnsi="Wingdings" w:hint="default"/>
-        <w:sz w:val="20"/>
-      </w:rPr>
-    </w:lvl>
-    <w:lvl w:ilvl="5" w:tentative="1">
-      <w:start w:val="1"/>
-      <w:numFmt w:val="bullet"/>
-      <w:lvlText w:val=""/>
-      <w:lvlJc w:val="left"/>
-      <w:pPr>
-        <w:tabs>
-          <w:tab w:val="num" w:pos="4320"/>
-        </w:tabs>
-        <w:ind w:left="4320" w:hanging="360"/>
-      </w:pPr>
-      <w:rPr>
-        <w:rFonts w:ascii="Wingdings" w:hAnsi="Wingdings" w:hint="default"/>
-        <w:sz w:val="20"/>
-      </w:rPr>
-    </w:lvl>
-    <w:lvl w:ilvl="6" w:tentative="1">
-      <w:start w:val="1"/>
-      <w:numFmt w:val="bullet"/>
-      <w:lvlText w:val=""/>
-      <w:lvlJc w:val="left"/>
-      <w:pPr>
-        <w:tabs>
-          <w:tab w:val="num" w:pos="5040"/>
-        </w:tabs>
-        <w:ind w:left="5040" w:hanging="360"/>
-      </w:pPr>
-      <w:rPr>
-        <w:rFonts w:ascii="Wingdings" w:hAnsi="Wingdings" w:hint="default"/>
-        <w:sz w:val="20"/>
-      </w:rPr>
-    </w:lvl>
-    <w:lvl w:ilvl="7" w:tentative="1">
-      <w:start w:val="1"/>
-      <w:numFmt w:val="bullet"/>
-      <w:lvlText w:val=""/>
-      <w:lvlJc w:val="left"/>
-      <w:pPr>
-        <w:tabs>
-          <w:tab w:val="num" w:pos="5760"/>
-        </w:tabs>
-        <w:ind w:left="5760" w:hanging="360"/>
-      </w:pPr>
-      <w:rPr>
-        <w:rFonts w:ascii="Wingdings" w:hAnsi="Wingdings" w:hint="default"/>
-        <w:sz w:val="20"/>
-      </w:rPr>
-    </w:lvl>
-    <w:lvl w:ilvl="8" w:tentative="1">
-      <w:start w:val="1"/>
-      <w:numFmt w:val="bullet"/>
-      <w:lvlText w:val=""/>
-      <w:lvlJc w:val="left"/>
-      <w:pPr>
-        <w:tabs>
-          <w:tab w:val="num" w:pos="6480"/>
-        </w:tabs>
-        <w:ind w:left="6480" w:hanging="360"/>
-      </w:pPr>
-      <w:rPr>
-        <w:rFonts w:ascii="Wingdings" w:hAnsi="Wingdings" w:hint="default"/>
-        <w:sz w:val="20"/>
-      </w:rPr>
-    </w:lvl>
-  </w:abstractNum>
-  <w:abstractNum w:abstractNumId="4" w15:restartNumberingAfterBreak="0">
-    <w:nsid w:val="0562204B"/>
-    <w:multiLevelType w:val="multilevel"/>
-    <w:tmpl w:val="4BC07A82"/>
-    <w:lvl w:ilvl="0">
-      <w:start w:val="1"/>
-      <w:numFmt w:val="bullet"/>
-      <w:lvlText w:val=""/>
-      <w:lvlJc w:val="left"/>
-      <w:pPr>
-        <w:tabs>
-          <w:tab w:val="num" w:pos="720"/>
-        </w:tabs>
-        <w:ind w:left="720" w:hanging="360"/>
-      </w:pPr>
-      <w:rPr>
-        <w:rFonts w:ascii="Symbol" w:hAnsi="Symbol" w:hint="default"/>
-        <w:sz w:val="20"/>
-      </w:rPr>
-    </w:lvl>
-    <w:lvl w:ilvl="1" w:tentative="1">
-      <w:start w:val="1"/>
-      <w:numFmt w:val="bullet"/>
-      <w:lvlText w:val="o"/>
-      <w:lvlJc w:val="left"/>
-      <w:pPr>
-        <w:tabs>
-          <w:tab w:val="num" w:pos="1440"/>
-        </w:tabs>
-        <w:ind w:left="1440" w:hanging="360"/>
-      </w:pPr>
-      <w:rPr>
-        <w:rFonts w:ascii="Courier New" w:hAnsi="Courier New" w:hint="default"/>
-        <w:sz w:val="20"/>
-      </w:rPr>
-    </w:lvl>
-    <w:lvl w:ilvl="2" w:tentative="1">
-      <w:start w:val="1"/>
-      <w:numFmt w:val="bullet"/>
-      <w:lvlText w:val=""/>
-      <w:lvlJc w:val="left"/>
-      <w:pPr>
-        <w:tabs>
-          <w:tab w:val="num" w:pos="2160"/>
-        </w:tabs>
-        <w:ind w:left="2160" w:hanging="360"/>
-      </w:pPr>
-      <w:rPr>
-        <w:rFonts w:ascii="Wingdings" w:hAnsi="Wingdings" w:hint="default"/>
-        <w:sz w:val="20"/>
-      </w:rPr>
-    </w:lvl>
-    <w:lvl w:ilvl="3" w:tentative="1">
-      <w:start w:val="1"/>
-      <w:numFmt w:val="bullet"/>
-      <w:lvlText w:val=""/>
-      <w:lvlJc w:val="left"/>
-      <w:pPr>
-        <w:tabs>
-          <w:tab w:val="num" w:pos="2880"/>
-        </w:tabs>
-        <w:ind w:left="2880" w:hanging="360"/>
-      </w:pPr>
-      <w:rPr>
-        <w:rFonts w:ascii="Wingdings" w:hAnsi="Wingdings" w:hint="default"/>
-        <w:sz w:val="20"/>
-      </w:rPr>
-    </w:lvl>
-    <w:lvl w:ilvl="4" w:tentative="1">
-      <w:start w:val="1"/>
-      <w:numFmt w:val="bullet"/>
-      <w:lvlText w:val=""/>
-      <w:lvlJc w:val="left"/>
-      <w:pPr>
-        <w:tabs>
-          <w:tab w:val="num" w:pos="3600"/>
-        </w:tabs>
-        <w:ind w:left="3600" w:hanging="360"/>
-      </w:pPr>
-      <w:rPr>
-        <w:rFonts w:ascii="Wingdings" w:hAnsi="Wingdings" w:hint="default"/>
-        <w:sz w:val="20"/>
-      </w:rPr>
-    </w:lvl>
-    <w:lvl w:ilvl="5" w:tentative="1">
-      <w:start w:val="1"/>
-      <w:numFmt w:val="bullet"/>
-      <w:lvlText w:val=""/>
-      <w:lvlJc w:val="left"/>
-      <w:pPr>
-        <w:tabs>
-          <w:tab w:val="num" w:pos="4320"/>
-        </w:tabs>
-        <w:ind w:left="4320" w:hanging="360"/>
-      </w:pPr>
-      <w:rPr>
-        <w:rFonts w:ascii="Wingdings" w:hAnsi="Wingdings" w:hint="default"/>
-        <w:sz w:val="20"/>
-      </w:rPr>
-    </w:lvl>
-    <w:lvl w:ilvl="6" w:tentative="1">
-      <w:start w:val="1"/>
-      <w:numFmt w:val="bullet"/>
-      <w:lvlText w:val=""/>
-      <w:lvlJc w:val="left"/>
-      <w:pPr>
-        <w:tabs>
-          <w:tab w:val="num" w:pos="5040"/>
-        </w:tabs>
-        <w:ind w:left="5040" w:hanging="360"/>
-      </w:pPr>
-      <w:rPr>
-        <w:rFonts w:ascii="Wingdings" w:hAnsi="Wingdings" w:hint="default"/>
-        <w:sz w:val="20"/>
-      </w:rPr>
-    </w:lvl>
-    <w:lvl w:ilvl="7" w:tentative="1">
-      <w:start w:val="1"/>
-      <w:numFmt w:val="bullet"/>
-      <w:lvlText w:val=""/>
-      <w:lvlJc w:val="left"/>
-      <w:pPr>
-        <w:tabs>
-          <w:tab w:val="num" w:pos="5760"/>
-        </w:tabs>
-        <w:ind w:left="5760" w:hanging="360"/>
-      </w:pPr>
-      <w:rPr>
-        <w:rFonts w:ascii="Wingdings" w:hAnsi="Wingdings" w:hint="default"/>
-        <w:sz w:val="20"/>
-      </w:rPr>
-    </w:lvl>
-    <w:lvl w:ilvl="8" w:tentative="1">
-      <w:start w:val="1"/>
-      <w:numFmt w:val="bullet"/>
-      <w:lvlText w:val=""/>
-      <w:lvlJc w:val="left"/>
-      <w:pPr>
-        <w:tabs>
-          <w:tab w:val="num" w:pos="6480"/>
-        </w:tabs>
-        <w:ind w:left="6480" w:hanging="360"/>
-      </w:pPr>
-      <w:rPr>
-        <w:rFonts w:ascii="Wingdings" w:hAnsi="Wingdings" w:hint="default"/>
-        <w:sz w:val="20"/>
-      </w:rPr>
-    </w:lvl>
-  </w:abstractNum>
-  <w:abstractNum w:abstractNumId="5" w15:restartNumberingAfterBreak="0">
-    <w:nsid w:val="05B17489"/>
-    <w:multiLevelType w:val="multilevel"/>
-    <w:tmpl w:val="DAB4CEA4"/>
-    <w:lvl w:ilvl="0">
-      <w:start w:val="1"/>
-      <w:numFmt w:val="bullet"/>
-      <w:lvlText w:val=""/>
-      <w:lvlJc w:val="left"/>
-      <w:pPr>
-        <w:tabs>
-          <w:tab w:val="num" w:pos="720"/>
-        </w:tabs>
-        <w:ind w:left="720" w:hanging="360"/>
-      </w:pPr>
-      <w:rPr>
-        <w:rFonts w:ascii="Symbol" w:hAnsi="Symbol" w:hint="default"/>
-        <w:sz w:val="20"/>
-      </w:rPr>
-    </w:lvl>
-    <w:lvl w:ilvl="1" w:tentative="1">
-      <w:start w:val="1"/>
-      <w:numFmt w:val="bullet"/>
-      <w:lvlText w:val="o"/>
-      <w:lvlJc w:val="left"/>
-      <w:pPr>
-        <w:tabs>
-          <w:tab w:val="num" w:pos="1440"/>
-        </w:tabs>
-        <w:ind w:left="1440" w:hanging="360"/>
-      </w:pPr>
-      <w:rPr>
-        <w:rFonts w:ascii="Courier New" w:hAnsi="Courier New" w:hint="default"/>
-        <w:sz w:val="20"/>
-      </w:rPr>
-    </w:lvl>
-    <w:lvl w:ilvl="2" w:tentative="1">
-      <w:start w:val="1"/>
-      <w:numFmt w:val="bullet"/>
-      <w:lvlText w:val=""/>
-      <w:lvlJc w:val="left"/>
-      <w:pPr>
-        <w:tabs>
-          <w:tab w:val="num" w:pos="2160"/>
-        </w:tabs>
-        <w:ind w:left="2160" w:hanging="360"/>
-      </w:pPr>
-      <w:rPr>
-        <w:rFonts w:ascii="Wingdings" w:hAnsi="Wingdings" w:hint="default"/>
-        <w:sz w:val="20"/>
-      </w:rPr>
-    </w:lvl>
-    <w:lvl w:ilvl="3" w:tentative="1">
-      <w:start w:val="1"/>
-      <w:numFmt w:val="bullet"/>
-      <w:lvlText w:val=""/>
-      <w:lvlJc w:val="left"/>
-      <w:pPr>
-        <w:tabs>
-          <w:tab w:val="num" w:pos="2880"/>
-        </w:tabs>
-        <w:ind w:left="2880" w:hanging="360"/>
-      </w:pPr>
-      <w:rPr>
-        <w:rFonts w:ascii="Wingdings" w:hAnsi="Wingdings" w:hint="default"/>
-        <w:sz w:val="20"/>
-      </w:rPr>
-    </w:lvl>
-    <w:lvl w:ilvl="4" w:tentative="1">
-      <w:start w:val="1"/>
-      <w:numFmt w:val="bullet"/>
-      <w:lvlText w:val=""/>
-      <w:lvlJc w:val="left"/>
-      <w:pPr>
-        <w:tabs>
-          <w:tab w:val="num" w:pos="3600"/>
-        </w:tabs>
-        <w:ind w:left="3600" w:hanging="360"/>
-      </w:pPr>
-      <w:rPr>
-        <w:rFonts w:ascii="Wingdings" w:hAnsi="Wingdings" w:hint="default"/>
-        <w:sz w:val="20"/>
-      </w:rPr>
-    </w:lvl>
-    <w:lvl w:ilvl="5" w:tentative="1">
-      <w:start w:val="1"/>
-      <w:numFmt w:val="bullet"/>
-      <w:lvlText w:val=""/>
-      <w:lvlJc w:val="left"/>
-      <w:pPr>
-        <w:tabs>
-          <w:tab w:val="num" w:pos="4320"/>
-        </w:tabs>
-        <w:ind w:left="4320" w:hanging="360"/>
-      </w:pPr>
-      <w:rPr>
-        <w:rFonts w:ascii="Wingdings" w:hAnsi="Wingdings" w:hint="default"/>
-        <w:sz w:val="20"/>
-      </w:rPr>
-    </w:lvl>
-    <w:lvl w:ilvl="6" w:tentative="1">
-      <w:start w:val="1"/>
-      <w:numFmt w:val="bullet"/>
-      <w:lvlText w:val=""/>
-      <w:lvlJc w:val="left"/>
-      <w:pPr>
-        <w:tabs>
-          <w:tab w:val="num" w:pos="5040"/>
-        </w:tabs>
-        <w:ind w:left="5040" w:hanging="360"/>
-      </w:pPr>
-      <w:rPr>
-        <w:rFonts w:ascii="Wingdings" w:hAnsi="Wingdings" w:hint="default"/>
-        <w:sz w:val="20"/>
-      </w:rPr>
-    </w:lvl>
-    <w:lvl w:ilvl="7" w:tentative="1">
-      <w:start w:val="1"/>
-      <w:numFmt w:val="bullet"/>
-      <w:lvlText w:val=""/>
-      <w:lvlJc w:val="left"/>
-      <w:pPr>
-        <w:tabs>
-          <w:tab w:val="num" w:pos="5760"/>
-        </w:tabs>
-        <w:ind w:left="5760" w:hanging="360"/>
-      </w:pPr>
-      <w:rPr>
-        <w:rFonts w:ascii="Wingdings" w:hAnsi="Wingdings" w:hint="default"/>
-        <w:sz w:val="20"/>
-      </w:rPr>
-    </w:lvl>
-    <w:lvl w:ilvl="8" w:tentative="1">
-      <w:start w:val="1"/>
-      <w:numFmt w:val="bullet"/>
-      <w:lvlText w:val=""/>
-      <w:lvlJc w:val="left"/>
-      <w:pPr>
-        <w:tabs>
-          <w:tab w:val="num" w:pos="6480"/>
-        </w:tabs>
-        <w:ind w:left="6480" w:hanging="360"/>
-      </w:pPr>
-      <w:rPr>
-        <w:rFonts w:ascii="Wingdings" w:hAnsi="Wingdings" w:hint="default"/>
-        <w:sz w:val="20"/>
-      </w:rPr>
-    </w:lvl>
-  </w:abstractNum>
-  <w:abstractNum w:abstractNumId="6" w15:restartNumberingAfterBreak="0">
-    <w:nsid w:val="06830F5C"/>
-    <w:multiLevelType w:val="multilevel"/>
-    <w:tmpl w:val="C99AA7D0"/>
-    <w:lvl w:ilvl="0">
-      <w:start w:val="1"/>
-      <w:numFmt w:val="bullet"/>
-      <w:lvlText w:val=""/>
-      <w:lvlJc w:val="left"/>
-      <w:pPr>
-        <w:tabs>
-          <w:tab w:val="num" w:pos="720"/>
-        </w:tabs>
-        <w:ind w:left="720" w:hanging="360"/>
-      </w:pPr>
-      <w:rPr>
-        <w:rFonts w:ascii="Symbol" w:hAnsi="Symbol" w:hint="default"/>
-        <w:sz w:val="20"/>
-      </w:rPr>
-    </w:lvl>
-    <w:lvl w:ilvl="1" w:tentative="1">
-      <w:start w:val="1"/>
-      <w:numFmt w:val="bullet"/>
-      <w:lvlText w:val="o"/>
-      <w:lvlJc w:val="left"/>
-      <w:pPr>
-        <w:tabs>
-          <w:tab w:val="num" w:pos="1440"/>
-        </w:tabs>
-        <w:ind w:left="1440" w:hanging="360"/>
-      </w:pPr>
-      <w:rPr>
-        <w:rFonts w:ascii="Courier New" w:hAnsi="Courier New" w:hint="default"/>
-        <w:sz w:val="20"/>
-      </w:rPr>
-    </w:lvl>
-    <w:lvl w:ilvl="2" w:tentative="1">
-      <w:start w:val="1"/>
-      <w:numFmt w:val="bullet"/>
-      <w:lvlText w:val=""/>
-      <w:lvlJc w:val="left"/>
-      <w:pPr>
-        <w:tabs>
-          <w:tab w:val="num" w:pos="2160"/>
-        </w:tabs>
-        <w:ind w:left="2160" w:hanging="360"/>
-      </w:pPr>
-      <w:rPr>
-        <w:rFonts w:ascii="Wingdings" w:hAnsi="Wingdings" w:hint="default"/>
-        <w:sz w:val="20"/>
-      </w:rPr>
-    </w:lvl>
-    <w:lvl w:ilvl="3" w:tentative="1">
-      <w:start w:val="1"/>
-      <w:numFmt w:val="bullet"/>
-      <w:lvlText w:val=""/>
-      <w:lvlJc w:val="left"/>
-      <w:pPr>
-        <w:tabs>
-          <w:tab w:val="num" w:pos="2880"/>
-        </w:tabs>
-        <w:ind w:left="2880" w:hanging="360"/>
-      </w:pPr>
-      <w:rPr>
-        <w:rFonts w:ascii="Wingdings" w:hAnsi="Wingdings" w:hint="default"/>
-        <w:sz w:val="20"/>
-      </w:rPr>
-    </w:lvl>
-    <w:lvl w:ilvl="4" w:tentative="1">
-      <w:start w:val="1"/>
-      <w:numFmt w:val="bullet"/>
-      <w:lvlText w:val=""/>
-      <w:lvlJc w:val="left"/>
-      <w:pPr>
-        <w:tabs>
-          <w:tab w:val="num" w:pos="3600"/>
-        </w:tabs>
-        <w:ind w:left="3600" w:hanging="360"/>
-      </w:pPr>
-      <w:rPr>
-        <w:rFonts w:ascii="Wingdings" w:hAnsi="Wingdings" w:hint="default"/>
-        <w:sz w:val="20"/>
-      </w:rPr>
-    </w:lvl>
-    <w:lvl w:ilvl="5" w:tentative="1">
-      <w:start w:val="1"/>
-      <w:numFmt w:val="bullet"/>
-      <w:lvlText w:val=""/>
-      <w:lvlJc w:val="left"/>
-      <w:pPr>
-        <w:tabs>
-          <w:tab w:val="num" w:pos="4320"/>
-        </w:tabs>
-        <w:ind w:left="4320" w:hanging="360"/>
-      </w:pPr>
-      <w:rPr>
-        <w:rFonts w:ascii="Wingdings" w:hAnsi="Wingdings" w:hint="default"/>
-        <w:sz w:val="20"/>
-      </w:rPr>
-    </w:lvl>
-    <w:lvl w:ilvl="6" w:tentative="1">
-      <w:start w:val="1"/>
-      <w:numFmt w:val="bullet"/>
-      <w:lvlText w:val=""/>
-      <w:lvlJc w:val="left"/>
-      <w:pPr>
-        <w:tabs>
-          <w:tab w:val="num" w:pos="5040"/>
-        </w:tabs>
-        <w:ind w:left="5040" w:hanging="360"/>
-      </w:pPr>
-      <w:rPr>
-        <w:rFonts w:ascii="Wingdings" w:hAnsi="Wingdings" w:hint="default"/>
-        <w:sz w:val="20"/>
-      </w:rPr>
-    </w:lvl>
-    <w:lvl w:ilvl="7" w:tentative="1">
-      <w:start w:val="1"/>
-      <w:numFmt w:val="bullet"/>
-      <w:lvlText w:val=""/>
-      <w:lvlJc w:val="left"/>
-      <w:pPr>
-        <w:tabs>
-          <w:tab w:val="num" w:pos="5760"/>
-        </w:tabs>
-        <w:ind w:left="5760" w:hanging="360"/>
-      </w:pPr>
-      <w:rPr>
-        <w:rFonts w:ascii="Wingdings" w:hAnsi="Wingdings" w:hint="default"/>
-        <w:sz w:val="20"/>
-      </w:rPr>
-    </w:lvl>
-    <w:lvl w:ilvl="8" w:tentative="1">
-      <w:start w:val="1"/>
-      <w:numFmt w:val="bullet"/>
-      <w:lvlText w:val=""/>
-      <w:lvlJc w:val="left"/>
-      <w:pPr>
-        <w:tabs>
-          <w:tab w:val="num" w:pos="6480"/>
-        </w:tabs>
-        <w:ind w:left="6480" w:hanging="360"/>
-      </w:pPr>
-      <w:rPr>
-        <w:rFonts w:ascii="Wingdings" w:hAnsi="Wingdings" w:hint="default"/>
-        <w:sz w:val="20"/>
-      </w:rPr>
-    </w:lvl>
-  </w:abstractNum>
-  <w:abstractNum w:abstractNumId="7" w15:restartNumberingAfterBreak="0">
-    <w:nsid w:val="07075415"/>
-    <w:multiLevelType w:val="multilevel"/>
-    <w:tmpl w:val="F71211E0"/>
-    <w:lvl w:ilvl="0">
-      <w:start w:val="1"/>
-      <w:numFmt w:val="bullet"/>
-      <w:lvlText w:val=""/>
-      <w:lvlJc w:val="left"/>
-      <w:pPr>
-        <w:tabs>
-          <w:tab w:val="num" w:pos="720"/>
-        </w:tabs>
-        <w:ind w:left="720" w:hanging="360"/>
-      </w:pPr>
-      <w:rPr>
-        <w:rFonts w:ascii="Symbol" w:hAnsi="Symbol" w:hint="default"/>
-        <w:sz w:val="20"/>
-      </w:rPr>
-    </w:lvl>
-    <w:lvl w:ilvl="1" w:tentative="1">
-      <w:start w:val="1"/>
-      <w:numFmt w:val="bullet"/>
-      <w:lvlText w:val="o"/>
-      <w:lvlJc w:val="left"/>
-      <w:pPr>
-        <w:tabs>
-          <w:tab w:val="num" w:pos="1440"/>
-        </w:tabs>
-        <w:ind w:left="1440" w:hanging="360"/>
-      </w:pPr>
-      <w:rPr>
-        <w:rFonts w:ascii="Courier New" w:hAnsi="Courier New" w:hint="default"/>
-        <w:sz w:val="20"/>
-      </w:rPr>
-    </w:lvl>
-    <w:lvl w:ilvl="2" w:tentative="1">
-      <w:start w:val="1"/>
-      <w:numFmt w:val="bullet"/>
-      <w:lvlText w:val=""/>
-      <w:lvlJc w:val="left"/>
-      <w:pPr>
-        <w:tabs>
-          <w:tab w:val="num" w:pos="2160"/>
-        </w:tabs>
-        <w:ind w:left="2160" w:hanging="360"/>
-      </w:pPr>
-      <w:rPr>
-        <w:rFonts w:ascii="Wingdings" w:hAnsi="Wingdings" w:hint="default"/>
-        <w:sz w:val="20"/>
-      </w:rPr>
-    </w:lvl>
-    <w:lvl w:ilvl="3" w:tentative="1">
-      <w:start w:val="1"/>
-      <w:numFmt w:val="bullet"/>
-      <w:lvlText w:val=""/>
-      <w:lvlJc w:val="left"/>
-      <w:pPr>
-        <w:tabs>
-          <w:tab w:val="num" w:pos="2880"/>
-        </w:tabs>
-        <w:ind w:left="2880" w:hanging="360"/>
-      </w:pPr>
-      <w:rPr>
-        <w:rFonts w:ascii="Wingdings" w:hAnsi="Wingdings" w:hint="default"/>
-        <w:sz w:val="20"/>
-      </w:rPr>
-    </w:lvl>
-    <w:lvl w:ilvl="4" w:tentative="1">
-      <w:start w:val="1"/>
-      <w:numFmt w:val="bullet"/>
-      <w:lvlText w:val=""/>
-      <w:lvlJc w:val="left"/>
-      <w:pPr>
-        <w:tabs>
-          <w:tab w:val="num" w:pos="3600"/>
-        </w:tabs>
-        <w:ind w:left="3600" w:hanging="360"/>
-      </w:pPr>
-      <w:rPr>
-        <w:rFonts w:ascii="Wingdings" w:hAnsi="Wingdings" w:hint="default"/>
-        <w:sz w:val="20"/>
-      </w:rPr>
-    </w:lvl>
-    <w:lvl w:ilvl="5" w:tentative="1">
-      <w:start w:val="1"/>
-      <w:numFmt w:val="bullet"/>
-      <w:lvlText w:val=""/>
-      <w:lvlJc w:val="left"/>
-      <w:pPr>
-        <w:tabs>
-          <w:tab w:val="num" w:pos="4320"/>
-        </w:tabs>
-        <w:ind w:left="4320" w:hanging="360"/>
-      </w:pPr>
-      <w:rPr>
-        <w:rFonts w:ascii="Wingdings" w:hAnsi="Wingdings" w:hint="default"/>
-        <w:sz w:val="20"/>
-      </w:rPr>
-    </w:lvl>
-    <w:lvl w:ilvl="6" w:tentative="1">
-      <w:start w:val="1"/>
-      <w:numFmt w:val="bullet"/>
-      <w:lvlText w:val=""/>
-      <w:lvlJc w:val="left"/>
-      <w:pPr>
-        <w:tabs>
-          <w:tab w:val="num" w:pos="5040"/>
-        </w:tabs>
-        <w:ind w:left="5040" w:hanging="360"/>
-      </w:pPr>
-      <w:rPr>
-        <w:rFonts w:ascii="Wingdings" w:hAnsi="Wingdings" w:hint="default"/>
-        <w:sz w:val="20"/>
-      </w:rPr>
-    </w:lvl>
-    <w:lvl w:ilvl="7" w:tentative="1">
-      <w:start w:val="1"/>
-      <w:numFmt w:val="bullet"/>
-      <w:lvlText w:val=""/>
-      <w:lvlJc w:val="left"/>
-      <w:pPr>
-        <w:tabs>
-          <w:tab w:val="num" w:pos="5760"/>
-        </w:tabs>
-        <w:ind w:left="5760" w:hanging="360"/>
-      </w:pPr>
-      <w:rPr>
-        <w:rFonts w:ascii="Wingdings" w:hAnsi="Wingdings" w:hint="default"/>
-        <w:sz w:val="20"/>
-      </w:rPr>
-    </w:lvl>
-    <w:lvl w:ilvl="8" w:tentative="1">
-      <w:start w:val="1"/>
-      <w:numFmt w:val="bullet"/>
-      <w:lvlText w:val=""/>
-      <w:lvlJc w:val="left"/>
-      <w:pPr>
-        <w:tabs>
-          <w:tab w:val="num" w:pos="6480"/>
-        </w:tabs>
-        <w:ind w:left="6480" w:hanging="360"/>
-      </w:pPr>
-      <w:rPr>
-        <w:rFonts w:ascii="Wingdings" w:hAnsi="Wingdings" w:hint="default"/>
-        <w:sz w:val="20"/>
-      </w:rPr>
-    </w:lvl>
-  </w:abstractNum>
-  <w:abstractNum w:abstractNumId="8" w15:restartNumberingAfterBreak="0">
-    <w:nsid w:val="083765E7"/>
-    <w:multiLevelType w:val="multilevel"/>
-    <w:tmpl w:val="59B00C5A"/>
-    <w:lvl w:ilvl="0">
-      <w:start w:val="1"/>
-      <w:numFmt w:val="bullet"/>
-      <w:lvlText w:val=""/>
-      <w:lvlJc w:val="left"/>
-      <w:pPr>
-        <w:tabs>
-          <w:tab w:val="num" w:pos="720"/>
-        </w:tabs>
-        <w:ind w:left="720" w:hanging="360"/>
-      </w:pPr>
-      <w:rPr>
-        <w:rFonts w:ascii="Symbol" w:hAnsi="Symbol" w:hint="default"/>
-        <w:sz w:val="20"/>
-      </w:rPr>
-    </w:lvl>
-    <w:lvl w:ilvl="1" w:tentative="1">
-      <w:start w:val="1"/>
-      <w:numFmt w:val="bullet"/>
-      <w:lvlText w:val="o"/>
-      <w:lvlJc w:val="left"/>
-      <w:pPr>
-        <w:tabs>
-          <w:tab w:val="num" w:pos="1440"/>
-        </w:tabs>
-        <w:ind w:left="1440" w:hanging="360"/>
-      </w:pPr>
-      <w:rPr>
-        <w:rFonts w:ascii="Courier New" w:hAnsi="Courier New" w:hint="default"/>
-        <w:sz w:val="20"/>
-      </w:rPr>
-    </w:lvl>
-    <w:lvl w:ilvl="2" w:tentative="1">
-      <w:start w:val="1"/>
-      <w:numFmt w:val="bullet"/>
-      <w:lvlText w:val=""/>
-      <w:lvlJc w:val="left"/>
-      <w:pPr>
-        <w:tabs>
-          <w:tab w:val="num" w:pos="2160"/>
-        </w:tabs>
-        <w:ind w:left="2160" w:hanging="360"/>
-      </w:pPr>
-      <w:rPr>
-        <w:rFonts w:ascii="Wingdings" w:hAnsi="Wingdings" w:hint="default"/>
-        <w:sz w:val="20"/>
-      </w:rPr>
-    </w:lvl>
-    <w:lvl w:ilvl="3" w:tentative="1">
-      <w:start w:val="1"/>
-      <w:numFmt w:val="bullet"/>
-      <w:lvlText w:val=""/>
-      <w:lvlJc w:val="left"/>
-      <w:pPr>
-        <w:tabs>
-          <w:tab w:val="num" w:pos="2880"/>
-        </w:tabs>
-        <w:ind w:left="2880" w:hanging="360"/>
-      </w:pPr>
-      <w:rPr>
-        <w:rFonts w:ascii="Wingdings" w:hAnsi="Wingdings" w:hint="default"/>
-        <w:sz w:val="20"/>
-      </w:rPr>
-    </w:lvl>
-    <w:lvl w:ilvl="4" w:tentative="1">
-      <w:start w:val="1"/>
-      <w:numFmt w:val="bullet"/>
-      <w:lvlText w:val=""/>
-      <w:lvlJc w:val="left"/>
-      <w:pPr>
-        <w:tabs>
-          <w:tab w:val="num" w:pos="3600"/>
-        </w:tabs>
-        <w:ind w:left="3600" w:hanging="360"/>
-      </w:pPr>
-      <w:rPr>
-        <w:rFonts w:ascii="Wingdings" w:hAnsi="Wingdings" w:hint="default"/>
-        <w:sz w:val="20"/>
-      </w:rPr>
-    </w:lvl>
-    <w:lvl w:ilvl="5" w:tentative="1">
-      <w:start w:val="1"/>
-      <w:numFmt w:val="bullet"/>
-      <w:lvlText w:val=""/>
-      <w:lvlJc w:val="left"/>
-      <w:pPr>
-        <w:tabs>
-          <w:tab w:val="num" w:pos="4320"/>
-        </w:tabs>
-        <w:ind w:left="4320" w:hanging="360"/>
-      </w:pPr>
-      <w:rPr>
-        <w:rFonts w:ascii="Wingdings" w:hAnsi="Wingdings" w:hint="default"/>
-        <w:sz w:val="20"/>
-      </w:rPr>
-    </w:lvl>
-    <w:lvl w:ilvl="6" w:tentative="1">
-      <w:start w:val="1"/>
-      <w:numFmt w:val="bullet"/>
-      <w:lvlText w:val=""/>
-      <w:lvlJc w:val="left"/>
-      <w:pPr>
-        <w:tabs>
-          <w:tab w:val="num" w:pos="5040"/>
-        </w:tabs>
-        <w:ind w:left="5040" w:hanging="360"/>
-      </w:pPr>
-      <w:rPr>
-        <w:rFonts w:ascii="Wingdings" w:hAnsi="Wingdings" w:hint="default"/>
-        <w:sz w:val="20"/>
-      </w:rPr>
-    </w:lvl>
-    <w:lvl w:ilvl="7" w:tentative="1">
-      <w:start w:val="1"/>
-      <w:numFmt w:val="bullet"/>
-      <w:lvlText w:val=""/>
-      <w:lvlJc w:val="left"/>
-      <w:pPr>
-        <w:tabs>
-          <w:tab w:val="num" w:pos="5760"/>
-        </w:tabs>
-        <w:ind w:left="5760" w:hanging="360"/>
-      </w:pPr>
-      <w:rPr>
-        <w:rFonts w:ascii="Wingdings" w:hAnsi="Wingdings" w:hint="default"/>
-        <w:sz w:val="20"/>
-      </w:rPr>
-    </w:lvl>
-    <w:lvl w:ilvl="8" w:tentative="1">
-      <w:start w:val="1"/>
-      <w:numFmt w:val="bullet"/>
-      <w:lvlText w:val=""/>
-      <w:lvlJc w:val="left"/>
-      <w:pPr>
-        <w:tabs>
-          <w:tab w:val="num" w:pos="6480"/>
-        </w:tabs>
-        <w:ind w:left="6480" w:hanging="360"/>
-      </w:pPr>
-      <w:rPr>
-        <w:rFonts w:ascii="Wingdings" w:hAnsi="Wingdings" w:hint="default"/>
-        <w:sz w:val="20"/>
-      </w:rPr>
-    </w:lvl>
-  </w:abstractNum>
-  <w:abstractNum w:abstractNumId="9" w15:restartNumberingAfterBreak="0">
-    <w:nsid w:val="0B712ABB"/>
-    <w:multiLevelType w:val="multilevel"/>
-    <w:tmpl w:val="27647690"/>
+    <w:tmpl w:val="3CF88260"/>
     <w:lvl w:ilvl="0">
       <w:start w:val="1"/>
       <w:numFmt w:val="decimal"/>
@@ -12069,10 +12814,10 @@
       </w:pPr>
     </w:lvl>
   </w:abstractNum>
-  <w:abstractNum w:abstractNumId="10" w15:restartNumberingAfterBreak="0">
-    <w:nsid w:val="0C165ED1"/>
+  <w:abstractNum w:abstractNumId="15" w15:restartNumberingAfterBreak="0">
+    <w:nsid w:val="115B7F9E"/>
     <w:multiLevelType w:val="multilevel"/>
-    <w:tmpl w:val="69741E7E"/>
+    <w:tmpl w:val="4EE06578"/>
     <w:lvl w:ilvl="0">
       <w:start w:val="1"/>
       <w:numFmt w:val="decimal"/>
@@ -12186,10 +12931,10 @@
       </w:pPr>
     </w:lvl>
   </w:abstractNum>
-  <w:abstractNum w:abstractNumId="11" w15:restartNumberingAfterBreak="0">
-    <w:nsid w:val="0D1C2687"/>
+  <w:abstractNum w:abstractNumId="16" w15:restartNumberingAfterBreak="0">
+    <w:nsid w:val="163F2EF9"/>
     <w:multiLevelType w:val="multilevel"/>
-    <w:tmpl w:val="8942124E"/>
+    <w:tmpl w:val="7BB06F56"/>
     <w:lvl w:ilvl="0">
       <w:start w:val="1"/>
       <w:numFmt w:val="bullet"/>
@@ -12335,10 +13080,10 @@
       </w:rPr>
     </w:lvl>
   </w:abstractNum>
-  <w:abstractNum w:abstractNumId="12" w15:restartNumberingAfterBreak="0">
-    <w:nsid w:val="0E6C7EA1"/>
+  <w:abstractNum w:abstractNumId="17" w15:restartNumberingAfterBreak="0">
+    <w:nsid w:val="1710071B"/>
     <w:multiLevelType w:val="multilevel"/>
-    <w:tmpl w:val="613CCDF4"/>
+    <w:tmpl w:val="935CC208"/>
     <w:lvl w:ilvl="0">
       <w:start w:val="1"/>
       <w:numFmt w:val="bullet"/>
@@ -12484,10 +13229,10 @@
       </w:rPr>
     </w:lvl>
   </w:abstractNum>
-  <w:abstractNum w:abstractNumId="13" w15:restartNumberingAfterBreak="0">
-    <w:nsid w:val="10D56B75"/>
+  <w:abstractNum w:abstractNumId="18" w15:restartNumberingAfterBreak="0">
+    <w:nsid w:val="19410A12"/>
     <w:multiLevelType w:val="multilevel"/>
-    <w:tmpl w:val="5E9E3E8C"/>
+    <w:tmpl w:val="F4A2AC5C"/>
     <w:lvl w:ilvl="0">
       <w:start w:val="1"/>
       <w:numFmt w:val="decimal"/>
@@ -12601,10 +13346,10 @@
       </w:pPr>
     </w:lvl>
   </w:abstractNum>
-  <w:abstractNum w:abstractNumId="14" w15:restartNumberingAfterBreak="0">
-    <w:nsid w:val="124877F3"/>
+  <w:abstractNum w:abstractNumId="19" w15:restartNumberingAfterBreak="0">
+    <w:nsid w:val="1AA27687"/>
     <w:multiLevelType w:val="multilevel"/>
-    <w:tmpl w:val="12F6C734"/>
+    <w:tmpl w:val="E6D655AC"/>
     <w:lvl w:ilvl="0">
       <w:start w:val="1"/>
       <w:numFmt w:val="bullet"/>
@@ -12750,10 +13495,10 @@
       </w:rPr>
     </w:lvl>
   </w:abstractNum>
-  <w:abstractNum w:abstractNumId="15" w15:restartNumberingAfterBreak="0">
-    <w:nsid w:val="134F6B1D"/>
+  <w:abstractNum w:abstractNumId="20" w15:restartNumberingAfterBreak="0">
+    <w:nsid w:val="1AAC0074"/>
     <w:multiLevelType w:val="multilevel"/>
-    <w:tmpl w:val="30BA9E2E"/>
+    <w:tmpl w:val="3AAE7D8C"/>
     <w:lvl w:ilvl="0">
       <w:start w:val="1"/>
       <w:numFmt w:val="bullet"/>
@@ -12899,10 +13644,10 @@
       </w:rPr>
     </w:lvl>
   </w:abstractNum>
-  <w:abstractNum w:abstractNumId="16" w15:restartNumberingAfterBreak="0">
-    <w:nsid w:val="13FC5662"/>
+  <w:abstractNum w:abstractNumId="21" w15:restartNumberingAfterBreak="0">
+    <w:nsid w:val="1D8102C5"/>
     <w:multiLevelType w:val="multilevel"/>
-    <w:tmpl w:val="4E2EA206"/>
+    <w:tmpl w:val="C304E908"/>
     <w:lvl w:ilvl="0">
       <w:start w:val="1"/>
       <w:numFmt w:val="bullet"/>
@@ -13048,10 +13793,10 @@
       </w:rPr>
     </w:lvl>
   </w:abstractNum>
-  <w:abstractNum w:abstractNumId="17" w15:restartNumberingAfterBreak="0">
-    <w:nsid w:val="157F7020"/>
+  <w:abstractNum w:abstractNumId="22" w15:restartNumberingAfterBreak="0">
+    <w:nsid w:val="1D852311"/>
     <w:multiLevelType w:val="multilevel"/>
-    <w:tmpl w:val="A7B0969C"/>
+    <w:tmpl w:val="FD02EAD6"/>
     <w:lvl w:ilvl="0">
       <w:start w:val="1"/>
       <w:numFmt w:val="decimal"/>
@@ -13165,10 +13910,308 @@
       </w:pPr>
     </w:lvl>
   </w:abstractNum>
-  <w:abstractNum w:abstractNumId="18" w15:restartNumberingAfterBreak="0">
-    <w:nsid w:val="17141C4F"/>
+  <w:abstractNum w:abstractNumId="23" w15:restartNumberingAfterBreak="0">
+    <w:nsid w:val="21BD0FEF"/>
     <w:multiLevelType w:val="multilevel"/>
-    <w:tmpl w:val="8668E3EC"/>
+    <w:tmpl w:val="C776A3CE"/>
+    <w:lvl w:ilvl="0">
+      <w:start w:val="1"/>
+      <w:numFmt w:val="bullet"/>
+      <w:lvlText w:val=""/>
+      <w:lvlJc w:val="left"/>
+      <w:pPr>
+        <w:tabs>
+          <w:tab w:val="num" w:pos="720"/>
+        </w:tabs>
+        <w:ind w:left="720" w:hanging="360"/>
+      </w:pPr>
+      <w:rPr>
+        <w:rFonts w:ascii="Symbol" w:hAnsi="Symbol" w:hint="default"/>
+        <w:sz w:val="20"/>
+      </w:rPr>
+    </w:lvl>
+    <w:lvl w:ilvl="1" w:tentative="1">
+      <w:start w:val="1"/>
+      <w:numFmt w:val="bullet"/>
+      <w:lvlText w:val="o"/>
+      <w:lvlJc w:val="left"/>
+      <w:pPr>
+        <w:tabs>
+          <w:tab w:val="num" w:pos="1440"/>
+        </w:tabs>
+        <w:ind w:left="1440" w:hanging="360"/>
+      </w:pPr>
+      <w:rPr>
+        <w:rFonts w:ascii="Courier New" w:hAnsi="Courier New" w:hint="default"/>
+        <w:sz w:val="20"/>
+      </w:rPr>
+    </w:lvl>
+    <w:lvl w:ilvl="2" w:tentative="1">
+      <w:start w:val="1"/>
+      <w:numFmt w:val="bullet"/>
+      <w:lvlText w:val=""/>
+      <w:lvlJc w:val="left"/>
+      <w:pPr>
+        <w:tabs>
+          <w:tab w:val="num" w:pos="2160"/>
+        </w:tabs>
+        <w:ind w:left="2160" w:hanging="360"/>
+      </w:pPr>
+      <w:rPr>
+        <w:rFonts w:ascii="Wingdings" w:hAnsi="Wingdings" w:hint="default"/>
+        <w:sz w:val="20"/>
+      </w:rPr>
+    </w:lvl>
+    <w:lvl w:ilvl="3" w:tentative="1">
+      <w:start w:val="1"/>
+      <w:numFmt w:val="bullet"/>
+      <w:lvlText w:val=""/>
+      <w:lvlJc w:val="left"/>
+      <w:pPr>
+        <w:tabs>
+          <w:tab w:val="num" w:pos="2880"/>
+        </w:tabs>
+        <w:ind w:left="2880" w:hanging="360"/>
+      </w:pPr>
+      <w:rPr>
+        <w:rFonts w:ascii="Wingdings" w:hAnsi="Wingdings" w:hint="default"/>
+        <w:sz w:val="20"/>
+      </w:rPr>
+    </w:lvl>
+    <w:lvl w:ilvl="4" w:tentative="1">
+      <w:start w:val="1"/>
+      <w:numFmt w:val="bullet"/>
+      <w:lvlText w:val=""/>
+      <w:lvlJc w:val="left"/>
+      <w:pPr>
+        <w:tabs>
+          <w:tab w:val="num" w:pos="3600"/>
+        </w:tabs>
+        <w:ind w:left="3600" w:hanging="360"/>
+      </w:pPr>
+      <w:rPr>
+        <w:rFonts w:ascii="Wingdings" w:hAnsi="Wingdings" w:hint="default"/>
+        <w:sz w:val="20"/>
+      </w:rPr>
+    </w:lvl>
+    <w:lvl w:ilvl="5" w:tentative="1">
+      <w:start w:val="1"/>
+      <w:numFmt w:val="bullet"/>
+      <w:lvlText w:val=""/>
+      <w:lvlJc w:val="left"/>
+      <w:pPr>
+        <w:tabs>
+          <w:tab w:val="num" w:pos="4320"/>
+        </w:tabs>
+        <w:ind w:left="4320" w:hanging="360"/>
+      </w:pPr>
+      <w:rPr>
+        <w:rFonts w:ascii="Wingdings" w:hAnsi="Wingdings" w:hint="default"/>
+        <w:sz w:val="20"/>
+      </w:rPr>
+    </w:lvl>
+    <w:lvl w:ilvl="6" w:tentative="1">
+      <w:start w:val="1"/>
+      <w:numFmt w:val="bullet"/>
+      <w:lvlText w:val=""/>
+      <w:lvlJc w:val="left"/>
+      <w:pPr>
+        <w:tabs>
+          <w:tab w:val="num" w:pos="5040"/>
+        </w:tabs>
+        <w:ind w:left="5040" w:hanging="360"/>
+      </w:pPr>
+      <w:rPr>
+        <w:rFonts w:ascii="Wingdings" w:hAnsi="Wingdings" w:hint="default"/>
+        <w:sz w:val="20"/>
+      </w:rPr>
+    </w:lvl>
+    <w:lvl w:ilvl="7" w:tentative="1">
+      <w:start w:val="1"/>
+      <w:numFmt w:val="bullet"/>
+      <w:lvlText w:val=""/>
+      <w:lvlJc w:val="left"/>
+      <w:pPr>
+        <w:tabs>
+          <w:tab w:val="num" w:pos="5760"/>
+        </w:tabs>
+        <w:ind w:left="5760" w:hanging="360"/>
+      </w:pPr>
+      <w:rPr>
+        <w:rFonts w:ascii="Wingdings" w:hAnsi="Wingdings" w:hint="default"/>
+        <w:sz w:val="20"/>
+      </w:rPr>
+    </w:lvl>
+    <w:lvl w:ilvl="8" w:tentative="1">
+      <w:start w:val="1"/>
+      <w:numFmt w:val="bullet"/>
+      <w:lvlText w:val=""/>
+      <w:lvlJc w:val="left"/>
+      <w:pPr>
+        <w:tabs>
+          <w:tab w:val="num" w:pos="6480"/>
+        </w:tabs>
+        <w:ind w:left="6480" w:hanging="360"/>
+      </w:pPr>
+      <w:rPr>
+        <w:rFonts w:ascii="Wingdings" w:hAnsi="Wingdings" w:hint="default"/>
+        <w:sz w:val="20"/>
+      </w:rPr>
+    </w:lvl>
+  </w:abstractNum>
+  <w:abstractNum w:abstractNumId="24" w15:restartNumberingAfterBreak="0">
+    <w:nsid w:val="22816A41"/>
+    <w:multiLevelType w:val="multilevel"/>
+    <w:tmpl w:val="3FA401EC"/>
+    <w:lvl w:ilvl="0">
+      <w:start w:val="1"/>
+      <w:numFmt w:val="bullet"/>
+      <w:lvlText w:val=""/>
+      <w:lvlJc w:val="left"/>
+      <w:pPr>
+        <w:tabs>
+          <w:tab w:val="num" w:pos="720"/>
+        </w:tabs>
+        <w:ind w:left="720" w:hanging="360"/>
+      </w:pPr>
+      <w:rPr>
+        <w:rFonts w:ascii="Symbol" w:hAnsi="Symbol" w:hint="default"/>
+        <w:sz w:val="20"/>
+      </w:rPr>
+    </w:lvl>
+    <w:lvl w:ilvl="1" w:tentative="1">
+      <w:start w:val="1"/>
+      <w:numFmt w:val="bullet"/>
+      <w:lvlText w:val="o"/>
+      <w:lvlJc w:val="left"/>
+      <w:pPr>
+        <w:tabs>
+          <w:tab w:val="num" w:pos="1440"/>
+        </w:tabs>
+        <w:ind w:left="1440" w:hanging="360"/>
+      </w:pPr>
+      <w:rPr>
+        <w:rFonts w:ascii="Courier New" w:hAnsi="Courier New" w:hint="default"/>
+        <w:sz w:val="20"/>
+      </w:rPr>
+    </w:lvl>
+    <w:lvl w:ilvl="2" w:tentative="1">
+      <w:start w:val="1"/>
+      <w:numFmt w:val="bullet"/>
+      <w:lvlText w:val=""/>
+      <w:lvlJc w:val="left"/>
+      <w:pPr>
+        <w:tabs>
+          <w:tab w:val="num" w:pos="2160"/>
+        </w:tabs>
+        <w:ind w:left="2160" w:hanging="360"/>
+      </w:pPr>
+      <w:rPr>
+        <w:rFonts w:ascii="Wingdings" w:hAnsi="Wingdings" w:hint="default"/>
+        <w:sz w:val="20"/>
+      </w:rPr>
+    </w:lvl>
+    <w:lvl w:ilvl="3" w:tentative="1">
+      <w:start w:val="1"/>
+      <w:numFmt w:val="bullet"/>
+      <w:lvlText w:val=""/>
+      <w:lvlJc w:val="left"/>
+      <w:pPr>
+        <w:tabs>
+          <w:tab w:val="num" w:pos="2880"/>
+        </w:tabs>
+        <w:ind w:left="2880" w:hanging="360"/>
+      </w:pPr>
+      <w:rPr>
+        <w:rFonts w:ascii="Wingdings" w:hAnsi="Wingdings" w:hint="default"/>
+        <w:sz w:val="20"/>
+      </w:rPr>
+    </w:lvl>
+    <w:lvl w:ilvl="4" w:tentative="1">
+      <w:start w:val="1"/>
+      <w:numFmt w:val="bullet"/>
+      <w:lvlText w:val=""/>
+      <w:lvlJc w:val="left"/>
+      <w:pPr>
+        <w:tabs>
+          <w:tab w:val="num" w:pos="3600"/>
+        </w:tabs>
+        <w:ind w:left="3600" w:hanging="360"/>
+      </w:pPr>
+      <w:rPr>
+        <w:rFonts w:ascii="Wingdings" w:hAnsi="Wingdings" w:hint="default"/>
+        <w:sz w:val="20"/>
+      </w:rPr>
+    </w:lvl>
+    <w:lvl w:ilvl="5" w:tentative="1">
+      <w:start w:val="1"/>
+      <w:numFmt w:val="bullet"/>
+      <w:lvlText w:val=""/>
+      <w:lvlJc w:val="left"/>
+      <w:pPr>
+        <w:tabs>
+          <w:tab w:val="num" w:pos="4320"/>
+        </w:tabs>
+        <w:ind w:left="4320" w:hanging="360"/>
+      </w:pPr>
+      <w:rPr>
+        <w:rFonts w:ascii="Wingdings" w:hAnsi="Wingdings" w:hint="default"/>
+        <w:sz w:val="20"/>
+      </w:rPr>
+    </w:lvl>
+    <w:lvl w:ilvl="6" w:tentative="1">
+      <w:start w:val="1"/>
+      <w:numFmt w:val="bullet"/>
+      <w:lvlText w:val=""/>
+      <w:lvlJc w:val="left"/>
+      <w:pPr>
+        <w:tabs>
+          <w:tab w:val="num" w:pos="5040"/>
+        </w:tabs>
+        <w:ind w:left="5040" w:hanging="360"/>
+      </w:pPr>
+      <w:rPr>
+        <w:rFonts w:ascii="Wingdings" w:hAnsi="Wingdings" w:hint="default"/>
+        <w:sz w:val="20"/>
+      </w:rPr>
+    </w:lvl>
+    <w:lvl w:ilvl="7" w:tentative="1">
+      <w:start w:val="1"/>
+      <w:numFmt w:val="bullet"/>
+      <w:lvlText w:val=""/>
+      <w:lvlJc w:val="left"/>
+      <w:pPr>
+        <w:tabs>
+          <w:tab w:val="num" w:pos="5760"/>
+        </w:tabs>
+        <w:ind w:left="5760" w:hanging="360"/>
+      </w:pPr>
+      <w:rPr>
+        <w:rFonts w:ascii="Wingdings" w:hAnsi="Wingdings" w:hint="default"/>
+        <w:sz w:val="20"/>
+      </w:rPr>
+    </w:lvl>
+    <w:lvl w:ilvl="8" w:tentative="1">
+      <w:start w:val="1"/>
+      <w:numFmt w:val="bullet"/>
+      <w:lvlText w:val=""/>
+      <w:lvlJc w:val="left"/>
+      <w:pPr>
+        <w:tabs>
+          <w:tab w:val="num" w:pos="6480"/>
+        </w:tabs>
+        <w:ind w:left="6480" w:hanging="360"/>
+      </w:pPr>
+      <w:rPr>
+        <w:rFonts w:ascii="Wingdings" w:hAnsi="Wingdings" w:hint="default"/>
+        <w:sz w:val="20"/>
+      </w:rPr>
+    </w:lvl>
+  </w:abstractNum>
+  <w:abstractNum w:abstractNumId="25" w15:restartNumberingAfterBreak="0">
+    <w:nsid w:val="24B97764"/>
+    <w:multiLevelType w:val="multilevel"/>
+    <w:tmpl w:val="353ED366"/>
     <w:lvl w:ilvl="0">
       <w:start w:val="1"/>
       <w:numFmt w:val="decimal"/>
@@ -13282,457 +14325,10 @@
       </w:pPr>
     </w:lvl>
   </w:abstractNum>
-  <w:abstractNum w:abstractNumId="19" w15:restartNumberingAfterBreak="0">
-    <w:nsid w:val="17DC7F3B"/>
+  <w:abstractNum w:abstractNumId="26" w15:restartNumberingAfterBreak="0">
+    <w:nsid w:val="252A0555"/>
     <w:multiLevelType w:val="multilevel"/>
-    <w:tmpl w:val="BDAE3E46"/>
-    <w:lvl w:ilvl="0">
-      <w:start w:val="1"/>
-      <w:numFmt w:val="bullet"/>
-      <w:lvlText w:val=""/>
-      <w:lvlJc w:val="left"/>
-      <w:pPr>
-        <w:tabs>
-          <w:tab w:val="num" w:pos="720"/>
-        </w:tabs>
-        <w:ind w:left="720" w:hanging="360"/>
-      </w:pPr>
-      <w:rPr>
-        <w:rFonts w:ascii="Symbol" w:hAnsi="Symbol" w:hint="default"/>
-        <w:sz w:val="20"/>
-      </w:rPr>
-    </w:lvl>
-    <w:lvl w:ilvl="1" w:tentative="1">
-      <w:start w:val="1"/>
-      <w:numFmt w:val="bullet"/>
-      <w:lvlText w:val="o"/>
-      <w:lvlJc w:val="left"/>
-      <w:pPr>
-        <w:tabs>
-          <w:tab w:val="num" w:pos="1440"/>
-        </w:tabs>
-        <w:ind w:left="1440" w:hanging="360"/>
-      </w:pPr>
-      <w:rPr>
-        <w:rFonts w:ascii="Courier New" w:hAnsi="Courier New" w:hint="default"/>
-        <w:sz w:val="20"/>
-      </w:rPr>
-    </w:lvl>
-    <w:lvl w:ilvl="2" w:tentative="1">
-      <w:start w:val="1"/>
-      <w:numFmt w:val="bullet"/>
-      <w:lvlText w:val=""/>
-      <w:lvlJc w:val="left"/>
-      <w:pPr>
-        <w:tabs>
-          <w:tab w:val="num" w:pos="2160"/>
-        </w:tabs>
-        <w:ind w:left="2160" w:hanging="360"/>
-      </w:pPr>
-      <w:rPr>
-        <w:rFonts w:ascii="Wingdings" w:hAnsi="Wingdings" w:hint="default"/>
-        <w:sz w:val="20"/>
-      </w:rPr>
-    </w:lvl>
-    <w:lvl w:ilvl="3" w:tentative="1">
-      <w:start w:val="1"/>
-      <w:numFmt w:val="bullet"/>
-      <w:lvlText w:val=""/>
-      <w:lvlJc w:val="left"/>
-      <w:pPr>
-        <w:tabs>
-          <w:tab w:val="num" w:pos="2880"/>
-        </w:tabs>
-        <w:ind w:left="2880" w:hanging="360"/>
-      </w:pPr>
-      <w:rPr>
-        <w:rFonts w:ascii="Wingdings" w:hAnsi="Wingdings" w:hint="default"/>
-        <w:sz w:val="20"/>
-      </w:rPr>
-    </w:lvl>
-    <w:lvl w:ilvl="4" w:tentative="1">
-      <w:start w:val="1"/>
-      <w:numFmt w:val="bullet"/>
-      <w:lvlText w:val=""/>
-      <w:lvlJc w:val="left"/>
-      <w:pPr>
-        <w:tabs>
-          <w:tab w:val="num" w:pos="3600"/>
-        </w:tabs>
-        <w:ind w:left="3600" w:hanging="360"/>
-      </w:pPr>
-      <w:rPr>
-        <w:rFonts w:ascii="Wingdings" w:hAnsi="Wingdings" w:hint="default"/>
-        <w:sz w:val="20"/>
-      </w:rPr>
-    </w:lvl>
-    <w:lvl w:ilvl="5" w:tentative="1">
-      <w:start w:val="1"/>
-      <w:numFmt w:val="bullet"/>
-      <w:lvlText w:val=""/>
-      <w:lvlJc w:val="left"/>
-      <w:pPr>
-        <w:tabs>
-          <w:tab w:val="num" w:pos="4320"/>
-        </w:tabs>
-        <w:ind w:left="4320" w:hanging="360"/>
-      </w:pPr>
-      <w:rPr>
-        <w:rFonts w:ascii="Wingdings" w:hAnsi="Wingdings" w:hint="default"/>
-        <w:sz w:val="20"/>
-      </w:rPr>
-    </w:lvl>
-    <w:lvl w:ilvl="6" w:tentative="1">
-      <w:start w:val="1"/>
-      <w:numFmt w:val="bullet"/>
-      <w:lvlText w:val=""/>
-      <w:lvlJc w:val="left"/>
-      <w:pPr>
-        <w:tabs>
-          <w:tab w:val="num" w:pos="5040"/>
-        </w:tabs>
-        <w:ind w:left="5040" w:hanging="360"/>
-      </w:pPr>
-      <w:rPr>
-        <w:rFonts w:ascii="Wingdings" w:hAnsi="Wingdings" w:hint="default"/>
-        <w:sz w:val="20"/>
-      </w:rPr>
-    </w:lvl>
-    <w:lvl w:ilvl="7" w:tentative="1">
-      <w:start w:val="1"/>
-      <w:numFmt w:val="bullet"/>
-      <w:lvlText w:val=""/>
-      <w:lvlJc w:val="left"/>
-      <w:pPr>
-        <w:tabs>
-          <w:tab w:val="num" w:pos="5760"/>
-        </w:tabs>
-        <w:ind w:left="5760" w:hanging="360"/>
-      </w:pPr>
-      <w:rPr>
-        <w:rFonts w:ascii="Wingdings" w:hAnsi="Wingdings" w:hint="default"/>
-        <w:sz w:val="20"/>
-      </w:rPr>
-    </w:lvl>
-    <w:lvl w:ilvl="8" w:tentative="1">
-      <w:start w:val="1"/>
-      <w:numFmt w:val="bullet"/>
-      <w:lvlText w:val=""/>
-      <w:lvlJc w:val="left"/>
-      <w:pPr>
-        <w:tabs>
-          <w:tab w:val="num" w:pos="6480"/>
-        </w:tabs>
-        <w:ind w:left="6480" w:hanging="360"/>
-      </w:pPr>
-      <w:rPr>
-        <w:rFonts w:ascii="Wingdings" w:hAnsi="Wingdings" w:hint="default"/>
-        <w:sz w:val="20"/>
-      </w:rPr>
-    </w:lvl>
-  </w:abstractNum>
-  <w:abstractNum w:abstractNumId="20" w15:restartNumberingAfterBreak="0">
-    <w:nsid w:val="1A5E2BBA"/>
-    <w:multiLevelType w:val="multilevel"/>
-    <w:tmpl w:val="8DF0CDD6"/>
-    <w:lvl w:ilvl="0">
-      <w:start w:val="1"/>
-      <w:numFmt w:val="bullet"/>
-      <w:lvlText w:val=""/>
-      <w:lvlJc w:val="left"/>
-      <w:pPr>
-        <w:tabs>
-          <w:tab w:val="num" w:pos="720"/>
-        </w:tabs>
-        <w:ind w:left="720" w:hanging="360"/>
-      </w:pPr>
-      <w:rPr>
-        <w:rFonts w:ascii="Symbol" w:hAnsi="Symbol" w:hint="default"/>
-        <w:sz w:val="20"/>
-      </w:rPr>
-    </w:lvl>
-    <w:lvl w:ilvl="1" w:tentative="1">
-      <w:start w:val="1"/>
-      <w:numFmt w:val="bullet"/>
-      <w:lvlText w:val="o"/>
-      <w:lvlJc w:val="left"/>
-      <w:pPr>
-        <w:tabs>
-          <w:tab w:val="num" w:pos="1440"/>
-        </w:tabs>
-        <w:ind w:left="1440" w:hanging="360"/>
-      </w:pPr>
-      <w:rPr>
-        <w:rFonts w:ascii="Courier New" w:hAnsi="Courier New" w:hint="default"/>
-        <w:sz w:val="20"/>
-      </w:rPr>
-    </w:lvl>
-    <w:lvl w:ilvl="2" w:tentative="1">
-      <w:start w:val="1"/>
-      <w:numFmt w:val="bullet"/>
-      <w:lvlText w:val=""/>
-      <w:lvlJc w:val="left"/>
-      <w:pPr>
-        <w:tabs>
-          <w:tab w:val="num" w:pos="2160"/>
-        </w:tabs>
-        <w:ind w:left="2160" w:hanging="360"/>
-      </w:pPr>
-      <w:rPr>
-        <w:rFonts w:ascii="Wingdings" w:hAnsi="Wingdings" w:hint="default"/>
-        <w:sz w:val="20"/>
-      </w:rPr>
-    </w:lvl>
-    <w:lvl w:ilvl="3" w:tentative="1">
-      <w:start w:val="1"/>
-      <w:numFmt w:val="bullet"/>
-      <w:lvlText w:val=""/>
-      <w:lvlJc w:val="left"/>
-      <w:pPr>
-        <w:tabs>
-          <w:tab w:val="num" w:pos="2880"/>
-        </w:tabs>
-        <w:ind w:left="2880" w:hanging="360"/>
-      </w:pPr>
-      <w:rPr>
-        <w:rFonts w:ascii="Wingdings" w:hAnsi="Wingdings" w:hint="default"/>
-        <w:sz w:val="20"/>
-      </w:rPr>
-    </w:lvl>
-    <w:lvl w:ilvl="4" w:tentative="1">
-      <w:start w:val="1"/>
-      <w:numFmt w:val="bullet"/>
-      <w:lvlText w:val=""/>
-      <w:lvlJc w:val="left"/>
-      <w:pPr>
-        <w:tabs>
-          <w:tab w:val="num" w:pos="3600"/>
-        </w:tabs>
-        <w:ind w:left="3600" w:hanging="360"/>
-      </w:pPr>
-      <w:rPr>
-        <w:rFonts w:ascii="Wingdings" w:hAnsi="Wingdings" w:hint="default"/>
-        <w:sz w:val="20"/>
-      </w:rPr>
-    </w:lvl>
-    <w:lvl w:ilvl="5" w:tentative="1">
-      <w:start w:val="1"/>
-      <w:numFmt w:val="bullet"/>
-      <w:lvlText w:val=""/>
-      <w:lvlJc w:val="left"/>
-      <w:pPr>
-        <w:tabs>
-          <w:tab w:val="num" w:pos="4320"/>
-        </w:tabs>
-        <w:ind w:left="4320" w:hanging="360"/>
-      </w:pPr>
-      <w:rPr>
-        <w:rFonts w:ascii="Wingdings" w:hAnsi="Wingdings" w:hint="default"/>
-        <w:sz w:val="20"/>
-      </w:rPr>
-    </w:lvl>
-    <w:lvl w:ilvl="6" w:tentative="1">
-      <w:start w:val="1"/>
-      <w:numFmt w:val="bullet"/>
-      <w:lvlText w:val=""/>
-      <w:lvlJc w:val="left"/>
-      <w:pPr>
-        <w:tabs>
-          <w:tab w:val="num" w:pos="5040"/>
-        </w:tabs>
-        <w:ind w:left="5040" w:hanging="360"/>
-      </w:pPr>
-      <w:rPr>
-        <w:rFonts w:ascii="Wingdings" w:hAnsi="Wingdings" w:hint="default"/>
-        <w:sz w:val="20"/>
-      </w:rPr>
-    </w:lvl>
-    <w:lvl w:ilvl="7" w:tentative="1">
-      <w:start w:val="1"/>
-      <w:numFmt w:val="bullet"/>
-      <w:lvlText w:val=""/>
-      <w:lvlJc w:val="left"/>
-      <w:pPr>
-        <w:tabs>
-          <w:tab w:val="num" w:pos="5760"/>
-        </w:tabs>
-        <w:ind w:left="5760" w:hanging="360"/>
-      </w:pPr>
-      <w:rPr>
-        <w:rFonts w:ascii="Wingdings" w:hAnsi="Wingdings" w:hint="default"/>
-        <w:sz w:val="20"/>
-      </w:rPr>
-    </w:lvl>
-    <w:lvl w:ilvl="8" w:tentative="1">
-      <w:start w:val="1"/>
-      <w:numFmt w:val="bullet"/>
-      <w:lvlText w:val=""/>
-      <w:lvlJc w:val="left"/>
-      <w:pPr>
-        <w:tabs>
-          <w:tab w:val="num" w:pos="6480"/>
-        </w:tabs>
-        <w:ind w:left="6480" w:hanging="360"/>
-      </w:pPr>
-      <w:rPr>
-        <w:rFonts w:ascii="Wingdings" w:hAnsi="Wingdings" w:hint="default"/>
-        <w:sz w:val="20"/>
-      </w:rPr>
-    </w:lvl>
-  </w:abstractNum>
-  <w:abstractNum w:abstractNumId="21" w15:restartNumberingAfterBreak="0">
-    <w:nsid w:val="1A9B65A0"/>
-    <w:multiLevelType w:val="multilevel"/>
-    <w:tmpl w:val="CD56F352"/>
-    <w:lvl w:ilvl="0">
-      <w:start w:val="1"/>
-      <w:numFmt w:val="bullet"/>
-      <w:lvlText w:val=""/>
-      <w:lvlJc w:val="left"/>
-      <w:pPr>
-        <w:tabs>
-          <w:tab w:val="num" w:pos="720"/>
-        </w:tabs>
-        <w:ind w:left="720" w:hanging="360"/>
-      </w:pPr>
-      <w:rPr>
-        <w:rFonts w:ascii="Symbol" w:hAnsi="Symbol" w:hint="default"/>
-        <w:sz w:val="20"/>
-      </w:rPr>
-    </w:lvl>
-    <w:lvl w:ilvl="1" w:tentative="1">
-      <w:start w:val="1"/>
-      <w:numFmt w:val="bullet"/>
-      <w:lvlText w:val="o"/>
-      <w:lvlJc w:val="left"/>
-      <w:pPr>
-        <w:tabs>
-          <w:tab w:val="num" w:pos="1440"/>
-        </w:tabs>
-        <w:ind w:left="1440" w:hanging="360"/>
-      </w:pPr>
-      <w:rPr>
-        <w:rFonts w:ascii="Courier New" w:hAnsi="Courier New" w:hint="default"/>
-        <w:sz w:val="20"/>
-      </w:rPr>
-    </w:lvl>
-    <w:lvl w:ilvl="2" w:tentative="1">
-      <w:start w:val="1"/>
-      <w:numFmt w:val="bullet"/>
-      <w:lvlText w:val=""/>
-      <w:lvlJc w:val="left"/>
-      <w:pPr>
-        <w:tabs>
-          <w:tab w:val="num" w:pos="2160"/>
-        </w:tabs>
-        <w:ind w:left="2160" w:hanging="360"/>
-      </w:pPr>
-      <w:rPr>
-        <w:rFonts w:ascii="Wingdings" w:hAnsi="Wingdings" w:hint="default"/>
-        <w:sz w:val="20"/>
-      </w:rPr>
-    </w:lvl>
-    <w:lvl w:ilvl="3" w:tentative="1">
-      <w:start w:val="1"/>
-      <w:numFmt w:val="bullet"/>
-      <w:lvlText w:val=""/>
-      <w:lvlJc w:val="left"/>
-      <w:pPr>
-        <w:tabs>
-          <w:tab w:val="num" w:pos="2880"/>
-        </w:tabs>
-        <w:ind w:left="2880" w:hanging="360"/>
-      </w:pPr>
-      <w:rPr>
-        <w:rFonts w:ascii="Wingdings" w:hAnsi="Wingdings" w:hint="default"/>
-        <w:sz w:val="20"/>
-      </w:rPr>
-    </w:lvl>
-    <w:lvl w:ilvl="4" w:tentative="1">
-      <w:start w:val="1"/>
-      <w:numFmt w:val="bullet"/>
-      <w:lvlText w:val=""/>
-      <w:lvlJc w:val="left"/>
-      <w:pPr>
-        <w:tabs>
-          <w:tab w:val="num" w:pos="3600"/>
-        </w:tabs>
-        <w:ind w:left="3600" w:hanging="360"/>
-      </w:pPr>
-      <w:rPr>
-        <w:rFonts w:ascii="Wingdings" w:hAnsi="Wingdings" w:hint="default"/>
-        <w:sz w:val="20"/>
-      </w:rPr>
-    </w:lvl>
-    <w:lvl w:ilvl="5" w:tentative="1">
-      <w:start w:val="1"/>
-      <w:numFmt w:val="bullet"/>
-      <w:lvlText w:val=""/>
-      <w:lvlJc w:val="left"/>
-      <w:pPr>
-        <w:tabs>
-          <w:tab w:val="num" w:pos="4320"/>
-        </w:tabs>
-        <w:ind w:left="4320" w:hanging="360"/>
-      </w:pPr>
-      <w:rPr>
-        <w:rFonts w:ascii="Wingdings" w:hAnsi="Wingdings" w:hint="default"/>
-        <w:sz w:val="20"/>
-      </w:rPr>
-    </w:lvl>
-    <w:lvl w:ilvl="6" w:tentative="1">
-      <w:start w:val="1"/>
-      <w:numFmt w:val="bullet"/>
-      <w:lvlText w:val=""/>
-      <w:lvlJc w:val="left"/>
-      <w:pPr>
-        <w:tabs>
-          <w:tab w:val="num" w:pos="5040"/>
-        </w:tabs>
-        <w:ind w:left="5040" w:hanging="360"/>
-      </w:pPr>
-      <w:rPr>
-        <w:rFonts w:ascii="Wingdings" w:hAnsi="Wingdings" w:hint="default"/>
-        <w:sz w:val="20"/>
-      </w:rPr>
-    </w:lvl>
-    <w:lvl w:ilvl="7" w:tentative="1">
-      <w:start w:val="1"/>
-      <w:numFmt w:val="bullet"/>
-      <w:lvlText w:val=""/>
-      <w:lvlJc w:val="left"/>
-      <w:pPr>
-        <w:tabs>
-          <w:tab w:val="num" w:pos="5760"/>
-        </w:tabs>
-        <w:ind w:left="5760" w:hanging="360"/>
-      </w:pPr>
-      <w:rPr>
-        <w:rFonts w:ascii="Wingdings" w:hAnsi="Wingdings" w:hint="default"/>
-        <w:sz w:val="20"/>
-      </w:rPr>
-    </w:lvl>
-    <w:lvl w:ilvl="8" w:tentative="1">
-      <w:start w:val="1"/>
-      <w:numFmt w:val="bullet"/>
-      <w:lvlText w:val=""/>
-      <w:lvlJc w:val="left"/>
-      <w:pPr>
-        <w:tabs>
-          <w:tab w:val="num" w:pos="6480"/>
-        </w:tabs>
-        <w:ind w:left="6480" w:hanging="360"/>
-      </w:pPr>
-      <w:rPr>
-        <w:rFonts w:ascii="Wingdings" w:hAnsi="Wingdings" w:hint="default"/>
-        <w:sz w:val="20"/>
-      </w:rPr>
-    </w:lvl>
-  </w:abstractNum>
-  <w:abstractNum w:abstractNumId="22" w15:restartNumberingAfterBreak="0">
-    <w:nsid w:val="1B09561D"/>
-    <w:multiLevelType w:val="multilevel"/>
-    <w:tmpl w:val="A5C8610A"/>
+    <w:tmpl w:val="94E4927C"/>
     <w:lvl w:ilvl="0">
       <w:start w:val="1"/>
       <w:numFmt w:val="decimal"/>
@@ -13846,10 +14442,10 @@
       </w:pPr>
     </w:lvl>
   </w:abstractNum>
-  <w:abstractNum w:abstractNumId="23" w15:restartNumberingAfterBreak="0">
-    <w:nsid w:val="1DAC767C"/>
+  <w:abstractNum w:abstractNumId="27" w15:restartNumberingAfterBreak="0">
+    <w:nsid w:val="25E45F9E"/>
     <w:multiLevelType w:val="multilevel"/>
-    <w:tmpl w:val="673863D6"/>
+    <w:tmpl w:val="0D586582"/>
     <w:lvl w:ilvl="0">
       <w:start w:val="1"/>
       <w:numFmt w:val="bullet"/>
@@ -13995,10 +14591,10 @@
       </w:rPr>
     </w:lvl>
   </w:abstractNum>
-  <w:abstractNum w:abstractNumId="24" w15:restartNumberingAfterBreak="0">
-    <w:nsid w:val="20BF6E59"/>
+  <w:abstractNum w:abstractNumId="28" w15:restartNumberingAfterBreak="0">
+    <w:nsid w:val="28B26829"/>
     <w:multiLevelType w:val="multilevel"/>
-    <w:tmpl w:val="4206592C"/>
+    <w:tmpl w:val="6542112E"/>
     <w:lvl w:ilvl="0">
       <w:start w:val="1"/>
       <w:numFmt w:val="bullet"/>
@@ -14144,10 +14740,1351 @@
       </w:rPr>
     </w:lvl>
   </w:abstractNum>
-  <w:abstractNum w:abstractNumId="25" w15:restartNumberingAfterBreak="0">
-    <w:nsid w:val="248B13F9"/>
+  <w:abstractNum w:abstractNumId="29" w15:restartNumberingAfterBreak="0">
+    <w:nsid w:val="290E3F5D"/>
     <w:multiLevelType w:val="multilevel"/>
-    <w:tmpl w:val="B35691E8"/>
+    <w:tmpl w:val="1B4ECF9C"/>
+    <w:lvl w:ilvl="0">
+      <w:start w:val="1"/>
+      <w:numFmt w:val="bullet"/>
+      <w:lvlText w:val=""/>
+      <w:lvlJc w:val="left"/>
+      <w:pPr>
+        <w:tabs>
+          <w:tab w:val="num" w:pos="720"/>
+        </w:tabs>
+        <w:ind w:left="720" w:hanging="360"/>
+      </w:pPr>
+      <w:rPr>
+        <w:rFonts w:ascii="Symbol" w:hAnsi="Symbol" w:hint="default"/>
+        <w:sz w:val="20"/>
+      </w:rPr>
+    </w:lvl>
+    <w:lvl w:ilvl="1" w:tentative="1">
+      <w:start w:val="1"/>
+      <w:numFmt w:val="bullet"/>
+      <w:lvlText w:val="o"/>
+      <w:lvlJc w:val="left"/>
+      <w:pPr>
+        <w:tabs>
+          <w:tab w:val="num" w:pos="1440"/>
+        </w:tabs>
+        <w:ind w:left="1440" w:hanging="360"/>
+      </w:pPr>
+      <w:rPr>
+        <w:rFonts w:ascii="Courier New" w:hAnsi="Courier New" w:hint="default"/>
+        <w:sz w:val="20"/>
+      </w:rPr>
+    </w:lvl>
+    <w:lvl w:ilvl="2" w:tentative="1">
+      <w:start w:val="1"/>
+      <w:numFmt w:val="bullet"/>
+      <w:lvlText w:val=""/>
+      <w:lvlJc w:val="left"/>
+      <w:pPr>
+        <w:tabs>
+          <w:tab w:val="num" w:pos="2160"/>
+        </w:tabs>
+        <w:ind w:left="2160" w:hanging="360"/>
+      </w:pPr>
+      <w:rPr>
+        <w:rFonts w:ascii="Wingdings" w:hAnsi="Wingdings" w:hint="default"/>
+        <w:sz w:val="20"/>
+      </w:rPr>
+    </w:lvl>
+    <w:lvl w:ilvl="3" w:tentative="1">
+      <w:start w:val="1"/>
+      <w:numFmt w:val="bullet"/>
+      <w:lvlText w:val=""/>
+      <w:lvlJc w:val="left"/>
+      <w:pPr>
+        <w:tabs>
+          <w:tab w:val="num" w:pos="2880"/>
+        </w:tabs>
+        <w:ind w:left="2880" w:hanging="360"/>
+      </w:pPr>
+      <w:rPr>
+        <w:rFonts w:ascii="Wingdings" w:hAnsi="Wingdings" w:hint="default"/>
+        <w:sz w:val="20"/>
+      </w:rPr>
+    </w:lvl>
+    <w:lvl w:ilvl="4" w:tentative="1">
+      <w:start w:val="1"/>
+      <w:numFmt w:val="bullet"/>
+      <w:lvlText w:val=""/>
+      <w:lvlJc w:val="left"/>
+      <w:pPr>
+        <w:tabs>
+          <w:tab w:val="num" w:pos="3600"/>
+        </w:tabs>
+        <w:ind w:left="3600" w:hanging="360"/>
+      </w:pPr>
+      <w:rPr>
+        <w:rFonts w:ascii="Wingdings" w:hAnsi="Wingdings" w:hint="default"/>
+        <w:sz w:val="20"/>
+      </w:rPr>
+    </w:lvl>
+    <w:lvl w:ilvl="5" w:tentative="1">
+      <w:start w:val="1"/>
+      <w:numFmt w:val="bullet"/>
+      <w:lvlText w:val=""/>
+      <w:lvlJc w:val="left"/>
+      <w:pPr>
+        <w:tabs>
+          <w:tab w:val="num" w:pos="4320"/>
+        </w:tabs>
+        <w:ind w:left="4320" w:hanging="360"/>
+      </w:pPr>
+      <w:rPr>
+        <w:rFonts w:ascii="Wingdings" w:hAnsi="Wingdings" w:hint="default"/>
+        <w:sz w:val="20"/>
+      </w:rPr>
+    </w:lvl>
+    <w:lvl w:ilvl="6" w:tentative="1">
+      <w:start w:val="1"/>
+      <w:numFmt w:val="bullet"/>
+      <w:lvlText w:val=""/>
+      <w:lvlJc w:val="left"/>
+      <w:pPr>
+        <w:tabs>
+          <w:tab w:val="num" w:pos="5040"/>
+        </w:tabs>
+        <w:ind w:left="5040" w:hanging="360"/>
+      </w:pPr>
+      <w:rPr>
+        <w:rFonts w:ascii="Wingdings" w:hAnsi="Wingdings" w:hint="default"/>
+        <w:sz w:val="20"/>
+      </w:rPr>
+    </w:lvl>
+    <w:lvl w:ilvl="7" w:tentative="1">
+      <w:start w:val="1"/>
+      <w:numFmt w:val="bullet"/>
+      <w:lvlText w:val=""/>
+      <w:lvlJc w:val="left"/>
+      <w:pPr>
+        <w:tabs>
+          <w:tab w:val="num" w:pos="5760"/>
+        </w:tabs>
+        <w:ind w:left="5760" w:hanging="360"/>
+      </w:pPr>
+      <w:rPr>
+        <w:rFonts w:ascii="Wingdings" w:hAnsi="Wingdings" w:hint="default"/>
+        <w:sz w:val="20"/>
+      </w:rPr>
+    </w:lvl>
+    <w:lvl w:ilvl="8" w:tentative="1">
+      <w:start w:val="1"/>
+      <w:numFmt w:val="bullet"/>
+      <w:lvlText w:val=""/>
+      <w:lvlJc w:val="left"/>
+      <w:pPr>
+        <w:tabs>
+          <w:tab w:val="num" w:pos="6480"/>
+        </w:tabs>
+        <w:ind w:left="6480" w:hanging="360"/>
+      </w:pPr>
+      <w:rPr>
+        <w:rFonts w:ascii="Wingdings" w:hAnsi="Wingdings" w:hint="default"/>
+        <w:sz w:val="20"/>
+      </w:rPr>
+    </w:lvl>
+  </w:abstractNum>
+  <w:abstractNum w:abstractNumId="30" w15:restartNumberingAfterBreak="0">
+    <w:nsid w:val="2AA3767E"/>
+    <w:multiLevelType w:val="multilevel"/>
+    <w:tmpl w:val="1AA691C0"/>
+    <w:lvl w:ilvl="0">
+      <w:start w:val="1"/>
+      <w:numFmt w:val="bullet"/>
+      <w:lvlText w:val=""/>
+      <w:lvlJc w:val="left"/>
+      <w:pPr>
+        <w:tabs>
+          <w:tab w:val="num" w:pos="720"/>
+        </w:tabs>
+        <w:ind w:left="720" w:hanging="360"/>
+      </w:pPr>
+      <w:rPr>
+        <w:rFonts w:ascii="Symbol" w:hAnsi="Symbol" w:hint="default"/>
+        <w:sz w:val="20"/>
+      </w:rPr>
+    </w:lvl>
+    <w:lvl w:ilvl="1" w:tentative="1">
+      <w:start w:val="1"/>
+      <w:numFmt w:val="bullet"/>
+      <w:lvlText w:val="o"/>
+      <w:lvlJc w:val="left"/>
+      <w:pPr>
+        <w:tabs>
+          <w:tab w:val="num" w:pos="1440"/>
+        </w:tabs>
+        <w:ind w:left="1440" w:hanging="360"/>
+      </w:pPr>
+      <w:rPr>
+        <w:rFonts w:ascii="Courier New" w:hAnsi="Courier New" w:hint="default"/>
+        <w:sz w:val="20"/>
+      </w:rPr>
+    </w:lvl>
+    <w:lvl w:ilvl="2" w:tentative="1">
+      <w:start w:val="1"/>
+      <w:numFmt w:val="bullet"/>
+      <w:lvlText w:val=""/>
+      <w:lvlJc w:val="left"/>
+      <w:pPr>
+        <w:tabs>
+          <w:tab w:val="num" w:pos="2160"/>
+        </w:tabs>
+        <w:ind w:left="2160" w:hanging="360"/>
+      </w:pPr>
+      <w:rPr>
+        <w:rFonts w:ascii="Wingdings" w:hAnsi="Wingdings" w:hint="default"/>
+        <w:sz w:val="20"/>
+      </w:rPr>
+    </w:lvl>
+    <w:lvl w:ilvl="3" w:tentative="1">
+      <w:start w:val="1"/>
+      <w:numFmt w:val="bullet"/>
+      <w:lvlText w:val=""/>
+      <w:lvlJc w:val="left"/>
+      <w:pPr>
+        <w:tabs>
+          <w:tab w:val="num" w:pos="2880"/>
+        </w:tabs>
+        <w:ind w:left="2880" w:hanging="360"/>
+      </w:pPr>
+      <w:rPr>
+        <w:rFonts w:ascii="Wingdings" w:hAnsi="Wingdings" w:hint="default"/>
+        <w:sz w:val="20"/>
+      </w:rPr>
+    </w:lvl>
+    <w:lvl w:ilvl="4" w:tentative="1">
+      <w:start w:val="1"/>
+      <w:numFmt w:val="bullet"/>
+      <w:lvlText w:val=""/>
+      <w:lvlJc w:val="left"/>
+      <w:pPr>
+        <w:tabs>
+          <w:tab w:val="num" w:pos="3600"/>
+        </w:tabs>
+        <w:ind w:left="3600" w:hanging="360"/>
+      </w:pPr>
+      <w:rPr>
+        <w:rFonts w:ascii="Wingdings" w:hAnsi="Wingdings" w:hint="default"/>
+        <w:sz w:val="20"/>
+      </w:rPr>
+    </w:lvl>
+    <w:lvl w:ilvl="5" w:tentative="1">
+      <w:start w:val="1"/>
+      <w:numFmt w:val="bullet"/>
+      <w:lvlText w:val=""/>
+      <w:lvlJc w:val="left"/>
+      <w:pPr>
+        <w:tabs>
+          <w:tab w:val="num" w:pos="4320"/>
+        </w:tabs>
+        <w:ind w:left="4320" w:hanging="360"/>
+      </w:pPr>
+      <w:rPr>
+        <w:rFonts w:ascii="Wingdings" w:hAnsi="Wingdings" w:hint="default"/>
+        <w:sz w:val="20"/>
+      </w:rPr>
+    </w:lvl>
+    <w:lvl w:ilvl="6" w:tentative="1">
+      <w:start w:val="1"/>
+      <w:numFmt w:val="bullet"/>
+      <w:lvlText w:val=""/>
+      <w:lvlJc w:val="left"/>
+      <w:pPr>
+        <w:tabs>
+          <w:tab w:val="num" w:pos="5040"/>
+        </w:tabs>
+        <w:ind w:left="5040" w:hanging="360"/>
+      </w:pPr>
+      <w:rPr>
+        <w:rFonts w:ascii="Wingdings" w:hAnsi="Wingdings" w:hint="default"/>
+        <w:sz w:val="20"/>
+      </w:rPr>
+    </w:lvl>
+    <w:lvl w:ilvl="7" w:tentative="1">
+      <w:start w:val="1"/>
+      <w:numFmt w:val="bullet"/>
+      <w:lvlText w:val=""/>
+      <w:lvlJc w:val="left"/>
+      <w:pPr>
+        <w:tabs>
+          <w:tab w:val="num" w:pos="5760"/>
+        </w:tabs>
+        <w:ind w:left="5760" w:hanging="360"/>
+      </w:pPr>
+      <w:rPr>
+        <w:rFonts w:ascii="Wingdings" w:hAnsi="Wingdings" w:hint="default"/>
+        <w:sz w:val="20"/>
+      </w:rPr>
+    </w:lvl>
+    <w:lvl w:ilvl="8" w:tentative="1">
+      <w:start w:val="1"/>
+      <w:numFmt w:val="bullet"/>
+      <w:lvlText w:val=""/>
+      <w:lvlJc w:val="left"/>
+      <w:pPr>
+        <w:tabs>
+          <w:tab w:val="num" w:pos="6480"/>
+        </w:tabs>
+        <w:ind w:left="6480" w:hanging="360"/>
+      </w:pPr>
+      <w:rPr>
+        <w:rFonts w:ascii="Wingdings" w:hAnsi="Wingdings" w:hint="default"/>
+        <w:sz w:val="20"/>
+      </w:rPr>
+    </w:lvl>
+  </w:abstractNum>
+  <w:abstractNum w:abstractNumId="31" w15:restartNumberingAfterBreak="0">
+    <w:nsid w:val="2B9A7B68"/>
+    <w:multiLevelType w:val="multilevel"/>
+    <w:tmpl w:val="372AC776"/>
+    <w:lvl w:ilvl="0">
+      <w:start w:val="1"/>
+      <w:numFmt w:val="bullet"/>
+      <w:lvlText w:val=""/>
+      <w:lvlJc w:val="left"/>
+      <w:pPr>
+        <w:tabs>
+          <w:tab w:val="num" w:pos="720"/>
+        </w:tabs>
+        <w:ind w:left="720" w:hanging="360"/>
+      </w:pPr>
+      <w:rPr>
+        <w:rFonts w:ascii="Symbol" w:hAnsi="Symbol" w:hint="default"/>
+        <w:sz w:val="20"/>
+      </w:rPr>
+    </w:lvl>
+    <w:lvl w:ilvl="1" w:tentative="1">
+      <w:start w:val="1"/>
+      <w:numFmt w:val="bullet"/>
+      <w:lvlText w:val="o"/>
+      <w:lvlJc w:val="left"/>
+      <w:pPr>
+        <w:tabs>
+          <w:tab w:val="num" w:pos="1440"/>
+        </w:tabs>
+        <w:ind w:left="1440" w:hanging="360"/>
+      </w:pPr>
+      <w:rPr>
+        <w:rFonts w:ascii="Courier New" w:hAnsi="Courier New" w:hint="default"/>
+        <w:sz w:val="20"/>
+      </w:rPr>
+    </w:lvl>
+    <w:lvl w:ilvl="2" w:tentative="1">
+      <w:start w:val="1"/>
+      <w:numFmt w:val="bullet"/>
+      <w:lvlText w:val=""/>
+      <w:lvlJc w:val="left"/>
+      <w:pPr>
+        <w:tabs>
+          <w:tab w:val="num" w:pos="2160"/>
+        </w:tabs>
+        <w:ind w:left="2160" w:hanging="360"/>
+      </w:pPr>
+      <w:rPr>
+        <w:rFonts w:ascii="Wingdings" w:hAnsi="Wingdings" w:hint="default"/>
+        <w:sz w:val="20"/>
+      </w:rPr>
+    </w:lvl>
+    <w:lvl w:ilvl="3" w:tentative="1">
+      <w:start w:val="1"/>
+      <w:numFmt w:val="bullet"/>
+      <w:lvlText w:val=""/>
+      <w:lvlJc w:val="left"/>
+      <w:pPr>
+        <w:tabs>
+          <w:tab w:val="num" w:pos="2880"/>
+        </w:tabs>
+        <w:ind w:left="2880" w:hanging="360"/>
+      </w:pPr>
+      <w:rPr>
+        <w:rFonts w:ascii="Wingdings" w:hAnsi="Wingdings" w:hint="default"/>
+        <w:sz w:val="20"/>
+      </w:rPr>
+    </w:lvl>
+    <w:lvl w:ilvl="4" w:tentative="1">
+      <w:start w:val="1"/>
+      <w:numFmt w:val="bullet"/>
+      <w:lvlText w:val=""/>
+      <w:lvlJc w:val="left"/>
+      <w:pPr>
+        <w:tabs>
+          <w:tab w:val="num" w:pos="3600"/>
+        </w:tabs>
+        <w:ind w:left="3600" w:hanging="360"/>
+      </w:pPr>
+      <w:rPr>
+        <w:rFonts w:ascii="Wingdings" w:hAnsi="Wingdings" w:hint="default"/>
+        <w:sz w:val="20"/>
+      </w:rPr>
+    </w:lvl>
+    <w:lvl w:ilvl="5" w:tentative="1">
+      <w:start w:val="1"/>
+      <w:numFmt w:val="bullet"/>
+      <w:lvlText w:val=""/>
+      <w:lvlJc w:val="left"/>
+      <w:pPr>
+        <w:tabs>
+          <w:tab w:val="num" w:pos="4320"/>
+        </w:tabs>
+        <w:ind w:left="4320" w:hanging="360"/>
+      </w:pPr>
+      <w:rPr>
+        <w:rFonts w:ascii="Wingdings" w:hAnsi="Wingdings" w:hint="default"/>
+        <w:sz w:val="20"/>
+      </w:rPr>
+    </w:lvl>
+    <w:lvl w:ilvl="6" w:tentative="1">
+      <w:start w:val="1"/>
+      <w:numFmt w:val="bullet"/>
+      <w:lvlText w:val=""/>
+      <w:lvlJc w:val="left"/>
+      <w:pPr>
+        <w:tabs>
+          <w:tab w:val="num" w:pos="5040"/>
+        </w:tabs>
+        <w:ind w:left="5040" w:hanging="360"/>
+      </w:pPr>
+      <w:rPr>
+        <w:rFonts w:ascii="Wingdings" w:hAnsi="Wingdings" w:hint="default"/>
+        <w:sz w:val="20"/>
+      </w:rPr>
+    </w:lvl>
+    <w:lvl w:ilvl="7" w:tentative="1">
+      <w:start w:val="1"/>
+      <w:numFmt w:val="bullet"/>
+      <w:lvlText w:val=""/>
+      <w:lvlJc w:val="left"/>
+      <w:pPr>
+        <w:tabs>
+          <w:tab w:val="num" w:pos="5760"/>
+        </w:tabs>
+        <w:ind w:left="5760" w:hanging="360"/>
+      </w:pPr>
+      <w:rPr>
+        <w:rFonts w:ascii="Wingdings" w:hAnsi="Wingdings" w:hint="default"/>
+        <w:sz w:val="20"/>
+      </w:rPr>
+    </w:lvl>
+    <w:lvl w:ilvl="8" w:tentative="1">
+      <w:start w:val="1"/>
+      <w:numFmt w:val="bullet"/>
+      <w:lvlText w:val=""/>
+      <w:lvlJc w:val="left"/>
+      <w:pPr>
+        <w:tabs>
+          <w:tab w:val="num" w:pos="6480"/>
+        </w:tabs>
+        <w:ind w:left="6480" w:hanging="360"/>
+      </w:pPr>
+      <w:rPr>
+        <w:rFonts w:ascii="Wingdings" w:hAnsi="Wingdings" w:hint="default"/>
+        <w:sz w:val="20"/>
+      </w:rPr>
+    </w:lvl>
+  </w:abstractNum>
+  <w:abstractNum w:abstractNumId="32" w15:restartNumberingAfterBreak="0">
+    <w:nsid w:val="2DCE7B1E"/>
+    <w:multiLevelType w:val="multilevel"/>
+    <w:tmpl w:val="FA669CD0"/>
+    <w:lvl w:ilvl="0">
+      <w:start w:val="1"/>
+      <w:numFmt w:val="bullet"/>
+      <w:lvlText w:val=""/>
+      <w:lvlJc w:val="left"/>
+      <w:pPr>
+        <w:tabs>
+          <w:tab w:val="num" w:pos="720"/>
+        </w:tabs>
+        <w:ind w:left="720" w:hanging="360"/>
+      </w:pPr>
+      <w:rPr>
+        <w:rFonts w:ascii="Symbol" w:hAnsi="Symbol" w:hint="default"/>
+        <w:sz w:val="20"/>
+      </w:rPr>
+    </w:lvl>
+    <w:lvl w:ilvl="1" w:tentative="1">
+      <w:start w:val="1"/>
+      <w:numFmt w:val="bullet"/>
+      <w:lvlText w:val="o"/>
+      <w:lvlJc w:val="left"/>
+      <w:pPr>
+        <w:tabs>
+          <w:tab w:val="num" w:pos="1440"/>
+        </w:tabs>
+        <w:ind w:left="1440" w:hanging="360"/>
+      </w:pPr>
+      <w:rPr>
+        <w:rFonts w:ascii="Courier New" w:hAnsi="Courier New" w:hint="default"/>
+        <w:sz w:val="20"/>
+      </w:rPr>
+    </w:lvl>
+    <w:lvl w:ilvl="2" w:tentative="1">
+      <w:start w:val="1"/>
+      <w:numFmt w:val="bullet"/>
+      <w:lvlText w:val=""/>
+      <w:lvlJc w:val="left"/>
+      <w:pPr>
+        <w:tabs>
+          <w:tab w:val="num" w:pos="2160"/>
+        </w:tabs>
+        <w:ind w:left="2160" w:hanging="360"/>
+      </w:pPr>
+      <w:rPr>
+        <w:rFonts w:ascii="Wingdings" w:hAnsi="Wingdings" w:hint="default"/>
+        <w:sz w:val="20"/>
+      </w:rPr>
+    </w:lvl>
+    <w:lvl w:ilvl="3" w:tentative="1">
+      <w:start w:val="1"/>
+      <w:numFmt w:val="bullet"/>
+      <w:lvlText w:val=""/>
+      <w:lvlJc w:val="left"/>
+      <w:pPr>
+        <w:tabs>
+          <w:tab w:val="num" w:pos="2880"/>
+        </w:tabs>
+        <w:ind w:left="2880" w:hanging="360"/>
+      </w:pPr>
+      <w:rPr>
+        <w:rFonts w:ascii="Wingdings" w:hAnsi="Wingdings" w:hint="default"/>
+        <w:sz w:val="20"/>
+      </w:rPr>
+    </w:lvl>
+    <w:lvl w:ilvl="4" w:tentative="1">
+      <w:start w:val="1"/>
+      <w:numFmt w:val="bullet"/>
+      <w:lvlText w:val=""/>
+      <w:lvlJc w:val="left"/>
+      <w:pPr>
+        <w:tabs>
+          <w:tab w:val="num" w:pos="3600"/>
+        </w:tabs>
+        <w:ind w:left="3600" w:hanging="360"/>
+      </w:pPr>
+      <w:rPr>
+        <w:rFonts w:ascii="Wingdings" w:hAnsi="Wingdings" w:hint="default"/>
+        <w:sz w:val="20"/>
+      </w:rPr>
+    </w:lvl>
+    <w:lvl w:ilvl="5" w:tentative="1">
+      <w:start w:val="1"/>
+      <w:numFmt w:val="bullet"/>
+      <w:lvlText w:val=""/>
+      <w:lvlJc w:val="left"/>
+      <w:pPr>
+        <w:tabs>
+          <w:tab w:val="num" w:pos="4320"/>
+        </w:tabs>
+        <w:ind w:left="4320" w:hanging="360"/>
+      </w:pPr>
+      <w:rPr>
+        <w:rFonts w:ascii="Wingdings" w:hAnsi="Wingdings" w:hint="default"/>
+        <w:sz w:val="20"/>
+      </w:rPr>
+    </w:lvl>
+    <w:lvl w:ilvl="6" w:tentative="1">
+      <w:start w:val="1"/>
+      <w:numFmt w:val="bullet"/>
+      <w:lvlText w:val=""/>
+      <w:lvlJc w:val="left"/>
+      <w:pPr>
+        <w:tabs>
+          <w:tab w:val="num" w:pos="5040"/>
+        </w:tabs>
+        <w:ind w:left="5040" w:hanging="360"/>
+      </w:pPr>
+      <w:rPr>
+        <w:rFonts w:ascii="Wingdings" w:hAnsi="Wingdings" w:hint="default"/>
+        <w:sz w:val="20"/>
+      </w:rPr>
+    </w:lvl>
+    <w:lvl w:ilvl="7" w:tentative="1">
+      <w:start w:val="1"/>
+      <w:numFmt w:val="bullet"/>
+      <w:lvlText w:val=""/>
+      <w:lvlJc w:val="left"/>
+      <w:pPr>
+        <w:tabs>
+          <w:tab w:val="num" w:pos="5760"/>
+        </w:tabs>
+        <w:ind w:left="5760" w:hanging="360"/>
+      </w:pPr>
+      <w:rPr>
+        <w:rFonts w:ascii="Wingdings" w:hAnsi="Wingdings" w:hint="default"/>
+        <w:sz w:val="20"/>
+      </w:rPr>
+    </w:lvl>
+    <w:lvl w:ilvl="8" w:tentative="1">
+      <w:start w:val="1"/>
+      <w:numFmt w:val="bullet"/>
+      <w:lvlText w:val=""/>
+      <w:lvlJc w:val="left"/>
+      <w:pPr>
+        <w:tabs>
+          <w:tab w:val="num" w:pos="6480"/>
+        </w:tabs>
+        <w:ind w:left="6480" w:hanging="360"/>
+      </w:pPr>
+      <w:rPr>
+        <w:rFonts w:ascii="Wingdings" w:hAnsi="Wingdings" w:hint="default"/>
+        <w:sz w:val="20"/>
+      </w:rPr>
+    </w:lvl>
+  </w:abstractNum>
+  <w:abstractNum w:abstractNumId="33" w15:restartNumberingAfterBreak="0">
+    <w:nsid w:val="2E4C5197"/>
+    <w:multiLevelType w:val="multilevel"/>
+    <w:tmpl w:val="B502933A"/>
+    <w:lvl w:ilvl="0">
+      <w:start w:val="1"/>
+      <w:numFmt w:val="bullet"/>
+      <w:lvlText w:val=""/>
+      <w:lvlJc w:val="left"/>
+      <w:pPr>
+        <w:tabs>
+          <w:tab w:val="num" w:pos="720"/>
+        </w:tabs>
+        <w:ind w:left="720" w:hanging="360"/>
+      </w:pPr>
+      <w:rPr>
+        <w:rFonts w:ascii="Symbol" w:hAnsi="Symbol" w:hint="default"/>
+        <w:sz w:val="20"/>
+      </w:rPr>
+    </w:lvl>
+    <w:lvl w:ilvl="1" w:tentative="1">
+      <w:start w:val="1"/>
+      <w:numFmt w:val="bullet"/>
+      <w:lvlText w:val="o"/>
+      <w:lvlJc w:val="left"/>
+      <w:pPr>
+        <w:tabs>
+          <w:tab w:val="num" w:pos="1440"/>
+        </w:tabs>
+        <w:ind w:left="1440" w:hanging="360"/>
+      </w:pPr>
+      <w:rPr>
+        <w:rFonts w:ascii="Courier New" w:hAnsi="Courier New" w:hint="default"/>
+        <w:sz w:val="20"/>
+      </w:rPr>
+    </w:lvl>
+    <w:lvl w:ilvl="2" w:tentative="1">
+      <w:start w:val="1"/>
+      <w:numFmt w:val="bullet"/>
+      <w:lvlText w:val=""/>
+      <w:lvlJc w:val="left"/>
+      <w:pPr>
+        <w:tabs>
+          <w:tab w:val="num" w:pos="2160"/>
+        </w:tabs>
+        <w:ind w:left="2160" w:hanging="360"/>
+      </w:pPr>
+      <w:rPr>
+        <w:rFonts w:ascii="Wingdings" w:hAnsi="Wingdings" w:hint="default"/>
+        <w:sz w:val="20"/>
+      </w:rPr>
+    </w:lvl>
+    <w:lvl w:ilvl="3" w:tentative="1">
+      <w:start w:val="1"/>
+      <w:numFmt w:val="bullet"/>
+      <w:lvlText w:val=""/>
+      <w:lvlJc w:val="left"/>
+      <w:pPr>
+        <w:tabs>
+          <w:tab w:val="num" w:pos="2880"/>
+        </w:tabs>
+        <w:ind w:left="2880" w:hanging="360"/>
+      </w:pPr>
+      <w:rPr>
+        <w:rFonts w:ascii="Wingdings" w:hAnsi="Wingdings" w:hint="default"/>
+        <w:sz w:val="20"/>
+      </w:rPr>
+    </w:lvl>
+    <w:lvl w:ilvl="4" w:tentative="1">
+      <w:start w:val="1"/>
+      <w:numFmt w:val="bullet"/>
+      <w:lvlText w:val=""/>
+      <w:lvlJc w:val="left"/>
+      <w:pPr>
+        <w:tabs>
+          <w:tab w:val="num" w:pos="3600"/>
+        </w:tabs>
+        <w:ind w:left="3600" w:hanging="360"/>
+      </w:pPr>
+      <w:rPr>
+        <w:rFonts w:ascii="Wingdings" w:hAnsi="Wingdings" w:hint="default"/>
+        <w:sz w:val="20"/>
+      </w:rPr>
+    </w:lvl>
+    <w:lvl w:ilvl="5" w:tentative="1">
+      <w:start w:val="1"/>
+      <w:numFmt w:val="bullet"/>
+      <w:lvlText w:val=""/>
+      <w:lvlJc w:val="left"/>
+      <w:pPr>
+        <w:tabs>
+          <w:tab w:val="num" w:pos="4320"/>
+        </w:tabs>
+        <w:ind w:left="4320" w:hanging="360"/>
+      </w:pPr>
+      <w:rPr>
+        <w:rFonts w:ascii="Wingdings" w:hAnsi="Wingdings" w:hint="default"/>
+        <w:sz w:val="20"/>
+      </w:rPr>
+    </w:lvl>
+    <w:lvl w:ilvl="6" w:tentative="1">
+      <w:start w:val="1"/>
+      <w:numFmt w:val="bullet"/>
+      <w:lvlText w:val=""/>
+      <w:lvlJc w:val="left"/>
+      <w:pPr>
+        <w:tabs>
+          <w:tab w:val="num" w:pos="5040"/>
+        </w:tabs>
+        <w:ind w:left="5040" w:hanging="360"/>
+      </w:pPr>
+      <w:rPr>
+        <w:rFonts w:ascii="Wingdings" w:hAnsi="Wingdings" w:hint="default"/>
+        <w:sz w:val="20"/>
+      </w:rPr>
+    </w:lvl>
+    <w:lvl w:ilvl="7" w:tentative="1">
+      <w:start w:val="1"/>
+      <w:numFmt w:val="bullet"/>
+      <w:lvlText w:val=""/>
+      <w:lvlJc w:val="left"/>
+      <w:pPr>
+        <w:tabs>
+          <w:tab w:val="num" w:pos="5760"/>
+        </w:tabs>
+        <w:ind w:left="5760" w:hanging="360"/>
+      </w:pPr>
+      <w:rPr>
+        <w:rFonts w:ascii="Wingdings" w:hAnsi="Wingdings" w:hint="default"/>
+        <w:sz w:val="20"/>
+      </w:rPr>
+    </w:lvl>
+    <w:lvl w:ilvl="8" w:tentative="1">
+      <w:start w:val="1"/>
+      <w:numFmt w:val="bullet"/>
+      <w:lvlText w:val=""/>
+      <w:lvlJc w:val="left"/>
+      <w:pPr>
+        <w:tabs>
+          <w:tab w:val="num" w:pos="6480"/>
+        </w:tabs>
+        <w:ind w:left="6480" w:hanging="360"/>
+      </w:pPr>
+      <w:rPr>
+        <w:rFonts w:ascii="Wingdings" w:hAnsi="Wingdings" w:hint="default"/>
+        <w:sz w:val="20"/>
+      </w:rPr>
+    </w:lvl>
+  </w:abstractNum>
+  <w:abstractNum w:abstractNumId="34" w15:restartNumberingAfterBreak="0">
+    <w:nsid w:val="2F127B37"/>
+    <w:multiLevelType w:val="multilevel"/>
+    <w:tmpl w:val="89786996"/>
+    <w:lvl w:ilvl="0">
+      <w:start w:val="1"/>
+      <w:numFmt w:val="bullet"/>
+      <w:lvlText w:val=""/>
+      <w:lvlJc w:val="left"/>
+      <w:pPr>
+        <w:tabs>
+          <w:tab w:val="num" w:pos="720"/>
+        </w:tabs>
+        <w:ind w:left="720" w:hanging="360"/>
+      </w:pPr>
+      <w:rPr>
+        <w:rFonts w:ascii="Symbol" w:hAnsi="Symbol" w:hint="default"/>
+        <w:sz w:val="20"/>
+      </w:rPr>
+    </w:lvl>
+    <w:lvl w:ilvl="1" w:tentative="1">
+      <w:start w:val="1"/>
+      <w:numFmt w:val="bullet"/>
+      <w:lvlText w:val="o"/>
+      <w:lvlJc w:val="left"/>
+      <w:pPr>
+        <w:tabs>
+          <w:tab w:val="num" w:pos="1440"/>
+        </w:tabs>
+        <w:ind w:left="1440" w:hanging="360"/>
+      </w:pPr>
+      <w:rPr>
+        <w:rFonts w:ascii="Courier New" w:hAnsi="Courier New" w:hint="default"/>
+        <w:sz w:val="20"/>
+      </w:rPr>
+    </w:lvl>
+    <w:lvl w:ilvl="2" w:tentative="1">
+      <w:start w:val="1"/>
+      <w:numFmt w:val="bullet"/>
+      <w:lvlText w:val=""/>
+      <w:lvlJc w:val="left"/>
+      <w:pPr>
+        <w:tabs>
+          <w:tab w:val="num" w:pos="2160"/>
+        </w:tabs>
+        <w:ind w:left="2160" w:hanging="360"/>
+      </w:pPr>
+      <w:rPr>
+        <w:rFonts w:ascii="Wingdings" w:hAnsi="Wingdings" w:hint="default"/>
+        <w:sz w:val="20"/>
+      </w:rPr>
+    </w:lvl>
+    <w:lvl w:ilvl="3" w:tentative="1">
+      <w:start w:val="1"/>
+      <w:numFmt w:val="bullet"/>
+      <w:lvlText w:val=""/>
+      <w:lvlJc w:val="left"/>
+      <w:pPr>
+        <w:tabs>
+          <w:tab w:val="num" w:pos="2880"/>
+        </w:tabs>
+        <w:ind w:left="2880" w:hanging="360"/>
+      </w:pPr>
+      <w:rPr>
+        <w:rFonts w:ascii="Wingdings" w:hAnsi="Wingdings" w:hint="default"/>
+        <w:sz w:val="20"/>
+      </w:rPr>
+    </w:lvl>
+    <w:lvl w:ilvl="4" w:tentative="1">
+      <w:start w:val="1"/>
+      <w:numFmt w:val="bullet"/>
+      <w:lvlText w:val=""/>
+      <w:lvlJc w:val="left"/>
+      <w:pPr>
+        <w:tabs>
+          <w:tab w:val="num" w:pos="3600"/>
+        </w:tabs>
+        <w:ind w:left="3600" w:hanging="360"/>
+      </w:pPr>
+      <w:rPr>
+        <w:rFonts w:ascii="Wingdings" w:hAnsi="Wingdings" w:hint="default"/>
+        <w:sz w:val="20"/>
+      </w:rPr>
+    </w:lvl>
+    <w:lvl w:ilvl="5" w:tentative="1">
+      <w:start w:val="1"/>
+      <w:numFmt w:val="bullet"/>
+      <w:lvlText w:val=""/>
+      <w:lvlJc w:val="left"/>
+      <w:pPr>
+        <w:tabs>
+          <w:tab w:val="num" w:pos="4320"/>
+        </w:tabs>
+        <w:ind w:left="4320" w:hanging="360"/>
+      </w:pPr>
+      <w:rPr>
+        <w:rFonts w:ascii="Wingdings" w:hAnsi="Wingdings" w:hint="default"/>
+        <w:sz w:val="20"/>
+      </w:rPr>
+    </w:lvl>
+    <w:lvl w:ilvl="6" w:tentative="1">
+      <w:start w:val="1"/>
+      <w:numFmt w:val="bullet"/>
+      <w:lvlText w:val=""/>
+      <w:lvlJc w:val="left"/>
+      <w:pPr>
+        <w:tabs>
+          <w:tab w:val="num" w:pos="5040"/>
+        </w:tabs>
+        <w:ind w:left="5040" w:hanging="360"/>
+      </w:pPr>
+      <w:rPr>
+        <w:rFonts w:ascii="Wingdings" w:hAnsi="Wingdings" w:hint="default"/>
+        <w:sz w:val="20"/>
+      </w:rPr>
+    </w:lvl>
+    <w:lvl w:ilvl="7" w:tentative="1">
+      <w:start w:val="1"/>
+      <w:numFmt w:val="bullet"/>
+      <w:lvlText w:val=""/>
+      <w:lvlJc w:val="left"/>
+      <w:pPr>
+        <w:tabs>
+          <w:tab w:val="num" w:pos="5760"/>
+        </w:tabs>
+        <w:ind w:left="5760" w:hanging="360"/>
+      </w:pPr>
+      <w:rPr>
+        <w:rFonts w:ascii="Wingdings" w:hAnsi="Wingdings" w:hint="default"/>
+        <w:sz w:val="20"/>
+      </w:rPr>
+    </w:lvl>
+    <w:lvl w:ilvl="8" w:tentative="1">
+      <w:start w:val="1"/>
+      <w:numFmt w:val="bullet"/>
+      <w:lvlText w:val=""/>
+      <w:lvlJc w:val="left"/>
+      <w:pPr>
+        <w:tabs>
+          <w:tab w:val="num" w:pos="6480"/>
+        </w:tabs>
+        <w:ind w:left="6480" w:hanging="360"/>
+      </w:pPr>
+      <w:rPr>
+        <w:rFonts w:ascii="Wingdings" w:hAnsi="Wingdings" w:hint="default"/>
+        <w:sz w:val="20"/>
+      </w:rPr>
+    </w:lvl>
+  </w:abstractNum>
+  <w:abstractNum w:abstractNumId="35" w15:restartNumberingAfterBreak="0">
+    <w:nsid w:val="30806877"/>
+    <w:multiLevelType w:val="multilevel"/>
+    <w:tmpl w:val="F67E0758"/>
+    <w:lvl w:ilvl="0">
+      <w:start w:val="1"/>
+      <w:numFmt w:val="bullet"/>
+      <w:lvlText w:val=""/>
+      <w:lvlJc w:val="left"/>
+      <w:pPr>
+        <w:tabs>
+          <w:tab w:val="num" w:pos="720"/>
+        </w:tabs>
+        <w:ind w:left="720" w:hanging="360"/>
+      </w:pPr>
+      <w:rPr>
+        <w:rFonts w:ascii="Symbol" w:hAnsi="Symbol" w:hint="default"/>
+        <w:sz w:val="20"/>
+      </w:rPr>
+    </w:lvl>
+    <w:lvl w:ilvl="1" w:tentative="1">
+      <w:start w:val="1"/>
+      <w:numFmt w:val="bullet"/>
+      <w:lvlText w:val="o"/>
+      <w:lvlJc w:val="left"/>
+      <w:pPr>
+        <w:tabs>
+          <w:tab w:val="num" w:pos="1440"/>
+        </w:tabs>
+        <w:ind w:left="1440" w:hanging="360"/>
+      </w:pPr>
+      <w:rPr>
+        <w:rFonts w:ascii="Courier New" w:hAnsi="Courier New" w:hint="default"/>
+        <w:sz w:val="20"/>
+      </w:rPr>
+    </w:lvl>
+    <w:lvl w:ilvl="2" w:tentative="1">
+      <w:start w:val="1"/>
+      <w:numFmt w:val="bullet"/>
+      <w:lvlText w:val=""/>
+      <w:lvlJc w:val="left"/>
+      <w:pPr>
+        <w:tabs>
+          <w:tab w:val="num" w:pos="2160"/>
+        </w:tabs>
+        <w:ind w:left="2160" w:hanging="360"/>
+      </w:pPr>
+      <w:rPr>
+        <w:rFonts w:ascii="Wingdings" w:hAnsi="Wingdings" w:hint="default"/>
+        <w:sz w:val="20"/>
+      </w:rPr>
+    </w:lvl>
+    <w:lvl w:ilvl="3" w:tentative="1">
+      <w:start w:val="1"/>
+      <w:numFmt w:val="bullet"/>
+      <w:lvlText w:val=""/>
+      <w:lvlJc w:val="left"/>
+      <w:pPr>
+        <w:tabs>
+          <w:tab w:val="num" w:pos="2880"/>
+        </w:tabs>
+        <w:ind w:left="2880" w:hanging="360"/>
+      </w:pPr>
+      <w:rPr>
+        <w:rFonts w:ascii="Wingdings" w:hAnsi="Wingdings" w:hint="default"/>
+        <w:sz w:val="20"/>
+      </w:rPr>
+    </w:lvl>
+    <w:lvl w:ilvl="4" w:tentative="1">
+      <w:start w:val="1"/>
+      <w:numFmt w:val="bullet"/>
+      <w:lvlText w:val=""/>
+      <w:lvlJc w:val="left"/>
+      <w:pPr>
+        <w:tabs>
+          <w:tab w:val="num" w:pos="3600"/>
+        </w:tabs>
+        <w:ind w:left="3600" w:hanging="360"/>
+      </w:pPr>
+      <w:rPr>
+        <w:rFonts w:ascii="Wingdings" w:hAnsi="Wingdings" w:hint="default"/>
+        <w:sz w:val="20"/>
+      </w:rPr>
+    </w:lvl>
+    <w:lvl w:ilvl="5" w:tentative="1">
+      <w:start w:val="1"/>
+      <w:numFmt w:val="bullet"/>
+      <w:lvlText w:val=""/>
+      <w:lvlJc w:val="left"/>
+      <w:pPr>
+        <w:tabs>
+          <w:tab w:val="num" w:pos="4320"/>
+        </w:tabs>
+        <w:ind w:left="4320" w:hanging="360"/>
+      </w:pPr>
+      <w:rPr>
+        <w:rFonts w:ascii="Wingdings" w:hAnsi="Wingdings" w:hint="default"/>
+        <w:sz w:val="20"/>
+      </w:rPr>
+    </w:lvl>
+    <w:lvl w:ilvl="6" w:tentative="1">
+      <w:start w:val="1"/>
+      <w:numFmt w:val="bullet"/>
+      <w:lvlText w:val=""/>
+      <w:lvlJc w:val="left"/>
+      <w:pPr>
+        <w:tabs>
+          <w:tab w:val="num" w:pos="5040"/>
+        </w:tabs>
+        <w:ind w:left="5040" w:hanging="360"/>
+      </w:pPr>
+      <w:rPr>
+        <w:rFonts w:ascii="Wingdings" w:hAnsi="Wingdings" w:hint="default"/>
+        <w:sz w:val="20"/>
+      </w:rPr>
+    </w:lvl>
+    <w:lvl w:ilvl="7" w:tentative="1">
+      <w:start w:val="1"/>
+      <w:numFmt w:val="bullet"/>
+      <w:lvlText w:val=""/>
+      <w:lvlJc w:val="left"/>
+      <w:pPr>
+        <w:tabs>
+          <w:tab w:val="num" w:pos="5760"/>
+        </w:tabs>
+        <w:ind w:left="5760" w:hanging="360"/>
+      </w:pPr>
+      <w:rPr>
+        <w:rFonts w:ascii="Wingdings" w:hAnsi="Wingdings" w:hint="default"/>
+        <w:sz w:val="20"/>
+      </w:rPr>
+    </w:lvl>
+    <w:lvl w:ilvl="8" w:tentative="1">
+      <w:start w:val="1"/>
+      <w:numFmt w:val="bullet"/>
+      <w:lvlText w:val=""/>
+      <w:lvlJc w:val="left"/>
+      <w:pPr>
+        <w:tabs>
+          <w:tab w:val="num" w:pos="6480"/>
+        </w:tabs>
+        <w:ind w:left="6480" w:hanging="360"/>
+      </w:pPr>
+      <w:rPr>
+        <w:rFonts w:ascii="Wingdings" w:hAnsi="Wingdings" w:hint="default"/>
+        <w:sz w:val="20"/>
+      </w:rPr>
+    </w:lvl>
+  </w:abstractNum>
+  <w:abstractNum w:abstractNumId="36" w15:restartNumberingAfterBreak="0">
+    <w:nsid w:val="30ED2D32"/>
+    <w:multiLevelType w:val="multilevel"/>
+    <w:tmpl w:val="1B0A9080"/>
+    <w:lvl w:ilvl="0">
+      <w:start w:val="1"/>
+      <w:numFmt w:val="bullet"/>
+      <w:lvlText w:val=""/>
+      <w:lvlJc w:val="left"/>
+      <w:pPr>
+        <w:tabs>
+          <w:tab w:val="num" w:pos="720"/>
+        </w:tabs>
+        <w:ind w:left="720" w:hanging="360"/>
+      </w:pPr>
+      <w:rPr>
+        <w:rFonts w:ascii="Symbol" w:hAnsi="Symbol" w:hint="default"/>
+        <w:sz w:val="20"/>
+      </w:rPr>
+    </w:lvl>
+    <w:lvl w:ilvl="1" w:tentative="1">
+      <w:start w:val="1"/>
+      <w:numFmt w:val="bullet"/>
+      <w:lvlText w:val="o"/>
+      <w:lvlJc w:val="left"/>
+      <w:pPr>
+        <w:tabs>
+          <w:tab w:val="num" w:pos="1440"/>
+        </w:tabs>
+        <w:ind w:left="1440" w:hanging="360"/>
+      </w:pPr>
+      <w:rPr>
+        <w:rFonts w:ascii="Courier New" w:hAnsi="Courier New" w:hint="default"/>
+        <w:sz w:val="20"/>
+      </w:rPr>
+    </w:lvl>
+    <w:lvl w:ilvl="2" w:tentative="1">
+      <w:start w:val="1"/>
+      <w:numFmt w:val="bullet"/>
+      <w:lvlText w:val=""/>
+      <w:lvlJc w:val="left"/>
+      <w:pPr>
+        <w:tabs>
+          <w:tab w:val="num" w:pos="2160"/>
+        </w:tabs>
+        <w:ind w:left="2160" w:hanging="360"/>
+      </w:pPr>
+      <w:rPr>
+        <w:rFonts w:ascii="Wingdings" w:hAnsi="Wingdings" w:hint="default"/>
+        <w:sz w:val="20"/>
+      </w:rPr>
+    </w:lvl>
+    <w:lvl w:ilvl="3" w:tentative="1">
+      <w:start w:val="1"/>
+      <w:numFmt w:val="bullet"/>
+      <w:lvlText w:val=""/>
+      <w:lvlJc w:val="left"/>
+      <w:pPr>
+        <w:tabs>
+          <w:tab w:val="num" w:pos="2880"/>
+        </w:tabs>
+        <w:ind w:left="2880" w:hanging="360"/>
+      </w:pPr>
+      <w:rPr>
+        <w:rFonts w:ascii="Wingdings" w:hAnsi="Wingdings" w:hint="default"/>
+        <w:sz w:val="20"/>
+      </w:rPr>
+    </w:lvl>
+    <w:lvl w:ilvl="4" w:tentative="1">
+      <w:start w:val="1"/>
+      <w:numFmt w:val="bullet"/>
+      <w:lvlText w:val=""/>
+      <w:lvlJc w:val="left"/>
+      <w:pPr>
+        <w:tabs>
+          <w:tab w:val="num" w:pos="3600"/>
+        </w:tabs>
+        <w:ind w:left="3600" w:hanging="360"/>
+      </w:pPr>
+      <w:rPr>
+        <w:rFonts w:ascii="Wingdings" w:hAnsi="Wingdings" w:hint="default"/>
+        <w:sz w:val="20"/>
+      </w:rPr>
+    </w:lvl>
+    <w:lvl w:ilvl="5" w:tentative="1">
+      <w:start w:val="1"/>
+      <w:numFmt w:val="bullet"/>
+      <w:lvlText w:val=""/>
+      <w:lvlJc w:val="left"/>
+      <w:pPr>
+        <w:tabs>
+          <w:tab w:val="num" w:pos="4320"/>
+        </w:tabs>
+        <w:ind w:left="4320" w:hanging="360"/>
+      </w:pPr>
+      <w:rPr>
+        <w:rFonts w:ascii="Wingdings" w:hAnsi="Wingdings" w:hint="default"/>
+        <w:sz w:val="20"/>
+      </w:rPr>
+    </w:lvl>
+    <w:lvl w:ilvl="6" w:tentative="1">
+      <w:start w:val="1"/>
+      <w:numFmt w:val="bullet"/>
+      <w:lvlText w:val=""/>
+      <w:lvlJc w:val="left"/>
+      <w:pPr>
+        <w:tabs>
+          <w:tab w:val="num" w:pos="5040"/>
+        </w:tabs>
+        <w:ind w:left="5040" w:hanging="360"/>
+      </w:pPr>
+      <w:rPr>
+        <w:rFonts w:ascii="Wingdings" w:hAnsi="Wingdings" w:hint="default"/>
+        <w:sz w:val="20"/>
+      </w:rPr>
+    </w:lvl>
+    <w:lvl w:ilvl="7" w:tentative="1">
+      <w:start w:val="1"/>
+      <w:numFmt w:val="bullet"/>
+      <w:lvlText w:val=""/>
+      <w:lvlJc w:val="left"/>
+      <w:pPr>
+        <w:tabs>
+          <w:tab w:val="num" w:pos="5760"/>
+        </w:tabs>
+        <w:ind w:left="5760" w:hanging="360"/>
+      </w:pPr>
+      <w:rPr>
+        <w:rFonts w:ascii="Wingdings" w:hAnsi="Wingdings" w:hint="default"/>
+        <w:sz w:val="20"/>
+      </w:rPr>
+    </w:lvl>
+    <w:lvl w:ilvl="8" w:tentative="1">
+      <w:start w:val="1"/>
+      <w:numFmt w:val="bullet"/>
+      <w:lvlText w:val=""/>
+      <w:lvlJc w:val="left"/>
+      <w:pPr>
+        <w:tabs>
+          <w:tab w:val="num" w:pos="6480"/>
+        </w:tabs>
+        <w:ind w:left="6480" w:hanging="360"/>
+      </w:pPr>
+      <w:rPr>
+        <w:rFonts w:ascii="Wingdings" w:hAnsi="Wingdings" w:hint="default"/>
+        <w:sz w:val="20"/>
+      </w:rPr>
+    </w:lvl>
+  </w:abstractNum>
+  <w:abstractNum w:abstractNumId="37" w15:restartNumberingAfterBreak="0">
+    <w:nsid w:val="31E30E01"/>
+    <w:multiLevelType w:val="multilevel"/>
+    <w:tmpl w:val="E39C87F2"/>
+    <w:lvl w:ilvl="0">
+      <w:start w:val="1"/>
+      <w:numFmt w:val="bullet"/>
+      <w:lvlText w:val=""/>
+      <w:lvlJc w:val="left"/>
+      <w:pPr>
+        <w:tabs>
+          <w:tab w:val="num" w:pos="720"/>
+        </w:tabs>
+        <w:ind w:left="720" w:hanging="360"/>
+      </w:pPr>
+      <w:rPr>
+        <w:rFonts w:ascii="Symbol" w:hAnsi="Symbol" w:hint="default"/>
+        <w:sz w:val="20"/>
+      </w:rPr>
+    </w:lvl>
+    <w:lvl w:ilvl="1" w:tentative="1">
+      <w:start w:val="1"/>
+      <w:numFmt w:val="bullet"/>
+      <w:lvlText w:val="o"/>
+      <w:lvlJc w:val="left"/>
+      <w:pPr>
+        <w:tabs>
+          <w:tab w:val="num" w:pos="1440"/>
+        </w:tabs>
+        <w:ind w:left="1440" w:hanging="360"/>
+      </w:pPr>
+      <w:rPr>
+        <w:rFonts w:ascii="Courier New" w:hAnsi="Courier New" w:hint="default"/>
+        <w:sz w:val="20"/>
+      </w:rPr>
+    </w:lvl>
+    <w:lvl w:ilvl="2" w:tentative="1">
+      <w:start w:val="1"/>
+      <w:numFmt w:val="bullet"/>
+      <w:lvlText w:val=""/>
+      <w:lvlJc w:val="left"/>
+      <w:pPr>
+        <w:tabs>
+          <w:tab w:val="num" w:pos="2160"/>
+        </w:tabs>
+        <w:ind w:left="2160" w:hanging="360"/>
+      </w:pPr>
+      <w:rPr>
+        <w:rFonts w:ascii="Wingdings" w:hAnsi="Wingdings" w:hint="default"/>
+        <w:sz w:val="20"/>
+      </w:rPr>
+    </w:lvl>
+    <w:lvl w:ilvl="3" w:tentative="1">
+      <w:start w:val="1"/>
+      <w:numFmt w:val="bullet"/>
+      <w:lvlText w:val=""/>
+      <w:lvlJc w:val="left"/>
+      <w:pPr>
+        <w:tabs>
+          <w:tab w:val="num" w:pos="2880"/>
+        </w:tabs>
+        <w:ind w:left="2880" w:hanging="360"/>
+      </w:pPr>
+      <w:rPr>
+        <w:rFonts w:ascii="Wingdings" w:hAnsi="Wingdings" w:hint="default"/>
+        <w:sz w:val="20"/>
+      </w:rPr>
+    </w:lvl>
+    <w:lvl w:ilvl="4" w:tentative="1">
+      <w:start w:val="1"/>
+      <w:numFmt w:val="bullet"/>
+      <w:lvlText w:val=""/>
+      <w:lvlJc w:val="left"/>
+      <w:pPr>
+        <w:tabs>
+          <w:tab w:val="num" w:pos="3600"/>
+        </w:tabs>
+        <w:ind w:left="3600" w:hanging="360"/>
+      </w:pPr>
+      <w:rPr>
+        <w:rFonts w:ascii="Wingdings" w:hAnsi="Wingdings" w:hint="default"/>
+        <w:sz w:val="20"/>
+      </w:rPr>
+    </w:lvl>
+    <w:lvl w:ilvl="5" w:tentative="1">
+      <w:start w:val="1"/>
+      <w:numFmt w:val="bullet"/>
+      <w:lvlText w:val=""/>
+      <w:lvlJc w:val="left"/>
+      <w:pPr>
+        <w:tabs>
+          <w:tab w:val="num" w:pos="4320"/>
+        </w:tabs>
+        <w:ind w:left="4320" w:hanging="360"/>
+      </w:pPr>
+      <w:rPr>
+        <w:rFonts w:ascii="Wingdings" w:hAnsi="Wingdings" w:hint="default"/>
+        <w:sz w:val="20"/>
+      </w:rPr>
+    </w:lvl>
+    <w:lvl w:ilvl="6" w:tentative="1">
+      <w:start w:val="1"/>
+      <w:numFmt w:val="bullet"/>
+      <w:lvlText w:val=""/>
+      <w:lvlJc w:val="left"/>
+      <w:pPr>
+        <w:tabs>
+          <w:tab w:val="num" w:pos="5040"/>
+        </w:tabs>
+        <w:ind w:left="5040" w:hanging="360"/>
+      </w:pPr>
+      <w:rPr>
+        <w:rFonts w:ascii="Wingdings" w:hAnsi="Wingdings" w:hint="default"/>
+        <w:sz w:val="20"/>
+      </w:rPr>
+    </w:lvl>
+    <w:lvl w:ilvl="7" w:tentative="1">
+      <w:start w:val="1"/>
+      <w:numFmt w:val="bullet"/>
+      <w:lvlText w:val=""/>
+      <w:lvlJc w:val="left"/>
+      <w:pPr>
+        <w:tabs>
+          <w:tab w:val="num" w:pos="5760"/>
+        </w:tabs>
+        <w:ind w:left="5760" w:hanging="360"/>
+      </w:pPr>
+      <w:rPr>
+        <w:rFonts w:ascii="Wingdings" w:hAnsi="Wingdings" w:hint="default"/>
+        <w:sz w:val="20"/>
+      </w:rPr>
+    </w:lvl>
+    <w:lvl w:ilvl="8" w:tentative="1">
+      <w:start w:val="1"/>
+      <w:numFmt w:val="bullet"/>
+      <w:lvlText w:val=""/>
+      <w:lvlJc w:val="left"/>
+      <w:pPr>
+        <w:tabs>
+          <w:tab w:val="num" w:pos="6480"/>
+        </w:tabs>
+        <w:ind w:left="6480" w:hanging="360"/>
+      </w:pPr>
+      <w:rPr>
+        <w:rFonts w:ascii="Wingdings" w:hAnsi="Wingdings" w:hint="default"/>
+        <w:sz w:val="20"/>
+      </w:rPr>
+    </w:lvl>
+  </w:abstractNum>
+  <w:abstractNum w:abstractNumId="38" w15:restartNumberingAfterBreak="0">
+    <w:nsid w:val="387526F4"/>
+    <w:multiLevelType w:val="multilevel"/>
+    <w:tmpl w:val="23D62C18"/>
     <w:lvl w:ilvl="0">
       <w:start w:val="1"/>
       <w:numFmt w:val="decimal"/>
@@ -14261,308 +16198,10 @@
       </w:pPr>
     </w:lvl>
   </w:abstractNum>
-  <w:abstractNum w:abstractNumId="26" w15:restartNumberingAfterBreak="0">
-    <w:nsid w:val="27912DB7"/>
+  <w:abstractNum w:abstractNumId="39" w15:restartNumberingAfterBreak="0">
+    <w:nsid w:val="39053406"/>
     <w:multiLevelType w:val="multilevel"/>
-    <w:tmpl w:val="19E83332"/>
-    <w:lvl w:ilvl="0">
-      <w:start w:val="1"/>
-      <w:numFmt w:val="bullet"/>
-      <w:lvlText w:val=""/>
-      <w:lvlJc w:val="left"/>
-      <w:pPr>
-        <w:tabs>
-          <w:tab w:val="num" w:pos="720"/>
-        </w:tabs>
-        <w:ind w:left="720" w:hanging="360"/>
-      </w:pPr>
-      <w:rPr>
-        <w:rFonts w:ascii="Symbol" w:hAnsi="Symbol" w:hint="default"/>
-        <w:sz w:val="20"/>
-      </w:rPr>
-    </w:lvl>
-    <w:lvl w:ilvl="1" w:tentative="1">
-      <w:start w:val="1"/>
-      <w:numFmt w:val="bullet"/>
-      <w:lvlText w:val="o"/>
-      <w:lvlJc w:val="left"/>
-      <w:pPr>
-        <w:tabs>
-          <w:tab w:val="num" w:pos="1440"/>
-        </w:tabs>
-        <w:ind w:left="1440" w:hanging="360"/>
-      </w:pPr>
-      <w:rPr>
-        <w:rFonts w:ascii="Courier New" w:hAnsi="Courier New" w:hint="default"/>
-        <w:sz w:val="20"/>
-      </w:rPr>
-    </w:lvl>
-    <w:lvl w:ilvl="2" w:tentative="1">
-      <w:start w:val="1"/>
-      <w:numFmt w:val="bullet"/>
-      <w:lvlText w:val=""/>
-      <w:lvlJc w:val="left"/>
-      <w:pPr>
-        <w:tabs>
-          <w:tab w:val="num" w:pos="2160"/>
-        </w:tabs>
-        <w:ind w:left="2160" w:hanging="360"/>
-      </w:pPr>
-      <w:rPr>
-        <w:rFonts w:ascii="Wingdings" w:hAnsi="Wingdings" w:hint="default"/>
-        <w:sz w:val="20"/>
-      </w:rPr>
-    </w:lvl>
-    <w:lvl w:ilvl="3" w:tentative="1">
-      <w:start w:val="1"/>
-      <w:numFmt w:val="bullet"/>
-      <w:lvlText w:val=""/>
-      <w:lvlJc w:val="left"/>
-      <w:pPr>
-        <w:tabs>
-          <w:tab w:val="num" w:pos="2880"/>
-        </w:tabs>
-        <w:ind w:left="2880" w:hanging="360"/>
-      </w:pPr>
-      <w:rPr>
-        <w:rFonts w:ascii="Wingdings" w:hAnsi="Wingdings" w:hint="default"/>
-        <w:sz w:val="20"/>
-      </w:rPr>
-    </w:lvl>
-    <w:lvl w:ilvl="4" w:tentative="1">
-      <w:start w:val="1"/>
-      <w:numFmt w:val="bullet"/>
-      <w:lvlText w:val=""/>
-      <w:lvlJc w:val="left"/>
-      <w:pPr>
-        <w:tabs>
-          <w:tab w:val="num" w:pos="3600"/>
-        </w:tabs>
-        <w:ind w:left="3600" w:hanging="360"/>
-      </w:pPr>
-      <w:rPr>
-        <w:rFonts w:ascii="Wingdings" w:hAnsi="Wingdings" w:hint="default"/>
-        <w:sz w:val="20"/>
-      </w:rPr>
-    </w:lvl>
-    <w:lvl w:ilvl="5" w:tentative="1">
-      <w:start w:val="1"/>
-      <w:numFmt w:val="bullet"/>
-      <w:lvlText w:val=""/>
-      <w:lvlJc w:val="left"/>
-      <w:pPr>
-        <w:tabs>
-          <w:tab w:val="num" w:pos="4320"/>
-        </w:tabs>
-        <w:ind w:left="4320" w:hanging="360"/>
-      </w:pPr>
-      <w:rPr>
-        <w:rFonts w:ascii="Wingdings" w:hAnsi="Wingdings" w:hint="default"/>
-        <w:sz w:val="20"/>
-      </w:rPr>
-    </w:lvl>
-    <w:lvl w:ilvl="6" w:tentative="1">
-      <w:start w:val="1"/>
-      <w:numFmt w:val="bullet"/>
-      <w:lvlText w:val=""/>
-      <w:lvlJc w:val="left"/>
-      <w:pPr>
-        <w:tabs>
-          <w:tab w:val="num" w:pos="5040"/>
-        </w:tabs>
-        <w:ind w:left="5040" w:hanging="360"/>
-      </w:pPr>
-      <w:rPr>
-        <w:rFonts w:ascii="Wingdings" w:hAnsi="Wingdings" w:hint="default"/>
-        <w:sz w:val="20"/>
-      </w:rPr>
-    </w:lvl>
-    <w:lvl w:ilvl="7" w:tentative="1">
-      <w:start w:val="1"/>
-      <w:numFmt w:val="bullet"/>
-      <w:lvlText w:val=""/>
-      <w:lvlJc w:val="left"/>
-      <w:pPr>
-        <w:tabs>
-          <w:tab w:val="num" w:pos="5760"/>
-        </w:tabs>
-        <w:ind w:left="5760" w:hanging="360"/>
-      </w:pPr>
-      <w:rPr>
-        <w:rFonts w:ascii="Wingdings" w:hAnsi="Wingdings" w:hint="default"/>
-        <w:sz w:val="20"/>
-      </w:rPr>
-    </w:lvl>
-    <w:lvl w:ilvl="8" w:tentative="1">
-      <w:start w:val="1"/>
-      <w:numFmt w:val="bullet"/>
-      <w:lvlText w:val=""/>
-      <w:lvlJc w:val="left"/>
-      <w:pPr>
-        <w:tabs>
-          <w:tab w:val="num" w:pos="6480"/>
-        </w:tabs>
-        <w:ind w:left="6480" w:hanging="360"/>
-      </w:pPr>
-      <w:rPr>
-        <w:rFonts w:ascii="Wingdings" w:hAnsi="Wingdings" w:hint="default"/>
-        <w:sz w:val="20"/>
-      </w:rPr>
-    </w:lvl>
-  </w:abstractNum>
-  <w:abstractNum w:abstractNumId="27" w15:restartNumberingAfterBreak="0">
-    <w:nsid w:val="28DA706E"/>
-    <w:multiLevelType w:val="multilevel"/>
-    <w:tmpl w:val="DD8281B6"/>
-    <w:lvl w:ilvl="0">
-      <w:start w:val="1"/>
-      <w:numFmt w:val="bullet"/>
-      <w:lvlText w:val=""/>
-      <w:lvlJc w:val="left"/>
-      <w:pPr>
-        <w:tabs>
-          <w:tab w:val="num" w:pos="720"/>
-        </w:tabs>
-        <w:ind w:left="720" w:hanging="360"/>
-      </w:pPr>
-      <w:rPr>
-        <w:rFonts w:ascii="Symbol" w:hAnsi="Symbol" w:hint="default"/>
-        <w:sz w:val="20"/>
-      </w:rPr>
-    </w:lvl>
-    <w:lvl w:ilvl="1" w:tentative="1">
-      <w:start w:val="1"/>
-      <w:numFmt w:val="bullet"/>
-      <w:lvlText w:val="o"/>
-      <w:lvlJc w:val="left"/>
-      <w:pPr>
-        <w:tabs>
-          <w:tab w:val="num" w:pos="1440"/>
-        </w:tabs>
-        <w:ind w:left="1440" w:hanging="360"/>
-      </w:pPr>
-      <w:rPr>
-        <w:rFonts w:ascii="Courier New" w:hAnsi="Courier New" w:hint="default"/>
-        <w:sz w:val="20"/>
-      </w:rPr>
-    </w:lvl>
-    <w:lvl w:ilvl="2" w:tentative="1">
-      <w:start w:val="1"/>
-      <w:numFmt w:val="bullet"/>
-      <w:lvlText w:val=""/>
-      <w:lvlJc w:val="left"/>
-      <w:pPr>
-        <w:tabs>
-          <w:tab w:val="num" w:pos="2160"/>
-        </w:tabs>
-        <w:ind w:left="2160" w:hanging="360"/>
-      </w:pPr>
-      <w:rPr>
-        <w:rFonts w:ascii="Wingdings" w:hAnsi="Wingdings" w:hint="default"/>
-        <w:sz w:val="20"/>
-      </w:rPr>
-    </w:lvl>
-    <w:lvl w:ilvl="3" w:tentative="1">
-      <w:start w:val="1"/>
-      <w:numFmt w:val="bullet"/>
-      <w:lvlText w:val=""/>
-      <w:lvlJc w:val="left"/>
-      <w:pPr>
-        <w:tabs>
-          <w:tab w:val="num" w:pos="2880"/>
-        </w:tabs>
-        <w:ind w:left="2880" w:hanging="360"/>
-      </w:pPr>
-      <w:rPr>
-        <w:rFonts w:ascii="Wingdings" w:hAnsi="Wingdings" w:hint="default"/>
-        <w:sz w:val="20"/>
-      </w:rPr>
-    </w:lvl>
-    <w:lvl w:ilvl="4" w:tentative="1">
-      <w:start w:val="1"/>
-      <w:numFmt w:val="bullet"/>
-      <w:lvlText w:val=""/>
-      <w:lvlJc w:val="left"/>
-      <w:pPr>
-        <w:tabs>
-          <w:tab w:val="num" w:pos="3600"/>
-        </w:tabs>
-        <w:ind w:left="3600" w:hanging="360"/>
-      </w:pPr>
-      <w:rPr>
-        <w:rFonts w:ascii="Wingdings" w:hAnsi="Wingdings" w:hint="default"/>
-        <w:sz w:val="20"/>
-      </w:rPr>
-    </w:lvl>
-    <w:lvl w:ilvl="5" w:tentative="1">
-      <w:start w:val="1"/>
-      <w:numFmt w:val="bullet"/>
-      <w:lvlText w:val=""/>
-      <w:lvlJc w:val="left"/>
-      <w:pPr>
-        <w:tabs>
-          <w:tab w:val="num" w:pos="4320"/>
-        </w:tabs>
-        <w:ind w:left="4320" w:hanging="360"/>
-      </w:pPr>
-      <w:rPr>
-        <w:rFonts w:ascii="Wingdings" w:hAnsi="Wingdings" w:hint="default"/>
-        <w:sz w:val="20"/>
-      </w:rPr>
-    </w:lvl>
-    <w:lvl w:ilvl="6" w:tentative="1">
-      <w:start w:val="1"/>
-      <w:numFmt w:val="bullet"/>
-      <w:lvlText w:val=""/>
-      <w:lvlJc w:val="left"/>
-      <w:pPr>
-        <w:tabs>
-          <w:tab w:val="num" w:pos="5040"/>
-        </w:tabs>
-        <w:ind w:left="5040" w:hanging="360"/>
-      </w:pPr>
-      <w:rPr>
-        <w:rFonts w:ascii="Wingdings" w:hAnsi="Wingdings" w:hint="default"/>
-        <w:sz w:val="20"/>
-      </w:rPr>
-    </w:lvl>
-    <w:lvl w:ilvl="7" w:tentative="1">
-      <w:start w:val="1"/>
-      <w:numFmt w:val="bullet"/>
-      <w:lvlText w:val=""/>
-      <w:lvlJc w:val="left"/>
-      <w:pPr>
-        <w:tabs>
-          <w:tab w:val="num" w:pos="5760"/>
-        </w:tabs>
-        <w:ind w:left="5760" w:hanging="360"/>
-      </w:pPr>
-      <w:rPr>
-        <w:rFonts w:ascii="Wingdings" w:hAnsi="Wingdings" w:hint="default"/>
-        <w:sz w:val="20"/>
-      </w:rPr>
-    </w:lvl>
-    <w:lvl w:ilvl="8" w:tentative="1">
-      <w:start w:val="1"/>
-      <w:numFmt w:val="bullet"/>
-      <w:lvlText w:val=""/>
-      <w:lvlJc w:val="left"/>
-      <w:pPr>
-        <w:tabs>
-          <w:tab w:val="num" w:pos="6480"/>
-        </w:tabs>
-        <w:ind w:left="6480" w:hanging="360"/>
-      </w:pPr>
-      <w:rPr>
-        <w:rFonts w:ascii="Wingdings" w:hAnsi="Wingdings" w:hint="default"/>
-        <w:sz w:val="20"/>
-      </w:rPr>
-    </w:lvl>
-  </w:abstractNum>
-  <w:abstractNum w:abstractNumId="28" w15:restartNumberingAfterBreak="0">
-    <w:nsid w:val="2A617AF2"/>
-    <w:multiLevelType w:val="multilevel"/>
-    <w:tmpl w:val="D2FEE726"/>
+    <w:tmpl w:val="F9A0343C"/>
     <w:lvl w:ilvl="0">
       <w:start w:val="1"/>
       <w:numFmt w:val="decimal"/>
@@ -14676,10 +16315,159 @@
       </w:pPr>
     </w:lvl>
   </w:abstractNum>
-  <w:abstractNum w:abstractNumId="29" w15:restartNumberingAfterBreak="0">
-    <w:nsid w:val="2A646C05"/>
+  <w:abstractNum w:abstractNumId="40" w15:restartNumberingAfterBreak="0">
+    <w:nsid w:val="3C164B55"/>
     <w:multiLevelType w:val="multilevel"/>
-    <w:tmpl w:val="6EBCAAF0"/>
+    <w:tmpl w:val="648236C8"/>
+    <w:lvl w:ilvl="0">
+      <w:start w:val="1"/>
+      <w:numFmt w:val="bullet"/>
+      <w:lvlText w:val=""/>
+      <w:lvlJc w:val="left"/>
+      <w:pPr>
+        <w:tabs>
+          <w:tab w:val="num" w:pos="720"/>
+        </w:tabs>
+        <w:ind w:left="720" w:hanging="360"/>
+      </w:pPr>
+      <w:rPr>
+        <w:rFonts w:ascii="Symbol" w:hAnsi="Symbol" w:hint="default"/>
+        <w:sz w:val="20"/>
+      </w:rPr>
+    </w:lvl>
+    <w:lvl w:ilvl="1" w:tentative="1">
+      <w:start w:val="1"/>
+      <w:numFmt w:val="bullet"/>
+      <w:lvlText w:val="o"/>
+      <w:lvlJc w:val="left"/>
+      <w:pPr>
+        <w:tabs>
+          <w:tab w:val="num" w:pos="1440"/>
+        </w:tabs>
+        <w:ind w:left="1440" w:hanging="360"/>
+      </w:pPr>
+      <w:rPr>
+        <w:rFonts w:ascii="Courier New" w:hAnsi="Courier New" w:hint="default"/>
+        <w:sz w:val="20"/>
+      </w:rPr>
+    </w:lvl>
+    <w:lvl w:ilvl="2" w:tentative="1">
+      <w:start w:val="1"/>
+      <w:numFmt w:val="bullet"/>
+      <w:lvlText w:val=""/>
+      <w:lvlJc w:val="left"/>
+      <w:pPr>
+        <w:tabs>
+          <w:tab w:val="num" w:pos="2160"/>
+        </w:tabs>
+        <w:ind w:left="2160" w:hanging="360"/>
+      </w:pPr>
+      <w:rPr>
+        <w:rFonts w:ascii="Wingdings" w:hAnsi="Wingdings" w:hint="default"/>
+        <w:sz w:val="20"/>
+      </w:rPr>
+    </w:lvl>
+    <w:lvl w:ilvl="3" w:tentative="1">
+      <w:start w:val="1"/>
+      <w:numFmt w:val="bullet"/>
+      <w:lvlText w:val=""/>
+      <w:lvlJc w:val="left"/>
+      <w:pPr>
+        <w:tabs>
+          <w:tab w:val="num" w:pos="2880"/>
+        </w:tabs>
+        <w:ind w:left="2880" w:hanging="360"/>
+      </w:pPr>
+      <w:rPr>
+        <w:rFonts w:ascii="Wingdings" w:hAnsi="Wingdings" w:hint="default"/>
+        <w:sz w:val="20"/>
+      </w:rPr>
+    </w:lvl>
+    <w:lvl w:ilvl="4" w:tentative="1">
+      <w:start w:val="1"/>
+      <w:numFmt w:val="bullet"/>
+      <w:lvlText w:val=""/>
+      <w:lvlJc w:val="left"/>
+      <w:pPr>
+        <w:tabs>
+          <w:tab w:val="num" w:pos="3600"/>
+        </w:tabs>
+        <w:ind w:left="3600" w:hanging="360"/>
+      </w:pPr>
+      <w:rPr>
+        <w:rFonts w:ascii="Wingdings" w:hAnsi="Wingdings" w:hint="default"/>
+        <w:sz w:val="20"/>
+      </w:rPr>
+    </w:lvl>
+    <w:lvl w:ilvl="5" w:tentative="1">
+      <w:start w:val="1"/>
+      <w:numFmt w:val="bullet"/>
+      <w:lvlText w:val=""/>
+      <w:lvlJc w:val="left"/>
+      <w:pPr>
+        <w:tabs>
+          <w:tab w:val="num" w:pos="4320"/>
+        </w:tabs>
+        <w:ind w:left="4320" w:hanging="360"/>
+      </w:pPr>
+      <w:rPr>
+        <w:rFonts w:ascii="Wingdings" w:hAnsi="Wingdings" w:hint="default"/>
+        <w:sz w:val="20"/>
+      </w:rPr>
+    </w:lvl>
+    <w:lvl w:ilvl="6" w:tentative="1">
+      <w:start w:val="1"/>
+      <w:numFmt w:val="bullet"/>
+      <w:lvlText w:val=""/>
+      <w:lvlJc w:val="left"/>
+      <w:pPr>
+        <w:tabs>
+          <w:tab w:val="num" w:pos="5040"/>
+        </w:tabs>
+        <w:ind w:left="5040" w:hanging="360"/>
+      </w:pPr>
+      <w:rPr>
+        <w:rFonts w:ascii="Wingdings" w:hAnsi="Wingdings" w:hint="default"/>
+        <w:sz w:val="20"/>
+      </w:rPr>
+    </w:lvl>
+    <w:lvl w:ilvl="7" w:tentative="1">
+      <w:start w:val="1"/>
+      <w:numFmt w:val="bullet"/>
+      <w:lvlText w:val=""/>
+      <w:lvlJc w:val="left"/>
+      <w:pPr>
+        <w:tabs>
+          <w:tab w:val="num" w:pos="5760"/>
+        </w:tabs>
+        <w:ind w:left="5760" w:hanging="360"/>
+      </w:pPr>
+      <w:rPr>
+        <w:rFonts w:ascii="Wingdings" w:hAnsi="Wingdings" w:hint="default"/>
+        <w:sz w:val="20"/>
+      </w:rPr>
+    </w:lvl>
+    <w:lvl w:ilvl="8" w:tentative="1">
+      <w:start w:val="1"/>
+      <w:numFmt w:val="bullet"/>
+      <w:lvlText w:val=""/>
+      <w:lvlJc w:val="left"/>
+      <w:pPr>
+        <w:tabs>
+          <w:tab w:val="num" w:pos="6480"/>
+        </w:tabs>
+        <w:ind w:left="6480" w:hanging="360"/>
+      </w:pPr>
+      <w:rPr>
+        <w:rFonts w:ascii="Wingdings" w:hAnsi="Wingdings" w:hint="default"/>
+        <w:sz w:val="20"/>
+      </w:rPr>
+    </w:lvl>
+  </w:abstractNum>
+  <w:abstractNum w:abstractNumId="41" w15:restartNumberingAfterBreak="0">
+    <w:nsid w:val="3EEF0C0C"/>
+    <w:multiLevelType w:val="multilevel"/>
+    <w:tmpl w:val="A476BF62"/>
     <w:lvl w:ilvl="0">
       <w:start w:val="1"/>
       <w:numFmt w:val="decimal"/>
@@ -14793,10 +16581,10 @@
       </w:pPr>
     </w:lvl>
   </w:abstractNum>
-  <w:abstractNum w:abstractNumId="30" w15:restartNumberingAfterBreak="0">
-    <w:nsid w:val="2B797626"/>
+  <w:abstractNum w:abstractNumId="42" w15:restartNumberingAfterBreak="0">
+    <w:nsid w:val="40D624D9"/>
     <w:multiLevelType w:val="multilevel"/>
-    <w:tmpl w:val="A4143206"/>
+    <w:tmpl w:val="A09C1A9A"/>
     <w:lvl w:ilvl="0">
       <w:start w:val="1"/>
       <w:numFmt w:val="bullet"/>
@@ -14942,10 +16730,10 @@
       </w:rPr>
     </w:lvl>
   </w:abstractNum>
-  <w:abstractNum w:abstractNumId="31" w15:restartNumberingAfterBreak="0">
-    <w:nsid w:val="2CA26D79"/>
+  <w:abstractNum w:abstractNumId="43" w15:restartNumberingAfterBreak="0">
+    <w:nsid w:val="41BF7C18"/>
     <w:multiLevelType w:val="multilevel"/>
-    <w:tmpl w:val="0038B93A"/>
+    <w:tmpl w:val="FCDC3136"/>
     <w:lvl w:ilvl="0">
       <w:start w:val="1"/>
       <w:numFmt w:val="bullet"/>
@@ -15091,10 +16879,10 @@
       </w:rPr>
     </w:lvl>
   </w:abstractNum>
-  <w:abstractNum w:abstractNumId="32" w15:restartNumberingAfterBreak="0">
-    <w:nsid w:val="2DAE27C3"/>
+  <w:abstractNum w:abstractNumId="44" w15:restartNumberingAfterBreak="0">
+    <w:nsid w:val="43140BCC"/>
     <w:multiLevelType w:val="multilevel"/>
-    <w:tmpl w:val="396A1994"/>
+    <w:tmpl w:val="9FFE5E02"/>
     <w:lvl w:ilvl="0">
       <w:start w:val="1"/>
       <w:numFmt w:val="bullet"/>
@@ -15240,10 +17028,10 @@
       </w:rPr>
     </w:lvl>
   </w:abstractNum>
-  <w:abstractNum w:abstractNumId="33" w15:restartNumberingAfterBreak="0">
-    <w:nsid w:val="30100025"/>
+  <w:abstractNum w:abstractNumId="45" w15:restartNumberingAfterBreak="0">
+    <w:nsid w:val="4370601F"/>
     <w:multiLevelType w:val="multilevel"/>
-    <w:tmpl w:val="8A0A260A"/>
+    <w:tmpl w:val="92C051D0"/>
     <w:lvl w:ilvl="0">
       <w:start w:val="1"/>
       <w:numFmt w:val="bullet"/>
@@ -15389,10 +17177,10 @@
       </w:rPr>
     </w:lvl>
   </w:abstractNum>
-  <w:abstractNum w:abstractNumId="34" w15:restartNumberingAfterBreak="0">
-    <w:nsid w:val="30184E1C"/>
+  <w:abstractNum w:abstractNumId="46" w15:restartNumberingAfterBreak="0">
+    <w:nsid w:val="43C34A93"/>
     <w:multiLevelType w:val="multilevel"/>
-    <w:tmpl w:val="9746C6A2"/>
+    <w:tmpl w:val="5406E366"/>
     <w:lvl w:ilvl="0">
       <w:start w:val="1"/>
       <w:numFmt w:val="bullet"/>
@@ -15538,10 +17326,10 @@
       </w:rPr>
     </w:lvl>
   </w:abstractNum>
-  <w:abstractNum w:abstractNumId="35" w15:restartNumberingAfterBreak="0">
-    <w:nsid w:val="30560D4A"/>
+  <w:abstractNum w:abstractNumId="47" w15:restartNumberingAfterBreak="0">
+    <w:nsid w:val="45405CFA"/>
     <w:multiLevelType w:val="multilevel"/>
-    <w:tmpl w:val="119E49B8"/>
+    <w:tmpl w:val="6F385102"/>
     <w:lvl w:ilvl="0">
       <w:start w:val="1"/>
       <w:numFmt w:val="bullet"/>
@@ -15687,10 +17475,10 @@
       </w:rPr>
     </w:lvl>
   </w:abstractNum>
-  <w:abstractNum w:abstractNumId="36" w15:restartNumberingAfterBreak="0">
-    <w:nsid w:val="30EB5E8F"/>
+  <w:abstractNum w:abstractNumId="48" w15:restartNumberingAfterBreak="0">
+    <w:nsid w:val="456C0A90"/>
     <w:multiLevelType w:val="multilevel"/>
-    <w:tmpl w:val="DD76ACA4"/>
+    <w:tmpl w:val="DACEBA64"/>
     <w:lvl w:ilvl="0">
       <w:start w:val="1"/>
       <w:numFmt w:val="bullet"/>
@@ -15836,10 +17624,10 @@
       </w:rPr>
     </w:lvl>
   </w:abstractNum>
-  <w:abstractNum w:abstractNumId="37" w15:restartNumberingAfterBreak="0">
-    <w:nsid w:val="352D32F9"/>
+  <w:abstractNum w:abstractNumId="49" w15:restartNumberingAfterBreak="0">
+    <w:nsid w:val="469E695C"/>
     <w:multiLevelType w:val="multilevel"/>
-    <w:tmpl w:val="8E3E64CE"/>
+    <w:tmpl w:val="57BC2716"/>
     <w:lvl w:ilvl="0">
       <w:start w:val="1"/>
       <w:numFmt w:val="decimal"/>
@@ -15953,10 +17741,10 @@
       </w:pPr>
     </w:lvl>
   </w:abstractNum>
-  <w:abstractNum w:abstractNumId="38" w15:restartNumberingAfterBreak="0">
-    <w:nsid w:val="36B85CB4"/>
+  <w:abstractNum w:abstractNumId="50" w15:restartNumberingAfterBreak="0">
+    <w:nsid w:val="46C421A5"/>
     <w:multiLevelType w:val="multilevel"/>
-    <w:tmpl w:val="513CEB7E"/>
+    <w:tmpl w:val="B8B6B396"/>
     <w:lvl w:ilvl="0">
       <w:start w:val="1"/>
       <w:numFmt w:val="bullet"/>
@@ -16102,10 +17890,606 @@
       </w:rPr>
     </w:lvl>
   </w:abstractNum>
-  <w:abstractNum w:abstractNumId="39" w15:restartNumberingAfterBreak="0">
-    <w:nsid w:val="372829F1"/>
+  <w:abstractNum w:abstractNumId="51" w15:restartNumberingAfterBreak="0">
+    <w:nsid w:val="48203E53"/>
     <w:multiLevelType w:val="multilevel"/>
-    <w:tmpl w:val="A024F2C6"/>
+    <w:tmpl w:val="66F40EA8"/>
+    <w:lvl w:ilvl="0">
+      <w:start w:val="1"/>
+      <w:numFmt w:val="bullet"/>
+      <w:lvlText w:val=""/>
+      <w:lvlJc w:val="left"/>
+      <w:pPr>
+        <w:tabs>
+          <w:tab w:val="num" w:pos="720"/>
+        </w:tabs>
+        <w:ind w:left="720" w:hanging="360"/>
+      </w:pPr>
+      <w:rPr>
+        <w:rFonts w:ascii="Symbol" w:hAnsi="Symbol" w:hint="default"/>
+        <w:sz w:val="20"/>
+      </w:rPr>
+    </w:lvl>
+    <w:lvl w:ilvl="1" w:tentative="1">
+      <w:start w:val="1"/>
+      <w:numFmt w:val="bullet"/>
+      <w:lvlText w:val="o"/>
+      <w:lvlJc w:val="left"/>
+      <w:pPr>
+        <w:tabs>
+          <w:tab w:val="num" w:pos="1440"/>
+        </w:tabs>
+        <w:ind w:left="1440" w:hanging="360"/>
+      </w:pPr>
+      <w:rPr>
+        <w:rFonts w:ascii="Courier New" w:hAnsi="Courier New" w:hint="default"/>
+        <w:sz w:val="20"/>
+      </w:rPr>
+    </w:lvl>
+    <w:lvl w:ilvl="2" w:tentative="1">
+      <w:start w:val="1"/>
+      <w:numFmt w:val="bullet"/>
+      <w:lvlText w:val=""/>
+      <w:lvlJc w:val="left"/>
+      <w:pPr>
+        <w:tabs>
+          <w:tab w:val="num" w:pos="2160"/>
+        </w:tabs>
+        <w:ind w:left="2160" w:hanging="360"/>
+      </w:pPr>
+      <w:rPr>
+        <w:rFonts w:ascii="Wingdings" w:hAnsi="Wingdings" w:hint="default"/>
+        <w:sz w:val="20"/>
+      </w:rPr>
+    </w:lvl>
+    <w:lvl w:ilvl="3" w:tentative="1">
+      <w:start w:val="1"/>
+      <w:numFmt w:val="bullet"/>
+      <w:lvlText w:val=""/>
+      <w:lvlJc w:val="left"/>
+      <w:pPr>
+        <w:tabs>
+          <w:tab w:val="num" w:pos="2880"/>
+        </w:tabs>
+        <w:ind w:left="2880" w:hanging="360"/>
+      </w:pPr>
+      <w:rPr>
+        <w:rFonts w:ascii="Wingdings" w:hAnsi="Wingdings" w:hint="default"/>
+        <w:sz w:val="20"/>
+      </w:rPr>
+    </w:lvl>
+    <w:lvl w:ilvl="4" w:tentative="1">
+      <w:start w:val="1"/>
+      <w:numFmt w:val="bullet"/>
+      <w:lvlText w:val=""/>
+      <w:lvlJc w:val="left"/>
+      <w:pPr>
+        <w:tabs>
+          <w:tab w:val="num" w:pos="3600"/>
+        </w:tabs>
+        <w:ind w:left="3600" w:hanging="360"/>
+      </w:pPr>
+      <w:rPr>
+        <w:rFonts w:ascii="Wingdings" w:hAnsi="Wingdings" w:hint="default"/>
+        <w:sz w:val="20"/>
+      </w:rPr>
+    </w:lvl>
+    <w:lvl w:ilvl="5" w:tentative="1">
+      <w:start w:val="1"/>
+      <w:numFmt w:val="bullet"/>
+      <w:lvlText w:val=""/>
+      <w:lvlJc w:val="left"/>
+      <w:pPr>
+        <w:tabs>
+          <w:tab w:val="num" w:pos="4320"/>
+        </w:tabs>
+        <w:ind w:left="4320" w:hanging="360"/>
+      </w:pPr>
+      <w:rPr>
+        <w:rFonts w:ascii="Wingdings" w:hAnsi="Wingdings" w:hint="default"/>
+        <w:sz w:val="20"/>
+      </w:rPr>
+    </w:lvl>
+    <w:lvl w:ilvl="6" w:tentative="1">
+      <w:start w:val="1"/>
+      <w:numFmt w:val="bullet"/>
+      <w:lvlText w:val=""/>
+      <w:lvlJc w:val="left"/>
+      <w:pPr>
+        <w:tabs>
+          <w:tab w:val="num" w:pos="5040"/>
+        </w:tabs>
+        <w:ind w:left="5040" w:hanging="360"/>
+      </w:pPr>
+      <w:rPr>
+        <w:rFonts w:ascii="Wingdings" w:hAnsi="Wingdings" w:hint="default"/>
+        <w:sz w:val="20"/>
+      </w:rPr>
+    </w:lvl>
+    <w:lvl w:ilvl="7" w:tentative="1">
+      <w:start w:val="1"/>
+      <w:numFmt w:val="bullet"/>
+      <w:lvlText w:val=""/>
+      <w:lvlJc w:val="left"/>
+      <w:pPr>
+        <w:tabs>
+          <w:tab w:val="num" w:pos="5760"/>
+        </w:tabs>
+        <w:ind w:left="5760" w:hanging="360"/>
+      </w:pPr>
+      <w:rPr>
+        <w:rFonts w:ascii="Wingdings" w:hAnsi="Wingdings" w:hint="default"/>
+        <w:sz w:val="20"/>
+      </w:rPr>
+    </w:lvl>
+    <w:lvl w:ilvl="8" w:tentative="1">
+      <w:start w:val="1"/>
+      <w:numFmt w:val="bullet"/>
+      <w:lvlText w:val=""/>
+      <w:lvlJc w:val="left"/>
+      <w:pPr>
+        <w:tabs>
+          <w:tab w:val="num" w:pos="6480"/>
+        </w:tabs>
+        <w:ind w:left="6480" w:hanging="360"/>
+      </w:pPr>
+      <w:rPr>
+        <w:rFonts w:ascii="Wingdings" w:hAnsi="Wingdings" w:hint="default"/>
+        <w:sz w:val="20"/>
+      </w:rPr>
+    </w:lvl>
+  </w:abstractNum>
+  <w:abstractNum w:abstractNumId="52" w15:restartNumberingAfterBreak="0">
+    <w:nsid w:val="4C615931"/>
+    <w:multiLevelType w:val="multilevel"/>
+    <w:tmpl w:val="F124AAA6"/>
+    <w:lvl w:ilvl="0">
+      <w:start w:val="1"/>
+      <w:numFmt w:val="bullet"/>
+      <w:lvlText w:val=""/>
+      <w:lvlJc w:val="left"/>
+      <w:pPr>
+        <w:tabs>
+          <w:tab w:val="num" w:pos="720"/>
+        </w:tabs>
+        <w:ind w:left="720" w:hanging="360"/>
+      </w:pPr>
+      <w:rPr>
+        <w:rFonts w:ascii="Symbol" w:hAnsi="Symbol" w:hint="default"/>
+        <w:sz w:val="20"/>
+      </w:rPr>
+    </w:lvl>
+    <w:lvl w:ilvl="1" w:tentative="1">
+      <w:start w:val="1"/>
+      <w:numFmt w:val="bullet"/>
+      <w:lvlText w:val="o"/>
+      <w:lvlJc w:val="left"/>
+      <w:pPr>
+        <w:tabs>
+          <w:tab w:val="num" w:pos="1440"/>
+        </w:tabs>
+        <w:ind w:left="1440" w:hanging="360"/>
+      </w:pPr>
+      <w:rPr>
+        <w:rFonts w:ascii="Courier New" w:hAnsi="Courier New" w:hint="default"/>
+        <w:sz w:val="20"/>
+      </w:rPr>
+    </w:lvl>
+    <w:lvl w:ilvl="2" w:tentative="1">
+      <w:start w:val="1"/>
+      <w:numFmt w:val="bullet"/>
+      <w:lvlText w:val=""/>
+      <w:lvlJc w:val="left"/>
+      <w:pPr>
+        <w:tabs>
+          <w:tab w:val="num" w:pos="2160"/>
+        </w:tabs>
+        <w:ind w:left="2160" w:hanging="360"/>
+      </w:pPr>
+      <w:rPr>
+        <w:rFonts w:ascii="Wingdings" w:hAnsi="Wingdings" w:hint="default"/>
+        <w:sz w:val="20"/>
+      </w:rPr>
+    </w:lvl>
+    <w:lvl w:ilvl="3" w:tentative="1">
+      <w:start w:val="1"/>
+      <w:numFmt w:val="bullet"/>
+      <w:lvlText w:val=""/>
+      <w:lvlJc w:val="left"/>
+      <w:pPr>
+        <w:tabs>
+          <w:tab w:val="num" w:pos="2880"/>
+        </w:tabs>
+        <w:ind w:left="2880" w:hanging="360"/>
+      </w:pPr>
+      <w:rPr>
+        <w:rFonts w:ascii="Wingdings" w:hAnsi="Wingdings" w:hint="default"/>
+        <w:sz w:val="20"/>
+      </w:rPr>
+    </w:lvl>
+    <w:lvl w:ilvl="4" w:tentative="1">
+      <w:start w:val="1"/>
+      <w:numFmt w:val="bullet"/>
+      <w:lvlText w:val=""/>
+      <w:lvlJc w:val="left"/>
+      <w:pPr>
+        <w:tabs>
+          <w:tab w:val="num" w:pos="3600"/>
+        </w:tabs>
+        <w:ind w:left="3600" w:hanging="360"/>
+      </w:pPr>
+      <w:rPr>
+        <w:rFonts w:ascii="Wingdings" w:hAnsi="Wingdings" w:hint="default"/>
+        <w:sz w:val="20"/>
+      </w:rPr>
+    </w:lvl>
+    <w:lvl w:ilvl="5" w:tentative="1">
+      <w:start w:val="1"/>
+      <w:numFmt w:val="bullet"/>
+      <w:lvlText w:val=""/>
+      <w:lvlJc w:val="left"/>
+      <w:pPr>
+        <w:tabs>
+          <w:tab w:val="num" w:pos="4320"/>
+        </w:tabs>
+        <w:ind w:left="4320" w:hanging="360"/>
+      </w:pPr>
+      <w:rPr>
+        <w:rFonts w:ascii="Wingdings" w:hAnsi="Wingdings" w:hint="default"/>
+        <w:sz w:val="20"/>
+      </w:rPr>
+    </w:lvl>
+    <w:lvl w:ilvl="6" w:tentative="1">
+      <w:start w:val="1"/>
+      <w:numFmt w:val="bullet"/>
+      <w:lvlText w:val=""/>
+      <w:lvlJc w:val="left"/>
+      <w:pPr>
+        <w:tabs>
+          <w:tab w:val="num" w:pos="5040"/>
+        </w:tabs>
+        <w:ind w:left="5040" w:hanging="360"/>
+      </w:pPr>
+      <w:rPr>
+        <w:rFonts w:ascii="Wingdings" w:hAnsi="Wingdings" w:hint="default"/>
+        <w:sz w:val="20"/>
+      </w:rPr>
+    </w:lvl>
+    <w:lvl w:ilvl="7" w:tentative="1">
+      <w:start w:val="1"/>
+      <w:numFmt w:val="bullet"/>
+      <w:lvlText w:val=""/>
+      <w:lvlJc w:val="left"/>
+      <w:pPr>
+        <w:tabs>
+          <w:tab w:val="num" w:pos="5760"/>
+        </w:tabs>
+        <w:ind w:left="5760" w:hanging="360"/>
+      </w:pPr>
+      <w:rPr>
+        <w:rFonts w:ascii="Wingdings" w:hAnsi="Wingdings" w:hint="default"/>
+        <w:sz w:val="20"/>
+      </w:rPr>
+    </w:lvl>
+    <w:lvl w:ilvl="8" w:tentative="1">
+      <w:start w:val="1"/>
+      <w:numFmt w:val="bullet"/>
+      <w:lvlText w:val=""/>
+      <w:lvlJc w:val="left"/>
+      <w:pPr>
+        <w:tabs>
+          <w:tab w:val="num" w:pos="6480"/>
+        </w:tabs>
+        <w:ind w:left="6480" w:hanging="360"/>
+      </w:pPr>
+      <w:rPr>
+        <w:rFonts w:ascii="Wingdings" w:hAnsi="Wingdings" w:hint="default"/>
+        <w:sz w:val="20"/>
+      </w:rPr>
+    </w:lvl>
+  </w:abstractNum>
+  <w:abstractNum w:abstractNumId="53" w15:restartNumberingAfterBreak="0">
+    <w:nsid w:val="4CA40676"/>
+    <w:multiLevelType w:val="multilevel"/>
+    <w:tmpl w:val="FC40A714"/>
+    <w:lvl w:ilvl="0">
+      <w:start w:val="1"/>
+      <w:numFmt w:val="bullet"/>
+      <w:lvlText w:val=""/>
+      <w:lvlJc w:val="left"/>
+      <w:pPr>
+        <w:tabs>
+          <w:tab w:val="num" w:pos="720"/>
+        </w:tabs>
+        <w:ind w:left="720" w:hanging="360"/>
+      </w:pPr>
+      <w:rPr>
+        <w:rFonts w:ascii="Symbol" w:hAnsi="Symbol" w:hint="default"/>
+        <w:sz w:val="20"/>
+      </w:rPr>
+    </w:lvl>
+    <w:lvl w:ilvl="1" w:tentative="1">
+      <w:start w:val="1"/>
+      <w:numFmt w:val="bullet"/>
+      <w:lvlText w:val="o"/>
+      <w:lvlJc w:val="left"/>
+      <w:pPr>
+        <w:tabs>
+          <w:tab w:val="num" w:pos="1440"/>
+        </w:tabs>
+        <w:ind w:left="1440" w:hanging="360"/>
+      </w:pPr>
+      <w:rPr>
+        <w:rFonts w:ascii="Courier New" w:hAnsi="Courier New" w:hint="default"/>
+        <w:sz w:val="20"/>
+      </w:rPr>
+    </w:lvl>
+    <w:lvl w:ilvl="2" w:tentative="1">
+      <w:start w:val="1"/>
+      <w:numFmt w:val="bullet"/>
+      <w:lvlText w:val=""/>
+      <w:lvlJc w:val="left"/>
+      <w:pPr>
+        <w:tabs>
+          <w:tab w:val="num" w:pos="2160"/>
+        </w:tabs>
+        <w:ind w:left="2160" w:hanging="360"/>
+      </w:pPr>
+      <w:rPr>
+        <w:rFonts w:ascii="Wingdings" w:hAnsi="Wingdings" w:hint="default"/>
+        <w:sz w:val="20"/>
+      </w:rPr>
+    </w:lvl>
+    <w:lvl w:ilvl="3" w:tentative="1">
+      <w:start w:val="1"/>
+      <w:numFmt w:val="bullet"/>
+      <w:lvlText w:val=""/>
+      <w:lvlJc w:val="left"/>
+      <w:pPr>
+        <w:tabs>
+          <w:tab w:val="num" w:pos="2880"/>
+        </w:tabs>
+        <w:ind w:left="2880" w:hanging="360"/>
+      </w:pPr>
+      <w:rPr>
+        <w:rFonts w:ascii="Wingdings" w:hAnsi="Wingdings" w:hint="default"/>
+        <w:sz w:val="20"/>
+      </w:rPr>
+    </w:lvl>
+    <w:lvl w:ilvl="4" w:tentative="1">
+      <w:start w:val="1"/>
+      <w:numFmt w:val="bullet"/>
+      <w:lvlText w:val=""/>
+      <w:lvlJc w:val="left"/>
+      <w:pPr>
+        <w:tabs>
+          <w:tab w:val="num" w:pos="3600"/>
+        </w:tabs>
+        <w:ind w:left="3600" w:hanging="360"/>
+      </w:pPr>
+      <w:rPr>
+        <w:rFonts w:ascii="Wingdings" w:hAnsi="Wingdings" w:hint="default"/>
+        <w:sz w:val="20"/>
+      </w:rPr>
+    </w:lvl>
+    <w:lvl w:ilvl="5" w:tentative="1">
+      <w:start w:val="1"/>
+      <w:numFmt w:val="bullet"/>
+      <w:lvlText w:val=""/>
+      <w:lvlJc w:val="left"/>
+      <w:pPr>
+        <w:tabs>
+          <w:tab w:val="num" w:pos="4320"/>
+        </w:tabs>
+        <w:ind w:left="4320" w:hanging="360"/>
+      </w:pPr>
+      <w:rPr>
+        <w:rFonts w:ascii="Wingdings" w:hAnsi="Wingdings" w:hint="default"/>
+        <w:sz w:val="20"/>
+      </w:rPr>
+    </w:lvl>
+    <w:lvl w:ilvl="6" w:tentative="1">
+      <w:start w:val="1"/>
+      <w:numFmt w:val="bullet"/>
+      <w:lvlText w:val=""/>
+      <w:lvlJc w:val="left"/>
+      <w:pPr>
+        <w:tabs>
+          <w:tab w:val="num" w:pos="5040"/>
+        </w:tabs>
+        <w:ind w:left="5040" w:hanging="360"/>
+      </w:pPr>
+      <w:rPr>
+        <w:rFonts w:ascii="Wingdings" w:hAnsi="Wingdings" w:hint="default"/>
+        <w:sz w:val="20"/>
+      </w:rPr>
+    </w:lvl>
+    <w:lvl w:ilvl="7" w:tentative="1">
+      <w:start w:val="1"/>
+      <w:numFmt w:val="bullet"/>
+      <w:lvlText w:val=""/>
+      <w:lvlJc w:val="left"/>
+      <w:pPr>
+        <w:tabs>
+          <w:tab w:val="num" w:pos="5760"/>
+        </w:tabs>
+        <w:ind w:left="5760" w:hanging="360"/>
+      </w:pPr>
+      <w:rPr>
+        <w:rFonts w:ascii="Wingdings" w:hAnsi="Wingdings" w:hint="default"/>
+        <w:sz w:val="20"/>
+      </w:rPr>
+    </w:lvl>
+    <w:lvl w:ilvl="8" w:tentative="1">
+      <w:start w:val="1"/>
+      <w:numFmt w:val="bullet"/>
+      <w:lvlText w:val=""/>
+      <w:lvlJc w:val="left"/>
+      <w:pPr>
+        <w:tabs>
+          <w:tab w:val="num" w:pos="6480"/>
+        </w:tabs>
+        <w:ind w:left="6480" w:hanging="360"/>
+      </w:pPr>
+      <w:rPr>
+        <w:rFonts w:ascii="Wingdings" w:hAnsi="Wingdings" w:hint="default"/>
+        <w:sz w:val="20"/>
+      </w:rPr>
+    </w:lvl>
+  </w:abstractNum>
+  <w:abstractNum w:abstractNumId="54" w15:restartNumberingAfterBreak="0">
+    <w:nsid w:val="4F524FA6"/>
+    <w:multiLevelType w:val="multilevel"/>
+    <w:tmpl w:val="CE309E94"/>
+    <w:lvl w:ilvl="0">
+      <w:start w:val="1"/>
+      <w:numFmt w:val="bullet"/>
+      <w:lvlText w:val=""/>
+      <w:lvlJc w:val="left"/>
+      <w:pPr>
+        <w:tabs>
+          <w:tab w:val="num" w:pos="720"/>
+        </w:tabs>
+        <w:ind w:left="720" w:hanging="360"/>
+      </w:pPr>
+      <w:rPr>
+        <w:rFonts w:ascii="Symbol" w:hAnsi="Symbol" w:hint="default"/>
+        <w:sz w:val="20"/>
+      </w:rPr>
+    </w:lvl>
+    <w:lvl w:ilvl="1" w:tentative="1">
+      <w:start w:val="1"/>
+      <w:numFmt w:val="bullet"/>
+      <w:lvlText w:val="o"/>
+      <w:lvlJc w:val="left"/>
+      <w:pPr>
+        <w:tabs>
+          <w:tab w:val="num" w:pos="1440"/>
+        </w:tabs>
+        <w:ind w:left="1440" w:hanging="360"/>
+      </w:pPr>
+      <w:rPr>
+        <w:rFonts w:ascii="Courier New" w:hAnsi="Courier New" w:hint="default"/>
+        <w:sz w:val="20"/>
+      </w:rPr>
+    </w:lvl>
+    <w:lvl w:ilvl="2" w:tentative="1">
+      <w:start w:val="1"/>
+      <w:numFmt w:val="bullet"/>
+      <w:lvlText w:val=""/>
+      <w:lvlJc w:val="left"/>
+      <w:pPr>
+        <w:tabs>
+          <w:tab w:val="num" w:pos="2160"/>
+        </w:tabs>
+        <w:ind w:left="2160" w:hanging="360"/>
+      </w:pPr>
+      <w:rPr>
+        <w:rFonts w:ascii="Wingdings" w:hAnsi="Wingdings" w:hint="default"/>
+        <w:sz w:val="20"/>
+      </w:rPr>
+    </w:lvl>
+    <w:lvl w:ilvl="3" w:tentative="1">
+      <w:start w:val="1"/>
+      <w:numFmt w:val="bullet"/>
+      <w:lvlText w:val=""/>
+      <w:lvlJc w:val="left"/>
+      <w:pPr>
+        <w:tabs>
+          <w:tab w:val="num" w:pos="2880"/>
+        </w:tabs>
+        <w:ind w:left="2880" w:hanging="360"/>
+      </w:pPr>
+      <w:rPr>
+        <w:rFonts w:ascii="Wingdings" w:hAnsi="Wingdings" w:hint="default"/>
+        <w:sz w:val="20"/>
+      </w:rPr>
+    </w:lvl>
+    <w:lvl w:ilvl="4" w:tentative="1">
+      <w:start w:val="1"/>
+      <w:numFmt w:val="bullet"/>
+      <w:lvlText w:val=""/>
+      <w:lvlJc w:val="left"/>
+      <w:pPr>
+        <w:tabs>
+          <w:tab w:val="num" w:pos="3600"/>
+        </w:tabs>
+        <w:ind w:left="3600" w:hanging="360"/>
+      </w:pPr>
+      <w:rPr>
+        <w:rFonts w:ascii="Wingdings" w:hAnsi="Wingdings" w:hint="default"/>
+        <w:sz w:val="20"/>
+      </w:rPr>
+    </w:lvl>
+    <w:lvl w:ilvl="5" w:tentative="1">
+      <w:start w:val="1"/>
+      <w:numFmt w:val="bullet"/>
+      <w:lvlText w:val=""/>
+      <w:lvlJc w:val="left"/>
+      <w:pPr>
+        <w:tabs>
+          <w:tab w:val="num" w:pos="4320"/>
+        </w:tabs>
+        <w:ind w:left="4320" w:hanging="360"/>
+      </w:pPr>
+      <w:rPr>
+        <w:rFonts w:ascii="Wingdings" w:hAnsi="Wingdings" w:hint="default"/>
+        <w:sz w:val="20"/>
+      </w:rPr>
+    </w:lvl>
+    <w:lvl w:ilvl="6" w:tentative="1">
+      <w:start w:val="1"/>
+      <w:numFmt w:val="bullet"/>
+      <w:lvlText w:val=""/>
+      <w:lvlJc w:val="left"/>
+      <w:pPr>
+        <w:tabs>
+          <w:tab w:val="num" w:pos="5040"/>
+        </w:tabs>
+        <w:ind w:left="5040" w:hanging="360"/>
+      </w:pPr>
+      <w:rPr>
+        <w:rFonts w:ascii="Wingdings" w:hAnsi="Wingdings" w:hint="default"/>
+        <w:sz w:val="20"/>
+      </w:rPr>
+    </w:lvl>
+    <w:lvl w:ilvl="7" w:tentative="1">
+      <w:start w:val="1"/>
+      <w:numFmt w:val="bullet"/>
+      <w:lvlText w:val=""/>
+      <w:lvlJc w:val="left"/>
+      <w:pPr>
+        <w:tabs>
+          <w:tab w:val="num" w:pos="5760"/>
+        </w:tabs>
+        <w:ind w:left="5760" w:hanging="360"/>
+      </w:pPr>
+      <w:rPr>
+        <w:rFonts w:ascii="Wingdings" w:hAnsi="Wingdings" w:hint="default"/>
+        <w:sz w:val="20"/>
+      </w:rPr>
+    </w:lvl>
+    <w:lvl w:ilvl="8" w:tentative="1">
+      <w:start w:val="1"/>
+      <w:numFmt w:val="bullet"/>
+      <w:lvlText w:val=""/>
+      <w:lvlJc w:val="left"/>
+      <w:pPr>
+        <w:tabs>
+          <w:tab w:val="num" w:pos="6480"/>
+        </w:tabs>
+        <w:ind w:left="6480" w:hanging="360"/>
+      </w:pPr>
+      <w:rPr>
+        <w:rFonts w:ascii="Wingdings" w:hAnsi="Wingdings" w:hint="default"/>
+        <w:sz w:val="20"/>
+      </w:rPr>
+    </w:lvl>
+  </w:abstractNum>
+  <w:abstractNum w:abstractNumId="55" w15:restartNumberingAfterBreak="0">
+    <w:nsid w:val="538C6867"/>
+    <w:multiLevelType w:val="multilevel"/>
+    <w:tmpl w:val="0C72DB7C"/>
     <w:lvl w:ilvl="0">
       <w:start w:val="1"/>
       <w:numFmt w:val="decimal"/>
@@ -16219,10 +18603,10 @@
       </w:pPr>
     </w:lvl>
   </w:abstractNum>
-  <w:abstractNum w:abstractNumId="40" w15:restartNumberingAfterBreak="0">
-    <w:nsid w:val="378762DA"/>
+  <w:abstractNum w:abstractNumId="56" w15:restartNumberingAfterBreak="0">
+    <w:nsid w:val="59682301"/>
     <w:multiLevelType w:val="multilevel"/>
-    <w:tmpl w:val="43382E9E"/>
+    <w:tmpl w:val="4756FC06"/>
     <w:lvl w:ilvl="0">
       <w:start w:val="1"/>
       <w:numFmt w:val="bullet"/>
@@ -16368,10 +18752,10 @@
       </w:rPr>
     </w:lvl>
   </w:abstractNum>
-  <w:abstractNum w:abstractNumId="41" w15:restartNumberingAfterBreak="0">
-    <w:nsid w:val="380F552D"/>
+  <w:abstractNum w:abstractNumId="57" w15:restartNumberingAfterBreak="0">
+    <w:nsid w:val="5A1B0B1C"/>
     <w:multiLevelType w:val="multilevel"/>
-    <w:tmpl w:val="BCE89940"/>
+    <w:tmpl w:val="A3707BBC"/>
     <w:lvl w:ilvl="0">
       <w:start w:val="1"/>
       <w:numFmt w:val="bullet"/>
@@ -16517,10 +18901,10 @@
       </w:rPr>
     </w:lvl>
   </w:abstractNum>
-  <w:abstractNum w:abstractNumId="42" w15:restartNumberingAfterBreak="0">
-    <w:nsid w:val="3B4B65C2"/>
+  <w:abstractNum w:abstractNumId="58" w15:restartNumberingAfterBreak="0">
+    <w:nsid w:val="5B6F6807"/>
     <w:multiLevelType w:val="multilevel"/>
-    <w:tmpl w:val="3CE0E418"/>
+    <w:tmpl w:val="67606236"/>
     <w:lvl w:ilvl="0">
       <w:start w:val="1"/>
       <w:numFmt w:val="decimal"/>
@@ -16634,10 +19018,10 @@
       </w:pPr>
     </w:lvl>
   </w:abstractNum>
-  <w:abstractNum w:abstractNumId="43" w15:restartNumberingAfterBreak="0">
-    <w:nsid w:val="3D2A314D"/>
+  <w:abstractNum w:abstractNumId="59" w15:restartNumberingAfterBreak="0">
+    <w:nsid w:val="5E356DC4"/>
     <w:multiLevelType w:val="multilevel"/>
-    <w:tmpl w:val="02BA0DEC"/>
+    <w:tmpl w:val="7E8EAF94"/>
     <w:lvl w:ilvl="0">
       <w:start w:val="1"/>
       <w:numFmt w:val="bullet"/>
@@ -16783,10 +19167,10 @@
       </w:rPr>
     </w:lvl>
   </w:abstractNum>
-  <w:abstractNum w:abstractNumId="44" w15:restartNumberingAfterBreak="0">
-    <w:nsid w:val="3DC74786"/>
+  <w:abstractNum w:abstractNumId="60" w15:restartNumberingAfterBreak="0">
+    <w:nsid w:val="5E651121"/>
     <w:multiLevelType w:val="multilevel"/>
-    <w:tmpl w:val="63F2D84C"/>
+    <w:tmpl w:val="8E606344"/>
     <w:lvl w:ilvl="0">
       <w:start w:val="1"/>
       <w:numFmt w:val="bullet"/>
@@ -16932,10 +19316,10 @@
       </w:rPr>
     </w:lvl>
   </w:abstractNum>
-  <w:abstractNum w:abstractNumId="45" w15:restartNumberingAfterBreak="0">
-    <w:nsid w:val="3DF934D2"/>
+  <w:abstractNum w:abstractNumId="61" w15:restartNumberingAfterBreak="0">
+    <w:nsid w:val="5F5910F9"/>
     <w:multiLevelType w:val="multilevel"/>
-    <w:tmpl w:val="0E5AFFCE"/>
+    <w:tmpl w:val="9F94918C"/>
     <w:lvl w:ilvl="0">
       <w:start w:val="1"/>
       <w:numFmt w:val="bullet"/>
@@ -17081,10 +19465,10 @@
       </w:rPr>
     </w:lvl>
   </w:abstractNum>
-  <w:abstractNum w:abstractNumId="46" w15:restartNumberingAfterBreak="0">
-    <w:nsid w:val="431E09E4"/>
+  <w:abstractNum w:abstractNumId="62" w15:restartNumberingAfterBreak="0">
+    <w:nsid w:val="61943917"/>
     <w:multiLevelType w:val="multilevel"/>
-    <w:tmpl w:val="439E8560"/>
+    <w:tmpl w:val="ED3CDAC2"/>
     <w:lvl w:ilvl="0">
       <w:start w:val="1"/>
       <w:numFmt w:val="bullet"/>
@@ -17230,10 +19614,10 @@
       </w:rPr>
     </w:lvl>
   </w:abstractNum>
-  <w:abstractNum w:abstractNumId="47" w15:restartNumberingAfterBreak="0">
-    <w:nsid w:val="44202F84"/>
+  <w:abstractNum w:abstractNumId="63" w15:restartNumberingAfterBreak="0">
+    <w:nsid w:val="62C97AB3"/>
     <w:multiLevelType w:val="multilevel"/>
-    <w:tmpl w:val="4E904D5A"/>
+    <w:tmpl w:val="E5EAFAFA"/>
     <w:lvl w:ilvl="0">
       <w:start w:val="1"/>
       <w:numFmt w:val="bullet"/>
@@ -17379,10 +19763,10 @@
       </w:rPr>
     </w:lvl>
   </w:abstractNum>
-  <w:abstractNum w:abstractNumId="48" w15:restartNumberingAfterBreak="0">
-    <w:nsid w:val="450E6FFA"/>
+  <w:abstractNum w:abstractNumId="64" w15:restartNumberingAfterBreak="0">
+    <w:nsid w:val="642656F5"/>
     <w:multiLevelType w:val="multilevel"/>
-    <w:tmpl w:val="1EBA455A"/>
+    <w:tmpl w:val="5F5CD186"/>
     <w:lvl w:ilvl="0">
       <w:start w:val="1"/>
       <w:numFmt w:val="bullet"/>
@@ -17528,10 +19912,159 @@
       </w:rPr>
     </w:lvl>
   </w:abstractNum>
-  <w:abstractNum w:abstractNumId="49" w15:restartNumberingAfterBreak="0">
-    <w:nsid w:val="4749762C"/>
+  <w:abstractNum w:abstractNumId="65" w15:restartNumberingAfterBreak="0">
+    <w:nsid w:val="65E00A62"/>
     <w:multiLevelType w:val="multilevel"/>
-    <w:tmpl w:val="77C890B2"/>
+    <w:tmpl w:val="DF8A2FCE"/>
+    <w:lvl w:ilvl="0">
+      <w:start w:val="1"/>
+      <w:numFmt w:val="bullet"/>
+      <w:lvlText w:val=""/>
+      <w:lvlJc w:val="left"/>
+      <w:pPr>
+        <w:tabs>
+          <w:tab w:val="num" w:pos="720"/>
+        </w:tabs>
+        <w:ind w:left="720" w:hanging="360"/>
+      </w:pPr>
+      <w:rPr>
+        <w:rFonts w:ascii="Symbol" w:hAnsi="Symbol" w:hint="default"/>
+        <w:sz w:val="20"/>
+      </w:rPr>
+    </w:lvl>
+    <w:lvl w:ilvl="1" w:tentative="1">
+      <w:start w:val="1"/>
+      <w:numFmt w:val="bullet"/>
+      <w:lvlText w:val="o"/>
+      <w:lvlJc w:val="left"/>
+      <w:pPr>
+        <w:tabs>
+          <w:tab w:val="num" w:pos="1440"/>
+        </w:tabs>
+        <w:ind w:left="1440" w:hanging="360"/>
+      </w:pPr>
+      <w:rPr>
+        <w:rFonts w:ascii="Courier New" w:hAnsi="Courier New" w:hint="default"/>
+        <w:sz w:val="20"/>
+      </w:rPr>
+    </w:lvl>
+    <w:lvl w:ilvl="2" w:tentative="1">
+      <w:start w:val="1"/>
+      <w:numFmt w:val="bullet"/>
+      <w:lvlText w:val=""/>
+      <w:lvlJc w:val="left"/>
+      <w:pPr>
+        <w:tabs>
+          <w:tab w:val="num" w:pos="2160"/>
+        </w:tabs>
+        <w:ind w:left="2160" w:hanging="360"/>
+      </w:pPr>
+      <w:rPr>
+        <w:rFonts w:ascii="Wingdings" w:hAnsi="Wingdings" w:hint="default"/>
+        <w:sz w:val="20"/>
+      </w:rPr>
+    </w:lvl>
+    <w:lvl w:ilvl="3" w:tentative="1">
+      <w:start w:val="1"/>
+      <w:numFmt w:val="bullet"/>
+      <w:lvlText w:val=""/>
+      <w:lvlJc w:val="left"/>
+      <w:pPr>
+        <w:tabs>
+          <w:tab w:val="num" w:pos="2880"/>
+        </w:tabs>
+        <w:ind w:left="2880" w:hanging="360"/>
+      </w:pPr>
+      <w:rPr>
+        <w:rFonts w:ascii="Wingdings" w:hAnsi="Wingdings" w:hint="default"/>
+        <w:sz w:val="20"/>
+      </w:rPr>
+    </w:lvl>
+    <w:lvl w:ilvl="4" w:tentative="1">
+      <w:start w:val="1"/>
+      <w:numFmt w:val="bullet"/>
+      <w:lvlText w:val=""/>
+      <w:lvlJc w:val="left"/>
+      <w:pPr>
+        <w:tabs>
+          <w:tab w:val="num" w:pos="3600"/>
+        </w:tabs>
+        <w:ind w:left="3600" w:hanging="360"/>
+      </w:pPr>
+      <w:rPr>
+        <w:rFonts w:ascii="Wingdings" w:hAnsi="Wingdings" w:hint="default"/>
+        <w:sz w:val="20"/>
+      </w:rPr>
+    </w:lvl>
+    <w:lvl w:ilvl="5" w:tentative="1">
+      <w:start w:val="1"/>
+      <w:numFmt w:val="bullet"/>
+      <w:lvlText w:val=""/>
+      <w:lvlJc w:val="left"/>
+      <w:pPr>
+        <w:tabs>
+          <w:tab w:val="num" w:pos="4320"/>
+        </w:tabs>
+        <w:ind w:left="4320" w:hanging="360"/>
+      </w:pPr>
+      <w:rPr>
+        <w:rFonts w:ascii="Wingdings" w:hAnsi="Wingdings" w:hint="default"/>
+        <w:sz w:val="20"/>
+      </w:rPr>
+    </w:lvl>
+    <w:lvl w:ilvl="6" w:tentative="1">
+      <w:start w:val="1"/>
+      <w:numFmt w:val="bullet"/>
+      <w:lvlText w:val=""/>
+      <w:lvlJc w:val="left"/>
+      <w:pPr>
+        <w:tabs>
+          <w:tab w:val="num" w:pos="5040"/>
+        </w:tabs>
+        <w:ind w:left="5040" w:hanging="360"/>
+      </w:pPr>
+      <w:rPr>
+        <w:rFonts w:ascii="Wingdings" w:hAnsi="Wingdings" w:hint="default"/>
+        <w:sz w:val="20"/>
+      </w:rPr>
+    </w:lvl>
+    <w:lvl w:ilvl="7" w:tentative="1">
+      <w:start w:val="1"/>
+      <w:numFmt w:val="bullet"/>
+      <w:lvlText w:val=""/>
+      <w:lvlJc w:val="left"/>
+      <w:pPr>
+        <w:tabs>
+          <w:tab w:val="num" w:pos="5760"/>
+        </w:tabs>
+        <w:ind w:left="5760" w:hanging="360"/>
+      </w:pPr>
+      <w:rPr>
+        <w:rFonts w:ascii="Wingdings" w:hAnsi="Wingdings" w:hint="default"/>
+        <w:sz w:val="20"/>
+      </w:rPr>
+    </w:lvl>
+    <w:lvl w:ilvl="8" w:tentative="1">
+      <w:start w:val="1"/>
+      <w:numFmt w:val="bullet"/>
+      <w:lvlText w:val=""/>
+      <w:lvlJc w:val="left"/>
+      <w:pPr>
+        <w:tabs>
+          <w:tab w:val="num" w:pos="6480"/>
+        </w:tabs>
+        <w:ind w:left="6480" w:hanging="360"/>
+      </w:pPr>
+      <w:rPr>
+        <w:rFonts w:ascii="Wingdings" w:hAnsi="Wingdings" w:hint="default"/>
+        <w:sz w:val="20"/>
+      </w:rPr>
+    </w:lvl>
+  </w:abstractNum>
+  <w:abstractNum w:abstractNumId="66" w15:restartNumberingAfterBreak="0">
+    <w:nsid w:val="66D12A6D"/>
+    <w:multiLevelType w:val="multilevel"/>
+    <w:tmpl w:val="86CCE4FE"/>
     <w:lvl w:ilvl="0">
       <w:start w:val="1"/>
       <w:numFmt w:val="decimal"/>
@@ -17645,904 +20178,10 @@
       </w:pPr>
     </w:lvl>
   </w:abstractNum>
-  <w:abstractNum w:abstractNumId="50" w15:restartNumberingAfterBreak="0">
-    <w:nsid w:val="47B76FD3"/>
+  <w:abstractNum w:abstractNumId="67" w15:restartNumberingAfterBreak="0">
+    <w:nsid w:val="6BC76E1C"/>
     <w:multiLevelType w:val="multilevel"/>
-    <w:tmpl w:val="9202D2B4"/>
-    <w:lvl w:ilvl="0">
-      <w:start w:val="1"/>
-      <w:numFmt w:val="bullet"/>
-      <w:lvlText w:val=""/>
-      <w:lvlJc w:val="left"/>
-      <w:pPr>
-        <w:tabs>
-          <w:tab w:val="num" w:pos="720"/>
-        </w:tabs>
-        <w:ind w:left="720" w:hanging="360"/>
-      </w:pPr>
-      <w:rPr>
-        <w:rFonts w:ascii="Symbol" w:hAnsi="Symbol" w:hint="default"/>
-        <w:sz w:val="20"/>
-      </w:rPr>
-    </w:lvl>
-    <w:lvl w:ilvl="1" w:tentative="1">
-      <w:start w:val="1"/>
-      <w:numFmt w:val="bullet"/>
-      <w:lvlText w:val="o"/>
-      <w:lvlJc w:val="left"/>
-      <w:pPr>
-        <w:tabs>
-          <w:tab w:val="num" w:pos="1440"/>
-        </w:tabs>
-        <w:ind w:left="1440" w:hanging="360"/>
-      </w:pPr>
-      <w:rPr>
-        <w:rFonts w:ascii="Courier New" w:hAnsi="Courier New" w:hint="default"/>
-        <w:sz w:val="20"/>
-      </w:rPr>
-    </w:lvl>
-    <w:lvl w:ilvl="2" w:tentative="1">
-      <w:start w:val="1"/>
-      <w:numFmt w:val="bullet"/>
-      <w:lvlText w:val=""/>
-      <w:lvlJc w:val="left"/>
-      <w:pPr>
-        <w:tabs>
-          <w:tab w:val="num" w:pos="2160"/>
-        </w:tabs>
-        <w:ind w:left="2160" w:hanging="360"/>
-      </w:pPr>
-      <w:rPr>
-        <w:rFonts w:ascii="Wingdings" w:hAnsi="Wingdings" w:hint="default"/>
-        <w:sz w:val="20"/>
-      </w:rPr>
-    </w:lvl>
-    <w:lvl w:ilvl="3" w:tentative="1">
-      <w:start w:val="1"/>
-      <w:numFmt w:val="bullet"/>
-      <w:lvlText w:val=""/>
-      <w:lvlJc w:val="left"/>
-      <w:pPr>
-        <w:tabs>
-          <w:tab w:val="num" w:pos="2880"/>
-        </w:tabs>
-        <w:ind w:left="2880" w:hanging="360"/>
-      </w:pPr>
-      <w:rPr>
-        <w:rFonts w:ascii="Wingdings" w:hAnsi="Wingdings" w:hint="default"/>
-        <w:sz w:val="20"/>
-      </w:rPr>
-    </w:lvl>
-    <w:lvl w:ilvl="4" w:tentative="1">
-      <w:start w:val="1"/>
-      <w:numFmt w:val="bullet"/>
-      <w:lvlText w:val=""/>
-      <w:lvlJc w:val="left"/>
-      <w:pPr>
-        <w:tabs>
-          <w:tab w:val="num" w:pos="3600"/>
-        </w:tabs>
-        <w:ind w:left="3600" w:hanging="360"/>
-      </w:pPr>
-      <w:rPr>
-        <w:rFonts w:ascii="Wingdings" w:hAnsi="Wingdings" w:hint="default"/>
-        <w:sz w:val="20"/>
-      </w:rPr>
-    </w:lvl>
-    <w:lvl w:ilvl="5" w:tentative="1">
-      <w:start w:val="1"/>
-      <w:numFmt w:val="bullet"/>
-      <w:lvlText w:val=""/>
-      <w:lvlJc w:val="left"/>
-      <w:pPr>
-        <w:tabs>
-          <w:tab w:val="num" w:pos="4320"/>
-        </w:tabs>
-        <w:ind w:left="4320" w:hanging="360"/>
-      </w:pPr>
-      <w:rPr>
-        <w:rFonts w:ascii="Wingdings" w:hAnsi="Wingdings" w:hint="default"/>
-        <w:sz w:val="20"/>
-      </w:rPr>
-    </w:lvl>
-    <w:lvl w:ilvl="6" w:tentative="1">
-      <w:start w:val="1"/>
-      <w:numFmt w:val="bullet"/>
-      <w:lvlText w:val=""/>
-      <w:lvlJc w:val="left"/>
-      <w:pPr>
-        <w:tabs>
-          <w:tab w:val="num" w:pos="5040"/>
-        </w:tabs>
-        <w:ind w:left="5040" w:hanging="360"/>
-      </w:pPr>
-      <w:rPr>
-        <w:rFonts w:ascii="Wingdings" w:hAnsi="Wingdings" w:hint="default"/>
-        <w:sz w:val="20"/>
-      </w:rPr>
-    </w:lvl>
-    <w:lvl w:ilvl="7" w:tentative="1">
-      <w:start w:val="1"/>
-      <w:numFmt w:val="bullet"/>
-      <w:lvlText w:val=""/>
-      <w:lvlJc w:val="left"/>
-      <w:pPr>
-        <w:tabs>
-          <w:tab w:val="num" w:pos="5760"/>
-        </w:tabs>
-        <w:ind w:left="5760" w:hanging="360"/>
-      </w:pPr>
-      <w:rPr>
-        <w:rFonts w:ascii="Wingdings" w:hAnsi="Wingdings" w:hint="default"/>
-        <w:sz w:val="20"/>
-      </w:rPr>
-    </w:lvl>
-    <w:lvl w:ilvl="8" w:tentative="1">
-      <w:start w:val="1"/>
-      <w:numFmt w:val="bullet"/>
-      <w:lvlText w:val=""/>
-      <w:lvlJc w:val="left"/>
-      <w:pPr>
-        <w:tabs>
-          <w:tab w:val="num" w:pos="6480"/>
-        </w:tabs>
-        <w:ind w:left="6480" w:hanging="360"/>
-      </w:pPr>
-      <w:rPr>
-        <w:rFonts w:ascii="Wingdings" w:hAnsi="Wingdings" w:hint="default"/>
-        <w:sz w:val="20"/>
-      </w:rPr>
-    </w:lvl>
-  </w:abstractNum>
-  <w:abstractNum w:abstractNumId="51" w15:restartNumberingAfterBreak="0">
-    <w:nsid w:val="4AA26D16"/>
-    <w:multiLevelType w:val="multilevel"/>
-    <w:tmpl w:val="47A85AF2"/>
-    <w:lvl w:ilvl="0">
-      <w:start w:val="1"/>
-      <w:numFmt w:val="bullet"/>
-      <w:lvlText w:val=""/>
-      <w:lvlJc w:val="left"/>
-      <w:pPr>
-        <w:tabs>
-          <w:tab w:val="num" w:pos="720"/>
-        </w:tabs>
-        <w:ind w:left="720" w:hanging="360"/>
-      </w:pPr>
-      <w:rPr>
-        <w:rFonts w:ascii="Symbol" w:hAnsi="Symbol" w:hint="default"/>
-        <w:sz w:val="20"/>
-      </w:rPr>
-    </w:lvl>
-    <w:lvl w:ilvl="1" w:tentative="1">
-      <w:start w:val="1"/>
-      <w:numFmt w:val="bullet"/>
-      <w:lvlText w:val="o"/>
-      <w:lvlJc w:val="left"/>
-      <w:pPr>
-        <w:tabs>
-          <w:tab w:val="num" w:pos="1440"/>
-        </w:tabs>
-        <w:ind w:left="1440" w:hanging="360"/>
-      </w:pPr>
-      <w:rPr>
-        <w:rFonts w:ascii="Courier New" w:hAnsi="Courier New" w:hint="default"/>
-        <w:sz w:val="20"/>
-      </w:rPr>
-    </w:lvl>
-    <w:lvl w:ilvl="2" w:tentative="1">
-      <w:start w:val="1"/>
-      <w:numFmt w:val="bullet"/>
-      <w:lvlText w:val=""/>
-      <w:lvlJc w:val="left"/>
-      <w:pPr>
-        <w:tabs>
-          <w:tab w:val="num" w:pos="2160"/>
-        </w:tabs>
-        <w:ind w:left="2160" w:hanging="360"/>
-      </w:pPr>
-      <w:rPr>
-        <w:rFonts w:ascii="Wingdings" w:hAnsi="Wingdings" w:hint="default"/>
-        <w:sz w:val="20"/>
-      </w:rPr>
-    </w:lvl>
-    <w:lvl w:ilvl="3" w:tentative="1">
-      <w:start w:val="1"/>
-      <w:numFmt w:val="bullet"/>
-      <w:lvlText w:val=""/>
-      <w:lvlJc w:val="left"/>
-      <w:pPr>
-        <w:tabs>
-          <w:tab w:val="num" w:pos="2880"/>
-        </w:tabs>
-        <w:ind w:left="2880" w:hanging="360"/>
-      </w:pPr>
-      <w:rPr>
-        <w:rFonts w:ascii="Wingdings" w:hAnsi="Wingdings" w:hint="default"/>
-        <w:sz w:val="20"/>
-      </w:rPr>
-    </w:lvl>
-    <w:lvl w:ilvl="4" w:tentative="1">
-      <w:start w:val="1"/>
-      <w:numFmt w:val="bullet"/>
-      <w:lvlText w:val=""/>
-      <w:lvlJc w:val="left"/>
-      <w:pPr>
-        <w:tabs>
-          <w:tab w:val="num" w:pos="3600"/>
-        </w:tabs>
-        <w:ind w:left="3600" w:hanging="360"/>
-      </w:pPr>
-      <w:rPr>
-        <w:rFonts w:ascii="Wingdings" w:hAnsi="Wingdings" w:hint="default"/>
-        <w:sz w:val="20"/>
-      </w:rPr>
-    </w:lvl>
-    <w:lvl w:ilvl="5" w:tentative="1">
-      <w:start w:val="1"/>
-      <w:numFmt w:val="bullet"/>
-      <w:lvlText w:val=""/>
-      <w:lvlJc w:val="left"/>
-      <w:pPr>
-        <w:tabs>
-          <w:tab w:val="num" w:pos="4320"/>
-        </w:tabs>
-        <w:ind w:left="4320" w:hanging="360"/>
-      </w:pPr>
-      <w:rPr>
-        <w:rFonts w:ascii="Wingdings" w:hAnsi="Wingdings" w:hint="default"/>
-        <w:sz w:val="20"/>
-      </w:rPr>
-    </w:lvl>
-    <w:lvl w:ilvl="6" w:tentative="1">
-      <w:start w:val="1"/>
-      <w:numFmt w:val="bullet"/>
-      <w:lvlText w:val=""/>
-      <w:lvlJc w:val="left"/>
-      <w:pPr>
-        <w:tabs>
-          <w:tab w:val="num" w:pos="5040"/>
-        </w:tabs>
-        <w:ind w:left="5040" w:hanging="360"/>
-      </w:pPr>
-      <w:rPr>
-        <w:rFonts w:ascii="Wingdings" w:hAnsi="Wingdings" w:hint="default"/>
-        <w:sz w:val="20"/>
-      </w:rPr>
-    </w:lvl>
-    <w:lvl w:ilvl="7" w:tentative="1">
-      <w:start w:val="1"/>
-      <w:numFmt w:val="bullet"/>
-      <w:lvlText w:val=""/>
-      <w:lvlJc w:val="left"/>
-      <w:pPr>
-        <w:tabs>
-          <w:tab w:val="num" w:pos="5760"/>
-        </w:tabs>
-        <w:ind w:left="5760" w:hanging="360"/>
-      </w:pPr>
-      <w:rPr>
-        <w:rFonts w:ascii="Wingdings" w:hAnsi="Wingdings" w:hint="default"/>
-        <w:sz w:val="20"/>
-      </w:rPr>
-    </w:lvl>
-    <w:lvl w:ilvl="8" w:tentative="1">
-      <w:start w:val="1"/>
-      <w:numFmt w:val="bullet"/>
-      <w:lvlText w:val=""/>
-      <w:lvlJc w:val="left"/>
-      <w:pPr>
-        <w:tabs>
-          <w:tab w:val="num" w:pos="6480"/>
-        </w:tabs>
-        <w:ind w:left="6480" w:hanging="360"/>
-      </w:pPr>
-      <w:rPr>
-        <w:rFonts w:ascii="Wingdings" w:hAnsi="Wingdings" w:hint="default"/>
-        <w:sz w:val="20"/>
-      </w:rPr>
-    </w:lvl>
-  </w:abstractNum>
-  <w:abstractNum w:abstractNumId="52" w15:restartNumberingAfterBreak="0">
-    <w:nsid w:val="4B1F1A7D"/>
-    <w:multiLevelType w:val="multilevel"/>
-    <w:tmpl w:val="B46621B4"/>
-    <w:lvl w:ilvl="0">
-      <w:start w:val="1"/>
-      <w:numFmt w:val="bullet"/>
-      <w:lvlText w:val=""/>
-      <w:lvlJc w:val="left"/>
-      <w:pPr>
-        <w:tabs>
-          <w:tab w:val="num" w:pos="720"/>
-        </w:tabs>
-        <w:ind w:left="720" w:hanging="360"/>
-      </w:pPr>
-      <w:rPr>
-        <w:rFonts w:ascii="Symbol" w:hAnsi="Symbol" w:hint="default"/>
-        <w:sz w:val="20"/>
-      </w:rPr>
-    </w:lvl>
-    <w:lvl w:ilvl="1" w:tentative="1">
-      <w:start w:val="1"/>
-      <w:numFmt w:val="bullet"/>
-      <w:lvlText w:val="o"/>
-      <w:lvlJc w:val="left"/>
-      <w:pPr>
-        <w:tabs>
-          <w:tab w:val="num" w:pos="1440"/>
-        </w:tabs>
-        <w:ind w:left="1440" w:hanging="360"/>
-      </w:pPr>
-      <w:rPr>
-        <w:rFonts w:ascii="Courier New" w:hAnsi="Courier New" w:hint="default"/>
-        <w:sz w:val="20"/>
-      </w:rPr>
-    </w:lvl>
-    <w:lvl w:ilvl="2" w:tentative="1">
-      <w:start w:val="1"/>
-      <w:numFmt w:val="bullet"/>
-      <w:lvlText w:val=""/>
-      <w:lvlJc w:val="left"/>
-      <w:pPr>
-        <w:tabs>
-          <w:tab w:val="num" w:pos="2160"/>
-        </w:tabs>
-        <w:ind w:left="2160" w:hanging="360"/>
-      </w:pPr>
-      <w:rPr>
-        <w:rFonts w:ascii="Wingdings" w:hAnsi="Wingdings" w:hint="default"/>
-        <w:sz w:val="20"/>
-      </w:rPr>
-    </w:lvl>
-    <w:lvl w:ilvl="3" w:tentative="1">
-      <w:start w:val="1"/>
-      <w:numFmt w:val="bullet"/>
-      <w:lvlText w:val=""/>
-      <w:lvlJc w:val="left"/>
-      <w:pPr>
-        <w:tabs>
-          <w:tab w:val="num" w:pos="2880"/>
-        </w:tabs>
-        <w:ind w:left="2880" w:hanging="360"/>
-      </w:pPr>
-      <w:rPr>
-        <w:rFonts w:ascii="Wingdings" w:hAnsi="Wingdings" w:hint="default"/>
-        <w:sz w:val="20"/>
-      </w:rPr>
-    </w:lvl>
-    <w:lvl w:ilvl="4" w:tentative="1">
-      <w:start w:val="1"/>
-      <w:numFmt w:val="bullet"/>
-      <w:lvlText w:val=""/>
-      <w:lvlJc w:val="left"/>
-      <w:pPr>
-        <w:tabs>
-          <w:tab w:val="num" w:pos="3600"/>
-        </w:tabs>
-        <w:ind w:left="3600" w:hanging="360"/>
-      </w:pPr>
-      <w:rPr>
-        <w:rFonts w:ascii="Wingdings" w:hAnsi="Wingdings" w:hint="default"/>
-        <w:sz w:val="20"/>
-      </w:rPr>
-    </w:lvl>
-    <w:lvl w:ilvl="5" w:tentative="1">
-      <w:start w:val="1"/>
-      <w:numFmt w:val="bullet"/>
-      <w:lvlText w:val=""/>
-      <w:lvlJc w:val="left"/>
-      <w:pPr>
-        <w:tabs>
-          <w:tab w:val="num" w:pos="4320"/>
-        </w:tabs>
-        <w:ind w:left="4320" w:hanging="360"/>
-      </w:pPr>
-      <w:rPr>
-        <w:rFonts w:ascii="Wingdings" w:hAnsi="Wingdings" w:hint="default"/>
-        <w:sz w:val="20"/>
-      </w:rPr>
-    </w:lvl>
-    <w:lvl w:ilvl="6" w:tentative="1">
-      <w:start w:val="1"/>
-      <w:numFmt w:val="bullet"/>
-      <w:lvlText w:val=""/>
-      <w:lvlJc w:val="left"/>
-      <w:pPr>
-        <w:tabs>
-          <w:tab w:val="num" w:pos="5040"/>
-        </w:tabs>
-        <w:ind w:left="5040" w:hanging="360"/>
-      </w:pPr>
-      <w:rPr>
-        <w:rFonts w:ascii="Wingdings" w:hAnsi="Wingdings" w:hint="default"/>
-        <w:sz w:val="20"/>
-      </w:rPr>
-    </w:lvl>
-    <w:lvl w:ilvl="7" w:tentative="1">
-      <w:start w:val="1"/>
-      <w:numFmt w:val="bullet"/>
-      <w:lvlText w:val=""/>
-      <w:lvlJc w:val="left"/>
-      <w:pPr>
-        <w:tabs>
-          <w:tab w:val="num" w:pos="5760"/>
-        </w:tabs>
-        <w:ind w:left="5760" w:hanging="360"/>
-      </w:pPr>
-      <w:rPr>
-        <w:rFonts w:ascii="Wingdings" w:hAnsi="Wingdings" w:hint="default"/>
-        <w:sz w:val="20"/>
-      </w:rPr>
-    </w:lvl>
-    <w:lvl w:ilvl="8" w:tentative="1">
-      <w:start w:val="1"/>
-      <w:numFmt w:val="bullet"/>
-      <w:lvlText w:val=""/>
-      <w:lvlJc w:val="left"/>
-      <w:pPr>
-        <w:tabs>
-          <w:tab w:val="num" w:pos="6480"/>
-        </w:tabs>
-        <w:ind w:left="6480" w:hanging="360"/>
-      </w:pPr>
-      <w:rPr>
-        <w:rFonts w:ascii="Wingdings" w:hAnsi="Wingdings" w:hint="default"/>
-        <w:sz w:val="20"/>
-      </w:rPr>
-    </w:lvl>
-  </w:abstractNum>
-  <w:abstractNum w:abstractNumId="53" w15:restartNumberingAfterBreak="0">
-    <w:nsid w:val="4B5B2CE9"/>
-    <w:multiLevelType w:val="multilevel"/>
-    <w:tmpl w:val="6AB6571E"/>
-    <w:lvl w:ilvl="0">
-      <w:start w:val="1"/>
-      <w:numFmt w:val="bullet"/>
-      <w:lvlText w:val=""/>
-      <w:lvlJc w:val="left"/>
-      <w:pPr>
-        <w:tabs>
-          <w:tab w:val="num" w:pos="720"/>
-        </w:tabs>
-        <w:ind w:left="720" w:hanging="360"/>
-      </w:pPr>
-      <w:rPr>
-        <w:rFonts w:ascii="Symbol" w:hAnsi="Symbol" w:hint="default"/>
-        <w:sz w:val="20"/>
-      </w:rPr>
-    </w:lvl>
-    <w:lvl w:ilvl="1" w:tentative="1">
-      <w:start w:val="1"/>
-      <w:numFmt w:val="bullet"/>
-      <w:lvlText w:val="o"/>
-      <w:lvlJc w:val="left"/>
-      <w:pPr>
-        <w:tabs>
-          <w:tab w:val="num" w:pos="1440"/>
-        </w:tabs>
-        <w:ind w:left="1440" w:hanging="360"/>
-      </w:pPr>
-      <w:rPr>
-        <w:rFonts w:ascii="Courier New" w:hAnsi="Courier New" w:hint="default"/>
-        <w:sz w:val="20"/>
-      </w:rPr>
-    </w:lvl>
-    <w:lvl w:ilvl="2" w:tentative="1">
-      <w:start w:val="1"/>
-      <w:numFmt w:val="bullet"/>
-      <w:lvlText w:val=""/>
-      <w:lvlJc w:val="left"/>
-      <w:pPr>
-        <w:tabs>
-          <w:tab w:val="num" w:pos="2160"/>
-        </w:tabs>
-        <w:ind w:left="2160" w:hanging="360"/>
-      </w:pPr>
-      <w:rPr>
-        <w:rFonts w:ascii="Wingdings" w:hAnsi="Wingdings" w:hint="default"/>
-        <w:sz w:val="20"/>
-      </w:rPr>
-    </w:lvl>
-    <w:lvl w:ilvl="3" w:tentative="1">
-      <w:start w:val="1"/>
-      <w:numFmt w:val="bullet"/>
-      <w:lvlText w:val=""/>
-      <w:lvlJc w:val="left"/>
-      <w:pPr>
-        <w:tabs>
-          <w:tab w:val="num" w:pos="2880"/>
-        </w:tabs>
-        <w:ind w:left="2880" w:hanging="360"/>
-      </w:pPr>
-      <w:rPr>
-        <w:rFonts w:ascii="Wingdings" w:hAnsi="Wingdings" w:hint="default"/>
-        <w:sz w:val="20"/>
-      </w:rPr>
-    </w:lvl>
-    <w:lvl w:ilvl="4" w:tentative="1">
-      <w:start w:val="1"/>
-      <w:numFmt w:val="bullet"/>
-      <w:lvlText w:val=""/>
-      <w:lvlJc w:val="left"/>
-      <w:pPr>
-        <w:tabs>
-          <w:tab w:val="num" w:pos="3600"/>
-        </w:tabs>
-        <w:ind w:left="3600" w:hanging="360"/>
-      </w:pPr>
-      <w:rPr>
-        <w:rFonts w:ascii="Wingdings" w:hAnsi="Wingdings" w:hint="default"/>
-        <w:sz w:val="20"/>
-      </w:rPr>
-    </w:lvl>
-    <w:lvl w:ilvl="5" w:tentative="1">
-      <w:start w:val="1"/>
-      <w:numFmt w:val="bullet"/>
-      <w:lvlText w:val=""/>
-      <w:lvlJc w:val="left"/>
-      <w:pPr>
-        <w:tabs>
-          <w:tab w:val="num" w:pos="4320"/>
-        </w:tabs>
-        <w:ind w:left="4320" w:hanging="360"/>
-      </w:pPr>
-      <w:rPr>
-        <w:rFonts w:ascii="Wingdings" w:hAnsi="Wingdings" w:hint="default"/>
-        <w:sz w:val="20"/>
-      </w:rPr>
-    </w:lvl>
-    <w:lvl w:ilvl="6" w:tentative="1">
-      <w:start w:val="1"/>
-      <w:numFmt w:val="bullet"/>
-      <w:lvlText w:val=""/>
-      <w:lvlJc w:val="left"/>
-      <w:pPr>
-        <w:tabs>
-          <w:tab w:val="num" w:pos="5040"/>
-        </w:tabs>
-        <w:ind w:left="5040" w:hanging="360"/>
-      </w:pPr>
-      <w:rPr>
-        <w:rFonts w:ascii="Wingdings" w:hAnsi="Wingdings" w:hint="default"/>
-        <w:sz w:val="20"/>
-      </w:rPr>
-    </w:lvl>
-    <w:lvl w:ilvl="7" w:tentative="1">
-      <w:start w:val="1"/>
-      <w:numFmt w:val="bullet"/>
-      <w:lvlText w:val=""/>
-      <w:lvlJc w:val="left"/>
-      <w:pPr>
-        <w:tabs>
-          <w:tab w:val="num" w:pos="5760"/>
-        </w:tabs>
-        <w:ind w:left="5760" w:hanging="360"/>
-      </w:pPr>
-      <w:rPr>
-        <w:rFonts w:ascii="Wingdings" w:hAnsi="Wingdings" w:hint="default"/>
-        <w:sz w:val="20"/>
-      </w:rPr>
-    </w:lvl>
-    <w:lvl w:ilvl="8" w:tentative="1">
-      <w:start w:val="1"/>
-      <w:numFmt w:val="bullet"/>
-      <w:lvlText w:val=""/>
-      <w:lvlJc w:val="left"/>
-      <w:pPr>
-        <w:tabs>
-          <w:tab w:val="num" w:pos="6480"/>
-        </w:tabs>
-        <w:ind w:left="6480" w:hanging="360"/>
-      </w:pPr>
-      <w:rPr>
-        <w:rFonts w:ascii="Wingdings" w:hAnsi="Wingdings" w:hint="default"/>
-        <w:sz w:val="20"/>
-      </w:rPr>
-    </w:lvl>
-  </w:abstractNum>
-  <w:abstractNum w:abstractNumId="54" w15:restartNumberingAfterBreak="0">
-    <w:nsid w:val="4BE146B6"/>
-    <w:multiLevelType w:val="multilevel"/>
-    <w:tmpl w:val="CF8E17F4"/>
-    <w:lvl w:ilvl="0">
-      <w:start w:val="1"/>
-      <w:numFmt w:val="bullet"/>
-      <w:lvlText w:val=""/>
-      <w:lvlJc w:val="left"/>
-      <w:pPr>
-        <w:tabs>
-          <w:tab w:val="num" w:pos="720"/>
-        </w:tabs>
-        <w:ind w:left="720" w:hanging="360"/>
-      </w:pPr>
-      <w:rPr>
-        <w:rFonts w:ascii="Symbol" w:hAnsi="Symbol" w:hint="default"/>
-        <w:sz w:val="20"/>
-      </w:rPr>
-    </w:lvl>
-    <w:lvl w:ilvl="1" w:tentative="1">
-      <w:start w:val="1"/>
-      <w:numFmt w:val="bullet"/>
-      <w:lvlText w:val="o"/>
-      <w:lvlJc w:val="left"/>
-      <w:pPr>
-        <w:tabs>
-          <w:tab w:val="num" w:pos="1440"/>
-        </w:tabs>
-        <w:ind w:left="1440" w:hanging="360"/>
-      </w:pPr>
-      <w:rPr>
-        <w:rFonts w:ascii="Courier New" w:hAnsi="Courier New" w:hint="default"/>
-        <w:sz w:val="20"/>
-      </w:rPr>
-    </w:lvl>
-    <w:lvl w:ilvl="2" w:tentative="1">
-      <w:start w:val="1"/>
-      <w:numFmt w:val="bullet"/>
-      <w:lvlText w:val=""/>
-      <w:lvlJc w:val="left"/>
-      <w:pPr>
-        <w:tabs>
-          <w:tab w:val="num" w:pos="2160"/>
-        </w:tabs>
-        <w:ind w:left="2160" w:hanging="360"/>
-      </w:pPr>
-      <w:rPr>
-        <w:rFonts w:ascii="Wingdings" w:hAnsi="Wingdings" w:hint="default"/>
-        <w:sz w:val="20"/>
-      </w:rPr>
-    </w:lvl>
-    <w:lvl w:ilvl="3" w:tentative="1">
-      <w:start w:val="1"/>
-      <w:numFmt w:val="bullet"/>
-      <w:lvlText w:val=""/>
-      <w:lvlJc w:val="left"/>
-      <w:pPr>
-        <w:tabs>
-          <w:tab w:val="num" w:pos="2880"/>
-        </w:tabs>
-        <w:ind w:left="2880" w:hanging="360"/>
-      </w:pPr>
-      <w:rPr>
-        <w:rFonts w:ascii="Wingdings" w:hAnsi="Wingdings" w:hint="default"/>
-        <w:sz w:val="20"/>
-      </w:rPr>
-    </w:lvl>
-    <w:lvl w:ilvl="4" w:tentative="1">
-      <w:start w:val="1"/>
-      <w:numFmt w:val="bullet"/>
-      <w:lvlText w:val=""/>
-      <w:lvlJc w:val="left"/>
-      <w:pPr>
-        <w:tabs>
-          <w:tab w:val="num" w:pos="3600"/>
-        </w:tabs>
-        <w:ind w:left="3600" w:hanging="360"/>
-      </w:pPr>
-      <w:rPr>
-        <w:rFonts w:ascii="Wingdings" w:hAnsi="Wingdings" w:hint="default"/>
-        <w:sz w:val="20"/>
-      </w:rPr>
-    </w:lvl>
-    <w:lvl w:ilvl="5" w:tentative="1">
-      <w:start w:val="1"/>
-      <w:numFmt w:val="bullet"/>
-      <w:lvlText w:val=""/>
-      <w:lvlJc w:val="left"/>
-      <w:pPr>
-        <w:tabs>
-          <w:tab w:val="num" w:pos="4320"/>
-        </w:tabs>
-        <w:ind w:left="4320" w:hanging="360"/>
-      </w:pPr>
-      <w:rPr>
-        <w:rFonts w:ascii="Wingdings" w:hAnsi="Wingdings" w:hint="default"/>
-        <w:sz w:val="20"/>
-      </w:rPr>
-    </w:lvl>
-    <w:lvl w:ilvl="6" w:tentative="1">
-      <w:start w:val="1"/>
-      <w:numFmt w:val="bullet"/>
-      <w:lvlText w:val=""/>
-      <w:lvlJc w:val="left"/>
-      <w:pPr>
-        <w:tabs>
-          <w:tab w:val="num" w:pos="5040"/>
-        </w:tabs>
-        <w:ind w:left="5040" w:hanging="360"/>
-      </w:pPr>
-      <w:rPr>
-        <w:rFonts w:ascii="Wingdings" w:hAnsi="Wingdings" w:hint="default"/>
-        <w:sz w:val="20"/>
-      </w:rPr>
-    </w:lvl>
-    <w:lvl w:ilvl="7" w:tentative="1">
-      <w:start w:val="1"/>
-      <w:numFmt w:val="bullet"/>
-      <w:lvlText w:val=""/>
-      <w:lvlJc w:val="left"/>
-      <w:pPr>
-        <w:tabs>
-          <w:tab w:val="num" w:pos="5760"/>
-        </w:tabs>
-        <w:ind w:left="5760" w:hanging="360"/>
-      </w:pPr>
-      <w:rPr>
-        <w:rFonts w:ascii="Wingdings" w:hAnsi="Wingdings" w:hint="default"/>
-        <w:sz w:val="20"/>
-      </w:rPr>
-    </w:lvl>
-    <w:lvl w:ilvl="8" w:tentative="1">
-      <w:start w:val="1"/>
-      <w:numFmt w:val="bullet"/>
-      <w:lvlText w:val=""/>
-      <w:lvlJc w:val="left"/>
-      <w:pPr>
-        <w:tabs>
-          <w:tab w:val="num" w:pos="6480"/>
-        </w:tabs>
-        <w:ind w:left="6480" w:hanging="360"/>
-      </w:pPr>
-      <w:rPr>
-        <w:rFonts w:ascii="Wingdings" w:hAnsi="Wingdings" w:hint="default"/>
-        <w:sz w:val="20"/>
-      </w:rPr>
-    </w:lvl>
-  </w:abstractNum>
-  <w:abstractNum w:abstractNumId="55" w15:restartNumberingAfterBreak="0">
-    <w:nsid w:val="4DB4376F"/>
-    <w:multiLevelType w:val="multilevel"/>
-    <w:tmpl w:val="AE963E98"/>
-    <w:lvl w:ilvl="0">
-      <w:start w:val="1"/>
-      <w:numFmt w:val="bullet"/>
-      <w:lvlText w:val=""/>
-      <w:lvlJc w:val="left"/>
-      <w:pPr>
-        <w:tabs>
-          <w:tab w:val="num" w:pos="720"/>
-        </w:tabs>
-        <w:ind w:left="720" w:hanging="360"/>
-      </w:pPr>
-      <w:rPr>
-        <w:rFonts w:ascii="Symbol" w:hAnsi="Symbol" w:hint="default"/>
-        <w:sz w:val="20"/>
-      </w:rPr>
-    </w:lvl>
-    <w:lvl w:ilvl="1" w:tentative="1">
-      <w:start w:val="1"/>
-      <w:numFmt w:val="bullet"/>
-      <w:lvlText w:val="o"/>
-      <w:lvlJc w:val="left"/>
-      <w:pPr>
-        <w:tabs>
-          <w:tab w:val="num" w:pos="1440"/>
-        </w:tabs>
-        <w:ind w:left="1440" w:hanging="360"/>
-      </w:pPr>
-      <w:rPr>
-        <w:rFonts w:ascii="Courier New" w:hAnsi="Courier New" w:hint="default"/>
-        <w:sz w:val="20"/>
-      </w:rPr>
-    </w:lvl>
-    <w:lvl w:ilvl="2" w:tentative="1">
-      <w:start w:val="1"/>
-      <w:numFmt w:val="bullet"/>
-      <w:lvlText w:val=""/>
-      <w:lvlJc w:val="left"/>
-      <w:pPr>
-        <w:tabs>
-          <w:tab w:val="num" w:pos="2160"/>
-        </w:tabs>
-        <w:ind w:left="2160" w:hanging="360"/>
-      </w:pPr>
-      <w:rPr>
-        <w:rFonts w:ascii="Wingdings" w:hAnsi="Wingdings" w:hint="default"/>
-        <w:sz w:val="20"/>
-      </w:rPr>
-    </w:lvl>
-    <w:lvl w:ilvl="3" w:tentative="1">
-      <w:start w:val="1"/>
-      <w:numFmt w:val="bullet"/>
-      <w:lvlText w:val=""/>
-      <w:lvlJc w:val="left"/>
-      <w:pPr>
-        <w:tabs>
-          <w:tab w:val="num" w:pos="2880"/>
-        </w:tabs>
-        <w:ind w:left="2880" w:hanging="360"/>
-      </w:pPr>
-      <w:rPr>
-        <w:rFonts w:ascii="Wingdings" w:hAnsi="Wingdings" w:hint="default"/>
-        <w:sz w:val="20"/>
-      </w:rPr>
-    </w:lvl>
-    <w:lvl w:ilvl="4" w:tentative="1">
-      <w:start w:val="1"/>
-      <w:numFmt w:val="bullet"/>
-      <w:lvlText w:val=""/>
-      <w:lvlJc w:val="left"/>
-      <w:pPr>
-        <w:tabs>
-          <w:tab w:val="num" w:pos="3600"/>
-        </w:tabs>
-        <w:ind w:left="3600" w:hanging="360"/>
-      </w:pPr>
-      <w:rPr>
-        <w:rFonts w:ascii="Wingdings" w:hAnsi="Wingdings" w:hint="default"/>
-        <w:sz w:val="20"/>
-      </w:rPr>
-    </w:lvl>
-    <w:lvl w:ilvl="5" w:tentative="1">
-      <w:start w:val="1"/>
-      <w:numFmt w:val="bullet"/>
-      <w:lvlText w:val=""/>
-      <w:lvlJc w:val="left"/>
-      <w:pPr>
-        <w:tabs>
-          <w:tab w:val="num" w:pos="4320"/>
-        </w:tabs>
-        <w:ind w:left="4320" w:hanging="360"/>
-      </w:pPr>
-      <w:rPr>
-        <w:rFonts w:ascii="Wingdings" w:hAnsi="Wingdings" w:hint="default"/>
-        <w:sz w:val="20"/>
-      </w:rPr>
-    </w:lvl>
-    <w:lvl w:ilvl="6" w:tentative="1">
-      <w:start w:val="1"/>
-      <w:numFmt w:val="bullet"/>
-      <w:lvlText w:val=""/>
-      <w:lvlJc w:val="left"/>
-      <w:pPr>
-        <w:tabs>
-          <w:tab w:val="num" w:pos="5040"/>
-        </w:tabs>
-        <w:ind w:left="5040" w:hanging="360"/>
-      </w:pPr>
-      <w:rPr>
-        <w:rFonts w:ascii="Wingdings" w:hAnsi="Wingdings" w:hint="default"/>
-        <w:sz w:val="20"/>
-      </w:rPr>
-    </w:lvl>
-    <w:lvl w:ilvl="7" w:tentative="1">
-      <w:start w:val="1"/>
-      <w:numFmt w:val="bullet"/>
-      <w:lvlText w:val=""/>
-      <w:lvlJc w:val="left"/>
-      <w:pPr>
-        <w:tabs>
-          <w:tab w:val="num" w:pos="5760"/>
-        </w:tabs>
-        <w:ind w:left="5760" w:hanging="360"/>
-      </w:pPr>
-      <w:rPr>
-        <w:rFonts w:ascii="Wingdings" w:hAnsi="Wingdings" w:hint="default"/>
-        <w:sz w:val="20"/>
-      </w:rPr>
-    </w:lvl>
-    <w:lvl w:ilvl="8" w:tentative="1">
-      <w:start w:val="1"/>
-      <w:numFmt w:val="bullet"/>
-      <w:lvlText w:val=""/>
-      <w:lvlJc w:val="left"/>
-      <w:pPr>
-        <w:tabs>
-          <w:tab w:val="num" w:pos="6480"/>
-        </w:tabs>
-        <w:ind w:left="6480" w:hanging="360"/>
-      </w:pPr>
-      <w:rPr>
-        <w:rFonts w:ascii="Wingdings" w:hAnsi="Wingdings" w:hint="default"/>
-        <w:sz w:val="20"/>
-      </w:rPr>
-    </w:lvl>
-  </w:abstractNum>
-  <w:abstractNum w:abstractNumId="56" w15:restartNumberingAfterBreak="0">
-    <w:nsid w:val="4DF20754"/>
-    <w:multiLevelType w:val="multilevel"/>
-    <w:tmpl w:val="BBD46094"/>
+    <w:tmpl w:val="F3943368"/>
     <w:lvl w:ilvl="0">
       <w:start w:val="1"/>
       <w:numFmt w:val="decimal"/>
@@ -18656,10 +20295,10 @@
       </w:pPr>
     </w:lvl>
   </w:abstractNum>
-  <w:abstractNum w:abstractNumId="57" w15:restartNumberingAfterBreak="0">
-    <w:nsid w:val="4E863F33"/>
+  <w:abstractNum w:abstractNumId="68" w15:restartNumberingAfterBreak="0">
+    <w:nsid w:val="70DC7920"/>
     <w:multiLevelType w:val="multilevel"/>
-    <w:tmpl w:val="A64E879E"/>
+    <w:tmpl w:val="1EA05E80"/>
     <w:lvl w:ilvl="0">
       <w:start w:val="1"/>
       <w:numFmt w:val="bullet"/>
@@ -18805,606 +20444,10 @@
       </w:rPr>
     </w:lvl>
   </w:abstractNum>
-  <w:abstractNum w:abstractNumId="58" w15:restartNumberingAfterBreak="0">
-    <w:nsid w:val="506A4420"/>
+  <w:abstractNum w:abstractNumId="69" w15:restartNumberingAfterBreak="0">
+    <w:nsid w:val="72B31A70"/>
     <w:multiLevelType w:val="multilevel"/>
-    <w:tmpl w:val="9E966872"/>
-    <w:lvl w:ilvl="0">
-      <w:start w:val="1"/>
-      <w:numFmt w:val="bullet"/>
-      <w:lvlText w:val=""/>
-      <w:lvlJc w:val="left"/>
-      <w:pPr>
-        <w:tabs>
-          <w:tab w:val="num" w:pos="720"/>
-        </w:tabs>
-        <w:ind w:left="720" w:hanging="360"/>
-      </w:pPr>
-      <w:rPr>
-        <w:rFonts w:ascii="Symbol" w:hAnsi="Symbol" w:hint="default"/>
-        <w:sz w:val="20"/>
-      </w:rPr>
-    </w:lvl>
-    <w:lvl w:ilvl="1" w:tentative="1">
-      <w:start w:val="1"/>
-      <w:numFmt w:val="bullet"/>
-      <w:lvlText w:val="o"/>
-      <w:lvlJc w:val="left"/>
-      <w:pPr>
-        <w:tabs>
-          <w:tab w:val="num" w:pos="1440"/>
-        </w:tabs>
-        <w:ind w:left="1440" w:hanging="360"/>
-      </w:pPr>
-      <w:rPr>
-        <w:rFonts w:ascii="Courier New" w:hAnsi="Courier New" w:hint="default"/>
-        <w:sz w:val="20"/>
-      </w:rPr>
-    </w:lvl>
-    <w:lvl w:ilvl="2" w:tentative="1">
-      <w:start w:val="1"/>
-      <w:numFmt w:val="bullet"/>
-      <w:lvlText w:val=""/>
-      <w:lvlJc w:val="left"/>
-      <w:pPr>
-        <w:tabs>
-          <w:tab w:val="num" w:pos="2160"/>
-        </w:tabs>
-        <w:ind w:left="2160" w:hanging="360"/>
-      </w:pPr>
-      <w:rPr>
-        <w:rFonts w:ascii="Wingdings" w:hAnsi="Wingdings" w:hint="default"/>
-        <w:sz w:val="20"/>
-      </w:rPr>
-    </w:lvl>
-    <w:lvl w:ilvl="3" w:tentative="1">
-      <w:start w:val="1"/>
-      <w:numFmt w:val="bullet"/>
-      <w:lvlText w:val=""/>
-      <w:lvlJc w:val="left"/>
-      <w:pPr>
-        <w:tabs>
-          <w:tab w:val="num" w:pos="2880"/>
-        </w:tabs>
-        <w:ind w:left="2880" w:hanging="360"/>
-      </w:pPr>
-      <w:rPr>
-        <w:rFonts w:ascii="Wingdings" w:hAnsi="Wingdings" w:hint="default"/>
-        <w:sz w:val="20"/>
-      </w:rPr>
-    </w:lvl>
-    <w:lvl w:ilvl="4" w:tentative="1">
-      <w:start w:val="1"/>
-      <w:numFmt w:val="bullet"/>
-      <w:lvlText w:val=""/>
-      <w:lvlJc w:val="left"/>
-      <w:pPr>
-        <w:tabs>
-          <w:tab w:val="num" w:pos="3600"/>
-        </w:tabs>
-        <w:ind w:left="3600" w:hanging="360"/>
-      </w:pPr>
-      <w:rPr>
-        <w:rFonts w:ascii="Wingdings" w:hAnsi="Wingdings" w:hint="default"/>
-        <w:sz w:val="20"/>
-      </w:rPr>
-    </w:lvl>
-    <w:lvl w:ilvl="5" w:tentative="1">
-      <w:start w:val="1"/>
-      <w:numFmt w:val="bullet"/>
-      <w:lvlText w:val=""/>
-      <w:lvlJc w:val="left"/>
-      <w:pPr>
-        <w:tabs>
-          <w:tab w:val="num" w:pos="4320"/>
-        </w:tabs>
-        <w:ind w:left="4320" w:hanging="360"/>
-      </w:pPr>
-      <w:rPr>
-        <w:rFonts w:ascii="Wingdings" w:hAnsi="Wingdings" w:hint="default"/>
-        <w:sz w:val="20"/>
-      </w:rPr>
-    </w:lvl>
-    <w:lvl w:ilvl="6" w:tentative="1">
-      <w:start w:val="1"/>
-      <w:numFmt w:val="bullet"/>
-      <w:lvlText w:val=""/>
-      <w:lvlJc w:val="left"/>
-      <w:pPr>
-        <w:tabs>
-          <w:tab w:val="num" w:pos="5040"/>
-        </w:tabs>
-        <w:ind w:left="5040" w:hanging="360"/>
-      </w:pPr>
-      <w:rPr>
-        <w:rFonts w:ascii="Wingdings" w:hAnsi="Wingdings" w:hint="default"/>
-        <w:sz w:val="20"/>
-      </w:rPr>
-    </w:lvl>
-    <w:lvl w:ilvl="7" w:tentative="1">
-      <w:start w:val="1"/>
-      <w:numFmt w:val="bullet"/>
-      <w:lvlText w:val=""/>
-      <w:lvlJc w:val="left"/>
-      <w:pPr>
-        <w:tabs>
-          <w:tab w:val="num" w:pos="5760"/>
-        </w:tabs>
-        <w:ind w:left="5760" w:hanging="360"/>
-      </w:pPr>
-      <w:rPr>
-        <w:rFonts w:ascii="Wingdings" w:hAnsi="Wingdings" w:hint="default"/>
-        <w:sz w:val="20"/>
-      </w:rPr>
-    </w:lvl>
-    <w:lvl w:ilvl="8" w:tentative="1">
-      <w:start w:val="1"/>
-      <w:numFmt w:val="bullet"/>
-      <w:lvlText w:val=""/>
-      <w:lvlJc w:val="left"/>
-      <w:pPr>
-        <w:tabs>
-          <w:tab w:val="num" w:pos="6480"/>
-        </w:tabs>
-        <w:ind w:left="6480" w:hanging="360"/>
-      </w:pPr>
-      <w:rPr>
-        <w:rFonts w:ascii="Wingdings" w:hAnsi="Wingdings" w:hint="default"/>
-        <w:sz w:val="20"/>
-      </w:rPr>
-    </w:lvl>
-  </w:abstractNum>
-  <w:abstractNum w:abstractNumId="59" w15:restartNumberingAfterBreak="0">
-    <w:nsid w:val="5131054D"/>
-    <w:multiLevelType w:val="multilevel"/>
-    <w:tmpl w:val="FAC02738"/>
-    <w:lvl w:ilvl="0">
-      <w:start w:val="1"/>
-      <w:numFmt w:val="bullet"/>
-      <w:lvlText w:val=""/>
-      <w:lvlJc w:val="left"/>
-      <w:pPr>
-        <w:tabs>
-          <w:tab w:val="num" w:pos="720"/>
-        </w:tabs>
-        <w:ind w:left="720" w:hanging="360"/>
-      </w:pPr>
-      <w:rPr>
-        <w:rFonts w:ascii="Symbol" w:hAnsi="Symbol" w:hint="default"/>
-        <w:sz w:val="20"/>
-      </w:rPr>
-    </w:lvl>
-    <w:lvl w:ilvl="1" w:tentative="1">
-      <w:start w:val="1"/>
-      <w:numFmt w:val="bullet"/>
-      <w:lvlText w:val="o"/>
-      <w:lvlJc w:val="left"/>
-      <w:pPr>
-        <w:tabs>
-          <w:tab w:val="num" w:pos="1440"/>
-        </w:tabs>
-        <w:ind w:left="1440" w:hanging="360"/>
-      </w:pPr>
-      <w:rPr>
-        <w:rFonts w:ascii="Courier New" w:hAnsi="Courier New" w:hint="default"/>
-        <w:sz w:val="20"/>
-      </w:rPr>
-    </w:lvl>
-    <w:lvl w:ilvl="2" w:tentative="1">
-      <w:start w:val="1"/>
-      <w:numFmt w:val="bullet"/>
-      <w:lvlText w:val=""/>
-      <w:lvlJc w:val="left"/>
-      <w:pPr>
-        <w:tabs>
-          <w:tab w:val="num" w:pos="2160"/>
-        </w:tabs>
-        <w:ind w:left="2160" w:hanging="360"/>
-      </w:pPr>
-      <w:rPr>
-        <w:rFonts w:ascii="Wingdings" w:hAnsi="Wingdings" w:hint="default"/>
-        <w:sz w:val="20"/>
-      </w:rPr>
-    </w:lvl>
-    <w:lvl w:ilvl="3" w:tentative="1">
-      <w:start w:val="1"/>
-      <w:numFmt w:val="bullet"/>
-      <w:lvlText w:val=""/>
-      <w:lvlJc w:val="left"/>
-      <w:pPr>
-        <w:tabs>
-          <w:tab w:val="num" w:pos="2880"/>
-        </w:tabs>
-        <w:ind w:left="2880" w:hanging="360"/>
-      </w:pPr>
-      <w:rPr>
-        <w:rFonts w:ascii="Wingdings" w:hAnsi="Wingdings" w:hint="default"/>
-        <w:sz w:val="20"/>
-      </w:rPr>
-    </w:lvl>
-    <w:lvl w:ilvl="4" w:tentative="1">
-      <w:start w:val="1"/>
-      <w:numFmt w:val="bullet"/>
-      <w:lvlText w:val=""/>
-      <w:lvlJc w:val="left"/>
-      <w:pPr>
-        <w:tabs>
-          <w:tab w:val="num" w:pos="3600"/>
-        </w:tabs>
-        <w:ind w:left="3600" w:hanging="360"/>
-      </w:pPr>
-      <w:rPr>
-        <w:rFonts w:ascii="Wingdings" w:hAnsi="Wingdings" w:hint="default"/>
-        <w:sz w:val="20"/>
-      </w:rPr>
-    </w:lvl>
-    <w:lvl w:ilvl="5" w:tentative="1">
-      <w:start w:val="1"/>
-      <w:numFmt w:val="bullet"/>
-      <w:lvlText w:val=""/>
-      <w:lvlJc w:val="left"/>
-      <w:pPr>
-        <w:tabs>
-          <w:tab w:val="num" w:pos="4320"/>
-        </w:tabs>
-        <w:ind w:left="4320" w:hanging="360"/>
-      </w:pPr>
-      <w:rPr>
-        <w:rFonts w:ascii="Wingdings" w:hAnsi="Wingdings" w:hint="default"/>
-        <w:sz w:val="20"/>
-      </w:rPr>
-    </w:lvl>
-    <w:lvl w:ilvl="6" w:tentative="1">
-      <w:start w:val="1"/>
-      <w:numFmt w:val="bullet"/>
-      <w:lvlText w:val=""/>
-      <w:lvlJc w:val="left"/>
-      <w:pPr>
-        <w:tabs>
-          <w:tab w:val="num" w:pos="5040"/>
-        </w:tabs>
-        <w:ind w:left="5040" w:hanging="360"/>
-      </w:pPr>
-      <w:rPr>
-        <w:rFonts w:ascii="Wingdings" w:hAnsi="Wingdings" w:hint="default"/>
-        <w:sz w:val="20"/>
-      </w:rPr>
-    </w:lvl>
-    <w:lvl w:ilvl="7" w:tentative="1">
-      <w:start w:val="1"/>
-      <w:numFmt w:val="bullet"/>
-      <w:lvlText w:val=""/>
-      <w:lvlJc w:val="left"/>
-      <w:pPr>
-        <w:tabs>
-          <w:tab w:val="num" w:pos="5760"/>
-        </w:tabs>
-        <w:ind w:left="5760" w:hanging="360"/>
-      </w:pPr>
-      <w:rPr>
-        <w:rFonts w:ascii="Wingdings" w:hAnsi="Wingdings" w:hint="default"/>
-        <w:sz w:val="20"/>
-      </w:rPr>
-    </w:lvl>
-    <w:lvl w:ilvl="8" w:tentative="1">
-      <w:start w:val="1"/>
-      <w:numFmt w:val="bullet"/>
-      <w:lvlText w:val=""/>
-      <w:lvlJc w:val="left"/>
-      <w:pPr>
-        <w:tabs>
-          <w:tab w:val="num" w:pos="6480"/>
-        </w:tabs>
-        <w:ind w:left="6480" w:hanging="360"/>
-      </w:pPr>
-      <w:rPr>
-        <w:rFonts w:ascii="Wingdings" w:hAnsi="Wingdings" w:hint="default"/>
-        <w:sz w:val="20"/>
-      </w:rPr>
-    </w:lvl>
-  </w:abstractNum>
-  <w:abstractNum w:abstractNumId="60" w15:restartNumberingAfterBreak="0">
-    <w:nsid w:val="574128F3"/>
-    <w:multiLevelType w:val="multilevel"/>
-    <w:tmpl w:val="545A5E24"/>
-    <w:lvl w:ilvl="0">
-      <w:start w:val="1"/>
-      <w:numFmt w:val="bullet"/>
-      <w:lvlText w:val=""/>
-      <w:lvlJc w:val="left"/>
-      <w:pPr>
-        <w:tabs>
-          <w:tab w:val="num" w:pos="720"/>
-        </w:tabs>
-        <w:ind w:left="720" w:hanging="360"/>
-      </w:pPr>
-      <w:rPr>
-        <w:rFonts w:ascii="Symbol" w:hAnsi="Symbol" w:hint="default"/>
-        <w:sz w:val="20"/>
-      </w:rPr>
-    </w:lvl>
-    <w:lvl w:ilvl="1" w:tentative="1">
-      <w:start w:val="1"/>
-      <w:numFmt w:val="bullet"/>
-      <w:lvlText w:val="o"/>
-      <w:lvlJc w:val="left"/>
-      <w:pPr>
-        <w:tabs>
-          <w:tab w:val="num" w:pos="1440"/>
-        </w:tabs>
-        <w:ind w:left="1440" w:hanging="360"/>
-      </w:pPr>
-      <w:rPr>
-        <w:rFonts w:ascii="Courier New" w:hAnsi="Courier New" w:hint="default"/>
-        <w:sz w:val="20"/>
-      </w:rPr>
-    </w:lvl>
-    <w:lvl w:ilvl="2" w:tentative="1">
-      <w:start w:val="1"/>
-      <w:numFmt w:val="bullet"/>
-      <w:lvlText w:val=""/>
-      <w:lvlJc w:val="left"/>
-      <w:pPr>
-        <w:tabs>
-          <w:tab w:val="num" w:pos="2160"/>
-        </w:tabs>
-        <w:ind w:left="2160" w:hanging="360"/>
-      </w:pPr>
-      <w:rPr>
-        <w:rFonts w:ascii="Wingdings" w:hAnsi="Wingdings" w:hint="default"/>
-        <w:sz w:val="20"/>
-      </w:rPr>
-    </w:lvl>
-    <w:lvl w:ilvl="3" w:tentative="1">
-      <w:start w:val="1"/>
-      <w:numFmt w:val="bullet"/>
-      <w:lvlText w:val=""/>
-      <w:lvlJc w:val="left"/>
-      <w:pPr>
-        <w:tabs>
-          <w:tab w:val="num" w:pos="2880"/>
-        </w:tabs>
-        <w:ind w:left="2880" w:hanging="360"/>
-      </w:pPr>
-      <w:rPr>
-        <w:rFonts w:ascii="Wingdings" w:hAnsi="Wingdings" w:hint="default"/>
-        <w:sz w:val="20"/>
-      </w:rPr>
-    </w:lvl>
-    <w:lvl w:ilvl="4" w:tentative="1">
-      <w:start w:val="1"/>
-      <w:numFmt w:val="bullet"/>
-      <w:lvlText w:val=""/>
-      <w:lvlJc w:val="left"/>
-      <w:pPr>
-        <w:tabs>
-          <w:tab w:val="num" w:pos="3600"/>
-        </w:tabs>
-        <w:ind w:left="3600" w:hanging="360"/>
-      </w:pPr>
-      <w:rPr>
-        <w:rFonts w:ascii="Wingdings" w:hAnsi="Wingdings" w:hint="default"/>
-        <w:sz w:val="20"/>
-      </w:rPr>
-    </w:lvl>
-    <w:lvl w:ilvl="5" w:tentative="1">
-      <w:start w:val="1"/>
-      <w:numFmt w:val="bullet"/>
-      <w:lvlText w:val=""/>
-      <w:lvlJc w:val="left"/>
-      <w:pPr>
-        <w:tabs>
-          <w:tab w:val="num" w:pos="4320"/>
-        </w:tabs>
-        <w:ind w:left="4320" w:hanging="360"/>
-      </w:pPr>
-      <w:rPr>
-        <w:rFonts w:ascii="Wingdings" w:hAnsi="Wingdings" w:hint="default"/>
-        <w:sz w:val="20"/>
-      </w:rPr>
-    </w:lvl>
-    <w:lvl w:ilvl="6" w:tentative="1">
-      <w:start w:val="1"/>
-      <w:numFmt w:val="bullet"/>
-      <w:lvlText w:val=""/>
-      <w:lvlJc w:val="left"/>
-      <w:pPr>
-        <w:tabs>
-          <w:tab w:val="num" w:pos="5040"/>
-        </w:tabs>
-        <w:ind w:left="5040" w:hanging="360"/>
-      </w:pPr>
-      <w:rPr>
-        <w:rFonts w:ascii="Wingdings" w:hAnsi="Wingdings" w:hint="default"/>
-        <w:sz w:val="20"/>
-      </w:rPr>
-    </w:lvl>
-    <w:lvl w:ilvl="7" w:tentative="1">
-      <w:start w:val="1"/>
-      <w:numFmt w:val="bullet"/>
-      <w:lvlText w:val=""/>
-      <w:lvlJc w:val="left"/>
-      <w:pPr>
-        <w:tabs>
-          <w:tab w:val="num" w:pos="5760"/>
-        </w:tabs>
-        <w:ind w:left="5760" w:hanging="360"/>
-      </w:pPr>
-      <w:rPr>
-        <w:rFonts w:ascii="Wingdings" w:hAnsi="Wingdings" w:hint="default"/>
-        <w:sz w:val="20"/>
-      </w:rPr>
-    </w:lvl>
-    <w:lvl w:ilvl="8" w:tentative="1">
-      <w:start w:val="1"/>
-      <w:numFmt w:val="bullet"/>
-      <w:lvlText w:val=""/>
-      <w:lvlJc w:val="left"/>
-      <w:pPr>
-        <w:tabs>
-          <w:tab w:val="num" w:pos="6480"/>
-        </w:tabs>
-        <w:ind w:left="6480" w:hanging="360"/>
-      </w:pPr>
-      <w:rPr>
-        <w:rFonts w:ascii="Wingdings" w:hAnsi="Wingdings" w:hint="default"/>
-        <w:sz w:val="20"/>
-      </w:rPr>
-    </w:lvl>
-  </w:abstractNum>
-  <w:abstractNum w:abstractNumId="61" w15:restartNumberingAfterBreak="0">
-    <w:nsid w:val="5EFC3385"/>
-    <w:multiLevelType w:val="multilevel"/>
-    <w:tmpl w:val="422634CA"/>
-    <w:lvl w:ilvl="0">
-      <w:start w:val="1"/>
-      <w:numFmt w:val="bullet"/>
-      <w:lvlText w:val=""/>
-      <w:lvlJc w:val="left"/>
-      <w:pPr>
-        <w:tabs>
-          <w:tab w:val="num" w:pos="720"/>
-        </w:tabs>
-        <w:ind w:left="720" w:hanging="360"/>
-      </w:pPr>
-      <w:rPr>
-        <w:rFonts w:ascii="Symbol" w:hAnsi="Symbol" w:hint="default"/>
-        <w:sz w:val="20"/>
-      </w:rPr>
-    </w:lvl>
-    <w:lvl w:ilvl="1" w:tentative="1">
-      <w:start w:val="1"/>
-      <w:numFmt w:val="bullet"/>
-      <w:lvlText w:val="o"/>
-      <w:lvlJc w:val="left"/>
-      <w:pPr>
-        <w:tabs>
-          <w:tab w:val="num" w:pos="1440"/>
-        </w:tabs>
-        <w:ind w:left="1440" w:hanging="360"/>
-      </w:pPr>
-      <w:rPr>
-        <w:rFonts w:ascii="Courier New" w:hAnsi="Courier New" w:hint="default"/>
-        <w:sz w:val="20"/>
-      </w:rPr>
-    </w:lvl>
-    <w:lvl w:ilvl="2" w:tentative="1">
-      <w:start w:val="1"/>
-      <w:numFmt w:val="bullet"/>
-      <w:lvlText w:val=""/>
-      <w:lvlJc w:val="left"/>
-      <w:pPr>
-        <w:tabs>
-          <w:tab w:val="num" w:pos="2160"/>
-        </w:tabs>
-        <w:ind w:left="2160" w:hanging="360"/>
-      </w:pPr>
-      <w:rPr>
-        <w:rFonts w:ascii="Wingdings" w:hAnsi="Wingdings" w:hint="default"/>
-        <w:sz w:val="20"/>
-      </w:rPr>
-    </w:lvl>
-    <w:lvl w:ilvl="3" w:tentative="1">
-      <w:start w:val="1"/>
-      <w:numFmt w:val="bullet"/>
-      <w:lvlText w:val=""/>
-      <w:lvlJc w:val="left"/>
-      <w:pPr>
-        <w:tabs>
-          <w:tab w:val="num" w:pos="2880"/>
-        </w:tabs>
-        <w:ind w:left="2880" w:hanging="360"/>
-      </w:pPr>
-      <w:rPr>
-        <w:rFonts w:ascii="Wingdings" w:hAnsi="Wingdings" w:hint="default"/>
-        <w:sz w:val="20"/>
-      </w:rPr>
-    </w:lvl>
-    <w:lvl w:ilvl="4" w:tentative="1">
-      <w:start w:val="1"/>
-      <w:numFmt w:val="bullet"/>
-      <w:lvlText w:val=""/>
-      <w:lvlJc w:val="left"/>
-      <w:pPr>
-        <w:tabs>
-          <w:tab w:val="num" w:pos="3600"/>
-        </w:tabs>
-        <w:ind w:left="3600" w:hanging="360"/>
-      </w:pPr>
-      <w:rPr>
-        <w:rFonts w:ascii="Wingdings" w:hAnsi="Wingdings" w:hint="default"/>
-        <w:sz w:val="20"/>
-      </w:rPr>
-    </w:lvl>
-    <w:lvl w:ilvl="5" w:tentative="1">
-      <w:start w:val="1"/>
-      <w:numFmt w:val="bullet"/>
-      <w:lvlText w:val=""/>
-      <w:lvlJc w:val="left"/>
-      <w:pPr>
-        <w:tabs>
-          <w:tab w:val="num" w:pos="4320"/>
-        </w:tabs>
-        <w:ind w:left="4320" w:hanging="360"/>
-      </w:pPr>
-      <w:rPr>
-        <w:rFonts w:ascii="Wingdings" w:hAnsi="Wingdings" w:hint="default"/>
-        <w:sz w:val="20"/>
-      </w:rPr>
-    </w:lvl>
-    <w:lvl w:ilvl="6" w:tentative="1">
-      <w:start w:val="1"/>
-      <w:numFmt w:val="bullet"/>
-      <w:lvlText w:val=""/>
-      <w:lvlJc w:val="left"/>
-      <w:pPr>
-        <w:tabs>
-          <w:tab w:val="num" w:pos="5040"/>
-        </w:tabs>
-        <w:ind w:left="5040" w:hanging="360"/>
-      </w:pPr>
-      <w:rPr>
-        <w:rFonts w:ascii="Wingdings" w:hAnsi="Wingdings" w:hint="default"/>
-        <w:sz w:val="20"/>
-      </w:rPr>
-    </w:lvl>
-    <w:lvl w:ilvl="7" w:tentative="1">
-      <w:start w:val="1"/>
-      <w:numFmt w:val="bullet"/>
-      <w:lvlText w:val=""/>
-      <w:lvlJc w:val="left"/>
-      <w:pPr>
-        <w:tabs>
-          <w:tab w:val="num" w:pos="5760"/>
-        </w:tabs>
-        <w:ind w:left="5760" w:hanging="360"/>
-      </w:pPr>
-      <w:rPr>
-        <w:rFonts w:ascii="Wingdings" w:hAnsi="Wingdings" w:hint="default"/>
-        <w:sz w:val="20"/>
-      </w:rPr>
-    </w:lvl>
-    <w:lvl w:ilvl="8" w:tentative="1">
-      <w:start w:val="1"/>
-      <w:numFmt w:val="bullet"/>
-      <w:lvlText w:val=""/>
-      <w:lvlJc w:val="left"/>
-      <w:pPr>
-        <w:tabs>
-          <w:tab w:val="num" w:pos="6480"/>
-        </w:tabs>
-        <w:ind w:left="6480" w:hanging="360"/>
-      </w:pPr>
-      <w:rPr>
-        <w:rFonts w:ascii="Wingdings" w:hAnsi="Wingdings" w:hint="default"/>
-        <w:sz w:val="20"/>
-      </w:rPr>
-    </w:lvl>
-  </w:abstractNum>
-  <w:abstractNum w:abstractNumId="62" w15:restartNumberingAfterBreak="0">
-    <w:nsid w:val="60C810EF"/>
-    <w:multiLevelType w:val="multilevel"/>
-    <w:tmpl w:val="A656C0EE"/>
+    <w:tmpl w:val="E0FA9908"/>
     <w:lvl w:ilvl="0">
       <w:start w:val="1"/>
       <w:numFmt w:val="decimal"/>
@@ -19518,457 +20561,10 @@
       </w:pPr>
     </w:lvl>
   </w:abstractNum>
-  <w:abstractNum w:abstractNumId="63" w15:restartNumberingAfterBreak="0">
-    <w:nsid w:val="622627C5"/>
+  <w:abstractNum w:abstractNumId="70" w15:restartNumberingAfterBreak="0">
+    <w:nsid w:val="73914DCF"/>
     <w:multiLevelType w:val="multilevel"/>
-    <w:tmpl w:val="AFEED0EE"/>
-    <w:lvl w:ilvl="0">
-      <w:start w:val="1"/>
-      <w:numFmt w:val="bullet"/>
-      <w:lvlText w:val=""/>
-      <w:lvlJc w:val="left"/>
-      <w:pPr>
-        <w:tabs>
-          <w:tab w:val="num" w:pos="720"/>
-        </w:tabs>
-        <w:ind w:left="720" w:hanging="360"/>
-      </w:pPr>
-      <w:rPr>
-        <w:rFonts w:ascii="Symbol" w:hAnsi="Symbol" w:hint="default"/>
-        <w:sz w:val="20"/>
-      </w:rPr>
-    </w:lvl>
-    <w:lvl w:ilvl="1" w:tentative="1">
-      <w:start w:val="1"/>
-      <w:numFmt w:val="bullet"/>
-      <w:lvlText w:val="o"/>
-      <w:lvlJc w:val="left"/>
-      <w:pPr>
-        <w:tabs>
-          <w:tab w:val="num" w:pos="1440"/>
-        </w:tabs>
-        <w:ind w:left="1440" w:hanging="360"/>
-      </w:pPr>
-      <w:rPr>
-        <w:rFonts w:ascii="Courier New" w:hAnsi="Courier New" w:hint="default"/>
-        <w:sz w:val="20"/>
-      </w:rPr>
-    </w:lvl>
-    <w:lvl w:ilvl="2" w:tentative="1">
-      <w:start w:val="1"/>
-      <w:numFmt w:val="bullet"/>
-      <w:lvlText w:val=""/>
-      <w:lvlJc w:val="left"/>
-      <w:pPr>
-        <w:tabs>
-          <w:tab w:val="num" w:pos="2160"/>
-        </w:tabs>
-        <w:ind w:left="2160" w:hanging="360"/>
-      </w:pPr>
-      <w:rPr>
-        <w:rFonts w:ascii="Wingdings" w:hAnsi="Wingdings" w:hint="default"/>
-        <w:sz w:val="20"/>
-      </w:rPr>
-    </w:lvl>
-    <w:lvl w:ilvl="3" w:tentative="1">
-      <w:start w:val="1"/>
-      <w:numFmt w:val="bullet"/>
-      <w:lvlText w:val=""/>
-      <w:lvlJc w:val="left"/>
-      <w:pPr>
-        <w:tabs>
-          <w:tab w:val="num" w:pos="2880"/>
-        </w:tabs>
-        <w:ind w:left="2880" w:hanging="360"/>
-      </w:pPr>
-      <w:rPr>
-        <w:rFonts w:ascii="Wingdings" w:hAnsi="Wingdings" w:hint="default"/>
-        <w:sz w:val="20"/>
-      </w:rPr>
-    </w:lvl>
-    <w:lvl w:ilvl="4" w:tentative="1">
-      <w:start w:val="1"/>
-      <w:numFmt w:val="bullet"/>
-      <w:lvlText w:val=""/>
-      <w:lvlJc w:val="left"/>
-      <w:pPr>
-        <w:tabs>
-          <w:tab w:val="num" w:pos="3600"/>
-        </w:tabs>
-        <w:ind w:left="3600" w:hanging="360"/>
-      </w:pPr>
-      <w:rPr>
-        <w:rFonts w:ascii="Wingdings" w:hAnsi="Wingdings" w:hint="default"/>
-        <w:sz w:val="20"/>
-      </w:rPr>
-    </w:lvl>
-    <w:lvl w:ilvl="5" w:tentative="1">
-      <w:start w:val="1"/>
-      <w:numFmt w:val="bullet"/>
-      <w:lvlText w:val=""/>
-      <w:lvlJc w:val="left"/>
-      <w:pPr>
-        <w:tabs>
-          <w:tab w:val="num" w:pos="4320"/>
-        </w:tabs>
-        <w:ind w:left="4320" w:hanging="360"/>
-      </w:pPr>
-      <w:rPr>
-        <w:rFonts w:ascii="Wingdings" w:hAnsi="Wingdings" w:hint="default"/>
-        <w:sz w:val="20"/>
-      </w:rPr>
-    </w:lvl>
-    <w:lvl w:ilvl="6" w:tentative="1">
-      <w:start w:val="1"/>
-      <w:numFmt w:val="bullet"/>
-      <w:lvlText w:val=""/>
-      <w:lvlJc w:val="left"/>
-      <w:pPr>
-        <w:tabs>
-          <w:tab w:val="num" w:pos="5040"/>
-        </w:tabs>
-        <w:ind w:left="5040" w:hanging="360"/>
-      </w:pPr>
-      <w:rPr>
-        <w:rFonts w:ascii="Wingdings" w:hAnsi="Wingdings" w:hint="default"/>
-        <w:sz w:val="20"/>
-      </w:rPr>
-    </w:lvl>
-    <w:lvl w:ilvl="7" w:tentative="1">
-      <w:start w:val="1"/>
-      <w:numFmt w:val="bullet"/>
-      <w:lvlText w:val=""/>
-      <w:lvlJc w:val="left"/>
-      <w:pPr>
-        <w:tabs>
-          <w:tab w:val="num" w:pos="5760"/>
-        </w:tabs>
-        <w:ind w:left="5760" w:hanging="360"/>
-      </w:pPr>
-      <w:rPr>
-        <w:rFonts w:ascii="Wingdings" w:hAnsi="Wingdings" w:hint="default"/>
-        <w:sz w:val="20"/>
-      </w:rPr>
-    </w:lvl>
-    <w:lvl w:ilvl="8" w:tentative="1">
-      <w:start w:val="1"/>
-      <w:numFmt w:val="bullet"/>
-      <w:lvlText w:val=""/>
-      <w:lvlJc w:val="left"/>
-      <w:pPr>
-        <w:tabs>
-          <w:tab w:val="num" w:pos="6480"/>
-        </w:tabs>
-        <w:ind w:left="6480" w:hanging="360"/>
-      </w:pPr>
-      <w:rPr>
-        <w:rFonts w:ascii="Wingdings" w:hAnsi="Wingdings" w:hint="default"/>
-        <w:sz w:val="20"/>
-      </w:rPr>
-    </w:lvl>
-  </w:abstractNum>
-  <w:abstractNum w:abstractNumId="64" w15:restartNumberingAfterBreak="0">
-    <w:nsid w:val="627D2444"/>
-    <w:multiLevelType w:val="multilevel"/>
-    <w:tmpl w:val="1B644FC0"/>
-    <w:lvl w:ilvl="0">
-      <w:start w:val="1"/>
-      <w:numFmt w:val="bullet"/>
-      <w:lvlText w:val=""/>
-      <w:lvlJc w:val="left"/>
-      <w:pPr>
-        <w:tabs>
-          <w:tab w:val="num" w:pos="720"/>
-        </w:tabs>
-        <w:ind w:left="720" w:hanging="360"/>
-      </w:pPr>
-      <w:rPr>
-        <w:rFonts w:ascii="Symbol" w:hAnsi="Symbol" w:hint="default"/>
-        <w:sz w:val="20"/>
-      </w:rPr>
-    </w:lvl>
-    <w:lvl w:ilvl="1" w:tentative="1">
-      <w:start w:val="1"/>
-      <w:numFmt w:val="bullet"/>
-      <w:lvlText w:val="o"/>
-      <w:lvlJc w:val="left"/>
-      <w:pPr>
-        <w:tabs>
-          <w:tab w:val="num" w:pos="1440"/>
-        </w:tabs>
-        <w:ind w:left="1440" w:hanging="360"/>
-      </w:pPr>
-      <w:rPr>
-        <w:rFonts w:ascii="Courier New" w:hAnsi="Courier New" w:hint="default"/>
-        <w:sz w:val="20"/>
-      </w:rPr>
-    </w:lvl>
-    <w:lvl w:ilvl="2" w:tentative="1">
-      <w:start w:val="1"/>
-      <w:numFmt w:val="bullet"/>
-      <w:lvlText w:val=""/>
-      <w:lvlJc w:val="left"/>
-      <w:pPr>
-        <w:tabs>
-          <w:tab w:val="num" w:pos="2160"/>
-        </w:tabs>
-        <w:ind w:left="2160" w:hanging="360"/>
-      </w:pPr>
-      <w:rPr>
-        <w:rFonts w:ascii="Wingdings" w:hAnsi="Wingdings" w:hint="default"/>
-        <w:sz w:val="20"/>
-      </w:rPr>
-    </w:lvl>
-    <w:lvl w:ilvl="3" w:tentative="1">
-      <w:start w:val="1"/>
-      <w:numFmt w:val="bullet"/>
-      <w:lvlText w:val=""/>
-      <w:lvlJc w:val="left"/>
-      <w:pPr>
-        <w:tabs>
-          <w:tab w:val="num" w:pos="2880"/>
-        </w:tabs>
-        <w:ind w:left="2880" w:hanging="360"/>
-      </w:pPr>
-      <w:rPr>
-        <w:rFonts w:ascii="Wingdings" w:hAnsi="Wingdings" w:hint="default"/>
-        <w:sz w:val="20"/>
-      </w:rPr>
-    </w:lvl>
-    <w:lvl w:ilvl="4" w:tentative="1">
-      <w:start w:val="1"/>
-      <w:numFmt w:val="bullet"/>
-      <w:lvlText w:val=""/>
-      <w:lvlJc w:val="left"/>
-      <w:pPr>
-        <w:tabs>
-          <w:tab w:val="num" w:pos="3600"/>
-        </w:tabs>
-        <w:ind w:left="3600" w:hanging="360"/>
-      </w:pPr>
-      <w:rPr>
-        <w:rFonts w:ascii="Wingdings" w:hAnsi="Wingdings" w:hint="default"/>
-        <w:sz w:val="20"/>
-      </w:rPr>
-    </w:lvl>
-    <w:lvl w:ilvl="5" w:tentative="1">
-      <w:start w:val="1"/>
-      <w:numFmt w:val="bullet"/>
-      <w:lvlText w:val=""/>
-      <w:lvlJc w:val="left"/>
-      <w:pPr>
-        <w:tabs>
-          <w:tab w:val="num" w:pos="4320"/>
-        </w:tabs>
-        <w:ind w:left="4320" w:hanging="360"/>
-      </w:pPr>
-      <w:rPr>
-        <w:rFonts w:ascii="Wingdings" w:hAnsi="Wingdings" w:hint="default"/>
-        <w:sz w:val="20"/>
-      </w:rPr>
-    </w:lvl>
-    <w:lvl w:ilvl="6" w:tentative="1">
-      <w:start w:val="1"/>
-      <w:numFmt w:val="bullet"/>
-      <w:lvlText w:val=""/>
-      <w:lvlJc w:val="left"/>
-      <w:pPr>
-        <w:tabs>
-          <w:tab w:val="num" w:pos="5040"/>
-        </w:tabs>
-        <w:ind w:left="5040" w:hanging="360"/>
-      </w:pPr>
-      <w:rPr>
-        <w:rFonts w:ascii="Wingdings" w:hAnsi="Wingdings" w:hint="default"/>
-        <w:sz w:val="20"/>
-      </w:rPr>
-    </w:lvl>
-    <w:lvl w:ilvl="7" w:tentative="1">
-      <w:start w:val="1"/>
-      <w:numFmt w:val="bullet"/>
-      <w:lvlText w:val=""/>
-      <w:lvlJc w:val="left"/>
-      <w:pPr>
-        <w:tabs>
-          <w:tab w:val="num" w:pos="5760"/>
-        </w:tabs>
-        <w:ind w:left="5760" w:hanging="360"/>
-      </w:pPr>
-      <w:rPr>
-        <w:rFonts w:ascii="Wingdings" w:hAnsi="Wingdings" w:hint="default"/>
-        <w:sz w:val="20"/>
-      </w:rPr>
-    </w:lvl>
-    <w:lvl w:ilvl="8" w:tentative="1">
-      <w:start w:val="1"/>
-      <w:numFmt w:val="bullet"/>
-      <w:lvlText w:val=""/>
-      <w:lvlJc w:val="left"/>
-      <w:pPr>
-        <w:tabs>
-          <w:tab w:val="num" w:pos="6480"/>
-        </w:tabs>
-        <w:ind w:left="6480" w:hanging="360"/>
-      </w:pPr>
-      <w:rPr>
-        <w:rFonts w:ascii="Wingdings" w:hAnsi="Wingdings" w:hint="default"/>
-        <w:sz w:val="20"/>
-      </w:rPr>
-    </w:lvl>
-  </w:abstractNum>
-  <w:abstractNum w:abstractNumId="65" w15:restartNumberingAfterBreak="0">
-    <w:nsid w:val="66E934F3"/>
-    <w:multiLevelType w:val="multilevel"/>
-    <w:tmpl w:val="03565FE0"/>
-    <w:lvl w:ilvl="0">
-      <w:start w:val="1"/>
-      <w:numFmt w:val="bullet"/>
-      <w:lvlText w:val=""/>
-      <w:lvlJc w:val="left"/>
-      <w:pPr>
-        <w:tabs>
-          <w:tab w:val="num" w:pos="720"/>
-        </w:tabs>
-        <w:ind w:left="720" w:hanging="360"/>
-      </w:pPr>
-      <w:rPr>
-        <w:rFonts w:ascii="Symbol" w:hAnsi="Symbol" w:hint="default"/>
-        <w:sz w:val="20"/>
-      </w:rPr>
-    </w:lvl>
-    <w:lvl w:ilvl="1" w:tentative="1">
-      <w:start w:val="1"/>
-      <w:numFmt w:val="bullet"/>
-      <w:lvlText w:val="o"/>
-      <w:lvlJc w:val="left"/>
-      <w:pPr>
-        <w:tabs>
-          <w:tab w:val="num" w:pos="1440"/>
-        </w:tabs>
-        <w:ind w:left="1440" w:hanging="360"/>
-      </w:pPr>
-      <w:rPr>
-        <w:rFonts w:ascii="Courier New" w:hAnsi="Courier New" w:hint="default"/>
-        <w:sz w:val="20"/>
-      </w:rPr>
-    </w:lvl>
-    <w:lvl w:ilvl="2" w:tentative="1">
-      <w:start w:val="1"/>
-      <w:numFmt w:val="bullet"/>
-      <w:lvlText w:val=""/>
-      <w:lvlJc w:val="left"/>
-      <w:pPr>
-        <w:tabs>
-          <w:tab w:val="num" w:pos="2160"/>
-        </w:tabs>
-        <w:ind w:left="2160" w:hanging="360"/>
-      </w:pPr>
-      <w:rPr>
-        <w:rFonts w:ascii="Wingdings" w:hAnsi="Wingdings" w:hint="default"/>
-        <w:sz w:val="20"/>
-      </w:rPr>
-    </w:lvl>
-    <w:lvl w:ilvl="3" w:tentative="1">
-      <w:start w:val="1"/>
-      <w:numFmt w:val="bullet"/>
-      <w:lvlText w:val=""/>
-      <w:lvlJc w:val="left"/>
-      <w:pPr>
-        <w:tabs>
-          <w:tab w:val="num" w:pos="2880"/>
-        </w:tabs>
-        <w:ind w:left="2880" w:hanging="360"/>
-      </w:pPr>
-      <w:rPr>
-        <w:rFonts w:ascii="Wingdings" w:hAnsi="Wingdings" w:hint="default"/>
-        <w:sz w:val="20"/>
-      </w:rPr>
-    </w:lvl>
-    <w:lvl w:ilvl="4" w:tentative="1">
-      <w:start w:val="1"/>
-      <w:numFmt w:val="bullet"/>
-      <w:lvlText w:val=""/>
-      <w:lvlJc w:val="left"/>
-      <w:pPr>
-        <w:tabs>
-          <w:tab w:val="num" w:pos="3600"/>
-        </w:tabs>
-        <w:ind w:left="3600" w:hanging="360"/>
-      </w:pPr>
-      <w:rPr>
-        <w:rFonts w:ascii="Wingdings" w:hAnsi="Wingdings" w:hint="default"/>
-        <w:sz w:val="20"/>
-      </w:rPr>
-    </w:lvl>
-    <w:lvl w:ilvl="5" w:tentative="1">
-      <w:start w:val="1"/>
-      <w:numFmt w:val="bullet"/>
-      <w:lvlText w:val=""/>
-      <w:lvlJc w:val="left"/>
-      <w:pPr>
-        <w:tabs>
-          <w:tab w:val="num" w:pos="4320"/>
-        </w:tabs>
-        <w:ind w:left="4320" w:hanging="360"/>
-      </w:pPr>
-      <w:rPr>
-        <w:rFonts w:ascii="Wingdings" w:hAnsi="Wingdings" w:hint="default"/>
-        <w:sz w:val="20"/>
-      </w:rPr>
-    </w:lvl>
-    <w:lvl w:ilvl="6" w:tentative="1">
-      <w:start w:val="1"/>
-      <w:numFmt w:val="bullet"/>
-      <w:lvlText w:val=""/>
-      <w:lvlJc w:val="left"/>
-      <w:pPr>
-        <w:tabs>
-          <w:tab w:val="num" w:pos="5040"/>
-        </w:tabs>
-        <w:ind w:left="5040" w:hanging="360"/>
-      </w:pPr>
-      <w:rPr>
-        <w:rFonts w:ascii="Wingdings" w:hAnsi="Wingdings" w:hint="default"/>
-        <w:sz w:val="20"/>
-      </w:rPr>
-    </w:lvl>
-    <w:lvl w:ilvl="7" w:tentative="1">
-      <w:start w:val="1"/>
-      <w:numFmt w:val="bullet"/>
-      <w:lvlText w:val=""/>
-      <w:lvlJc w:val="left"/>
-      <w:pPr>
-        <w:tabs>
-          <w:tab w:val="num" w:pos="5760"/>
-        </w:tabs>
-        <w:ind w:left="5760" w:hanging="360"/>
-      </w:pPr>
-      <w:rPr>
-        <w:rFonts w:ascii="Wingdings" w:hAnsi="Wingdings" w:hint="default"/>
-        <w:sz w:val="20"/>
-      </w:rPr>
-    </w:lvl>
-    <w:lvl w:ilvl="8" w:tentative="1">
-      <w:start w:val="1"/>
-      <w:numFmt w:val="bullet"/>
-      <w:lvlText w:val=""/>
-      <w:lvlJc w:val="left"/>
-      <w:pPr>
-        <w:tabs>
-          <w:tab w:val="num" w:pos="6480"/>
-        </w:tabs>
-        <w:ind w:left="6480" w:hanging="360"/>
-      </w:pPr>
-      <w:rPr>
-        <w:rFonts w:ascii="Wingdings" w:hAnsi="Wingdings" w:hint="default"/>
-        <w:sz w:val="20"/>
-      </w:rPr>
-    </w:lvl>
-  </w:abstractNum>
-  <w:abstractNum w:abstractNumId="66" w15:restartNumberingAfterBreak="0">
-    <w:nsid w:val="6EE4679C"/>
-    <w:multiLevelType w:val="multilevel"/>
-    <w:tmpl w:val="55122CF4"/>
+    <w:tmpl w:val="86444C42"/>
     <w:lvl w:ilvl="0">
       <w:start w:val="1"/>
       <w:numFmt w:val="decimal"/>
@@ -20082,606 +20678,10 @@
       </w:pPr>
     </w:lvl>
   </w:abstractNum>
-  <w:abstractNum w:abstractNumId="67" w15:restartNumberingAfterBreak="0">
-    <w:nsid w:val="70605C74"/>
+  <w:abstractNum w:abstractNumId="71" w15:restartNumberingAfterBreak="0">
+    <w:nsid w:val="73B42294"/>
     <w:multiLevelType w:val="multilevel"/>
-    <w:tmpl w:val="0B60AB38"/>
-    <w:lvl w:ilvl="0">
-      <w:start w:val="1"/>
-      <w:numFmt w:val="bullet"/>
-      <w:lvlText w:val=""/>
-      <w:lvlJc w:val="left"/>
-      <w:pPr>
-        <w:tabs>
-          <w:tab w:val="num" w:pos="720"/>
-        </w:tabs>
-        <w:ind w:left="720" w:hanging="360"/>
-      </w:pPr>
-      <w:rPr>
-        <w:rFonts w:ascii="Symbol" w:hAnsi="Symbol" w:hint="default"/>
-        <w:sz w:val="20"/>
-      </w:rPr>
-    </w:lvl>
-    <w:lvl w:ilvl="1" w:tentative="1">
-      <w:start w:val="1"/>
-      <w:numFmt w:val="bullet"/>
-      <w:lvlText w:val="o"/>
-      <w:lvlJc w:val="left"/>
-      <w:pPr>
-        <w:tabs>
-          <w:tab w:val="num" w:pos="1440"/>
-        </w:tabs>
-        <w:ind w:left="1440" w:hanging="360"/>
-      </w:pPr>
-      <w:rPr>
-        <w:rFonts w:ascii="Courier New" w:hAnsi="Courier New" w:hint="default"/>
-        <w:sz w:val="20"/>
-      </w:rPr>
-    </w:lvl>
-    <w:lvl w:ilvl="2" w:tentative="1">
-      <w:start w:val="1"/>
-      <w:numFmt w:val="bullet"/>
-      <w:lvlText w:val=""/>
-      <w:lvlJc w:val="left"/>
-      <w:pPr>
-        <w:tabs>
-          <w:tab w:val="num" w:pos="2160"/>
-        </w:tabs>
-        <w:ind w:left="2160" w:hanging="360"/>
-      </w:pPr>
-      <w:rPr>
-        <w:rFonts w:ascii="Wingdings" w:hAnsi="Wingdings" w:hint="default"/>
-        <w:sz w:val="20"/>
-      </w:rPr>
-    </w:lvl>
-    <w:lvl w:ilvl="3" w:tentative="1">
-      <w:start w:val="1"/>
-      <w:numFmt w:val="bullet"/>
-      <w:lvlText w:val=""/>
-      <w:lvlJc w:val="left"/>
-      <w:pPr>
-        <w:tabs>
-          <w:tab w:val="num" w:pos="2880"/>
-        </w:tabs>
-        <w:ind w:left="2880" w:hanging="360"/>
-      </w:pPr>
-      <w:rPr>
-        <w:rFonts w:ascii="Wingdings" w:hAnsi="Wingdings" w:hint="default"/>
-        <w:sz w:val="20"/>
-      </w:rPr>
-    </w:lvl>
-    <w:lvl w:ilvl="4" w:tentative="1">
-      <w:start w:val="1"/>
-      <w:numFmt w:val="bullet"/>
-      <w:lvlText w:val=""/>
-      <w:lvlJc w:val="left"/>
-      <w:pPr>
-        <w:tabs>
-          <w:tab w:val="num" w:pos="3600"/>
-        </w:tabs>
-        <w:ind w:left="3600" w:hanging="360"/>
-      </w:pPr>
-      <w:rPr>
-        <w:rFonts w:ascii="Wingdings" w:hAnsi="Wingdings" w:hint="default"/>
-        <w:sz w:val="20"/>
-      </w:rPr>
-    </w:lvl>
-    <w:lvl w:ilvl="5" w:tentative="1">
-      <w:start w:val="1"/>
-      <w:numFmt w:val="bullet"/>
-      <w:lvlText w:val=""/>
-      <w:lvlJc w:val="left"/>
-      <w:pPr>
-        <w:tabs>
-          <w:tab w:val="num" w:pos="4320"/>
-        </w:tabs>
-        <w:ind w:left="4320" w:hanging="360"/>
-      </w:pPr>
-      <w:rPr>
-        <w:rFonts w:ascii="Wingdings" w:hAnsi="Wingdings" w:hint="default"/>
-        <w:sz w:val="20"/>
-      </w:rPr>
-    </w:lvl>
-    <w:lvl w:ilvl="6" w:tentative="1">
-      <w:start w:val="1"/>
-      <w:numFmt w:val="bullet"/>
-      <w:lvlText w:val=""/>
-      <w:lvlJc w:val="left"/>
-      <w:pPr>
-        <w:tabs>
-          <w:tab w:val="num" w:pos="5040"/>
-        </w:tabs>
-        <w:ind w:left="5040" w:hanging="360"/>
-      </w:pPr>
-      <w:rPr>
-        <w:rFonts w:ascii="Wingdings" w:hAnsi="Wingdings" w:hint="default"/>
-        <w:sz w:val="20"/>
-      </w:rPr>
-    </w:lvl>
-    <w:lvl w:ilvl="7" w:tentative="1">
-      <w:start w:val="1"/>
-      <w:numFmt w:val="bullet"/>
-      <w:lvlText w:val=""/>
-      <w:lvlJc w:val="left"/>
-      <w:pPr>
-        <w:tabs>
-          <w:tab w:val="num" w:pos="5760"/>
-        </w:tabs>
-        <w:ind w:left="5760" w:hanging="360"/>
-      </w:pPr>
-      <w:rPr>
-        <w:rFonts w:ascii="Wingdings" w:hAnsi="Wingdings" w:hint="default"/>
-        <w:sz w:val="20"/>
-      </w:rPr>
-    </w:lvl>
-    <w:lvl w:ilvl="8" w:tentative="1">
-      <w:start w:val="1"/>
-      <w:numFmt w:val="bullet"/>
-      <w:lvlText w:val=""/>
-      <w:lvlJc w:val="left"/>
-      <w:pPr>
-        <w:tabs>
-          <w:tab w:val="num" w:pos="6480"/>
-        </w:tabs>
-        <w:ind w:left="6480" w:hanging="360"/>
-      </w:pPr>
-      <w:rPr>
-        <w:rFonts w:ascii="Wingdings" w:hAnsi="Wingdings" w:hint="default"/>
-        <w:sz w:val="20"/>
-      </w:rPr>
-    </w:lvl>
-  </w:abstractNum>
-  <w:abstractNum w:abstractNumId="68" w15:restartNumberingAfterBreak="0">
-    <w:nsid w:val="712B4FDA"/>
-    <w:multiLevelType w:val="multilevel"/>
-    <w:tmpl w:val="57168072"/>
-    <w:lvl w:ilvl="0">
-      <w:start w:val="1"/>
-      <w:numFmt w:val="bullet"/>
-      <w:lvlText w:val=""/>
-      <w:lvlJc w:val="left"/>
-      <w:pPr>
-        <w:tabs>
-          <w:tab w:val="num" w:pos="720"/>
-        </w:tabs>
-        <w:ind w:left="720" w:hanging="360"/>
-      </w:pPr>
-      <w:rPr>
-        <w:rFonts w:ascii="Symbol" w:hAnsi="Symbol" w:hint="default"/>
-        <w:sz w:val="20"/>
-      </w:rPr>
-    </w:lvl>
-    <w:lvl w:ilvl="1" w:tentative="1">
-      <w:start w:val="1"/>
-      <w:numFmt w:val="bullet"/>
-      <w:lvlText w:val="o"/>
-      <w:lvlJc w:val="left"/>
-      <w:pPr>
-        <w:tabs>
-          <w:tab w:val="num" w:pos="1440"/>
-        </w:tabs>
-        <w:ind w:left="1440" w:hanging="360"/>
-      </w:pPr>
-      <w:rPr>
-        <w:rFonts w:ascii="Courier New" w:hAnsi="Courier New" w:hint="default"/>
-        <w:sz w:val="20"/>
-      </w:rPr>
-    </w:lvl>
-    <w:lvl w:ilvl="2" w:tentative="1">
-      <w:start w:val="1"/>
-      <w:numFmt w:val="bullet"/>
-      <w:lvlText w:val=""/>
-      <w:lvlJc w:val="left"/>
-      <w:pPr>
-        <w:tabs>
-          <w:tab w:val="num" w:pos="2160"/>
-        </w:tabs>
-        <w:ind w:left="2160" w:hanging="360"/>
-      </w:pPr>
-      <w:rPr>
-        <w:rFonts w:ascii="Wingdings" w:hAnsi="Wingdings" w:hint="default"/>
-        <w:sz w:val="20"/>
-      </w:rPr>
-    </w:lvl>
-    <w:lvl w:ilvl="3" w:tentative="1">
-      <w:start w:val="1"/>
-      <w:numFmt w:val="bullet"/>
-      <w:lvlText w:val=""/>
-      <w:lvlJc w:val="left"/>
-      <w:pPr>
-        <w:tabs>
-          <w:tab w:val="num" w:pos="2880"/>
-        </w:tabs>
-        <w:ind w:left="2880" w:hanging="360"/>
-      </w:pPr>
-      <w:rPr>
-        <w:rFonts w:ascii="Wingdings" w:hAnsi="Wingdings" w:hint="default"/>
-        <w:sz w:val="20"/>
-      </w:rPr>
-    </w:lvl>
-    <w:lvl w:ilvl="4" w:tentative="1">
-      <w:start w:val="1"/>
-      <w:numFmt w:val="bullet"/>
-      <w:lvlText w:val=""/>
-      <w:lvlJc w:val="left"/>
-      <w:pPr>
-        <w:tabs>
-          <w:tab w:val="num" w:pos="3600"/>
-        </w:tabs>
-        <w:ind w:left="3600" w:hanging="360"/>
-      </w:pPr>
-      <w:rPr>
-        <w:rFonts w:ascii="Wingdings" w:hAnsi="Wingdings" w:hint="default"/>
-        <w:sz w:val="20"/>
-      </w:rPr>
-    </w:lvl>
-    <w:lvl w:ilvl="5" w:tentative="1">
-      <w:start w:val="1"/>
-      <w:numFmt w:val="bullet"/>
-      <w:lvlText w:val=""/>
-      <w:lvlJc w:val="left"/>
-      <w:pPr>
-        <w:tabs>
-          <w:tab w:val="num" w:pos="4320"/>
-        </w:tabs>
-        <w:ind w:left="4320" w:hanging="360"/>
-      </w:pPr>
-      <w:rPr>
-        <w:rFonts w:ascii="Wingdings" w:hAnsi="Wingdings" w:hint="default"/>
-        <w:sz w:val="20"/>
-      </w:rPr>
-    </w:lvl>
-    <w:lvl w:ilvl="6" w:tentative="1">
-      <w:start w:val="1"/>
-      <w:numFmt w:val="bullet"/>
-      <w:lvlText w:val=""/>
-      <w:lvlJc w:val="left"/>
-      <w:pPr>
-        <w:tabs>
-          <w:tab w:val="num" w:pos="5040"/>
-        </w:tabs>
-        <w:ind w:left="5040" w:hanging="360"/>
-      </w:pPr>
-      <w:rPr>
-        <w:rFonts w:ascii="Wingdings" w:hAnsi="Wingdings" w:hint="default"/>
-        <w:sz w:val="20"/>
-      </w:rPr>
-    </w:lvl>
-    <w:lvl w:ilvl="7" w:tentative="1">
-      <w:start w:val="1"/>
-      <w:numFmt w:val="bullet"/>
-      <w:lvlText w:val=""/>
-      <w:lvlJc w:val="left"/>
-      <w:pPr>
-        <w:tabs>
-          <w:tab w:val="num" w:pos="5760"/>
-        </w:tabs>
-        <w:ind w:left="5760" w:hanging="360"/>
-      </w:pPr>
-      <w:rPr>
-        <w:rFonts w:ascii="Wingdings" w:hAnsi="Wingdings" w:hint="default"/>
-        <w:sz w:val="20"/>
-      </w:rPr>
-    </w:lvl>
-    <w:lvl w:ilvl="8" w:tentative="1">
-      <w:start w:val="1"/>
-      <w:numFmt w:val="bullet"/>
-      <w:lvlText w:val=""/>
-      <w:lvlJc w:val="left"/>
-      <w:pPr>
-        <w:tabs>
-          <w:tab w:val="num" w:pos="6480"/>
-        </w:tabs>
-        <w:ind w:left="6480" w:hanging="360"/>
-      </w:pPr>
-      <w:rPr>
-        <w:rFonts w:ascii="Wingdings" w:hAnsi="Wingdings" w:hint="default"/>
-        <w:sz w:val="20"/>
-      </w:rPr>
-    </w:lvl>
-  </w:abstractNum>
-  <w:abstractNum w:abstractNumId="69" w15:restartNumberingAfterBreak="0">
-    <w:nsid w:val="731F2A4D"/>
-    <w:multiLevelType w:val="multilevel"/>
-    <w:tmpl w:val="F2F0A0D8"/>
-    <w:lvl w:ilvl="0">
-      <w:start w:val="1"/>
-      <w:numFmt w:val="bullet"/>
-      <w:lvlText w:val=""/>
-      <w:lvlJc w:val="left"/>
-      <w:pPr>
-        <w:tabs>
-          <w:tab w:val="num" w:pos="720"/>
-        </w:tabs>
-        <w:ind w:left="720" w:hanging="360"/>
-      </w:pPr>
-      <w:rPr>
-        <w:rFonts w:ascii="Symbol" w:hAnsi="Symbol" w:hint="default"/>
-        <w:sz w:val="20"/>
-      </w:rPr>
-    </w:lvl>
-    <w:lvl w:ilvl="1" w:tentative="1">
-      <w:start w:val="1"/>
-      <w:numFmt w:val="bullet"/>
-      <w:lvlText w:val="o"/>
-      <w:lvlJc w:val="left"/>
-      <w:pPr>
-        <w:tabs>
-          <w:tab w:val="num" w:pos="1440"/>
-        </w:tabs>
-        <w:ind w:left="1440" w:hanging="360"/>
-      </w:pPr>
-      <w:rPr>
-        <w:rFonts w:ascii="Courier New" w:hAnsi="Courier New" w:hint="default"/>
-        <w:sz w:val="20"/>
-      </w:rPr>
-    </w:lvl>
-    <w:lvl w:ilvl="2" w:tentative="1">
-      <w:start w:val="1"/>
-      <w:numFmt w:val="bullet"/>
-      <w:lvlText w:val=""/>
-      <w:lvlJc w:val="left"/>
-      <w:pPr>
-        <w:tabs>
-          <w:tab w:val="num" w:pos="2160"/>
-        </w:tabs>
-        <w:ind w:left="2160" w:hanging="360"/>
-      </w:pPr>
-      <w:rPr>
-        <w:rFonts w:ascii="Wingdings" w:hAnsi="Wingdings" w:hint="default"/>
-        <w:sz w:val="20"/>
-      </w:rPr>
-    </w:lvl>
-    <w:lvl w:ilvl="3" w:tentative="1">
-      <w:start w:val="1"/>
-      <w:numFmt w:val="bullet"/>
-      <w:lvlText w:val=""/>
-      <w:lvlJc w:val="left"/>
-      <w:pPr>
-        <w:tabs>
-          <w:tab w:val="num" w:pos="2880"/>
-        </w:tabs>
-        <w:ind w:left="2880" w:hanging="360"/>
-      </w:pPr>
-      <w:rPr>
-        <w:rFonts w:ascii="Wingdings" w:hAnsi="Wingdings" w:hint="default"/>
-        <w:sz w:val="20"/>
-      </w:rPr>
-    </w:lvl>
-    <w:lvl w:ilvl="4" w:tentative="1">
-      <w:start w:val="1"/>
-      <w:numFmt w:val="bullet"/>
-      <w:lvlText w:val=""/>
-      <w:lvlJc w:val="left"/>
-      <w:pPr>
-        <w:tabs>
-          <w:tab w:val="num" w:pos="3600"/>
-        </w:tabs>
-        <w:ind w:left="3600" w:hanging="360"/>
-      </w:pPr>
-      <w:rPr>
-        <w:rFonts w:ascii="Wingdings" w:hAnsi="Wingdings" w:hint="default"/>
-        <w:sz w:val="20"/>
-      </w:rPr>
-    </w:lvl>
-    <w:lvl w:ilvl="5" w:tentative="1">
-      <w:start w:val="1"/>
-      <w:numFmt w:val="bullet"/>
-      <w:lvlText w:val=""/>
-      <w:lvlJc w:val="left"/>
-      <w:pPr>
-        <w:tabs>
-          <w:tab w:val="num" w:pos="4320"/>
-        </w:tabs>
-        <w:ind w:left="4320" w:hanging="360"/>
-      </w:pPr>
-      <w:rPr>
-        <w:rFonts w:ascii="Wingdings" w:hAnsi="Wingdings" w:hint="default"/>
-        <w:sz w:val="20"/>
-      </w:rPr>
-    </w:lvl>
-    <w:lvl w:ilvl="6" w:tentative="1">
-      <w:start w:val="1"/>
-      <w:numFmt w:val="bullet"/>
-      <w:lvlText w:val=""/>
-      <w:lvlJc w:val="left"/>
-      <w:pPr>
-        <w:tabs>
-          <w:tab w:val="num" w:pos="5040"/>
-        </w:tabs>
-        <w:ind w:left="5040" w:hanging="360"/>
-      </w:pPr>
-      <w:rPr>
-        <w:rFonts w:ascii="Wingdings" w:hAnsi="Wingdings" w:hint="default"/>
-        <w:sz w:val="20"/>
-      </w:rPr>
-    </w:lvl>
-    <w:lvl w:ilvl="7" w:tentative="1">
-      <w:start w:val="1"/>
-      <w:numFmt w:val="bullet"/>
-      <w:lvlText w:val=""/>
-      <w:lvlJc w:val="left"/>
-      <w:pPr>
-        <w:tabs>
-          <w:tab w:val="num" w:pos="5760"/>
-        </w:tabs>
-        <w:ind w:left="5760" w:hanging="360"/>
-      </w:pPr>
-      <w:rPr>
-        <w:rFonts w:ascii="Wingdings" w:hAnsi="Wingdings" w:hint="default"/>
-        <w:sz w:val="20"/>
-      </w:rPr>
-    </w:lvl>
-    <w:lvl w:ilvl="8" w:tentative="1">
-      <w:start w:val="1"/>
-      <w:numFmt w:val="bullet"/>
-      <w:lvlText w:val=""/>
-      <w:lvlJc w:val="left"/>
-      <w:pPr>
-        <w:tabs>
-          <w:tab w:val="num" w:pos="6480"/>
-        </w:tabs>
-        <w:ind w:left="6480" w:hanging="360"/>
-      </w:pPr>
-      <w:rPr>
-        <w:rFonts w:ascii="Wingdings" w:hAnsi="Wingdings" w:hint="default"/>
-        <w:sz w:val="20"/>
-      </w:rPr>
-    </w:lvl>
-  </w:abstractNum>
-  <w:abstractNum w:abstractNumId="70" w15:restartNumberingAfterBreak="0">
-    <w:nsid w:val="746464CB"/>
-    <w:multiLevelType w:val="multilevel"/>
-    <w:tmpl w:val="16762A72"/>
-    <w:lvl w:ilvl="0">
-      <w:start w:val="1"/>
-      <w:numFmt w:val="bullet"/>
-      <w:lvlText w:val=""/>
-      <w:lvlJc w:val="left"/>
-      <w:pPr>
-        <w:tabs>
-          <w:tab w:val="num" w:pos="720"/>
-        </w:tabs>
-        <w:ind w:left="720" w:hanging="360"/>
-      </w:pPr>
-      <w:rPr>
-        <w:rFonts w:ascii="Symbol" w:hAnsi="Symbol" w:hint="default"/>
-        <w:sz w:val="20"/>
-      </w:rPr>
-    </w:lvl>
-    <w:lvl w:ilvl="1" w:tentative="1">
-      <w:start w:val="1"/>
-      <w:numFmt w:val="bullet"/>
-      <w:lvlText w:val="o"/>
-      <w:lvlJc w:val="left"/>
-      <w:pPr>
-        <w:tabs>
-          <w:tab w:val="num" w:pos="1440"/>
-        </w:tabs>
-        <w:ind w:left="1440" w:hanging="360"/>
-      </w:pPr>
-      <w:rPr>
-        <w:rFonts w:ascii="Courier New" w:hAnsi="Courier New" w:hint="default"/>
-        <w:sz w:val="20"/>
-      </w:rPr>
-    </w:lvl>
-    <w:lvl w:ilvl="2" w:tentative="1">
-      <w:start w:val="1"/>
-      <w:numFmt w:val="bullet"/>
-      <w:lvlText w:val=""/>
-      <w:lvlJc w:val="left"/>
-      <w:pPr>
-        <w:tabs>
-          <w:tab w:val="num" w:pos="2160"/>
-        </w:tabs>
-        <w:ind w:left="2160" w:hanging="360"/>
-      </w:pPr>
-      <w:rPr>
-        <w:rFonts w:ascii="Wingdings" w:hAnsi="Wingdings" w:hint="default"/>
-        <w:sz w:val="20"/>
-      </w:rPr>
-    </w:lvl>
-    <w:lvl w:ilvl="3" w:tentative="1">
-      <w:start w:val="1"/>
-      <w:numFmt w:val="bullet"/>
-      <w:lvlText w:val=""/>
-      <w:lvlJc w:val="left"/>
-      <w:pPr>
-        <w:tabs>
-          <w:tab w:val="num" w:pos="2880"/>
-        </w:tabs>
-        <w:ind w:left="2880" w:hanging="360"/>
-      </w:pPr>
-      <w:rPr>
-        <w:rFonts w:ascii="Wingdings" w:hAnsi="Wingdings" w:hint="default"/>
-        <w:sz w:val="20"/>
-      </w:rPr>
-    </w:lvl>
-    <w:lvl w:ilvl="4" w:tentative="1">
-      <w:start w:val="1"/>
-      <w:numFmt w:val="bullet"/>
-      <w:lvlText w:val=""/>
-      <w:lvlJc w:val="left"/>
-      <w:pPr>
-        <w:tabs>
-          <w:tab w:val="num" w:pos="3600"/>
-        </w:tabs>
-        <w:ind w:left="3600" w:hanging="360"/>
-      </w:pPr>
-      <w:rPr>
-        <w:rFonts w:ascii="Wingdings" w:hAnsi="Wingdings" w:hint="default"/>
-        <w:sz w:val="20"/>
-      </w:rPr>
-    </w:lvl>
-    <w:lvl w:ilvl="5" w:tentative="1">
-      <w:start w:val="1"/>
-      <w:numFmt w:val="bullet"/>
-      <w:lvlText w:val=""/>
-      <w:lvlJc w:val="left"/>
-      <w:pPr>
-        <w:tabs>
-          <w:tab w:val="num" w:pos="4320"/>
-        </w:tabs>
-        <w:ind w:left="4320" w:hanging="360"/>
-      </w:pPr>
-      <w:rPr>
-        <w:rFonts w:ascii="Wingdings" w:hAnsi="Wingdings" w:hint="default"/>
-        <w:sz w:val="20"/>
-      </w:rPr>
-    </w:lvl>
-    <w:lvl w:ilvl="6" w:tentative="1">
-      <w:start w:val="1"/>
-      <w:numFmt w:val="bullet"/>
-      <w:lvlText w:val=""/>
-      <w:lvlJc w:val="left"/>
-      <w:pPr>
-        <w:tabs>
-          <w:tab w:val="num" w:pos="5040"/>
-        </w:tabs>
-        <w:ind w:left="5040" w:hanging="360"/>
-      </w:pPr>
-      <w:rPr>
-        <w:rFonts w:ascii="Wingdings" w:hAnsi="Wingdings" w:hint="default"/>
-        <w:sz w:val="20"/>
-      </w:rPr>
-    </w:lvl>
-    <w:lvl w:ilvl="7" w:tentative="1">
-      <w:start w:val="1"/>
-      <w:numFmt w:val="bullet"/>
-      <w:lvlText w:val=""/>
-      <w:lvlJc w:val="left"/>
-      <w:pPr>
-        <w:tabs>
-          <w:tab w:val="num" w:pos="5760"/>
-        </w:tabs>
-        <w:ind w:left="5760" w:hanging="360"/>
-      </w:pPr>
-      <w:rPr>
-        <w:rFonts w:ascii="Wingdings" w:hAnsi="Wingdings" w:hint="default"/>
-        <w:sz w:val="20"/>
-      </w:rPr>
-    </w:lvl>
-    <w:lvl w:ilvl="8" w:tentative="1">
-      <w:start w:val="1"/>
-      <w:numFmt w:val="bullet"/>
-      <w:lvlText w:val=""/>
-      <w:lvlJc w:val="left"/>
-      <w:pPr>
-        <w:tabs>
-          <w:tab w:val="num" w:pos="6480"/>
-        </w:tabs>
-        <w:ind w:left="6480" w:hanging="360"/>
-      </w:pPr>
-      <w:rPr>
-        <w:rFonts w:ascii="Wingdings" w:hAnsi="Wingdings" w:hint="default"/>
-        <w:sz w:val="20"/>
-      </w:rPr>
-    </w:lvl>
-  </w:abstractNum>
-  <w:abstractNum w:abstractNumId="71" w15:restartNumberingAfterBreak="0">
-    <w:nsid w:val="778C0498"/>
-    <w:multiLevelType w:val="multilevel"/>
-    <w:tmpl w:val="B9686E8E"/>
+    <w:tmpl w:val="7340F32E"/>
     <w:lvl w:ilvl="0">
       <w:start w:val="1"/>
       <w:numFmt w:val="bullet"/>
@@ -20828,9 +20828,9 @@
     </w:lvl>
   </w:abstractNum>
   <w:abstractNum w:abstractNumId="72" w15:restartNumberingAfterBreak="0">
-    <w:nsid w:val="779F6A49"/>
+    <w:nsid w:val="746221C1"/>
     <w:multiLevelType w:val="multilevel"/>
-    <w:tmpl w:val="8710D772"/>
+    <w:tmpl w:val="5DD07506"/>
     <w:lvl w:ilvl="0">
       <w:start w:val="1"/>
       <w:numFmt w:val="bullet"/>
@@ -20977,9 +20977,9 @@
     </w:lvl>
   </w:abstractNum>
   <w:abstractNum w:abstractNumId="73" w15:restartNumberingAfterBreak="0">
-    <w:nsid w:val="78DB3F08"/>
+    <w:nsid w:val="7A9B5BA0"/>
     <w:multiLevelType w:val="multilevel"/>
-    <w:tmpl w:val="BF024840"/>
+    <w:tmpl w:val="B3F44A6C"/>
     <w:lvl w:ilvl="0">
       <w:start w:val="1"/>
       <w:numFmt w:val="bullet"/>
@@ -21126,9 +21126,9 @@
     </w:lvl>
   </w:abstractNum>
   <w:abstractNum w:abstractNumId="74" w15:restartNumberingAfterBreak="0">
-    <w:nsid w:val="7F9D04D6"/>
+    <w:nsid w:val="7B9B3874"/>
     <w:multiLevelType w:val="multilevel"/>
-    <w:tmpl w:val="574C6520"/>
+    <w:tmpl w:val="CE9AAA18"/>
     <w:lvl w:ilvl="0">
       <w:start w:val="1"/>
       <w:numFmt w:val="bullet"/>
@@ -21274,230 +21274,230 @@
       </w:rPr>
     </w:lvl>
   </w:abstractNum>
-  <w:num w:numId="1" w16cid:durableId="1848519558">
+  <w:num w:numId="1" w16cid:durableId="715735447">
+    <w:abstractNumId w:val="65"/>
+  </w:num>
+  <w:num w:numId="2" w16cid:durableId="826239400">
+    <w:abstractNumId w:val="1"/>
+  </w:num>
+  <w:num w:numId="3" w16cid:durableId="1772159306">
+    <w:abstractNumId w:val="18"/>
+  </w:num>
+  <w:num w:numId="4" w16cid:durableId="559486775">
+    <w:abstractNumId w:val="17"/>
+  </w:num>
+  <w:num w:numId="5" w16cid:durableId="1064834765">
+    <w:abstractNumId w:val="46"/>
+  </w:num>
+  <w:num w:numId="6" w16cid:durableId="175270187">
+    <w:abstractNumId w:val="63"/>
+  </w:num>
+  <w:num w:numId="7" w16cid:durableId="818375836">
+    <w:abstractNumId w:val="66"/>
+  </w:num>
+  <w:num w:numId="8" w16cid:durableId="1662923905">
+    <w:abstractNumId w:val="60"/>
+  </w:num>
+  <w:num w:numId="9" w16cid:durableId="871652537">
+    <w:abstractNumId w:val="73"/>
+  </w:num>
+  <w:num w:numId="10" w16cid:durableId="1725180117">
+    <w:abstractNumId w:val="74"/>
+  </w:num>
+  <w:num w:numId="11" w16cid:durableId="1331445918">
+    <w:abstractNumId w:val="22"/>
+  </w:num>
+  <w:num w:numId="12" w16cid:durableId="977685779">
+    <w:abstractNumId w:val="21"/>
+  </w:num>
+  <w:num w:numId="13" w16cid:durableId="1766657646">
+    <w:abstractNumId w:val="8"/>
+  </w:num>
+  <w:num w:numId="14" w16cid:durableId="785386171">
+    <w:abstractNumId w:val="53"/>
+  </w:num>
+  <w:num w:numId="15" w16cid:durableId="1957982419">
+    <w:abstractNumId w:val="49"/>
+  </w:num>
+  <w:num w:numId="16" w16cid:durableId="737559376">
+    <w:abstractNumId w:val="28"/>
+  </w:num>
+  <w:num w:numId="17" w16cid:durableId="296229885">
+    <w:abstractNumId w:val="29"/>
+  </w:num>
+  <w:num w:numId="18" w16cid:durableId="1924798429">
+    <w:abstractNumId w:val="62"/>
+  </w:num>
+  <w:num w:numId="19" w16cid:durableId="179395122">
     <w:abstractNumId w:val="38"/>
   </w:num>
-  <w:num w:numId="2" w16cid:durableId="72245398">
+  <w:num w:numId="20" w16cid:durableId="1665432559">
+    <w:abstractNumId w:val="3"/>
+  </w:num>
+  <w:num w:numId="21" w16cid:durableId="143595507">
+    <w:abstractNumId w:val="45"/>
+  </w:num>
+  <w:num w:numId="22" w16cid:durableId="367294048">
+    <w:abstractNumId w:val="4"/>
+  </w:num>
+  <w:num w:numId="23" w16cid:durableId="1690719645">
+    <w:abstractNumId w:val="11"/>
+  </w:num>
+  <w:num w:numId="24" w16cid:durableId="86195115">
+    <w:abstractNumId w:val="34"/>
+  </w:num>
+  <w:num w:numId="25" w16cid:durableId="1995837160">
+    <w:abstractNumId w:val="42"/>
+  </w:num>
+  <w:num w:numId="26" w16cid:durableId="12347858">
+    <w:abstractNumId w:val="13"/>
+  </w:num>
+  <w:num w:numId="27" w16cid:durableId="750197941">
+    <w:abstractNumId w:val="57"/>
+  </w:num>
+  <w:num w:numId="28" w16cid:durableId="561409379">
+    <w:abstractNumId w:val="10"/>
+  </w:num>
+  <w:num w:numId="29" w16cid:durableId="1902986056">
+    <w:abstractNumId w:val="40"/>
+  </w:num>
+  <w:num w:numId="30" w16cid:durableId="1411538097">
+    <w:abstractNumId w:val="67"/>
+  </w:num>
+  <w:num w:numId="31" w16cid:durableId="1612741086">
+    <w:abstractNumId w:val="51"/>
+  </w:num>
+  <w:num w:numId="32" w16cid:durableId="1951862445">
+    <w:abstractNumId w:val="20"/>
+  </w:num>
+  <w:num w:numId="33" w16cid:durableId="1946033743">
+    <w:abstractNumId w:val="37"/>
+  </w:num>
+  <w:num w:numId="34" w16cid:durableId="180172080">
+    <w:abstractNumId w:val="70"/>
+  </w:num>
+  <w:num w:numId="35" w16cid:durableId="467551258">
+    <w:abstractNumId w:val="24"/>
+  </w:num>
+  <w:num w:numId="36" w16cid:durableId="1225720729">
     <w:abstractNumId w:val="64"/>
   </w:num>
-  <w:num w:numId="3" w16cid:durableId="1515805916">
-    <w:abstractNumId w:val="37"/>
-  </w:num>
-  <w:num w:numId="4" w16cid:durableId="1174998640">
+  <w:num w:numId="37" w16cid:durableId="1180698284">
     <w:abstractNumId w:val="23"/>
   </w:num>
-  <w:num w:numId="5" w16cid:durableId="1628005666">
+  <w:num w:numId="38" w16cid:durableId="1063912986">
+    <w:abstractNumId w:val="25"/>
+  </w:num>
+  <w:num w:numId="39" w16cid:durableId="459887637">
+    <w:abstractNumId w:val="43"/>
+  </w:num>
+  <w:num w:numId="40" w16cid:durableId="2072655432">
+    <w:abstractNumId w:val="5"/>
+  </w:num>
+  <w:num w:numId="41" w16cid:durableId="2088263699">
+    <w:abstractNumId w:val="36"/>
+  </w:num>
+  <w:num w:numId="42" w16cid:durableId="253244383">
+    <w:abstractNumId w:val="14"/>
+  </w:num>
+  <w:num w:numId="43" w16cid:durableId="1533612066">
+    <w:abstractNumId w:val="33"/>
+  </w:num>
+  <w:num w:numId="44" w16cid:durableId="497188314">
     <w:abstractNumId w:val="12"/>
   </w:num>
-  <w:num w:numId="6" w16cid:durableId="466582626">
-    <w:abstractNumId w:val="3"/>
+  <w:num w:numId="45" w16cid:durableId="1877739046">
+    <w:abstractNumId w:val="71"/>
   </w:num>
-  <w:num w:numId="7" w16cid:durableId="167525986">
-    <w:abstractNumId w:val="22"/>
+  <w:num w:numId="46" w16cid:durableId="1983458103">
+    <w:abstractNumId w:val="6"/>
   </w:num>
-  <w:num w:numId="8" w16cid:durableId="408818485">
+  <w:num w:numId="47" w16cid:durableId="469053361">
+    <w:abstractNumId w:val="9"/>
+  </w:num>
+  <w:num w:numId="48" w16cid:durableId="707727111">
+    <w:abstractNumId w:val="59"/>
+  </w:num>
+  <w:num w:numId="49" w16cid:durableId="112599293">
+    <w:abstractNumId w:val="26"/>
+  </w:num>
+  <w:num w:numId="50" w16cid:durableId="708191542">
+    <w:abstractNumId w:val="47"/>
+  </w:num>
+  <w:num w:numId="51" w16cid:durableId="493763618">
+    <w:abstractNumId w:val="54"/>
+  </w:num>
+  <w:num w:numId="52" w16cid:durableId="1350915540">
+    <w:abstractNumId w:val="31"/>
+  </w:num>
+  <w:num w:numId="53" w16cid:durableId="161625935">
+    <w:abstractNumId w:val="58"/>
+  </w:num>
+  <w:num w:numId="54" w16cid:durableId="85348506">
+    <w:abstractNumId w:val="2"/>
+  </w:num>
+  <w:num w:numId="55" w16cid:durableId="1841695367">
+    <w:abstractNumId w:val="68"/>
+  </w:num>
+  <w:num w:numId="56" w16cid:durableId="1418089396">
+    <w:abstractNumId w:val="16"/>
+  </w:num>
+  <w:num w:numId="57" w16cid:durableId="848904866">
     <w:abstractNumId w:val="69"/>
   </w:num>
-  <w:num w:numId="9" w16cid:durableId="118687859">
-    <w:abstractNumId w:val="5"/>
+  <w:num w:numId="58" w16cid:durableId="1423140071">
+    <w:abstractNumId w:val="0"/>
   </w:num>
-  <w:num w:numId="10" w16cid:durableId="674963605">
-    <w:abstractNumId w:val="46"/>
+  <w:num w:numId="59" w16cid:durableId="26832674">
+    <w:abstractNumId w:val="44"/>
   </w:num>
-  <w:num w:numId="11" w16cid:durableId="691960753">
+  <w:num w:numId="60" w16cid:durableId="343093469">
+    <w:abstractNumId w:val="35"/>
+  </w:num>
+  <w:num w:numId="61" w16cid:durableId="723064218">
     <w:abstractNumId w:val="39"/>
   </w:num>
-  <w:num w:numId="12" w16cid:durableId="1581864146">
-    <w:abstractNumId w:val="72"/>
-  </w:num>
-  <w:num w:numId="13" w16cid:durableId="570693819">
-    <w:abstractNumId w:val="57"/>
-  </w:num>
-  <w:num w:numId="14" w16cid:durableId="353842810">
-    <w:abstractNumId w:val="73"/>
-  </w:num>
-  <w:num w:numId="15" w16cid:durableId="487480168">
-    <w:abstractNumId w:val="29"/>
-  </w:num>
-  <w:num w:numId="16" w16cid:durableId="1262955447">
-    <w:abstractNumId w:val="65"/>
-  </w:num>
-  <w:num w:numId="17" w16cid:durableId="1872917601">
-    <w:abstractNumId w:val="47"/>
-  </w:num>
-  <w:num w:numId="18" w16cid:durableId="1437409270">
-    <w:abstractNumId w:val="70"/>
-  </w:num>
-  <w:num w:numId="19" w16cid:durableId="1128936389">
-    <w:abstractNumId w:val="49"/>
-  </w:num>
-  <w:num w:numId="20" w16cid:durableId="81142367">
-    <w:abstractNumId w:val="45"/>
-  </w:num>
-  <w:num w:numId="21" w16cid:durableId="478808303">
-    <w:abstractNumId w:val="58"/>
-  </w:num>
-  <w:num w:numId="22" w16cid:durableId="500632428">
-    <w:abstractNumId w:val="68"/>
-  </w:num>
-  <w:num w:numId="23" w16cid:durableId="1454784417">
+  <w:num w:numId="62" w16cid:durableId="315688787">
     <w:abstractNumId w:val="56"/>
   </w:num>
-  <w:num w:numId="24" w16cid:durableId="1668054770">
+  <w:num w:numId="63" w16cid:durableId="1970285365">
+    <w:abstractNumId w:val="30"/>
+  </w:num>
+  <w:num w:numId="64" w16cid:durableId="28839240">
+    <w:abstractNumId w:val="48"/>
+  </w:num>
+  <w:num w:numId="65" w16cid:durableId="1399860042">
+    <w:abstractNumId w:val="41"/>
+  </w:num>
+  <w:num w:numId="66" w16cid:durableId="178012259">
+    <w:abstractNumId w:val="61"/>
+  </w:num>
+  <w:num w:numId="67" w16cid:durableId="433210052">
+    <w:abstractNumId w:val="52"/>
+  </w:num>
+  <w:num w:numId="68" w16cid:durableId="275992970">
+    <w:abstractNumId w:val="19"/>
+  </w:num>
+  <w:num w:numId="69" w16cid:durableId="1709793604">
     <w:abstractNumId w:val="55"/>
   </w:num>
-  <w:num w:numId="25" w16cid:durableId="1863351814">
-    <w:abstractNumId w:val="60"/>
+  <w:num w:numId="70" w16cid:durableId="997851297">
+    <w:abstractNumId w:val="32"/>
   </w:num>
-  <w:num w:numId="26" w16cid:durableId="1741513504">
-    <w:abstractNumId w:val="9"/>
+  <w:num w:numId="71" w16cid:durableId="2040009376">
+    <w:abstractNumId w:val="50"/>
   </w:num>
-  <w:num w:numId="27" w16cid:durableId="535123306">
-    <w:abstractNumId w:val="24"/>
+  <w:num w:numId="72" w16cid:durableId="1283878789">
+    <w:abstractNumId w:val="27"/>
   </w:num>
-  <w:num w:numId="28" w16cid:durableId="1438985972">
-    <w:abstractNumId w:val="11"/>
-  </w:num>
-  <w:num w:numId="29" w16cid:durableId="1712606603">
+  <w:num w:numId="73" w16cid:durableId="403380401">
     <w:abstractNumId w:val="15"/>
   </w:num>
-  <w:num w:numId="30" w16cid:durableId="2004970366">
-    <w:abstractNumId w:val="25"/>
-  </w:num>
-  <w:num w:numId="31" w16cid:durableId="734621537">
-    <w:abstractNumId w:val="8"/>
-  </w:num>
-  <w:num w:numId="32" w16cid:durableId="1042244944">
-    <w:abstractNumId w:val="44"/>
-  </w:num>
-  <w:num w:numId="33" w16cid:durableId="145125746">
-    <w:abstractNumId w:val="74"/>
-  </w:num>
-  <w:num w:numId="34" w16cid:durableId="777411990">
-    <w:abstractNumId w:val="0"/>
-  </w:num>
-  <w:num w:numId="35" w16cid:durableId="712921713">
-    <w:abstractNumId w:val="21"/>
-  </w:num>
-  <w:num w:numId="36" w16cid:durableId="454099803">
+  <w:num w:numId="74" w16cid:durableId="686055399">
     <w:abstractNumId w:val="7"/>
   </w:num>
-  <w:num w:numId="37" w16cid:durableId="1229803652">
-    <w:abstractNumId w:val="61"/>
-  </w:num>
-  <w:num w:numId="38" w16cid:durableId="462770302">
-    <w:abstractNumId w:val="28"/>
-  </w:num>
-  <w:num w:numId="39" w16cid:durableId="1934194618">
-    <w:abstractNumId w:val="48"/>
-  </w:num>
-  <w:num w:numId="40" w16cid:durableId="1598246483">
-    <w:abstractNumId w:val="63"/>
-  </w:num>
-  <w:num w:numId="41" w16cid:durableId="674773218">
-    <w:abstractNumId w:val="16"/>
-  </w:num>
-  <w:num w:numId="42" w16cid:durableId="33163395">
-    <w:abstractNumId w:val="66"/>
-  </w:num>
-  <w:num w:numId="43" w16cid:durableId="1044788796">
-    <w:abstractNumId w:val="26"/>
-  </w:num>
-  <w:num w:numId="44" w16cid:durableId="2130004771">
-    <w:abstractNumId w:val="50"/>
-  </w:num>
-  <w:num w:numId="45" w16cid:durableId="1523738103">
-    <w:abstractNumId w:val="53"/>
-  </w:num>
-  <w:num w:numId="46" w16cid:durableId="2140605974">
-    <w:abstractNumId w:val="13"/>
-  </w:num>
-  <w:num w:numId="47" w16cid:durableId="84041504">
-    <w:abstractNumId w:val="20"/>
-  </w:num>
-  <w:num w:numId="48" w16cid:durableId="1104231377">
-    <w:abstractNumId w:val="30"/>
-  </w:num>
-  <w:num w:numId="49" w16cid:durableId="272172269">
-    <w:abstractNumId w:val="10"/>
-  </w:num>
-  <w:num w:numId="50" w16cid:durableId="1243880920">
-    <w:abstractNumId w:val="36"/>
-  </w:num>
-  <w:num w:numId="51" w16cid:durableId="1232427641">
-    <w:abstractNumId w:val="33"/>
-  </w:num>
-  <w:num w:numId="52" w16cid:durableId="1096748475">
-    <w:abstractNumId w:val="27"/>
-  </w:num>
-  <w:num w:numId="53" w16cid:durableId="314801097">
-    <w:abstractNumId w:val="1"/>
-  </w:num>
-  <w:num w:numId="54" w16cid:durableId="1052580393">
-    <w:abstractNumId w:val="31"/>
-  </w:num>
-  <w:num w:numId="55" w16cid:durableId="872302163">
-    <w:abstractNumId w:val="43"/>
-  </w:num>
-  <w:num w:numId="56" w16cid:durableId="925504523">
-    <w:abstractNumId w:val="19"/>
-  </w:num>
-  <w:num w:numId="57" w16cid:durableId="947928279">
-    <w:abstractNumId w:val="17"/>
-  </w:num>
-  <w:num w:numId="58" w16cid:durableId="1469200135">
-    <w:abstractNumId w:val="40"/>
-  </w:num>
-  <w:num w:numId="59" w16cid:durableId="1100681898">
-    <w:abstractNumId w:val="51"/>
-  </w:num>
-  <w:num w:numId="60" w16cid:durableId="1430127222">
-    <w:abstractNumId w:val="34"/>
-  </w:num>
-  <w:num w:numId="61" w16cid:durableId="1303467487">
-    <w:abstractNumId w:val="18"/>
-  </w:num>
-  <w:num w:numId="62" w16cid:durableId="1164784175">
-    <w:abstractNumId w:val="6"/>
-  </w:num>
-  <w:num w:numId="63" w16cid:durableId="1408990597">
-    <w:abstractNumId w:val="71"/>
-  </w:num>
-  <w:num w:numId="64" w16cid:durableId="1161237193">
-    <w:abstractNumId w:val="35"/>
-  </w:num>
-  <w:num w:numId="65" w16cid:durableId="237063404">
-    <w:abstractNumId w:val="62"/>
-  </w:num>
-  <w:num w:numId="66" w16cid:durableId="1588808452">
-    <w:abstractNumId w:val="41"/>
-  </w:num>
-  <w:num w:numId="67" w16cid:durableId="1661689911">
-    <w:abstractNumId w:val="32"/>
-  </w:num>
-  <w:num w:numId="68" w16cid:durableId="2066638836">
-    <w:abstractNumId w:val="67"/>
-  </w:num>
-  <w:num w:numId="69" w16cid:durableId="209345912">
-    <w:abstractNumId w:val="42"/>
-  </w:num>
-  <w:num w:numId="70" w16cid:durableId="441416330">
-    <w:abstractNumId w:val="4"/>
-  </w:num>
-  <w:num w:numId="71" w16cid:durableId="90779045">
-    <w:abstractNumId w:val="59"/>
-  </w:num>
-  <w:num w:numId="72" w16cid:durableId="456409368">
-    <w:abstractNumId w:val="54"/>
-  </w:num>
-  <w:num w:numId="73" w16cid:durableId="215092980">
-    <w:abstractNumId w:val="2"/>
-  </w:num>
-  <w:num w:numId="74" w16cid:durableId="911239668">
-    <w:abstractNumId w:val="52"/>
-  </w:num>
-  <w:num w:numId="75" w16cid:durableId="1657608219">
-    <w:abstractNumId w:val="14"/>
+  <w:num w:numId="75" w16cid:durableId="40248144">
+    <w:abstractNumId w:val="72"/>
   </w:num>
   <w:numIdMacAtCleanup w:val="75"/>
 </w:numbering>

--- a/follow-along/AVD_Anywhere_Follow_Along_Guide.docx
+++ b/follow-along/AVD_Anywhere_Follow_Along_Guide.docx
@@ -10651,7 +10651,17 @@
           <w:szCs w:val="21"/>
           <w:lang w:val="en"/>
         </w:rPr>
-        <w:t xml:space="preserve"> Understand GPU by DDA versus GPU partitioning on Azure Local and what each needs.</w:t>
+        <w:t xml:space="preserve"> </w:t>
+      </w:r>
+      <w:r>
+        <w:rPr>
+          <w:rFonts w:ascii="Segoe UI" w:hAnsi="Segoe UI" w:cs="Segoe UI"/>
+          <w:color w:val="1B2430"/>
+          <w:sz w:val="21"/>
+          <w:szCs w:val="21"/>
+          <w:lang w:val="en"/>
+        </w:rPr>
+        <w:t>Understand GPU by DDA versus GPU partitioning on Azure Local, what the free driver gives (compute and AI) and what desktop graphics acceleration needs (NVIDIA vWS licensing).</w:t>
       </w:r>
     </w:p>
     <w:p>
@@ -10708,9 +10718,9 @@
 <file path=word/numbering.xml><?xml version="1.0" encoding="utf-8"?>
 <w:numbering xmlns:wpc="http://schemas.microsoft.com/office/word/2010/wordprocessingCanvas" xmlns:cx="http://schemas.microsoft.com/office/drawing/2014/chartex" xmlns:cx1="http://schemas.microsoft.com/office/drawing/2015/9/8/chartex" xmlns:cx2="http://schemas.microsoft.com/office/drawing/2015/10/21/chartex" xmlns:cx3="http://schemas.microsoft.com/office/drawing/2016/5/9/chartex" xmlns:cx4="http://schemas.microsoft.com/office/drawing/2016/5/10/chartex" xmlns:cx5="http://schemas.microsoft.com/office/drawing/2016/5/11/chartex" xmlns:cx6="http://schemas.microsoft.com/office/drawing/2016/5/12/chartex" xmlns:cx7="http://schemas.microsoft.com/office/drawing/2016/5/13/chartex" xmlns:cx8="http://schemas.microsoft.com/office/drawing/2016/5/14/chartex" xmlns:mc="http://schemas.openxmlformats.org/markup-compatibility/2006" xmlns:aink="http://schemas.microsoft.com/office/drawing/2016/ink" xmlns:am3d="http://schemas.microsoft.com/office/drawing/2017/model3d" xmlns:o="urn:schemas-microsoft-com:office:office" xmlns:oel="http://schemas.microsoft.com/office/2019/extlst" xmlns:r="http://schemas.openxmlformats.org/officeDocument/2006/relationships" xmlns:m="http://schemas.openxmlformats.org/officeDocument/2006/math" xmlns:v="urn:schemas-microsoft-com:vml" xmlns:wp14="http://schemas.microsoft.com/office/word/2010/wordprocessingDrawing" xmlns:wp="http://schemas.openxmlformats.org/drawingml/2006/wordprocessingDrawing" xmlns:w10="urn:schemas-microsoft-com:office:word" xmlns:w="http://schemas.openxmlformats.org/wordprocessingml/2006/main" xmlns:w14="http://schemas.microsoft.com/office/word/2010/wordml" xmlns:w15="http://schemas.microsoft.com/office/word/2012/wordml" xmlns:w16cex="http://schemas.microsoft.com/office/word/2018/wordml/cex" xmlns:w16cid="http://schemas.microsoft.com/office/word/2016/wordml/cid" xmlns:w16="http://schemas.microsoft.com/office/word/2018/wordml" xmlns:w16du="http://schemas.microsoft.com/office/word/2023/wordml/word16du" xmlns:w16sdtdh="http://schemas.microsoft.com/office/word/2020/wordml/sdtdatahash" xmlns:w16sdtfl="http://schemas.microsoft.com/office/word/2024/wordml/sdtformatlock" xmlns:w16se="http://schemas.microsoft.com/office/word/2015/wordml/symex" xmlns:wpg="http://schemas.microsoft.com/office/word/2010/wordprocessingGroup" xmlns:wpi="http://schemas.microsoft.com/office/word/2010/wordprocessingInk" xmlns:wne="http://schemas.microsoft.com/office/word/2006/wordml" xmlns:wps="http://schemas.microsoft.com/office/word/2010/wordprocessingShape" mc:Ignorable="w14 w15 w16se w16cid w16 w16cex w16sdtdh w16sdtfl w16du wp14">
   <w:abstractNum w:abstractNumId="0" w15:restartNumberingAfterBreak="0">
-    <w:nsid w:val="003822F4"/>
+    <w:nsid w:val="02244216"/>
     <w:multiLevelType w:val="multilevel"/>
-    <w:tmpl w:val="6640380C"/>
+    <w:tmpl w:val="1FFEA7E6"/>
     <w:lvl w:ilvl="0">
       <w:start w:val="1"/>
       <w:numFmt w:val="bullet"/>
@@ -10857,13 +10867,13 @@
     </w:lvl>
   </w:abstractNum>
   <w:abstractNum w:abstractNumId="1" w15:restartNumberingAfterBreak="0">
-    <w:nsid w:val="009877B3"/>
+    <w:nsid w:val="03382F7E"/>
     <w:multiLevelType w:val="multilevel"/>
-    <w:tmpl w:val="DB2E242E"/>
+    <w:tmpl w:val="552AB9BC"/>
     <w:lvl w:ilvl="0">
       <w:start w:val="1"/>
-      <w:numFmt w:val="bullet"/>
-      <w:lvlText w:val=""/>
+      <w:numFmt w:val="decimal"/>
+      <w:lvlText w:val="%1."/>
       <w:lvlJc w:val="left"/>
       <w:pPr>
         <w:tabs>
@@ -10871,12 +10881,8 @@
         </w:tabs>
         <w:ind w:left="720" w:hanging="360"/>
       </w:pPr>
-      <w:rPr>
-        <w:rFonts w:ascii="Symbol" w:hAnsi="Symbol" w:hint="default"/>
-        <w:sz w:val="20"/>
-      </w:rPr>
-    </w:lvl>
-    <w:lvl w:ilvl="1" w:tentative="1">
+    </w:lvl>
+    <w:lvl w:ilvl="1">
       <w:start w:val="1"/>
       <w:numFmt w:val="bullet"/>
       <w:lvlText w:val="o"/>
@@ -10894,8 +10900,8 @@
     </w:lvl>
     <w:lvl w:ilvl="2" w:tentative="1">
       <w:start w:val="1"/>
-      <w:numFmt w:val="bullet"/>
-      <w:lvlText w:val=""/>
+      <w:numFmt w:val="decimal"/>
+      <w:lvlText w:val="%3."/>
       <w:lvlJc w:val="left"/>
       <w:pPr>
         <w:tabs>
@@ -10903,15 +10909,11 @@
         </w:tabs>
         <w:ind w:left="2160" w:hanging="360"/>
       </w:pPr>
-      <w:rPr>
-        <w:rFonts w:ascii="Wingdings" w:hAnsi="Wingdings" w:hint="default"/>
-        <w:sz w:val="20"/>
-      </w:rPr>
     </w:lvl>
     <w:lvl w:ilvl="3" w:tentative="1">
       <w:start w:val="1"/>
-      <w:numFmt w:val="bullet"/>
-      <w:lvlText w:val=""/>
+      <w:numFmt w:val="decimal"/>
+      <w:lvlText w:val="%4."/>
       <w:lvlJc w:val="left"/>
       <w:pPr>
         <w:tabs>
@@ -10919,15 +10921,11 @@
         </w:tabs>
         <w:ind w:left="2880" w:hanging="360"/>
       </w:pPr>
-      <w:rPr>
-        <w:rFonts w:ascii="Wingdings" w:hAnsi="Wingdings" w:hint="default"/>
-        <w:sz w:val="20"/>
-      </w:rPr>
     </w:lvl>
     <w:lvl w:ilvl="4" w:tentative="1">
       <w:start w:val="1"/>
-      <w:numFmt w:val="bullet"/>
-      <w:lvlText w:val=""/>
+      <w:numFmt w:val="decimal"/>
+      <w:lvlText w:val="%5."/>
       <w:lvlJc w:val="left"/>
       <w:pPr>
         <w:tabs>
@@ -10935,15 +10933,11 @@
         </w:tabs>
         <w:ind w:left="3600" w:hanging="360"/>
       </w:pPr>
-      <w:rPr>
-        <w:rFonts w:ascii="Wingdings" w:hAnsi="Wingdings" w:hint="default"/>
-        <w:sz w:val="20"/>
-      </w:rPr>
     </w:lvl>
     <w:lvl w:ilvl="5" w:tentative="1">
       <w:start w:val="1"/>
-      <w:numFmt w:val="bullet"/>
-      <w:lvlText w:val=""/>
+      <w:numFmt w:val="decimal"/>
+      <w:lvlText w:val="%6."/>
       <w:lvlJc w:val="left"/>
       <w:pPr>
         <w:tabs>
@@ -10951,15 +10945,11 @@
         </w:tabs>
         <w:ind w:left="4320" w:hanging="360"/>
       </w:pPr>
-      <w:rPr>
-        <w:rFonts w:ascii="Wingdings" w:hAnsi="Wingdings" w:hint="default"/>
-        <w:sz w:val="20"/>
-      </w:rPr>
     </w:lvl>
     <w:lvl w:ilvl="6" w:tentative="1">
       <w:start w:val="1"/>
-      <w:numFmt w:val="bullet"/>
-      <w:lvlText w:val=""/>
+      <w:numFmt w:val="decimal"/>
+      <w:lvlText w:val="%7."/>
       <w:lvlJc w:val="left"/>
       <w:pPr>
         <w:tabs>
@@ -10967,15 +10957,11 @@
         </w:tabs>
         <w:ind w:left="5040" w:hanging="360"/>
       </w:pPr>
-      <w:rPr>
-        <w:rFonts w:ascii="Wingdings" w:hAnsi="Wingdings" w:hint="default"/>
-        <w:sz w:val="20"/>
-      </w:rPr>
     </w:lvl>
     <w:lvl w:ilvl="7" w:tentative="1">
       <w:start w:val="1"/>
-      <w:numFmt w:val="bullet"/>
-      <w:lvlText w:val=""/>
+      <w:numFmt w:val="decimal"/>
+      <w:lvlText w:val="%8."/>
       <w:lvlJc w:val="left"/>
       <w:pPr>
         <w:tabs>
@@ -10983,15 +10969,11 @@
         </w:tabs>
         <w:ind w:left="5760" w:hanging="360"/>
       </w:pPr>
-      <w:rPr>
-        <w:rFonts w:ascii="Wingdings" w:hAnsi="Wingdings" w:hint="default"/>
-        <w:sz w:val="20"/>
-      </w:rPr>
     </w:lvl>
     <w:lvl w:ilvl="8" w:tentative="1">
       <w:start w:val="1"/>
-      <w:numFmt w:val="bullet"/>
-      <w:lvlText w:val=""/>
+      <w:numFmt w:val="decimal"/>
+      <w:lvlText w:val="%9."/>
       <w:lvlJc w:val="left"/>
       <w:pPr>
         <w:tabs>
@@ -10999,16 +10981,12 @@
         </w:tabs>
         <w:ind w:left="6480" w:hanging="360"/>
       </w:pPr>
-      <w:rPr>
-        <w:rFonts w:ascii="Wingdings" w:hAnsi="Wingdings" w:hint="default"/>
-        <w:sz w:val="20"/>
-      </w:rPr>
     </w:lvl>
   </w:abstractNum>
   <w:abstractNum w:abstractNumId="2" w15:restartNumberingAfterBreak="0">
-    <w:nsid w:val="01EA2EA9"/>
+    <w:nsid w:val="04927215"/>
     <w:multiLevelType w:val="multilevel"/>
-    <w:tmpl w:val="772EC07C"/>
+    <w:tmpl w:val="E6526B6C"/>
     <w:lvl w:ilvl="0">
       <w:start w:val="1"/>
       <w:numFmt w:val="bullet"/>
@@ -11155,9 +11133,9 @@
     </w:lvl>
   </w:abstractNum>
   <w:abstractNum w:abstractNumId="3" w15:restartNumberingAfterBreak="0">
-    <w:nsid w:val="024967B0"/>
+    <w:nsid w:val="06255C1A"/>
     <w:multiLevelType w:val="multilevel"/>
-    <w:tmpl w:val="3EBC006E"/>
+    <w:tmpl w:val="3738D8E4"/>
     <w:lvl w:ilvl="0">
       <w:start w:val="1"/>
       <w:numFmt w:val="bullet"/>
@@ -11304,13 +11282,13 @@
     </w:lvl>
   </w:abstractNum>
   <w:abstractNum w:abstractNumId="4" w15:restartNumberingAfterBreak="0">
-    <w:nsid w:val="03976AF5"/>
+    <w:nsid w:val="077E132E"/>
     <w:multiLevelType w:val="multilevel"/>
-    <w:tmpl w:val="FC3041A8"/>
+    <w:tmpl w:val="00B695BE"/>
     <w:lvl w:ilvl="0">
       <w:start w:val="1"/>
-      <w:numFmt w:val="bullet"/>
-      <w:lvlText w:val=""/>
+      <w:numFmt w:val="decimal"/>
+      <w:lvlText w:val="%1."/>
       <w:lvlJc w:val="left"/>
       <w:pPr>
         <w:tabs>
@@ -11318,12 +11296,8 @@
         </w:tabs>
         <w:ind w:left="720" w:hanging="360"/>
       </w:pPr>
-      <w:rPr>
-        <w:rFonts w:ascii="Symbol" w:hAnsi="Symbol" w:hint="default"/>
-        <w:sz w:val="20"/>
-      </w:rPr>
-    </w:lvl>
-    <w:lvl w:ilvl="1" w:tentative="1">
+    </w:lvl>
+    <w:lvl w:ilvl="1">
       <w:start w:val="1"/>
       <w:numFmt w:val="bullet"/>
       <w:lvlText w:val="o"/>
@@ -11341,8 +11315,8 @@
     </w:lvl>
     <w:lvl w:ilvl="2" w:tentative="1">
       <w:start w:val="1"/>
-      <w:numFmt w:val="bullet"/>
-      <w:lvlText w:val=""/>
+      <w:numFmt w:val="decimal"/>
+      <w:lvlText w:val="%3."/>
       <w:lvlJc w:val="left"/>
       <w:pPr>
         <w:tabs>
@@ -11350,15 +11324,11 @@
         </w:tabs>
         <w:ind w:left="2160" w:hanging="360"/>
       </w:pPr>
-      <w:rPr>
-        <w:rFonts w:ascii="Wingdings" w:hAnsi="Wingdings" w:hint="default"/>
-        <w:sz w:val="20"/>
-      </w:rPr>
     </w:lvl>
     <w:lvl w:ilvl="3" w:tentative="1">
       <w:start w:val="1"/>
-      <w:numFmt w:val="bullet"/>
-      <w:lvlText w:val=""/>
+      <w:numFmt w:val="decimal"/>
+      <w:lvlText w:val="%4."/>
       <w:lvlJc w:val="left"/>
       <w:pPr>
         <w:tabs>
@@ -11366,15 +11336,11 @@
         </w:tabs>
         <w:ind w:left="2880" w:hanging="360"/>
       </w:pPr>
-      <w:rPr>
-        <w:rFonts w:ascii="Wingdings" w:hAnsi="Wingdings" w:hint="default"/>
-        <w:sz w:val="20"/>
-      </w:rPr>
     </w:lvl>
     <w:lvl w:ilvl="4" w:tentative="1">
       <w:start w:val="1"/>
-      <w:numFmt w:val="bullet"/>
-      <w:lvlText w:val=""/>
+      <w:numFmt w:val="decimal"/>
+      <w:lvlText w:val="%5."/>
       <w:lvlJc w:val="left"/>
       <w:pPr>
         <w:tabs>
@@ -11382,15 +11348,11 @@
         </w:tabs>
         <w:ind w:left="3600" w:hanging="360"/>
       </w:pPr>
-      <w:rPr>
-        <w:rFonts w:ascii="Wingdings" w:hAnsi="Wingdings" w:hint="default"/>
-        <w:sz w:val="20"/>
-      </w:rPr>
     </w:lvl>
     <w:lvl w:ilvl="5" w:tentative="1">
       <w:start w:val="1"/>
-      <w:numFmt w:val="bullet"/>
-      <w:lvlText w:val=""/>
+      <w:numFmt w:val="decimal"/>
+      <w:lvlText w:val="%6."/>
       <w:lvlJc w:val="left"/>
       <w:pPr>
         <w:tabs>
@@ -11398,15 +11360,11 @@
         </w:tabs>
         <w:ind w:left="4320" w:hanging="360"/>
       </w:pPr>
-      <w:rPr>
-        <w:rFonts w:ascii="Wingdings" w:hAnsi="Wingdings" w:hint="default"/>
-        <w:sz w:val="20"/>
-      </w:rPr>
     </w:lvl>
     <w:lvl w:ilvl="6" w:tentative="1">
       <w:start w:val="1"/>
-      <w:numFmt w:val="bullet"/>
-      <w:lvlText w:val=""/>
+      <w:numFmt w:val="decimal"/>
+      <w:lvlText w:val="%7."/>
       <w:lvlJc w:val="left"/>
       <w:pPr>
         <w:tabs>
@@ -11414,15 +11372,11 @@
         </w:tabs>
         <w:ind w:left="5040" w:hanging="360"/>
       </w:pPr>
-      <w:rPr>
-        <w:rFonts w:ascii="Wingdings" w:hAnsi="Wingdings" w:hint="default"/>
-        <w:sz w:val="20"/>
-      </w:rPr>
     </w:lvl>
     <w:lvl w:ilvl="7" w:tentative="1">
       <w:start w:val="1"/>
-      <w:numFmt w:val="bullet"/>
-      <w:lvlText w:val=""/>
+      <w:numFmt w:val="decimal"/>
+      <w:lvlText w:val="%8."/>
       <w:lvlJc w:val="left"/>
       <w:pPr>
         <w:tabs>
@@ -11430,15 +11384,11 @@
         </w:tabs>
         <w:ind w:left="5760" w:hanging="360"/>
       </w:pPr>
-      <w:rPr>
-        <w:rFonts w:ascii="Wingdings" w:hAnsi="Wingdings" w:hint="default"/>
-        <w:sz w:val="20"/>
-      </w:rPr>
     </w:lvl>
     <w:lvl w:ilvl="8" w:tentative="1">
       <w:start w:val="1"/>
-      <w:numFmt w:val="bullet"/>
-      <w:lvlText w:val=""/>
+      <w:numFmt w:val="decimal"/>
+      <w:lvlText w:val="%9."/>
       <w:lvlJc w:val="left"/>
       <w:pPr>
         <w:tabs>
@@ -11446,16 +11396,12 @@
         </w:tabs>
         <w:ind w:left="6480" w:hanging="360"/>
       </w:pPr>
-      <w:rPr>
-        <w:rFonts w:ascii="Wingdings" w:hAnsi="Wingdings" w:hint="default"/>
-        <w:sz w:val="20"/>
-      </w:rPr>
     </w:lvl>
   </w:abstractNum>
   <w:abstractNum w:abstractNumId="5" w15:restartNumberingAfterBreak="0">
-    <w:nsid w:val="03B56A2B"/>
+    <w:nsid w:val="08C64336"/>
     <w:multiLevelType w:val="multilevel"/>
-    <w:tmpl w:val="5D307EB2"/>
+    <w:tmpl w:val="57EC7CB6"/>
     <w:lvl w:ilvl="0">
       <w:start w:val="1"/>
       <w:numFmt w:val="bullet"/>
@@ -11602,9 +11548,9 @@
     </w:lvl>
   </w:abstractNum>
   <w:abstractNum w:abstractNumId="6" w15:restartNumberingAfterBreak="0">
-    <w:nsid w:val="03B60FE6"/>
+    <w:nsid w:val="09D56CD1"/>
     <w:multiLevelType w:val="multilevel"/>
-    <w:tmpl w:val="41F82A08"/>
+    <w:tmpl w:val="D66EC0AA"/>
     <w:lvl w:ilvl="0">
       <w:start w:val="1"/>
       <w:numFmt w:val="decimal"/>
@@ -11719,9 +11665,9 @@
     </w:lvl>
   </w:abstractNum>
   <w:abstractNum w:abstractNumId="7" w15:restartNumberingAfterBreak="0">
-    <w:nsid w:val="03B84B5C"/>
+    <w:nsid w:val="0B1310B1"/>
     <w:multiLevelType w:val="multilevel"/>
-    <w:tmpl w:val="BDFCE8AA"/>
+    <w:tmpl w:val="373085D2"/>
     <w:lvl w:ilvl="0">
       <w:start w:val="1"/>
       <w:numFmt w:val="bullet"/>
@@ -11868,9 +11814,9 @@
     </w:lvl>
   </w:abstractNum>
   <w:abstractNum w:abstractNumId="8" w15:restartNumberingAfterBreak="0">
-    <w:nsid w:val="04AA2A9F"/>
+    <w:nsid w:val="0E190D9E"/>
     <w:multiLevelType w:val="multilevel"/>
-    <w:tmpl w:val="95682514"/>
+    <w:tmpl w:val="29A4BC62"/>
     <w:lvl w:ilvl="0">
       <w:start w:val="1"/>
       <w:numFmt w:val="bullet"/>
@@ -12017,13 +11963,13 @@
     </w:lvl>
   </w:abstractNum>
   <w:abstractNum w:abstractNumId="9" w15:restartNumberingAfterBreak="0">
-    <w:nsid w:val="0768594A"/>
+    <w:nsid w:val="10EC50EE"/>
     <w:multiLevelType w:val="multilevel"/>
-    <w:tmpl w:val="48EE62F8"/>
+    <w:tmpl w:val="DDF8F72C"/>
     <w:lvl w:ilvl="0">
       <w:start w:val="1"/>
-      <w:numFmt w:val="bullet"/>
-      <w:lvlText w:val=""/>
+      <w:numFmt w:val="decimal"/>
+      <w:lvlText w:val="%1."/>
       <w:lvlJc w:val="left"/>
       <w:pPr>
         <w:tabs>
@@ -12031,12 +11977,8 @@
         </w:tabs>
         <w:ind w:left="720" w:hanging="360"/>
       </w:pPr>
-      <w:rPr>
-        <w:rFonts w:ascii="Symbol" w:hAnsi="Symbol" w:hint="default"/>
-        <w:sz w:val="20"/>
-      </w:rPr>
-    </w:lvl>
-    <w:lvl w:ilvl="1" w:tentative="1">
+    </w:lvl>
+    <w:lvl w:ilvl="1">
       <w:start w:val="1"/>
       <w:numFmt w:val="bullet"/>
       <w:lvlText w:val="o"/>
@@ -12054,8 +11996,8 @@
     </w:lvl>
     <w:lvl w:ilvl="2" w:tentative="1">
       <w:start w:val="1"/>
-      <w:numFmt w:val="bullet"/>
-      <w:lvlText w:val=""/>
+      <w:numFmt w:val="decimal"/>
+      <w:lvlText w:val="%3."/>
       <w:lvlJc w:val="left"/>
       <w:pPr>
         <w:tabs>
@@ -12063,15 +12005,11 @@
         </w:tabs>
         <w:ind w:left="2160" w:hanging="360"/>
       </w:pPr>
-      <w:rPr>
-        <w:rFonts w:ascii="Wingdings" w:hAnsi="Wingdings" w:hint="default"/>
-        <w:sz w:val="20"/>
-      </w:rPr>
     </w:lvl>
     <w:lvl w:ilvl="3" w:tentative="1">
       <w:start w:val="1"/>
-      <w:numFmt w:val="bullet"/>
-      <w:lvlText w:val=""/>
+      <w:numFmt w:val="decimal"/>
+      <w:lvlText w:val="%4."/>
       <w:lvlJc w:val="left"/>
       <w:pPr>
         <w:tabs>
@@ -12079,15 +12017,11 @@
         </w:tabs>
         <w:ind w:left="2880" w:hanging="360"/>
       </w:pPr>
-      <w:rPr>
-        <w:rFonts w:ascii="Wingdings" w:hAnsi="Wingdings" w:hint="default"/>
-        <w:sz w:val="20"/>
-      </w:rPr>
     </w:lvl>
     <w:lvl w:ilvl="4" w:tentative="1">
       <w:start w:val="1"/>
-      <w:numFmt w:val="bullet"/>
-      <w:lvlText w:val=""/>
+      <w:numFmt w:val="decimal"/>
+      <w:lvlText w:val="%5."/>
       <w:lvlJc w:val="left"/>
       <w:pPr>
         <w:tabs>
@@ -12095,15 +12029,11 @@
         </w:tabs>
         <w:ind w:left="3600" w:hanging="360"/>
       </w:pPr>
-      <w:rPr>
-        <w:rFonts w:ascii="Wingdings" w:hAnsi="Wingdings" w:hint="default"/>
-        <w:sz w:val="20"/>
-      </w:rPr>
     </w:lvl>
     <w:lvl w:ilvl="5" w:tentative="1">
       <w:start w:val="1"/>
-      <w:numFmt w:val="bullet"/>
-      <w:lvlText w:val=""/>
+      <w:numFmt w:val="decimal"/>
+      <w:lvlText w:val="%6."/>
       <w:lvlJc w:val="left"/>
       <w:pPr>
         <w:tabs>
@@ -12111,15 +12041,11 @@
         </w:tabs>
         <w:ind w:left="4320" w:hanging="360"/>
       </w:pPr>
-      <w:rPr>
-        <w:rFonts w:ascii="Wingdings" w:hAnsi="Wingdings" w:hint="default"/>
-        <w:sz w:val="20"/>
-      </w:rPr>
     </w:lvl>
     <w:lvl w:ilvl="6" w:tentative="1">
       <w:start w:val="1"/>
-      <w:numFmt w:val="bullet"/>
-      <w:lvlText w:val=""/>
+      <w:numFmt w:val="decimal"/>
+      <w:lvlText w:val="%7."/>
       <w:lvlJc w:val="left"/>
       <w:pPr>
         <w:tabs>
@@ -12127,15 +12053,11 @@
         </w:tabs>
         <w:ind w:left="5040" w:hanging="360"/>
       </w:pPr>
-      <w:rPr>
-        <w:rFonts w:ascii="Wingdings" w:hAnsi="Wingdings" w:hint="default"/>
-        <w:sz w:val="20"/>
-      </w:rPr>
     </w:lvl>
     <w:lvl w:ilvl="7" w:tentative="1">
       <w:start w:val="1"/>
-      <w:numFmt w:val="bullet"/>
-      <w:lvlText w:val=""/>
+      <w:numFmt w:val="decimal"/>
+      <w:lvlText w:val="%8."/>
       <w:lvlJc w:val="left"/>
       <w:pPr>
         <w:tabs>
@@ -12143,15 +12065,11 @@
         </w:tabs>
         <w:ind w:left="5760" w:hanging="360"/>
       </w:pPr>
-      <w:rPr>
-        <w:rFonts w:ascii="Wingdings" w:hAnsi="Wingdings" w:hint="default"/>
-        <w:sz w:val="20"/>
-      </w:rPr>
     </w:lvl>
     <w:lvl w:ilvl="8" w:tentative="1">
       <w:start w:val="1"/>
-      <w:numFmt w:val="bullet"/>
-      <w:lvlText w:val=""/>
+      <w:numFmt w:val="decimal"/>
+      <w:lvlText w:val="%9."/>
       <w:lvlJc w:val="left"/>
       <w:pPr>
         <w:tabs>
@@ -12159,16 +12077,12 @@
         </w:tabs>
         <w:ind w:left="6480" w:hanging="360"/>
       </w:pPr>
-      <w:rPr>
-        <w:rFonts w:ascii="Wingdings" w:hAnsi="Wingdings" w:hint="default"/>
-        <w:sz w:val="20"/>
-      </w:rPr>
     </w:lvl>
   </w:abstractNum>
   <w:abstractNum w:abstractNumId="10" w15:restartNumberingAfterBreak="0">
-    <w:nsid w:val="0A6A2808"/>
+    <w:nsid w:val="110E6BF6"/>
     <w:multiLevelType w:val="multilevel"/>
-    <w:tmpl w:val="F3825D78"/>
+    <w:tmpl w:val="31760D5C"/>
     <w:lvl w:ilvl="0">
       <w:start w:val="1"/>
       <w:numFmt w:val="bullet"/>
@@ -12315,9 +12229,307 @@
     </w:lvl>
   </w:abstractNum>
   <w:abstractNum w:abstractNumId="11" w15:restartNumberingAfterBreak="0">
-    <w:nsid w:val="0D0400E8"/>
+    <w:nsid w:val="11E70D08"/>
     <w:multiLevelType w:val="multilevel"/>
-    <w:tmpl w:val="DDE2DB26"/>
+    <w:tmpl w:val="6106A910"/>
+    <w:lvl w:ilvl="0">
+      <w:start w:val="1"/>
+      <w:numFmt w:val="bullet"/>
+      <w:lvlText w:val=""/>
+      <w:lvlJc w:val="left"/>
+      <w:pPr>
+        <w:tabs>
+          <w:tab w:val="num" w:pos="720"/>
+        </w:tabs>
+        <w:ind w:left="720" w:hanging="360"/>
+      </w:pPr>
+      <w:rPr>
+        <w:rFonts w:ascii="Symbol" w:hAnsi="Symbol" w:hint="default"/>
+        <w:sz w:val="20"/>
+      </w:rPr>
+    </w:lvl>
+    <w:lvl w:ilvl="1" w:tentative="1">
+      <w:start w:val="1"/>
+      <w:numFmt w:val="bullet"/>
+      <w:lvlText w:val="o"/>
+      <w:lvlJc w:val="left"/>
+      <w:pPr>
+        <w:tabs>
+          <w:tab w:val="num" w:pos="1440"/>
+        </w:tabs>
+        <w:ind w:left="1440" w:hanging="360"/>
+      </w:pPr>
+      <w:rPr>
+        <w:rFonts w:ascii="Courier New" w:hAnsi="Courier New" w:hint="default"/>
+        <w:sz w:val="20"/>
+      </w:rPr>
+    </w:lvl>
+    <w:lvl w:ilvl="2" w:tentative="1">
+      <w:start w:val="1"/>
+      <w:numFmt w:val="bullet"/>
+      <w:lvlText w:val=""/>
+      <w:lvlJc w:val="left"/>
+      <w:pPr>
+        <w:tabs>
+          <w:tab w:val="num" w:pos="2160"/>
+        </w:tabs>
+        <w:ind w:left="2160" w:hanging="360"/>
+      </w:pPr>
+      <w:rPr>
+        <w:rFonts w:ascii="Wingdings" w:hAnsi="Wingdings" w:hint="default"/>
+        <w:sz w:val="20"/>
+      </w:rPr>
+    </w:lvl>
+    <w:lvl w:ilvl="3" w:tentative="1">
+      <w:start w:val="1"/>
+      <w:numFmt w:val="bullet"/>
+      <w:lvlText w:val=""/>
+      <w:lvlJc w:val="left"/>
+      <w:pPr>
+        <w:tabs>
+          <w:tab w:val="num" w:pos="2880"/>
+        </w:tabs>
+        <w:ind w:left="2880" w:hanging="360"/>
+      </w:pPr>
+      <w:rPr>
+        <w:rFonts w:ascii="Wingdings" w:hAnsi="Wingdings" w:hint="default"/>
+        <w:sz w:val="20"/>
+      </w:rPr>
+    </w:lvl>
+    <w:lvl w:ilvl="4" w:tentative="1">
+      <w:start w:val="1"/>
+      <w:numFmt w:val="bullet"/>
+      <w:lvlText w:val=""/>
+      <w:lvlJc w:val="left"/>
+      <w:pPr>
+        <w:tabs>
+          <w:tab w:val="num" w:pos="3600"/>
+        </w:tabs>
+        <w:ind w:left="3600" w:hanging="360"/>
+      </w:pPr>
+      <w:rPr>
+        <w:rFonts w:ascii="Wingdings" w:hAnsi="Wingdings" w:hint="default"/>
+        <w:sz w:val="20"/>
+      </w:rPr>
+    </w:lvl>
+    <w:lvl w:ilvl="5" w:tentative="1">
+      <w:start w:val="1"/>
+      <w:numFmt w:val="bullet"/>
+      <w:lvlText w:val=""/>
+      <w:lvlJc w:val="left"/>
+      <w:pPr>
+        <w:tabs>
+          <w:tab w:val="num" w:pos="4320"/>
+        </w:tabs>
+        <w:ind w:left="4320" w:hanging="360"/>
+      </w:pPr>
+      <w:rPr>
+        <w:rFonts w:ascii="Wingdings" w:hAnsi="Wingdings" w:hint="default"/>
+        <w:sz w:val="20"/>
+      </w:rPr>
+    </w:lvl>
+    <w:lvl w:ilvl="6" w:tentative="1">
+      <w:start w:val="1"/>
+      <w:numFmt w:val="bullet"/>
+      <w:lvlText w:val=""/>
+      <w:lvlJc w:val="left"/>
+      <w:pPr>
+        <w:tabs>
+          <w:tab w:val="num" w:pos="5040"/>
+        </w:tabs>
+        <w:ind w:left="5040" w:hanging="360"/>
+      </w:pPr>
+      <w:rPr>
+        <w:rFonts w:ascii="Wingdings" w:hAnsi="Wingdings" w:hint="default"/>
+        <w:sz w:val="20"/>
+      </w:rPr>
+    </w:lvl>
+    <w:lvl w:ilvl="7" w:tentative="1">
+      <w:start w:val="1"/>
+      <w:numFmt w:val="bullet"/>
+      <w:lvlText w:val=""/>
+      <w:lvlJc w:val="left"/>
+      <w:pPr>
+        <w:tabs>
+          <w:tab w:val="num" w:pos="5760"/>
+        </w:tabs>
+        <w:ind w:left="5760" w:hanging="360"/>
+      </w:pPr>
+      <w:rPr>
+        <w:rFonts w:ascii="Wingdings" w:hAnsi="Wingdings" w:hint="default"/>
+        <w:sz w:val="20"/>
+      </w:rPr>
+    </w:lvl>
+    <w:lvl w:ilvl="8" w:tentative="1">
+      <w:start w:val="1"/>
+      <w:numFmt w:val="bullet"/>
+      <w:lvlText w:val=""/>
+      <w:lvlJc w:val="left"/>
+      <w:pPr>
+        <w:tabs>
+          <w:tab w:val="num" w:pos="6480"/>
+        </w:tabs>
+        <w:ind w:left="6480" w:hanging="360"/>
+      </w:pPr>
+      <w:rPr>
+        <w:rFonts w:ascii="Wingdings" w:hAnsi="Wingdings" w:hint="default"/>
+        <w:sz w:val="20"/>
+      </w:rPr>
+    </w:lvl>
+  </w:abstractNum>
+  <w:abstractNum w:abstractNumId="12" w15:restartNumberingAfterBreak="0">
+    <w:nsid w:val="12C000C6"/>
+    <w:multiLevelType w:val="multilevel"/>
+    <w:tmpl w:val="ADD66794"/>
+    <w:lvl w:ilvl="0">
+      <w:start w:val="1"/>
+      <w:numFmt w:val="bullet"/>
+      <w:lvlText w:val=""/>
+      <w:lvlJc w:val="left"/>
+      <w:pPr>
+        <w:tabs>
+          <w:tab w:val="num" w:pos="720"/>
+        </w:tabs>
+        <w:ind w:left="720" w:hanging="360"/>
+      </w:pPr>
+      <w:rPr>
+        <w:rFonts w:ascii="Symbol" w:hAnsi="Symbol" w:hint="default"/>
+        <w:sz w:val="20"/>
+      </w:rPr>
+    </w:lvl>
+    <w:lvl w:ilvl="1" w:tentative="1">
+      <w:start w:val="1"/>
+      <w:numFmt w:val="bullet"/>
+      <w:lvlText w:val="o"/>
+      <w:lvlJc w:val="left"/>
+      <w:pPr>
+        <w:tabs>
+          <w:tab w:val="num" w:pos="1440"/>
+        </w:tabs>
+        <w:ind w:left="1440" w:hanging="360"/>
+      </w:pPr>
+      <w:rPr>
+        <w:rFonts w:ascii="Courier New" w:hAnsi="Courier New" w:hint="default"/>
+        <w:sz w:val="20"/>
+      </w:rPr>
+    </w:lvl>
+    <w:lvl w:ilvl="2" w:tentative="1">
+      <w:start w:val="1"/>
+      <w:numFmt w:val="bullet"/>
+      <w:lvlText w:val=""/>
+      <w:lvlJc w:val="left"/>
+      <w:pPr>
+        <w:tabs>
+          <w:tab w:val="num" w:pos="2160"/>
+        </w:tabs>
+        <w:ind w:left="2160" w:hanging="360"/>
+      </w:pPr>
+      <w:rPr>
+        <w:rFonts w:ascii="Wingdings" w:hAnsi="Wingdings" w:hint="default"/>
+        <w:sz w:val="20"/>
+      </w:rPr>
+    </w:lvl>
+    <w:lvl w:ilvl="3" w:tentative="1">
+      <w:start w:val="1"/>
+      <w:numFmt w:val="bullet"/>
+      <w:lvlText w:val=""/>
+      <w:lvlJc w:val="left"/>
+      <w:pPr>
+        <w:tabs>
+          <w:tab w:val="num" w:pos="2880"/>
+        </w:tabs>
+        <w:ind w:left="2880" w:hanging="360"/>
+      </w:pPr>
+      <w:rPr>
+        <w:rFonts w:ascii="Wingdings" w:hAnsi="Wingdings" w:hint="default"/>
+        <w:sz w:val="20"/>
+      </w:rPr>
+    </w:lvl>
+    <w:lvl w:ilvl="4" w:tentative="1">
+      <w:start w:val="1"/>
+      <w:numFmt w:val="bullet"/>
+      <w:lvlText w:val=""/>
+      <w:lvlJc w:val="left"/>
+      <w:pPr>
+        <w:tabs>
+          <w:tab w:val="num" w:pos="3600"/>
+        </w:tabs>
+        <w:ind w:left="3600" w:hanging="360"/>
+      </w:pPr>
+      <w:rPr>
+        <w:rFonts w:ascii="Wingdings" w:hAnsi="Wingdings" w:hint="default"/>
+        <w:sz w:val="20"/>
+      </w:rPr>
+    </w:lvl>
+    <w:lvl w:ilvl="5" w:tentative="1">
+      <w:start w:val="1"/>
+      <w:numFmt w:val="bullet"/>
+      <w:lvlText w:val=""/>
+      <w:lvlJc w:val="left"/>
+      <w:pPr>
+        <w:tabs>
+          <w:tab w:val="num" w:pos="4320"/>
+        </w:tabs>
+        <w:ind w:left="4320" w:hanging="360"/>
+      </w:pPr>
+      <w:rPr>
+        <w:rFonts w:ascii="Wingdings" w:hAnsi="Wingdings" w:hint="default"/>
+        <w:sz w:val="20"/>
+      </w:rPr>
+    </w:lvl>
+    <w:lvl w:ilvl="6" w:tentative="1">
+      <w:start w:val="1"/>
+      <w:numFmt w:val="bullet"/>
+      <w:lvlText w:val=""/>
+      <w:lvlJc w:val="left"/>
+      <w:pPr>
+        <w:tabs>
+          <w:tab w:val="num" w:pos="5040"/>
+        </w:tabs>
+        <w:ind w:left="5040" w:hanging="360"/>
+      </w:pPr>
+      <w:rPr>
+        <w:rFonts w:ascii="Wingdings" w:hAnsi="Wingdings" w:hint="default"/>
+        <w:sz w:val="20"/>
+      </w:rPr>
+    </w:lvl>
+    <w:lvl w:ilvl="7" w:tentative="1">
+      <w:start w:val="1"/>
+      <w:numFmt w:val="bullet"/>
+      <w:lvlText w:val=""/>
+      <w:lvlJc w:val="left"/>
+      <w:pPr>
+        <w:tabs>
+          <w:tab w:val="num" w:pos="5760"/>
+        </w:tabs>
+        <w:ind w:left="5760" w:hanging="360"/>
+      </w:pPr>
+      <w:rPr>
+        <w:rFonts w:ascii="Wingdings" w:hAnsi="Wingdings" w:hint="default"/>
+        <w:sz w:val="20"/>
+      </w:rPr>
+    </w:lvl>
+    <w:lvl w:ilvl="8" w:tentative="1">
+      <w:start w:val="1"/>
+      <w:numFmt w:val="bullet"/>
+      <w:lvlText w:val=""/>
+      <w:lvlJc w:val="left"/>
+      <w:pPr>
+        <w:tabs>
+          <w:tab w:val="num" w:pos="6480"/>
+        </w:tabs>
+        <w:ind w:left="6480" w:hanging="360"/>
+      </w:pPr>
+      <w:rPr>
+        <w:rFonts w:ascii="Wingdings" w:hAnsi="Wingdings" w:hint="default"/>
+        <w:sz w:val="20"/>
+      </w:rPr>
+    </w:lvl>
+  </w:abstractNum>
+  <w:abstractNum w:abstractNumId="13" w15:restartNumberingAfterBreak="0">
+    <w:nsid w:val="13317AFB"/>
+    <w:multiLevelType w:val="multilevel"/>
+    <w:tmpl w:val="A8461B2A"/>
     <w:lvl w:ilvl="0">
       <w:start w:val="1"/>
       <w:numFmt w:val="decimal"/>
@@ -12431,10 +12643,10 @@
       </w:pPr>
     </w:lvl>
   </w:abstractNum>
-  <w:abstractNum w:abstractNumId="12" w15:restartNumberingAfterBreak="0">
-    <w:nsid w:val="0DB6367D"/>
+  <w:abstractNum w:abstractNumId="14" w15:restartNumberingAfterBreak="0">
+    <w:nsid w:val="147B734A"/>
     <w:multiLevelType w:val="multilevel"/>
-    <w:tmpl w:val="0A723B96"/>
+    <w:tmpl w:val="621ADB72"/>
     <w:lvl w:ilvl="0">
       <w:start w:val="1"/>
       <w:numFmt w:val="bullet"/>
@@ -12580,10 +12792,159 @@
       </w:rPr>
     </w:lvl>
   </w:abstractNum>
-  <w:abstractNum w:abstractNumId="13" w15:restartNumberingAfterBreak="0">
-    <w:nsid w:val="0FE31E07"/>
+  <w:abstractNum w:abstractNumId="15" w15:restartNumberingAfterBreak="0">
+    <w:nsid w:val="155625BC"/>
     <w:multiLevelType w:val="multilevel"/>
-    <w:tmpl w:val="56EE3C26"/>
+    <w:tmpl w:val="A1FE3706"/>
+    <w:lvl w:ilvl="0">
+      <w:start w:val="1"/>
+      <w:numFmt w:val="bullet"/>
+      <w:lvlText w:val=""/>
+      <w:lvlJc w:val="left"/>
+      <w:pPr>
+        <w:tabs>
+          <w:tab w:val="num" w:pos="720"/>
+        </w:tabs>
+        <w:ind w:left="720" w:hanging="360"/>
+      </w:pPr>
+      <w:rPr>
+        <w:rFonts w:ascii="Symbol" w:hAnsi="Symbol" w:hint="default"/>
+        <w:sz w:val="20"/>
+      </w:rPr>
+    </w:lvl>
+    <w:lvl w:ilvl="1" w:tentative="1">
+      <w:start w:val="1"/>
+      <w:numFmt w:val="bullet"/>
+      <w:lvlText w:val="o"/>
+      <w:lvlJc w:val="left"/>
+      <w:pPr>
+        <w:tabs>
+          <w:tab w:val="num" w:pos="1440"/>
+        </w:tabs>
+        <w:ind w:left="1440" w:hanging="360"/>
+      </w:pPr>
+      <w:rPr>
+        <w:rFonts w:ascii="Courier New" w:hAnsi="Courier New" w:hint="default"/>
+        <w:sz w:val="20"/>
+      </w:rPr>
+    </w:lvl>
+    <w:lvl w:ilvl="2" w:tentative="1">
+      <w:start w:val="1"/>
+      <w:numFmt w:val="bullet"/>
+      <w:lvlText w:val=""/>
+      <w:lvlJc w:val="left"/>
+      <w:pPr>
+        <w:tabs>
+          <w:tab w:val="num" w:pos="2160"/>
+        </w:tabs>
+        <w:ind w:left="2160" w:hanging="360"/>
+      </w:pPr>
+      <w:rPr>
+        <w:rFonts w:ascii="Wingdings" w:hAnsi="Wingdings" w:hint="default"/>
+        <w:sz w:val="20"/>
+      </w:rPr>
+    </w:lvl>
+    <w:lvl w:ilvl="3" w:tentative="1">
+      <w:start w:val="1"/>
+      <w:numFmt w:val="bullet"/>
+      <w:lvlText w:val=""/>
+      <w:lvlJc w:val="left"/>
+      <w:pPr>
+        <w:tabs>
+          <w:tab w:val="num" w:pos="2880"/>
+        </w:tabs>
+        <w:ind w:left="2880" w:hanging="360"/>
+      </w:pPr>
+      <w:rPr>
+        <w:rFonts w:ascii="Wingdings" w:hAnsi="Wingdings" w:hint="default"/>
+        <w:sz w:val="20"/>
+      </w:rPr>
+    </w:lvl>
+    <w:lvl w:ilvl="4" w:tentative="1">
+      <w:start w:val="1"/>
+      <w:numFmt w:val="bullet"/>
+      <w:lvlText w:val=""/>
+      <w:lvlJc w:val="left"/>
+      <w:pPr>
+        <w:tabs>
+          <w:tab w:val="num" w:pos="3600"/>
+        </w:tabs>
+        <w:ind w:left="3600" w:hanging="360"/>
+      </w:pPr>
+      <w:rPr>
+        <w:rFonts w:ascii="Wingdings" w:hAnsi="Wingdings" w:hint="default"/>
+        <w:sz w:val="20"/>
+      </w:rPr>
+    </w:lvl>
+    <w:lvl w:ilvl="5" w:tentative="1">
+      <w:start w:val="1"/>
+      <w:numFmt w:val="bullet"/>
+      <w:lvlText w:val=""/>
+      <w:lvlJc w:val="left"/>
+      <w:pPr>
+        <w:tabs>
+          <w:tab w:val="num" w:pos="4320"/>
+        </w:tabs>
+        <w:ind w:left="4320" w:hanging="360"/>
+      </w:pPr>
+      <w:rPr>
+        <w:rFonts w:ascii="Wingdings" w:hAnsi="Wingdings" w:hint="default"/>
+        <w:sz w:val="20"/>
+      </w:rPr>
+    </w:lvl>
+    <w:lvl w:ilvl="6" w:tentative="1">
+      <w:start w:val="1"/>
+      <w:numFmt w:val="bullet"/>
+      <w:lvlText w:val=""/>
+      <w:lvlJc w:val="left"/>
+      <w:pPr>
+        <w:tabs>
+          <w:tab w:val="num" w:pos="5040"/>
+        </w:tabs>
+        <w:ind w:left="5040" w:hanging="360"/>
+      </w:pPr>
+      <w:rPr>
+        <w:rFonts w:ascii="Wingdings" w:hAnsi="Wingdings" w:hint="default"/>
+        <w:sz w:val="20"/>
+      </w:rPr>
+    </w:lvl>
+    <w:lvl w:ilvl="7" w:tentative="1">
+      <w:start w:val="1"/>
+      <w:numFmt w:val="bullet"/>
+      <w:lvlText w:val=""/>
+      <w:lvlJc w:val="left"/>
+      <w:pPr>
+        <w:tabs>
+          <w:tab w:val="num" w:pos="5760"/>
+        </w:tabs>
+        <w:ind w:left="5760" w:hanging="360"/>
+      </w:pPr>
+      <w:rPr>
+        <w:rFonts w:ascii="Wingdings" w:hAnsi="Wingdings" w:hint="default"/>
+        <w:sz w:val="20"/>
+      </w:rPr>
+    </w:lvl>
+    <w:lvl w:ilvl="8" w:tentative="1">
+      <w:start w:val="1"/>
+      <w:numFmt w:val="bullet"/>
+      <w:lvlText w:val=""/>
+      <w:lvlJc w:val="left"/>
+      <w:pPr>
+        <w:tabs>
+          <w:tab w:val="num" w:pos="6480"/>
+        </w:tabs>
+        <w:ind w:left="6480" w:hanging="360"/>
+      </w:pPr>
+      <w:rPr>
+        <w:rFonts w:ascii="Wingdings" w:hAnsi="Wingdings" w:hint="default"/>
+        <w:sz w:val="20"/>
+      </w:rPr>
+    </w:lvl>
+  </w:abstractNum>
+  <w:abstractNum w:abstractNumId="16" w15:restartNumberingAfterBreak="0">
+    <w:nsid w:val="156F737D"/>
+    <w:multiLevelType w:val="multilevel"/>
+    <w:tmpl w:val="9D3A34F6"/>
     <w:lvl w:ilvl="0">
       <w:start w:val="1"/>
       <w:numFmt w:val="decimal"/>
@@ -12697,10 +13058,308 @@
       </w:pPr>
     </w:lvl>
   </w:abstractNum>
-  <w:abstractNum w:abstractNumId="14" w15:restartNumberingAfterBreak="0">
-    <w:nsid w:val="10193E77"/>
+  <w:abstractNum w:abstractNumId="17" w15:restartNumberingAfterBreak="0">
+    <w:nsid w:val="1716567F"/>
     <w:multiLevelType w:val="multilevel"/>
-    <w:tmpl w:val="3CF88260"/>
+    <w:tmpl w:val="FEF6AB0C"/>
+    <w:lvl w:ilvl="0">
+      <w:start w:val="1"/>
+      <w:numFmt w:val="bullet"/>
+      <w:lvlText w:val=""/>
+      <w:lvlJc w:val="left"/>
+      <w:pPr>
+        <w:tabs>
+          <w:tab w:val="num" w:pos="720"/>
+        </w:tabs>
+        <w:ind w:left="720" w:hanging="360"/>
+      </w:pPr>
+      <w:rPr>
+        <w:rFonts w:ascii="Symbol" w:hAnsi="Symbol" w:hint="default"/>
+        <w:sz w:val="20"/>
+      </w:rPr>
+    </w:lvl>
+    <w:lvl w:ilvl="1" w:tentative="1">
+      <w:start w:val="1"/>
+      <w:numFmt w:val="bullet"/>
+      <w:lvlText w:val="o"/>
+      <w:lvlJc w:val="left"/>
+      <w:pPr>
+        <w:tabs>
+          <w:tab w:val="num" w:pos="1440"/>
+        </w:tabs>
+        <w:ind w:left="1440" w:hanging="360"/>
+      </w:pPr>
+      <w:rPr>
+        <w:rFonts w:ascii="Courier New" w:hAnsi="Courier New" w:hint="default"/>
+        <w:sz w:val="20"/>
+      </w:rPr>
+    </w:lvl>
+    <w:lvl w:ilvl="2" w:tentative="1">
+      <w:start w:val="1"/>
+      <w:numFmt w:val="bullet"/>
+      <w:lvlText w:val=""/>
+      <w:lvlJc w:val="left"/>
+      <w:pPr>
+        <w:tabs>
+          <w:tab w:val="num" w:pos="2160"/>
+        </w:tabs>
+        <w:ind w:left="2160" w:hanging="360"/>
+      </w:pPr>
+      <w:rPr>
+        <w:rFonts w:ascii="Wingdings" w:hAnsi="Wingdings" w:hint="default"/>
+        <w:sz w:val="20"/>
+      </w:rPr>
+    </w:lvl>
+    <w:lvl w:ilvl="3" w:tentative="1">
+      <w:start w:val="1"/>
+      <w:numFmt w:val="bullet"/>
+      <w:lvlText w:val=""/>
+      <w:lvlJc w:val="left"/>
+      <w:pPr>
+        <w:tabs>
+          <w:tab w:val="num" w:pos="2880"/>
+        </w:tabs>
+        <w:ind w:left="2880" w:hanging="360"/>
+      </w:pPr>
+      <w:rPr>
+        <w:rFonts w:ascii="Wingdings" w:hAnsi="Wingdings" w:hint="default"/>
+        <w:sz w:val="20"/>
+      </w:rPr>
+    </w:lvl>
+    <w:lvl w:ilvl="4" w:tentative="1">
+      <w:start w:val="1"/>
+      <w:numFmt w:val="bullet"/>
+      <w:lvlText w:val=""/>
+      <w:lvlJc w:val="left"/>
+      <w:pPr>
+        <w:tabs>
+          <w:tab w:val="num" w:pos="3600"/>
+        </w:tabs>
+        <w:ind w:left="3600" w:hanging="360"/>
+      </w:pPr>
+      <w:rPr>
+        <w:rFonts w:ascii="Wingdings" w:hAnsi="Wingdings" w:hint="default"/>
+        <w:sz w:val="20"/>
+      </w:rPr>
+    </w:lvl>
+    <w:lvl w:ilvl="5" w:tentative="1">
+      <w:start w:val="1"/>
+      <w:numFmt w:val="bullet"/>
+      <w:lvlText w:val=""/>
+      <w:lvlJc w:val="left"/>
+      <w:pPr>
+        <w:tabs>
+          <w:tab w:val="num" w:pos="4320"/>
+        </w:tabs>
+        <w:ind w:left="4320" w:hanging="360"/>
+      </w:pPr>
+      <w:rPr>
+        <w:rFonts w:ascii="Wingdings" w:hAnsi="Wingdings" w:hint="default"/>
+        <w:sz w:val="20"/>
+      </w:rPr>
+    </w:lvl>
+    <w:lvl w:ilvl="6" w:tentative="1">
+      <w:start w:val="1"/>
+      <w:numFmt w:val="bullet"/>
+      <w:lvlText w:val=""/>
+      <w:lvlJc w:val="left"/>
+      <w:pPr>
+        <w:tabs>
+          <w:tab w:val="num" w:pos="5040"/>
+        </w:tabs>
+        <w:ind w:left="5040" w:hanging="360"/>
+      </w:pPr>
+      <w:rPr>
+        <w:rFonts w:ascii="Wingdings" w:hAnsi="Wingdings" w:hint="default"/>
+        <w:sz w:val="20"/>
+      </w:rPr>
+    </w:lvl>
+    <w:lvl w:ilvl="7" w:tentative="1">
+      <w:start w:val="1"/>
+      <w:numFmt w:val="bullet"/>
+      <w:lvlText w:val=""/>
+      <w:lvlJc w:val="left"/>
+      <w:pPr>
+        <w:tabs>
+          <w:tab w:val="num" w:pos="5760"/>
+        </w:tabs>
+        <w:ind w:left="5760" w:hanging="360"/>
+      </w:pPr>
+      <w:rPr>
+        <w:rFonts w:ascii="Wingdings" w:hAnsi="Wingdings" w:hint="default"/>
+        <w:sz w:val="20"/>
+      </w:rPr>
+    </w:lvl>
+    <w:lvl w:ilvl="8" w:tentative="1">
+      <w:start w:val="1"/>
+      <w:numFmt w:val="bullet"/>
+      <w:lvlText w:val=""/>
+      <w:lvlJc w:val="left"/>
+      <w:pPr>
+        <w:tabs>
+          <w:tab w:val="num" w:pos="6480"/>
+        </w:tabs>
+        <w:ind w:left="6480" w:hanging="360"/>
+      </w:pPr>
+      <w:rPr>
+        <w:rFonts w:ascii="Wingdings" w:hAnsi="Wingdings" w:hint="default"/>
+        <w:sz w:val="20"/>
+      </w:rPr>
+    </w:lvl>
+  </w:abstractNum>
+  <w:abstractNum w:abstractNumId="18" w15:restartNumberingAfterBreak="0">
+    <w:nsid w:val="177D57E9"/>
+    <w:multiLevelType w:val="multilevel"/>
+    <w:tmpl w:val="A970A12E"/>
+    <w:lvl w:ilvl="0">
+      <w:start w:val="1"/>
+      <w:numFmt w:val="bullet"/>
+      <w:lvlText w:val=""/>
+      <w:lvlJc w:val="left"/>
+      <w:pPr>
+        <w:tabs>
+          <w:tab w:val="num" w:pos="720"/>
+        </w:tabs>
+        <w:ind w:left="720" w:hanging="360"/>
+      </w:pPr>
+      <w:rPr>
+        <w:rFonts w:ascii="Symbol" w:hAnsi="Symbol" w:hint="default"/>
+        <w:sz w:val="20"/>
+      </w:rPr>
+    </w:lvl>
+    <w:lvl w:ilvl="1" w:tentative="1">
+      <w:start w:val="1"/>
+      <w:numFmt w:val="bullet"/>
+      <w:lvlText w:val="o"/>
+      <w:lvlJc w:val="left"/>
+      <w:pPr>
+        <w:tabs>
+          <w:tab w:val="num" w:pos="1440"/>
+        </w:tabs>
+        <w:ind w:left="1440" w:hanging="360"/>
+      </w:pPr>
+      <w:rPr>
+        <w:rFonts w:ascii="Courier New" w:hAnsi="Courier New" w:hint="default"/>
+        <w:sz w:val="20"/>
+      </w:rPr>
+    </w:lvl>
+    <w:lvl w:ilvl="2" w:tentative="1">
+      <w:start w:val="1"/>
+      <w:numFmt w:val="bullet"/>
+      <w:lvlText w:val=""/>
+      <w:lvlJc w:val="left"/>
+      <w:pPr>
+        <w:tabs>
+          <w:tab w:val="num" w:pos="2160"/>
+        </w:tabs>
+        <w:ind w:left="2160" w:hanging="360"/>
+      </w:pPr>
+      <w:rPr>
+        <w:rFonts w:ascii="Wingdings" w:hAnsi="Wingdings" w:hint="default"/>
+        <w:sz w:val="20"/>
+      </w:rPr>
+    </w:lvl>
+    <w:lvl w:ilvl="3" w:tentative="1">
+      <w:start w:val="1"/>
+      <w:numFmt w:val="bullet"/>
+      <w:lvlText w:val=""/>
+      <w:lvlJc w:val="left"/>
+      <w:pPr>
+        <w:tabs>
+          <w:tab w:val="num" w:pos="2880"/>
+        </w:tabs>
+        <w:ind w:left="2880" w:hanging="360"/>
+      </w:pPr>
+      <w:rPr>
+        <w:rFonts w:ascii="Wingdings" w:hAnsi="Wingdings" w:hint="default"/>
+        <w:sz w:val="20"/>
+      </w:rPr>
+    </w:lvl>
+    <w:lvl w:ilvl="4" w:tentative="1">
+      <w:start w:val="1"/>
+      <w:numFmt w:val="bullet"/>
+      <w:lvlText w:val=""/>
+      <w:lvlJc w:val="left"/>
+      <w:pPr>
+        <w:tabs>
+          <w:tab w:val="num" w:pos="3600"/>
+        </w:tabs>
+        <w:ind w:left="3600" w:hanging="360"/>
+      </w:pPr>
+      <w:rPr>
+        <w:rFonts w:ascii="Wingdings" w:hAnsi="Wingdings" w:hint="default"/>
+        <w:sz w:val="20"/>
+      </w:rPr>
+    </w:lvl>
+    <w:lvl w:ilvl="5" w:tentative="1">
+      <w:start w:val="1"/>
+      <w:numFmt w:val="bullet"/>
+      <w:lvlText w:val=""/>
+      <w:lvlJc w:val="left"/>
+      <w:pPr>
+        <w:tabs>
+          <w:tab w:val="num" w:pos="4320"/>
+        </w:tabs>
+        <w:ind w:left="4320" w:hanging="360"/>
+      </w:pPr>
+      <w:rPr>
+        <w:rFonts w:ascii="Wingdings" w:hAnsi="Wingdings" w:hint="default"/>
+        <w:sz w:val="20"/>
+      </w:rPr>
+    </w:lvl>
+    <w:lvl w:ilvl="6" w:tentative="1">
+      <w:start w:val="1"/>
+      <w:numFmt w:val="bullet"/>
+      <w:lvlText w:val=""/>
+      <w:lvlJc w:val="left"/>
+      <w:pPr>
+        <w:tabs>
+          <w:tab w:val="num" w:pos="5040"/>
+        </w:tabs>
+        <w:ind w:left="5040" w:hanging="360"/>
+      </w:pPr>
+      <w:rPr>
+        <w:rFonts w:ascii="Wingdings" w:hAnsi="Wingdings" w:hint="default"/>
+        <w:sz w:val="20"/>
+      </w:rPr>
+    </w:lvl>
+    <w:lvl w:ilvl="7" w:tentative="1">
+      <w:start w:val="1"/>
+      <w:numFmt w:val="bullet"/>
+      <w:lvlText w:val=""/>
+      <w:lvlJc w:val="left"/>
+      <w:pPr>
+        <w:tabs>
+          <w:tab w:val="num" w:pos="5760"/>
+        </w:tabs>
+        <w:ind w:left="5760" w:hanging="360"/>
+      </w:pPr>
+      <w:rPr>
+        <w:rFonts w:ascii="Wingdings" w:hAnsi="Wingdings" w:hint="default"/>
+        <w:sz w:val="20"/>
+      </w:rPr>
+    </w:lvl>
+    <w:lvl w:ilvl="8" w:tentative="1">
+      <w:start w:val="1"/>
+      <w:numFmt w:val="bullet"/>
+      <w:lvlText w:val=""/>
+      <w:lvlJc w:val="left"/>
+      <w:pPr>
+        <w:tabs>
+          <w:tab w:val="num" w:pos="6480"/>
+        </w:tabs>
+        <w:ind w:left="6480" w:hanging="360"/>
+      </w:pPr>
+      <w:rPr>
+        <w:rFonts w:ascii="Wingdings" w:hAnsi="Wingdings" w:hint="default"/>
+        <w:sz w:val="20"/>
+      </w:rPr>
+    </w:lvl>
+  </w:abstractNum>
+  <w:abstractNum w:abstractNumId="19" w15:restartNumberingAfterBreak="0">
+    <w:nsid w:val="1A607AA2"/>
+    <w:multiLevelType w:val="multilevel"/>
+    <w:tmpl w:val="D6CE18F4"/>
     <w:lvl w:ilvl="0">
       <w:start w:val="1"/>
       <w:numFmt w:val="decimal"/>
@@ -12814,10 +13473,308 @@
       </w:pPr>
     </w:lvl>
   </w:abstractNum>
-  <w:abstractNum w:abstractNumId="15" w15:restartNumberingAfterBreak="0">
-    <w:nsid w:val="115B7F9E"/>
+  <w:abstractNum w:abstractNumId="20" w15:restartNumberingAfterBreak="0">
+    <w:nsid w:val="1CFE6F06"/>
     <w:multiLevelType w:val="multilevel"/>
-    <w:tmpl w:val="4EE06578"/>
+    <w:tmpl w:val="1B109BB6"/>
+    <w:lvl w:ilvl="0">
+      <w:start w:val="1"/>
+      <w:numFmt w:val="bullet"/>
+      <w:lvlText w:val=""/>
+      <w:lvlJc w:val="left"/>
+      <w:pPr>
+        <w:tabs>
+          <w:tab w:val="num" w:pos="720"/>
+        </w:tabs>
+        <w:ind w:left="720" w:hanging="360"/>
+      </w:pPr>
+      <w:rPr>
+        <w:rFonts w:ascii="Symbol" w:hAnsi="Symbol" w:hint="default"/>
+        <w:sz w:val="20"/>
+      </w:rPr>
+    </w:lvl>
+    <w:lvl w:ilvl="1" w:tentative="1">
+      <w:start w:val="1"/>
+      <w:numFmt w:val="bullet"/>
+      <w:lvlText w:val="o"/>
+      <w:lvlJc w:val="left"/>
+      <w:pPr>
+        <w:tabs>
+          <w:tab w:val="num" w:pos="1440"/>
+        </w:tabs>
+        <w:ind w:left="1440" w:hanging="360"/>
+      </w:pPr>
+      <w:rPr>
+        <w:rFonts w:ascii="Courier New" w:hAnsi="Courier New" w:hint="default"/>
+        <w:sz w:val="20"/>
+      </w:rPr>
+    </w:lvl>
+    <w:lvl w:ilvl="2" w:tentative="1">
+      <w:start w:val="1"/>
+      <w:numFmt w:val="bullet"/>
+      <w:lvlText w:val=""/>
+      <w:lvlJc w:val="left"/>
+      <w:pPr>
+        <w:tabs>
+          <w:tab w:val="num" w:pos="2160"/>
+        </w:tabs>
+        <w:ind w:left="2160" w:hanging="360"/>
+      </w:pPr>
+      <w:rPr>
+        <w:rFonts w:ascii="Wingdings" w:hAnsi="Wingdings" w:hint="default"/>
+        <w:sz w:val="20"/>
+      </w:rPr>
+    </w:lvl>
+    <w:lvl w:ilvl="3" w:tentative="1">
+      <w:start w:val="1"/>
+      <w:numFmt w:val="bullet"/>
+      <w:lvlText w:val=""/>
+      <w:lvlJc w:val="left"/>
+      <w:pPr>
+        <w:tabs>
+          <w:tab w:val="num" w:pos="2880"/>
+        </w:tabs>
+        <w:ind w:left="2880" w:hanging="360"/>
+      </w:pPr>
+      <w:rPr>
+        <w:rFonts w:ascii="Wingdings" w:hAnsi="Wingdings" w:hint="default"/>
+        <w:sz w:val="20"/>
+      </w:rPr>
+    </w:lvl>
+    <w:lvl w:ilvl="4" w:tentative="1">
+      <w:start w:val="1"/>
+      <w:numFmt w:val="bullet"/>
+      <w:lvlText w:val=""/>
+      <w:lvlJc w:val="left"/>
+      <w:pPr>
+        <w:tabs>
+          <w:tab w:val="num" w:pos="3600"/>
+        </w:tabs>
+        <w:ind w:left="3600" w:hanging="360"/>
+      </w:pPr>
+      <w:rPr>
+        <w:rFonts w:ascii="Wingdings" w:hAnsi="Wingdings" w:hint="default"/>
+        <w:sz w:val="20"/>
+      </w:rPr>
+    </w:lvl>
+    <w:lvl w:ilvl="5" w:tentative="1">
+      <w:start w:val="1"/>
+      <w:numFmt w:val="bullet"/>
+      <w:lvlText w:val=""/>
+      <w:lvlJc w:val="left"/>
+      <w:pPr>
+        <w:tabs>
+          <w:tab w:val="num" w:pos="4320"/>
+        </w:tabs>
+        <w:ind w:left="4320" w:hanging="360"/>
+      </w:pPr>
+      <w:rPr>
+        <w:rFonts w:ascii="Wingdings" w:hAnsi="Wingdings" w:hint="default"/>
+        <w:sz w:val="20"/>
+      </w:rPr>
+    </w:lvl>
+    <w:lvl w:ilvl="6" w:tentative="1">
+      <w:start w:val="1"/>
+      <w:numFmt w:val="bullet"/>
+      <w:lvlText w:val=""/>
+      <w:lvlJc w:val="left"/>
+      <w:pPr>
+        <w:tabs>
+          <w:tab w:val="num" w:pos="5040"/>
+        </w:tabs>
+        <w:ind w:left="5040" w:hanging="360"/>
+      </w:pPr>
+      <w:rPr>
+        <w:rFonts w:ascii="Wingdings" w:hAnsi="Wingdings" w:hint="default"/>
+        <w:sz w:val="20"/>
+      </w:rPr>
+    </w:lvl>
+    <w:lvl w:ilvl="7" w:tentative="1">
+      <w:start w:val="1"/>
+      <w:numFmt w:val="bullet"/>
+      <w:lvlText w:val=""/>
+      <w:lvlJc w:val="left"/>
+      <w:pPr>
+        <w:tabs>
+          <w:tab w:val="num" w:pos="5760"/>
+        </w:tabs>
+        <w:ind w:left="5760" w:hanging="360"/>
+      </w:pPr>
+      <w:rPr>
+        <w:rFonts w:ascii="Wingdings" w:hAnsi="Wingdings" w:hint="default"/>
+        <w:sz w:val="20"/>
+      </w:rPr>
+    </w:lvl>
+    <w:lvl w:ilvl="8" w:tentative="1">
+      <w:start w:val="1"/>
+      <w:numFmt w:val="bullet"/>
+      <w:lvlText w:val=""/>
+      <w:lvlJc w:val="left"/>
+      <w:pPr>
+        <w:tabs>
+          <w:tab w:val="num" w:pos="6480"/>
+        </w:tabs>
+        <w:ind w:left="6480" w:hanging="360"/>
+      </w:pPr>
+      <w:rPr>
+        <w:rFonts w:ascii="Wingdings" w:hAnsi="Wingdings" w:hint="default"/>
+        <w:sz w:val="20"/>
+      </w:rPr>
+    </w:lvl>
+  </w:abstractNum>
+  <w:abstractNum w:abstractNumId="21" w15:restartNumberingAfterBreak="0">
+    <w:nsid w:val="1D167C71"/>
+    <w:multiLevelType w:val="multilevel"/>
+    <w:tmpl w:val="9A0EB0FE"/>
+    <w:lvl w:ilvl="0">
+      <w:start w:val="1"/>
+      <w:numFmt w:val="bullet"/>
+      <w:lvlText w:val=""/>
+      <w:lvlJc w:val="left"/>
+      <w:pPr>
+        <w:tabs>
+          <w:tab w:val="num" w:pos="720"/>
+        </w:tabs>
+        <w:ind w:left="720" w:hanging="360"/>
+      </w:pPr>
+      <w:rPr>
+        <w:rFonts w:ascii="Symbol" w:hAnsi="Symbol" w:hint="default"/>
+        <w:sz w:val="20"/>
+      </w:rPr>
+    </w:lvl>
+    <w:lvl w:ilvl="1" w:tentative="1">
+      <w:start w:val="1"/>
+      <w:numFmt w:val="bullet"/>
+      <w:lvlText w:val="o"/>
+      <w:lvlJc w:val="left"/>
+      <w:pPr>
+        <w:tabs>
+          <w:tab w:val="num" w:pos="1440"/>
+        </w:tabs>
+        <w:ind w:left="1440" w:hanging="360"/>
+      </w:pPr>
+      <w:rPr>
+        <w:rFonts w:ascii="Courier New" w:hAnsi="Courier New" w:hint="default"/>
+        <w:sz w:val="20"/>
+      </w:rPr>
+    </w:lvl>
+    <w:lvl w:ilvl="2" w:tentative="1">
+      <w:start w:val="1"/>
+      <w:numFmt w:val="bullet"/>
+      <w:lvlText w:val=""/>
+      <w:lvlJc w:val="left"/>
+      <w:pPr>
+        <w:tabs>
+          <w:tab w:val="num" w:pos="2160"/>
+        </w:tabs>
+        <w:ind w:left="2160" w:hanging="360"/>
+      </w:pPr>
+      <w:rPr>
+        <w:rFonts w:ascii="Wingdings" w:hAnsi="Wingdings" w:hint="default"/>
+        <w:sz w:val="20"/>
+      </w:rPr>
+    </w:lvl>
+    <w:lvl w:ilvl="3" w:tentative="1">
+      <w:start w:val="1"/>
+      <w:numFmt w:val="bullet"/>
+      <w:lvlText w:val=""/>
+      <w:lvlJc w:val="left"/>
+      <w:pPr>
+        <w:tabs>
+          <w:tab w:val="num" w:pos="2880"/>
+        </w:tabs>
+        <w:ind w:left="2880" w:hanging="360"/>
+      </w:pPr>
+      <w:rPr>
+        <w:rFonts w:ascii="Wingdings" w:hAnsi="Wingdings" w:hint="default"/>
+        <w:sz w:val="20"/>
+      </w:rPr>
+    </w:lvl>
+    <w:lvl w:ilvl="4" w:tentative="1">
+      <w:start w:val="1"/>
+      <w:numFmt w:val="bullet"/>
+      <w:lvlText w:val=""/>
+      <w:lvlJc w:val="left"/>
+      <w:pPr>
+        <w:tabs>
+          <w:tab w:val="num" w:pos="3600"/>
+        </w:tabs>
+        <w:ind w:left="3600" w:hanging="360"/>
+      </w:pPr>
+      <w:rPr>
+        <w:rFonts w:ascii="Wingdings" w:hAnsi="Wingdings" w:hint="default"/>
+        <w:sz w:val="20"/>
+      </w:rPr>
+    </w:lvl>
+    <w:lvl w:ilvl="5" w:tentative="1">
+      <w:start w:val="1"/>
+      <w:numFmt w:val="bullet"/>
+      <w:lvlText w:val=""/>
+      <w:lvlJc w:val="left"/>
+      <w:pPr>
+        <w:tabs>
+          <w:tab w:val="num" w:pos="4320"/>
+        </w:tabs>
+        <w:ind w:left="4320" w:hanging="360"/>
+      </w:pPr>
+      <w:rPr>
+        <w:rFonts w:ascii="Wingdings" w:hAnsi="Wingdings" w:hint="default"/>
+        <w:sz w:val="20"/>
+      </w:rPr>
+    </w:lvl>
+    <w:lvl w:ilvl="6" w:tentative="1">
+      <w:start w:val="1"/>
+      <w:numFmt w:val="bullet"/>
+      <w:lvlText w:val=""/>
+      <w:lvlJc w:val="left"/>
+      <w:pPr>
+        <w:tabs>
+          <w:tab w:val="num" w:pos="5040"/>
+        </w:tabs>
+        <w:ind w:left="5040" w:hanging="360"/>
+      </w:pPr>
+      <w:rPr>
+        <w:rFonts w:ascii="Wingdings" w:hAnsi="Wingdings" w:hint="default"/>
+        <w:sz w:val="20"/>
+      </w:rPr>
+    </w:lvl>
+    <w:lvl w:ilvl="7" w:tentative="1">
+      <w:start w:val="1"/>
+      <w:numFmt w:val="bullet"/>
+      <w:lvlText w:val=""/>
+      <w:lvlJc w:val="left"/>
+      <w:pPr>
+        <w:tabs>
+          <w:tab w:val="num" w:pos="5760"/>
+        </w:tabs>
+        <w:ind w:left="5760" w:hanging="360"/>
+      </w:pPr>
+      <w:rPr>
+        <w:rFonts w:ascii="Wingdings" w:hAnsi="Wingdings" w:hint="default"/>
+        <w:sz w:val="20"/>
+      </w:rPr>
+    </w:lvl>
+    <w:lvl w:ilvl="8" w:tentative="1">
+      <w:start w:val="1"/>
+      <w:numFmt w:val="bullet"/>
+      <w:lvlText w:val=""/>
+      <w:lvlJc w:val="left"/>
+      <w:pPr>
+        <w:tabs>
+          <w:tab w:val="num" w:pos="6480"/>
+        </w:tabs>
+        <w:ind w:left="6480" w:hanging="360"/>
+      </w:pPr>
+      <w:rPr>
+        <w:rFonts w:ascii="Wingdings" w:hAnsi="Wingdings" w:hint="default"/>
+        <w:sz w:val="20"/>
+      </w:rPr>
+    </w:lvl>
+  </w:abstractNum>
+  <w:abstractNum w:abstractNumId="22" w15:restartNumberingAfterBreak="0">
+    <w:nsid w:val="1D4A545C"/>
+    <w:multiLevelType w:val="multilevel"/>
+    <w:tmpl w:val="3E4EA7D4"/>
     <w:lvl w:ilvl="0">
       <w:start w:val="1"/>
       <w:numFmt w:val="decimal"/>
@@ -12931,308 +13888,10 @@
       </w:pPr>
     </w:lvl>
   </w:abstractNum>
-  <w:abstractNum w:abstractNumId="16" w15:restartNumberingAfterBreak="0">
-    <w:nsid w:val="163F2EF9"/>
+  <w:abstractNum w:abstractNumId="23" w15:restartNumberingAfterBreak="0">
+    <w:nsid w:val="203F58EF"/>
     <w:multiLevelType w:val="multilevel"/>
-    <w:tmpl w:val="7BB06F56"/>
-    <w:lvl w:ilvl="0">
-      <w:start w:val="1"/>
-      <w:numFmt w:val="bullet"/>
-      <w:lvlText w:val=""/>
-      <w:lvlJc w:val="left"/>
-      <w:pPr>
-        <w:tabs>
-          <w:tab w:val="num" w:pos="720"/>
-        </w:tabs>
-        <w:ind w:left="720" w:hanging="360"/>
-      </w:pPr>
-      <w:rPr>
-        <w:rFonts w:ascii="Symbol" w:hAnsi="Symbol" w:hint="default"/>
-        <w:sz w:val="20"/>
-      </w:rPr>
-    </w:lvl>
-    <w:lvl w:ilvl="1" w:tentative="1">
-      <w:start w:val="1"/>
-      <w:numFmt w:val="bullet"/>
-      <w:lvlText w:val="o"/>
-      <w:lvlJc w:val="left"/>
-      <w:pPr>
-        <w:tabs>
-          <w:tab w:val="num" w:pos="1440"/>
-        </w:tabs>
-        <w:ind w:left="1440" w:hanging="360"/>
-      </w:pPr>
-      <w:rPr>
-        <w:rFonts w:ascii="Courier New" w:hAnsi="Courier New" w:hint="default"/>
-        <w:sz w:val="20"/>
-      </w:rPr>
-    </w:lvl>
-    <w:lvl w:ilvl="2" w:tentative="1">
-      <w:start w:val="1"/>
-      <w:numFmt w:val="bullet"/>
-      <w:lvlText w:val=""/>
-      <w:lvlJc w:val="left"/>
-      <w:pPr>
-        <w:tabs>
-          <w:tab w:val="num" w:pos="2160"/>
-        </w:tabs>
-        <w:ind w:left="2160" w:hanging="360"/>
-      </w:pPr>
-      <w:rPr>
-        <w:rFonts w:ascii="Wingdings" w:hAnsi="Wingdings" w:hint="default"/>
-        <w:sz w:val="20"/>
-      </w:rPr>
-    </w:lvl>
-    <w:lvl w:ilvl="3" w:tentative="1">
-      <w:start w:val="1"/>
-      <w:numFmt w:val="bullet"/>
-      <w:lvlText w:val=""/>
-      <w:lvlJc w:val="left"/>
-      <w:pPr>
-        <w:tabs>
-          <w:tab w:val="num" w:pos="2880"/>
-        </w:tabs>
-        <w:ind w:left="2880" w:hanging="360"/>
-      </w:pPr>
-      <w:rPr>
-        <w:rFonts w:ascii="Wingdings" w:hAnsi="Wingdings" w:hint="default"/>
-        <w:sz w:val="20"/>
-      </w:rPr>
-    </w:lvl>
-    <w:lvl w:ilvl="4" w:tentative="1">
-      <w:start w:val="1"/>
-      <w:numFmt w:val="bullet"/>
-      <w:lvlText w:val=""/>
-      <w:lvlJc w:val="left"/>
-      <w:pPr>
-        <w:tabs>
-          <w:tab w:val="num" w:pos="3600"/>
-        </w:tabs>
-        <w:ind w:left="3600" w:hanging="360"/>
-      </w:pPr>
-      <w:rPr>
-        <w:rFonts w:ascii="Wingdings" w:hAnsi="Wingdings" w:hint="default"/>
-        <w:sz w:val="20"/>
-      </w:rPr>
-    </w:lvl>
-    <w:lvl w:ilvl="5" w:tentative="1">
-      <w:start w:val="1"/>
-      <w:numFmt w:val="bullet"/>
-      <w:lvlText w:val=""/>
-      <w:lvlJc w:val="left"/>
-      <w:pPr>
-        <w:tabs>
-          <w:tab w:val="num" w:pos="4320"/>
-        </w:tabs>
-        <w:ind w:left="4320" w:hanging="360"/>
-      </w:pPr>
-      <w:rPr>
-        <w:rFonts w:ascii="Wingdings" w:hAnsi="Wingdings" w:hint="default"/>
-        <w:sz w:val="20"/>
-      </w:rPr>
-    </w:lvl>
-    <w:lvl w:ilvl="6" w:tentative="1">
-      <w:start w:val="1"/>
-      <w:numFmt w:val="bullet"/>
-      <w:lvlText w:val=""/>
-      <w:lvlJc w:val="left"/>
-      <w:pPr>
-        <w:tabs>
-          <w:tab w:val="num" w:pos="5040"/>
-        </w:tabs>
-        <w:ind w:left="5040" w:hanging="360"/>
-      </w:pPr>
-      <w:rPr>
-        <w:rFonts w:ascii="Wingdings" w:hAnsi="Wingdings" w:hint="default"/>
-        <w:sz w:val="20"/>
-      </w:rPr>
-    </w:lvl>
-    <w:lvl w:ilvl="7" w:tentative="1">
-      <w:start w:val="1"/>
-      <w:numFmt w:val="bullet"/>
-      <w:lvlText w:val=""/>
-      <w:lvlJc w:val="left"/>
-      <w:pPr>
-        <w:tabs>
-          <w:tab w:val="num" w:pos="5760"/>
-        </w:tabs>
-        <w:ind w:left="5760" w:hanging="360"/>
-      </w:pPr>
-      <w:rPr>
-        <w:rFonts w:ascii="Wingdings" w:hAnsi="Wingdings" w:hint="default"/>
-        <w:sz w:val="20"/>
-      </w:rPr>
-    </w:lvl>
-    <w:lvl w:ilvl="8" w:tentative="1">
-      <w:start w:val="1"/>
-      <w:numFmt w:val="bullet"/>
-      <w:lvlText w:val=""/>
-      <w:lvlJc w:val="left"/>
-      <w:pPr>
-        <w:tabs>
-          <w:tab w:val="num" w:pos="6480"/>
-        </w:tabs>
-        <w:ind w:left="6480" w:hanging="360"/>
-      </w:pPr>
-      <w:rPr>
-        <w:rFonts w:ascii="Wingdings" w:hAnsi="Wingdings" w:hint="default"/>
-        <w:sz w:val="20"/>
-      </w:rPr>
-    </w:lvl>
-  </w:abstractNum>
-  <w:abstractNum w:abstractNumId="17" w15:restartNumberingAfterBreak="0">
-    <w:nsid w:val="1710071B"/>
-    <w:multiLevelType w:val="multilevel"/>
-    <w:tmpl w:val="935CC208"/>
-    <w:lvl w:ilvl="0">
-      <w:start w:val="1"/>
-      <w:numFmt w:val="bullet"/>
-      <w:lvlText w:val=""/>
-      <w:lvlJc w:val="left"/>
-      <w:pPr>
-        <w:tabs>
-          <w:tab w:val="num" w:pos="720"/>
-        </w:tabs>
-        <w:ind w:left="720" w:hanging="360"/>
-      </w:pPr>
-      <w:rPr>
-        <w:rFonts w:ascii="Symbol" w:hAnsi="Symbol" w:hint="default"/>
-        <w:sz w:val="20"/>
-      </w:rPr>
-    </w:lvl>
-    <w:lvl w:ilvl="1" w:tentative="1">
-      <w:start w:val="1"/>
-      <w:numFmt w:val="bullet"/>
-      <w:lvlText w:val="o"/>
-      <w:lvlJc w:val="left"/>
-      <w:pPr>
-        <w:tabs>
-          <w:tab w:val="num" w:pos="1440"/>
-        </w:tabs>
-        <w:ind w:left="1440" w:hanging="360"/>
-      </w:pPr>
-      <w:rPr>
-        <w:rFonts w:ascii="Courier New" w:hAnsi="Courier New" w:hint="default"/>
-        <w:sz w:val="20"/>
-      </w:rPr>
-    </w:lvl>
-    <w:lvl w:ilvl="2" w:tentative="1">
-      <w:start w:val="1"/>
-      <w:numFmt w:val="bullet"/>
-      <w:lvlText w:val=""/>
-      <w:lvlJc w:val="left"/>
-      <w:pPr>
-        <w:tabs>
-          <w:tab w:val="num" w:pos="2160"/>
-        </w:tabs>
-        <w:ind w:left="2160" w:hanging="360"/>
-      </w:pPr>
-      <w:rPr>
-        <w:rFonts w:ascii="Wingdings" w:hAnsi="Wingdings" w:hint="default"/>
-        <w:sz w:val="20"/>
-      </w:rPr>
-    </w:lvl>
-    <w:lvl w:ilvl="3" w:tentative="1">
-      <w:start w:val="1"/>
-      <w:numFmt w:val="bullet"/>
-      <w:lvlText w:val=""/>
-      <w:lvlJc w:val="left"/>
-      <w:pPr>
-        <w:tabs>
-          <w:tab w:val="num" w:pos="2880"/>
-        </w:tabs>
-        <w:ind w:left="2880" w:hanging="360"/>
-      </w:pPr>
-      <w:rPr>
-        <w:rFonts w:ascii="Wingdings" w:hAnsi="Wingdings" w:hint="default"/>
-        <w:sz w:val="20"/>
-      </w:rPr>
-    </w:lvl>
-    <w:lvl w:ilvl="4" w:tentative="1">
-      <w:start w:val="1"/>
-      <w:numFmt w:val="bullet"/>
-      <w:lvlText w:val=""/>
-      <w:lvlJc w:val="left"/>
-      <w:pPr>
-        <w:tabs>
-          <w:tab w:val="num" w:pos="3600"/>
-        </w:tabs>
-        <w:ind w:left="3600" w:hanging="360"/>
-      </w:pPr>
-      <w:rPr>
-        <w:rFonts w:ascii="Wingdings" w:hAnsi="Wingdings" w:hint="default"/>
-        <w:sz w:val="20"/>
-      </w:rPr>
-    </w:lvl>
-    <w:lvl w:ilvl="5" w:tentative="1">
-      <w:start w:val="1"/>
-      <w:numFmt w:val="bullet"/>
-      <w:lvlText w:val=""/>
-      <w:lvlJc w:val="left"/>
-      <w:pPr>
-        <w:tabs>
-          <w:tab w:val="num" w:pos="4320"/>
-        </w:tabs>
-        <w:ind w:left="4320" w:hanging="360"/>
-      </w:pPr>
-      <w:rPr>
-        <w:rFonts w:ascii="Wingdings" w:hAnsi="Wingdings" w:hint="default"/>
-        <w:sz w:val="20"/>
-      </w:rPr>
-    </w:lvl>
-    <w:lvl w:ilvl="6" w:tentative="1">
-      <w:start w:val="1"/>
-      <w:numFmt w:val="bullet"/>
-      <w:lvlText w:val=""/>
-      <w:lvlJc w:val="left"/>
-      <w:pPr>
-        <w:tabs>
-          <w:tab w:val="num" w:pos="5040"/>
-        </w:tabs>
-        <w:ind w:left="5040" w:hanging="360"/>
-      </w:pPr>
-      <w:rPr>
-        <w:rFonts w:ascii="Wingdings" w:hAnsi="Wingdings" w:hint="default"/>
-        <w:sz w:val="20"/>
-      </w:rPr>
-    </w:lvl>
-    <w:lvl w:ilvl="7" w:tentative="1">
-      <w:start w:val="1"/>
-      <w:numFmt w:val="bullet"/>
-      <w:lvlText w:val=""/>
-      <w:lvlJc w:val="left"/>
-      <w:pPr>
-        <w:tabs>
-          <w:tab w:val="num" w:pos="5760"/>
-        </w:tabs>
-        <w:ind w:left="5760" w:hanging="360"/>
-      </w:pPr>
-      <w:rPr>
-        <w:rFonts w:ascii="Wingdings" w:hAnsi="Wingdings" w:hint="default"/>
-        <w:sz w:val="20"/>
-      </w:rPr>
-    </w:lvl>
-    <w:lvl w:ilvl="8" w:tentative="1">
-      <w:start w:val="1"/>
-      <w:numFmt w:val="bullet"/>
-      <w:lvlText w:val=""/>
-      <w:lvlJc w:val="left"/>
-      <w:pPr>
-        <w:tabs>
-          <w:tab w:val="num" w:pos="6480"/>
-        </w:tabs>
-        <w:ind w:left="6480" w:hanging="360"/>
-      </w:pPr>
-      <w:rPr>
-        <w:rFonts w:ascii="Wingdings" w:hAnsi="Wingdings" w:hint="default"/>
-        <w:sz w:val="20"/>
-      </w:rPr>
-    </w:lvl>
-  </w:abstractNum>
-  <w:abstractNum w:abstractNumId="18" w15:restartNumberingAfterBreak="0">
-    <w:nsid w:val="19410A12"/>
-    <w:multiLevelType w:val="multilevel"/>
-    <w:tmpl w:val="F4A2AC5C"/>
+    <w:tmpl w:val="2CBEC60A"/>
     <w:lvl w:ilvl="0">
       <w:start w:val="1"/>
       <w:numFmt w:val="decimal"/>
@@ -13346,10 +14005,10 @@
       </w:pPr>
     </w:lvl>
   </w:abstractNum>
-  <w:abstractNum w:abstractNumId="19" w15:restartNumberingAfterBreak="0">
-    <w:nsid w:val="1AA27687"/>
+  <w:abstractNum w:abstractNumId="24" w15:restartNumberingAfterBreak="0">
+    <w:nsid w:val="21446C28"/>
     <w:multiLevelType w:val="multilevel"/>
-    <w:tmpl w:val="E6D655AC"/>
+    <w:tmpl w:val="108C2836"/>
     <w:lvl w:ilvl="0">
       <w:start w:val="1"/>
       <w:numFmt w:val="bullet"/>
@@ -13495,10 +14154,10 @@
       </w:rPr>
     </w:lvl>
   </w:abstractNum>
-  <w:abstractNum w:abstractNumId="20" w15:restartNumberingAfterBreak="0">
-    <w:nsid w:val="1AAC0074"/>
+  <w:abstractNum w:abstractNumId="25" w15:restartNumberingAfterBreak="0">
+    <w:nsid w:val="22927BC3"/>
     <w:multiLevelType w:val="multilevel"/>
-    <w:tmpl w:val="3AAE7D8C"/>
+    <w:tmpl w:val="9C42FDFE"/>
     <w:lvl w:ilvl="0">
       <w:start w:val="1"/>
       <w:numFmt w:val="bullet"/>
@@ -13644,10 +14303,10 @@
       </w:rPr>
     </w:lvl>
   </w:abstractNum>
-  <w:abstractNum w:abstractNumId="21" w15:restartNumberingAfterBreak="0">
-    <w:nsid w:val="1D8102C5"/>
+  <w:abstractNum w:abstractNumId="26" w15:restartNumberingAfterBreak="0">
+    <w:nsid w:val="22AD7825"/>
     <w:multiLevelType w:val="multilevel"/>
-    <w:tmpl w:val="C304E908"/>
+    <w:tmpl w:val="C5D8635C"/>
     <w:lvl w:ilvl="0">
       <w:start w:val="1"/>
       <w:numFmt w:val="bullet"/>
@@ -13793,10 +14452,159 @@
       </w:rPr>
     </w:lvl>
   </w:abstractNum>
-  <w:abstractNum w:abstractNumId="22" w15:restartNumberingAfterBreak="0">
-    <w:nsid w:val="1D852311"/>
+  <w:abstractNum w:abstractNumId="27" w15:restartNumberingAfterBreak="0">
+    <w:nsid w:val="23830FD7"/>
     <w:multiLevelType w:val="multilevel"/>
-    <w:tmpl w:val="FD02EAD6"/>
+    <w:tmpl w:val="ABDA48A6"/>
+    <w:lvl w:ilvl="0">
+      <w:start w:val="1"/>
+      <w:numFmt w:val="bullet"/>
+      <w:lvlText w:val=""/>
+      <w:lvlJc w:val="left"/>
+      <w:pPr>
+        <w:tabs>
+          <w:tab w:val="num" w:pos="720"/>
+        </w:tabs>
+        <w:ind w:left="720" w:hanging="360"/>
+      </w:pPr>
+      <w:rPr>
+        <w:rFonts w:ascii="Symbol" w:hAnsi="Symbol" w:hint="default"/>
+        <w:sz w:val="20"/>
+      </w:rPr>
+    </w:lvl>
+    <w:lvl w:ilvl="1" w:tentative="1">
+      <w:start w:val="1"/>
+      <w:numFmt w:val="bullet"/>
+      <w:lvlText w:val="o"/>
+      <w:lvlJc w:val="left"/>
+      <w:pPr>
+        <w:tabs>
+          <w:tab w:val="num" w:pos="1440"/>
+        </w:tabs>
+        <w:ind w:left="1440" w:hanging="360"/>
+      </w:pPr>
+      <w:rPr>
+        <w:rFonts w:ascii="Courier New" w:hAnsi="Courier New" w:hint="default"/>
+        <w:sz w:val="20"/>
+      </w:rPr>
+    </w:lvl>
+    <w:lvl w:ilvl="2" w:tentative="1">
+      <w:start w:val="1"/>
+      <w:numFmt w:val="bullet"/>
+      <w:lvlText w:val=""/>
+      <w:lvlJc w:val="left"/>
+      <w:pPr>
+        <w:tabs>
+          <w:tab w:val="num" w:pos="2160"/>
+        </w:tabs>
+        <w:ind w:left="2160" w:hanging="360"/>
+      </w:pPr>
+      <w:rPr>
+        <w:rFonts w:ascii="Wingdings" w:hAnsi="Wingdings" w:hint="default"/>
+        <w:sz w:val="20"/>
+      </w:rPr>
+    </w:lvl>
+    <w:lvl w:ilvl="3" w:tentative="1">
+      <w:start w:val="1"/>
+      <w:numFmt w:val="bullet"/>
+      <w:lvlText w:val=""/>
+      <w:lvlJc w:val="left"/>
+      <w:pPr>
+        <w:tabs>
+          <w:tab w:val="num" w:pos="2880"/>
+        </w:tabs>
+        <w:ind w:left="2880" w:hanging="360"/>
+      </w:pPr>
+      <w:rPr>
+        <w:rFonts w:ascii="Wingdings" w:hAnsi="Wingdings" w:hint="default"/>
+        <w:sz w:val="20"/>
+      </w:rPr>
+    </w:lvl>
+    <w:lvl w:ilvl="4" w:tentative="1">
+      <w:start w:val="1"/>
+      <w:numFmt w:val="bullet"/>
+      <w:lvlText w:val=""/>
+      <w:lvlJc w:val="left"/>
+      <w:pPr>
+        <w:tabs>
+          <w:tab w:val="num" w:pos="3600"/>
+        </w:tabs>
+        <w:ind w:left="3600" w:hanging="360"/>
+      </w:pPr>
+      <w:rPr>
+        <w:rFonts w:ascii="Wingdings" w:hAnsi="Wingdings" w:hint="default"/>
+        <w:sz w:val="20"/>
+      </w:rPr>
+    </w:lvl>
+    <w:lvl w:ilvl="5" w:tentative="1">
+      <w:start w:val="1"/>
+      <w:numFmt w:val="bullet"/>
+      <w:lvlText w:val=""/>
+      <w:lvlJc w:val="left"/>
+      <w:pPr>
+        <w:tabs>
+          <w:tab w:val="num" w:pos="4320"/>
+        </w:tabs>
+        <w:ind w:left="4320" w:hanging="360"/>
+      </w:pPr>
+      <w:rPr>
+        <w:rFonts w:ascii="Wingdings" w:hAnsi="Wingdings" w:hint="default"/>
+        <w:sz w:val="20"/>
+      </w:rPr>
+    </w:lvl>
+    <w:lvl w:ilvl="6" w:tentative="1">
+      <w:start w:val="1"/>
+      <w:numFmt w:val="bullet"/>
+      <w:lvlText w:val=""/>
+      <w:lvlJc w:val="left"/>
+      <w:pPr>
+        <w:tabs>
+          <w:tab w:val="num" w:pos="5040"/>
+        </w:tabs>
+        <w:ind w:left="5040" w:hanging="360"/>
+      </w:pPr>
+      <w:rPr>
+        <w:rFonts w:ascii="Wingdings" w:hAnsi="Wingdings" w:hint="default"/>
+        <w:sz w:val="20"/>
+      </w:rPr>
+    </w:lvl>
+    <w:lvl w:ilvl="7" w:tentative="1">
+      <w:start w:val="1"/>
+      <w:numFmt w:val="bullet"/>
+      <w:lvlText w:val=""/>
+      <w:lvlJc w:val="left"/>
+      <w:pPr>
+        <w:tabs>
+          <w:tab w:val="num" w:pos="5760"/>
+        </w:tabs>
+        <w:ind w:left="5760" w:hanging="360"/>
+      </w:pPr>
+      <w:rPr>
+        <w:rFonts w:ascii="Wingdings" w:hAnsi="Wingdings" w:hint="default"/>
+        <w:sz w:val="20"/>
+      </w:rPr>
+    </w:lvl>
+    <w:lvl w:ilvl="8" w:tentative="1">
+      <w:start w:val="1"/>
+      <w:numFmt w:val="bullet"/>
+      <w:lvlText w:val=""/>
+      <w:lvlJc w:val="left"/>
+      <w:pPr>
+        <w:tabs>
+          <w:tab w:val="num" w:pos="6480"/>
+        </w:tabs>
+        <w:ind w:left="6480" w:hanging="360"/>
+      </w:pPr>
+      <w:rPr>
+        <w:rFonts w:ascii="Wingdings" w:hAnsi="Wingdings" w:hint="default"/>
+        <w:sz w:val="20"/>
+      </w:rPr>
+    </w:lvl>
+  </w:abstractNum>
+  <w:abstractNum w:abstractNumId="28" w15:restartNumberingAfterBreak="0">
+    <w:nsid w:val="23ED6512"/>
+    <w:multiLevelType w:val="multilevel"/>
+    <w:tmpl w:val="56846FEA"/>
     <w:lvl w:ilvl="0">
       <w:start w:val="1"/>
       <w:numFmt w:val="decimal"/>
@@ -13910,308 +14718,10 @@
       </w:pPr>
     </w:lvl>
   </w:abstractNum>
-  <w:abstractNum w:abstractNumId="23" w15:restartNumberingAfterBreak="0">
-    <w:nsid w:val="21BD0FEF"/>
+  <w:abstractNum w:abstractNumId="29" w15:restartNumberingAfterBreak="0">
+    <w:nsid w:val="286315B0"/>
     <w:multiLevelType w:val="multilevel"/>
-    <w:tmpl w:val="C776A3CE"/>
-    <w:lvl w:ilvl="0">
-      <w:start w:val="1"/>
-      <w:numFmt w:val="bullet"/>
-      <w:lvlText w:val=""/>
-      <w:lvlJc w:val="left"/>
-      <w:pPr>
-        <w:tabs>
-          <w:tab w:val="num" w:pos="720"/>
-        </w:tabs>
-        <w:ind w:left="720" w:hanging="360"/>
-      </w:pPr>
-      <w:rPr>
-        <w:rFonts w:ascii="Symbol" w:hAnsi="Symbol" w:hint="default"/>
-        <w:sz w:val="20"/>
-      </w:rPr>
-    </w:lvl>
-    <w:lvl w:ilvl="1" w:tentative="1">
-      <w:start w:val="1"/>
-      <w:numFmt w:val="bullet"/>
-      <w:lvlText w:val="o"/>
-      <w:lvlJc w:val="left"/>
-      <w:pPr>
-        <w:tabs>
-          <w:tab w:val="num" w:pos="1440"/>
-        </w:tabs>
-        <w:ind w:left="1440" w:hanging="360"/>
-      </w:pPr>
-      <w:rPr>
-        <w:rFonts w:ascii="Courier New" w:hAnsi="Courier New" w:hint="default"/>
-        <w:sz w:val="20"/>
-      </w:rPr>
-    </w:lvl>
-    <w:lvl w:ilvl="2" w:tentative="1">
-      <w:start w:val="1"/>
-      <w:numFmt w:val="bullet"/>
-      <w:lvlText w:val=""/>
-      <w:lvlJc w:val="left"/>
-      <w:pPr>
-        <w:tabs>
-          <w:tab w:val="num" w:pos="2160"/>
-        </w:tabs>
-        <w:ind w:left="2160" w:hanging="360"/>
-      </w:pPr>
-      <w:rPr>
-        <w:rFonts w:ascii="Wingdings" w:hAnsi="Wingdings" w:hint="default"/>
-        <w:sz w:val="20"/>
-      </w:rPr>
-    </w:lvl>
-    <w:lvl w:ilvl="3" w:tentative="1">
-      <w:start w:val="1"/>
-      <w:numFmt w:val="bullet"/>
-      <w:lvlText w:val=""/>
-      <w:lvlJc w:val="left"/>
-      <w:pPr>
-        <w:tabs>
-          <w:tab w:val="num" w:pos="2880"/>
-        </w:tabs>
-        <w:ind w:left="2880" w:hanging="360"/>
-      </w:pPr>
-      <w:rPr>
-        <w:rFonts w:ascii="Wingdings" w:hAnsi="Wingdings" w:hint="default"/>
-        <w:sz w:val="20"/>
-      </w:rPr>
-    </w:lvl>
-    <w:lvl w:ilvl="4" w:tentative="1">
-      <w:start w:val="1"/>
-      <w:numFmt w:val="bullet"/>
-      <w:lvlText w:val=""/>
-      <w:lvlJc w:val="left"/>
-      <w:pPr>
-        <w:tabs>
-          <w:tab w:val="num" w:pos="3600"/>
-        </w:tabs>
-        <w:ind w:left="3600" w:hanging="360"/>
-      </w:pPr>
-      <w:rPr>
-        <w:rFonts w:ascii="Wingdings" w:hAnsi="Wingdings" w:hint="default"/>
-        <w:sz w:val="20"/>
-      </w:rPr>
-    </w:lvl>
-    <w:lvl w:ilvl="5" w:tentative="1">
-      <w:start w:val="1"/>
-      <w:numFmt w:val="bullet"/>
-      <w:lvlText w:val=""/>
-      <w:lvlJc w:val="left"/>
-      <w:pPr>
-        <w:tabs>
-          <w:tab w:val="num" w:pos="4320"/>
-        </w:tabs>
-        <w:ind w:left="4320" w:hanging="360"/>
-      </w:pPr>
-      <w:rPr>
-        <w:rFonts w:ascii="Wingdings" w:hAnsi="Wingdings" w:hint="default"/>
-        <w:sz w:val="20"/>
-      </w:rPr>
-    </w:lvl>
-    <w:lvl w:ilvl="6" w:tentative="1">
-      <w:start w:val="1"/>
-      <w:numFmt w:val="bullet"/>
-      <w:lvlText w:val=""/>
-      <w:lvlJc w:val="left"/>
-      <w:pPr>
-        <w:tabs>
-          <w:tab w:val="num" w:pos="5040"/>
-        </w:tabs>
-        <w:ind w:left="5040" w:hanging="360"/>
-      </w:pPr>
-      <w:rPr>
-        <w:rFonts w:ascii="Wingdings" w:hAnsi="Wingdings" w:hint="default"/>
-        <w:sz w:val="20"/>
-      </w:rPr>
-    </w:lvl>
-    <w:lvl w:ilvl="7" w:tentative="1">
-      <w:start w:val="1"/>
-      <w:numFmt w:val="bullet"/>
-      <w:lvlText w:val=""/>
-      <w:lvlJc w:val="left"/>
-      <w:pPr>
-        <w:tabs>
-          <w:tab w:val="num" w:pos="5760"/>
-        </w:tabs>
-        <w:ind w:left="5760" w:hanging="360"/>
-      </w:pPr>
-      <w:rPr>
-        <w:rFonts w:ascii="Wingdings" w:hAnsi="Wingdings" w:hint="default"/>
-        <w:sz w:val="20"/>
-      </w:rPr>
-    </w:lvl>
-    <w:lvl w:ilvl="8" w:tentative="1">
-      <w:start w:val="1"/>
-      <w:numFmt w:val="bullet"/>
-      <w:lvlText w:val=""/>
-      <w:lvlJc w:val="left"/>
-      <w:pPr>
-        <w:tabs>
-          <w:tab w:val="num" w:pos="6480"/>
-        </w:tabs>
-        <w:ind w:left="6480" w:hanging="360"/>
-      </w:pPr>
-      <w:rPr>
-        <w:rFonts w:ascii="Wingdings" w:hAnsi="Wingdings" w:hint="default"/>
-        <w:sz w:val="20"/>
-      </w:rPr>
-    </w:lvl>
-  </w:abstractNum>
-  <w:abstractNum w:abstractNumId="24" w15:restartNumberingAfterBreak="0">
-    <w:nsid w:val="22816A41"/>
-    <w:multiLevelType w:val="multilevel"/>
-    <w:tmpl w:val="3FA401EC"/>
-    <w:lvl w:ilvl="0">
-      <w:start w:val="1"/>
-      <w:numFmt w:val="bullet"/>
-      <w:lvlText w:val=""/>
-      <w:lvlJc w:val="left"/>
-      <w:pPr>
-        <w:tabs>
-          <w:tab w:val="num" w:pos="720"/>
-        </w:tabs>
-        <w:ind w:left="720" w:hanging="360"/>
-      </w:pPr>
-      <w:rPr>
-        <w:rFonts w:ascii="Symbol" w:hAnsi="Symbol" w:hint="default"/>
-        <w:sz w:val="20"/>
-      </w:rPr>
-    </w:lvl>
-    <w:lvl w:ilvl="1" w:tentative="1">
-      <w:start w:val="1"/>
-      <w:numFmt w:val="bullet"/>
-      <w:lvlText w:val="o"/>
-      <w:lvlJc w:val="left"/>
-      <w:pPr>
-        <w:tabs>
-          <w:tab w:val="num" w:pos="1440"/>
-        </w:tabs>
-        <w:ind w:left="1440" w:hanging="360"/>
-      </w:pPr>
-      <w:rPr>
-        <w:rFonts w:ascii="Courier New" w:hAnsi="Courier New" w:hint="default"/>
-        <w:sz w:val="20"/>
-      </w:rPr>
-    </w:lvl>
-    <w:lvl w:ilvl="2" w:tentative="1">
-      <w:start w:val="1"/>
-      <w:numFmt w:val="bullet"/>
-      <w:lvlText w:val=""/>
-      <w:lvlJc w:val="left"/>
-      <w:pPr>
-        <w:tabs>
-          <w:tab w:val="num" w:pos="2160"/>
-        </w:tabs>
-        <w:ind w:left="2160" w:hanging="360"/>
-      </w:pPr>
-      <w:rPr>
-        <w:rFonts w:ascii="Wingdings" w:hAnsi="Wingdings" w:hint="default"/>
-        <w:sz w:val="20"/>
-      </w:rPr>
-    </w:lvl>
-    <w:lvl w:ilvl="3" w:tentative="1">
-      <w:start w:val="1"/>
-      <w:numFmt w:val="bullet"/>
-      <w:lvlText w:val=""/>
-      <w:lvlJc w:val="left"/>
-      <w:pPr>
-        <w:tabs>
-          <w:tab w:val="num" w:pos="2880"/>
-        </w:tabs>
-        <w:ind w:left="2880" w:hanging="360"/>
-      </w:pPr>
-      <w:rPr>
-        <w:rFonts w:ascii="Wingdings" w:hAnsi="Wingdings" w:hint="default"/>
-        <w:sz w:val="20"/>
-      </w:rPr>
-    </w:lvl>
-    <w:lvl w:ilvl="4" w:tentative="1">
-      <w:start w:val="1"/>
-      <w:numFmt w:val="bullet"/>
-      <w:lvlText w:val=""/>
-      <w:lvlJc w:val="left"/>
-      <w:pPr>
-        <w:tabs>
-          <w:tab w:val="num" w:pos="3600"/>
-        </w:tabs>
-        <w:ind w:left="3600" w:hanging="360"/>
-      </w:pPr>
-      <w:rPr>
-        <w:rFonts w:ascii="Wingdings" w:hAnsi="Wingdings" w:hint="default"/>
-        <w:sz w:val="20"/>
-      </w:rPr>
-    </w:lvl>
-    <w:lvl w:ilvl="5" w:tentative="1">
-      <w:start w:val="1"/>
-      <w:numFmt w:val="bullet"/>
-      <w:lvlText w:val=""/>
-      <w:lvlJc w:val="left"/>
-      <w:pPr>
-        <w:tabs>
-          <w:tab w:val="num" w:pos="4320"/>
-        </w:tabs>
-        <w:ind w:left="4320" w:hanging="360"/>
-      </w:pPr>
-      <w:rPr>
-        <w:rFonts w:ascii="Wingdings" w:hAnsi="Wingdings" w:hint="default"/>
-        <w:sz w:val="20"/>
-      </w:rPr>
-    </w:lvl>
-    <w:lvl w:ilvl="6" w:tentative="1">
-      <w:start w:val="1"/>
-      <w:numFmt w:val="bullet"/>
-      <w:lvlText w:val=""/>
-      <w:lvlJc w:val="left"/>
-      <w:pPr>
-        <w:tabs>
-          <w:tab w:val="num" w:pos="5040"/>
-        </w:tabs>
-        <w:ind w:left="5040" w:hanging="360"/>
-      </w:pPr>
-      <w:rPr>
-        <w:rFonts w:ascii="Wingdings" w:hAnsi="Wingdings" w:hint="default"/>
-        <w:sz w:val="20"/>
-      </w:rPr>
-    </w:lvl>
-    <w:lvl w:ilvl="7" w:tentative="1">
-      <w:start w:val="1"/>
-      <w:numFmt w:val="bullet"/>
-      <w:lvlText w:val=""/>
-      <w:lvlJc w:val="left"/>
-      <w:pPr>
-        <w:tabs>
-          <w:tab w:val="num" w:pos="5760"/>
-        </w:tabs>
-        <w:ind w:left="5760" w:hanging="360"/>
-      </w:pPr>
-      <w:rPr>
-        <w:rFonts w:ascii="Wingdings" w:hAnsi="Wingdings" w:hint="default"/>
-        <w:sz w:val="20"/>
-      </w:rPr>
-    </w:lvl>
-    <w:lvl w:ilvl="8" w:tentative="1">
-      <w:start w:val="1"/>
-      <w:numFmt w:val="bullet"/>
-      <w:lvlText w:val=""/>
-      <w:lvlJc w:val="left"/>
-      <w:pPr>
-        <w:tabs>
-          <w:tab w:val="num" w:pos="6480"/>
-        </w:tabs>
-        <w:ind w:left="6480" w:hanging="360"/>
-      </w:pPr>
-      <w:rPr>
-        <w:rFonts w:ascii="Wingdings" w:hAnsi="Wingdings" w:hint="default"/>
-        <w:sz w:val="20"/>
-      </w:rPr>
-    </w:lvl>
-  </w:abstractNum>
-  <w:abstractNum w:abstractNumId="25" w15:restartNumberingAfterBreak="0">
-    <w:nsid w:val="24B97764"/>
-    <w:multiLevelType w:val="multilevel"/>
-    <w:tmpl w:val="353ED366"/>
+    <w:tmpl w:val="7B68E774"/>
     <w:lvl w:ilvl="0">
       <w:start w:val="1"/>
       <w:numFmt w:val="decimal"/>
@@ -14325,10 +14835,457 @@
       </w:pPr>
     </w:lvl>
   </w:abstractNum>
-  <w:abstractNum w:abstractNumId="26" w15:restartNumberingAfterBreak="0">
-    <w:nsid w:val="252A0555"/>
+  <w:abstractNum w:abstractNumId="30" w15:restartNumberingAfterBreak="0">
+    <w:nsid w:val="28B316A8"/>
     <w:multiLevelType w:val="multilevel"/>
-    <w:tmpl w:val="94E4927C"/>
+    <w:tmpl w:val="B1ACC3CC"/>
+    <w:lvl w:ilvl="0">
+      <w:start w:val="1"/>
+      <w:numFmt w:val="bullet"/>
+      <w:lvlText w:val=""/>
+      <w:lvlJc w:val="left"/>
+      <w:pPr>
+        <w:tabs>
+          <w:tab w:val="num" w:pos="720"/>
+        </w:tabs>
+        <w:ind w:left="720" w:hanging="360"/>
+      </w:pPr>
+      <w:rPr>
+        <w:rFonts w:ascii="Symbol" w:hAnsi="Symbol" w:hint="default"/>
+        <w:sz w:val="20"/>
+      </w:rPr>
+    </w:lvl>
+    <w:lvl w:ilvl="1" w:tentative="1">
+      <w:start w:val="1"/>
+      <w:numFmt w:val="bullet"/>
+      <w:lvlText w:val="o"/>
+      <w:lvlJc w:val="left"/>
+      <w:pPr>
+        <w:tabs>
+          <w:tab w:val="num" w:pos="1440"/>
+        </w:tabs>
+        <w:ind w:left="1440" w:hanging="360"/>
+      </w:pPr>
+      <w:rPr>
+        <w:rFonts w:ascii="Courier New" w:hAnsi="Courier New" w:hint="default"/>
+        <w:sz w:val="20"/>
+      </w:rPr>
+    </w:lvl>
+    <w:lvl w:ilvl="2" w:tentative="1">
+      <w:start w:val="1"/>
+      <w:numFmt w:val="bullet"/>
+      <w:lvlText w:val=""/>
+      <w:lvlJc w:val="left"/>
+      <w:pPr>
+        <w:tabs>
+          <w:tab w:val="num" w:pos="2160"/>
+        </w:tabs>
+        <w:ind w:left="2160" w:hanging="360"/>
+      </w:pPr>
+      <w:rPr>
+        <w:rFonts w:ascii="Wingdings" w:hAnsi="Wingdings" w:hint="default"/>
+        <w:sz w:val="20"/>
+      </w:rPr>
+    </w:lvl>
+    <w:lvl w:ilvl="3" w:tentative="1">
+      <w:start w:val="1"/>
+      <w:numFmt w:val="bullet"/>
+      <w:lvlText w:val=""/>
+      <w:lvlJc w:val="left"/>
+      <w:pPr>
+        <w:tabs>
+          <w:tab w:val="num" w:pos="2880"/>
+        </w:tabs>
+        <w:ind w:left="2880" w:hanging="360"/>
+      </w:pPr>
+      <w:rPr>
+        <w:rFonts w:ascii="Wingdings" w:hAnsi="Wingdings" w:hint="default"/>
+        <w:sz w:val="20"/>
+      </w:rPr>
+    </w:lvl>
+    <w:lvl w:ilvl="4" w:tentative="1">
+      <w:start w:val="1"/>
+      <w:numFmt w:val="bullet"/>
+      <w:lvlText w:val=""/>
+      <w:lvlJc w:val="left"/>
+      <w:pPr>
+        <w:tabs>
+          <w:tab w:val="num" w:pos="3600"/>
+        </w:tabs>
+        <w:ind w:left="3600" w:hanging="360"/>
+      </w:pPr>
+      <w:rPr>
+        <w:rFonts w:ascii="Wingdings" w:hAnsi="Wingdings" w:hint="default"/>
+        <w:sz w:val="20"/>
+      </w:rPr>
+    </w:lvl>
+    <w:lvl w:ilvl="5" w:tentative="1">
+      <w:start w:val="1"/>
+      <w:numFmt w:val="bullet"/>
+      <w:lvlText w:val=""/>
+      <w:lvlJc w:val="left"/>
+      <w:pPr>
+        <w:tabs>
+          <w:tab w:val="num" w:pos="4320"/>
+        </w:tabs>
+        <w:ind w:left="4320" w:hanging="360"/>
+      </w:pPr>
+      <w:rPr>
+        <w:rFonts w:ascii="Wingdings" w:hAnsi="Wingdings" w:hint="default"/>
+        <w:sz w:val="20"/>
+      </w:rPr>
+    </w:lvl>
+    <w:lvl w:ilvl="6" w:tentative="1">
+      <w:start w:val="1"/>
+      <w:numFmt w:val="bullet"/>
+      <w:lvlText w:val=""/>
+      <w:lvlJc w:val="left"/>
+      <w:pPr>
+        <w:tabs>
+          <w:tab w:val="num" w:pos="5040"/>
+        </w:tabs>
+        <w:ind w:left="5040" w:hanging="360"/>
+      </w:pPr>
+      <w:rPr>
+        <w:rFonts w:ascii="Wingdings" w:hAnsi="Wingdings" w:hint="default"/>
+        <w:sz w:val="20"/>
+      </w:rPr>
+    </w:lvl>
+    <w:lvl w:ilvl="7" w:tentative="1">
+      <w:start w:val="1"/>
+      <w:numFmt w:val="bullet"/>
+      <w:lvlText w:val=""/>
+      <w:lvlJc w:val="left"/>
+      <w:pPr>
+        <w:tabs>
+          <w:tab w:val="num" w:pos="5760"/>
+        </w:tabs>
+        <w:ind w:left="5760" w:hanging="360"/>
+      </w:pPr>
+      <w:rPr>
+        <w:rFonts w:ascii="Wingdings" w:hAnsi="Wingdings" w:hint="default"/>
+        <w:sz w:val="20"/>
+      </w:rPr>
+    </w:lvl>
+    <w:lvl w:ilvl="8" w:tentative="1">
+      <w:start w:val="1"/>
+      <w:numFmt w:val="bullet"/>
+      <w:lvlText w:val=""/>
+      <w:lvlJc w:val="left"/>
+      <w:pPr>
+        <w:tabs>
+          <w:tab w:val="num" w:pos="6480"/>
+        </w:tabs>
+        <w:ind w:left="6480" w:hanging="360"/>
+      </w:pPr>
+      <w:rPr>
+        <w:rFonts w:ascii="Wingdings" w:hAnsi="Wingdings" w:hint="default"/>
+        <w:sz w:val="20"/>
+      </w:rPr>
+    </w:lvl>
+  </w:abstractNum>
+  <w:abstractNum w:abstractNumId="31" w15:restartNumberingAfterBreak="0">
+    <w:nsid w:val="28DC3F01"/>
+    <w:multiLevelType w:val="multilevel"/>
+    <w:tmpl w:val="AE0EEF0A"/>
+    <w:lvl w:ilvl="0">
+      <w:start w:val="1"/>
+      <w:numFmt w:val="bullet"/>
+      <w:lvlText w:val=""/>
+      <w:lvlJc w:val="left"/>
+      <w:pPr>
+        <w:tabs>
+          <w:tab w:val="num" w:pos="720"/>
+        </w:tabs>
+        <w:ind w:left="720" w:hanging="360"/>
+      </w:pPr>
+      <w:rPr>
+        <w:rFonts w:ascii="Symbol" w:hAnsi="Symbol" w:hint="default"/>
+        <w:sz w:val="20"/>
+      </w:rPr>
+    </w:lvl>
+    <w:lvl w:ilvl="1" w:tentative="1">
+      <w:start w:val="1"/>
+      <w:numFmt w:val="bullet"/>
+      <w:lvlText w:val="o"/>
+      <w:lvlJc w:val="left"/>
+      <w:pPr>
+        <w:tabs>
+          <w:tab w:val="num" w:pos="1440"/>
+        </w:tabs>
+        <w:ind w:left="1440" w:hanging="360"/>
+      </w:pPr>
+      <w:rPr>
+        <w:rFonts w:ascii="Courier New" w:hAnsi="Courier New" w:hint="default"/>
+        <w:sz w:val="20"/>
+      </w:rPr>
+    </w:lvl>
+    <w:lvl w:ilvl="2" w:tentative="1">
+      <w:start w:val="1"/>
+      <w:numFmt w:val="bullet"/>
+      <w:lvlText w:val=""/>
+      <w:lvlJc w:val="left"/>
+      <w:pPr>
+        <w:tabs>
+          <w:tab w:val="num" w:pos="2160"/>
+        </w:tabs>
+        <w:ind w:left="2160" w:hanging="360"/>
+      </w:pPr>
+      <w:rPr>
+        <w:rFonts w:ascii="Wingdings" w:hAnsi="Wingdings" w:hint="default"/>
+        <w:sz w:val="20"/>
+      </w:rPr>
+    </w:lvl>
+    <w:lvl w:ilvl="3" w:tentative="1">
+      <w:start w:val="1"/>
+      <w:numFmt w:val="bullet"/>
+      <w:lvlText w:val=""/>
+      <w:lvlJc w:val="left"/>
+      <w:pPr>
+        <w:tabs>
+          <w:tab w:val="num" w:pos="2880"/>
+        </w:tabs>
+        <w:ind w:left="2880" w:hanging="360"/>
+      </w:pPr>
+      <w:rPr>
+        <w:rFonts w:ascii="Wingdings" w:hAnsi="Wingdings" w:hint="default"/>
+        <w:sz w:val="20"/>
+      </w:rPr>
+    </w:lvl>
+    <w:lvl w:ilvl="4" w:tentative="1">
+      <w:start w:val="1"/>
+      <w:numFmt w:val="bullet"/>
+      <w:lvlText w:val=""/>
+      <w:lvlJc w:val="left"/>
+      <w:pPr>
+        <w:tabs>
+          <w:tab w:val="num" w:pos="3600"/>
+        </w:tabs>
+        <w:ind w:left="3600" w:hanging="360"/>
+      </w:pPr>
+      <w:rPr>
+        <w:rFonts w:ascii="Wingdings" w:hAnsi="Wingdings" w:hint="default"/>
+        <w:sz w:val="20"/>
+      </w:rPr>
+    </w:lvl>
+    <w:lvl w:ilvl="5" w:tentative="1">
+      <w:start w:val="1"/>
+      <w:numFmt w:val="bullet"/>
+      <w:lvlText w:val=""/>
+      <w:lvlJc w:val="left"/>
+      <w:pPr>
+        <w:tabs>
+          <w:tab w:val="num" w:pos="4320"/>
+        </w:tabs>
+        <w:ind w:left="4320" w:hanging="360"/>
+      </w:pPr>
+      <w:rPr>
+        <w:rFonts w:ascii="Wingdings" w:hAnsi="Wingdings" w:hint="default"/>
+        <w:sz w:val="20"/>
+      </w:rPr>
+    </w:lvl>
+    <w:lvl w:ilvl="6" w:tentative="1">
+      <w:start w:val="1"/>
+      <w:numFmt w:val="bullet"/>
+      <w:lvlText w:val=""/>
+      <w:lvlJc w:val="left"/>
+      <w:pPr>
+        <w:tabs>
+          <w:tab w:val="num" w:pos="5040"/>
+        </w:tabs>
+        <w:ind w:left="5040" w:hanging="360"/>
+      </w:pPr>
+      <w:rPr>
+        <w:rFonts w:ascii="Wingdings" w:hAnsi="Wingdings" w:hint="default"/>
+        <w:sz w:val="20"/>
+      </w:rPr>
+    </w:lvl>
+    <w:lvl w:ilvl="7" w:tentative="1">
+      <w:start w:val="1"/>
+      <w:numFmt w:val="bullet"/>
+      <w:lvlText w:val=""/>
+      <w:lvlJc w:val="left"/>
+      <w:pPr>
+        <w:tabs>
+          <w:tab w:val="num" w:pos="5760"/>
+        </w:tabs>
+        <w:ind w:left="5760" w:hanging="360"/>
+      </w:pPr>
+      <w:rPr>
+        <w:rFonts w:ascii="Wingdings" w:hAnsi="Wingdings" w:hint="default"/>
+        <w:sz w:val="20"/>
+      </w:rPr>
+    </w:lvl>
+    <w:lvl w:ilvl="8" w:tentative="1">
+      <w:start w:val="1"/>
+      <w:numFmt w:val="bullet"/>
+      <w:lvlText w:val=""/>
+      <w:lvlJc w:val="left"/>
+      <w:pPr>
+        <w:tabs>
+          <w:tab w:val="num" w:pos="6480"/>
+        </w:tabs>
+        <w:ind w:left="6480" w:hanging="360"/>
+      </w:pPr>
+      <w:rPr>
+        <w:rFonts w:ascii="Wingdings" w:hAnsi="Wingdings" w:hint="default"/>
+        <w:sz w:val="20"/>
+      </w:rPr>
+    </w:lvl>
+  </w:abstractNum>
+  <w:abstractNum w:abstractNumId="32" w15:restartNumberingAfterBreak="0">
+    <w:nsid w:val="2A897E27"/>
+    <w:multiLevelType w:val="multilevel"/>
+    <w:tmpl w:val="FA30AB08"/>
+    <w:lvl w:ilvl="0">
+      <w:start w:val="1"/>
+      <w:numFmt w:val="bullet"/>
+      <w:lvlText w:val=""/>
+      <w:lvlJc w:val="left"/>
+      <w:pPr>
+        <w:tabs>
+          <w:tab w:val="num" w:pos="720"/>
+        </w:tabs>
+        <w:ind w:left="720" w:hanging="360"/>
+      </w:pPr>
+      <w:rPr>
+        <w:rFonts w:ascii="Symbol" w:hAnsi="Symbol" w:hint="default"/>
+        <w:sz w:val="20"/>
+      </w:rPr>
+    </w:lvl>
+    <w:lvl w:ilvl="1" w:tentative="1">
+      <w:start w:val="1"/>
+      <w:numFmt w:val="bullet"/>
+      <w:lvlText w:val="o"/>
+      <w:lvlJc w:val="left"/>
+      <w:pPr>
+        <w:tabs>
+          <w:tab w:val="num" w:pos="1440"/>
+        </w:tabs>
+        <w:ind w:left="1440" w:hanging="360"/>
+      </w:pPr>
+      <w:rPr>
+        <w:rFonts w:ascii="Courier New" w:hAnsi="Courier New" w:hint="default"/>
+        <w:sz w:val="20"/>
+      </w:rPr>
+    </w:lvl>
+    <w:lvl w:ilvl="2" w:tentative="1">
+      <w:start w:val="1"/>
+      <w:numFmt w:val="bullet"/>
+      <w:lvlText w:val=""/>
+      <w:lvlJc w:val="left"/>
+      <w:pPr>
+        <w:tabs>
+          <w:tab w:val="num" w:pos="2160"/>
+        </w:tabs>
+        <w:ind w:left="2160" w:hanging="360"/>
+      </w:pPr>
+      <w:rPr>
+        <w:rFonts w:ascii="Wingdings" w:hAnsi="Wingdings" w:hint="default"/>
+        <w:sz w:val="20"/>
+      </w:rPr>
+    </w:lvl>
+    <w:lvl w:ilvl="3" w:tentative="1">
+      <w:start w:val="1"/>
+      <w:numFmt w:val="bullet"/>
+      <w:lvlText w:val=""/>
+      <w:lvlJc w:val="left"/>
+      <w:pPr>
+        <w:tabs>
+          <w:tab w:val="num" w:pos="2880"/>
+        </w:tabs>
+        <w:ind w:left="2880" w:hanging="360"/>
+      </w:pPr>
+      <w:rPr>
+        <w:rFonts w:ascii="Wingdings" w:hAnsi="Wingdings" w:hint="default"/>
+        <w:sz w:val="20"/>
+      </w:rPr>
+    </w:lvl>
+    <w:lvl w:ilvl="4" w:tentative="1">
+      <w:start w:val="1"/>
+      <w:numFmt w:val="bullet"/>
+      <w:lvlText w:val=""/>
+      <w:lvlJc w:val="left"/>
+      <w:pPr>
+        <w:tabs>
+          <w:tab w:val="num" w:pos="3600"/>
+        </w:tabs>
+        <w:ind w:left="3600" w:hanging="360"/>
+      </w:pPr>
+      <w:rPr>
+        <w:rFonts w:ascii="Wingdings" w:hAnsi="Wingdings" w:hint="default"/>
+        <w:sz w:val="20"/>
+      </w:rPr>
+    </w:lvl>
+    <w:lvl w:ilvl="5" w:tentative="1">
+      <w:start w:val="1"/>
+      <w:numFmt w:val="bullet"/>
+      <w:lvlText w:val=""/>
+      <w:lvlJc w:val="left"/>
+      <w:pPr>
+        <w:tabs>
+          <w:tab w:val="num" w:pos="4320"/>
+        </w:tabs>
+        <w:ind w:left="4320" w:hanging="360"/>
+      </w:pPr>
+      <w:rPr>
+        <w:rFonts w:ascii="Wingdings" w:hAnsi="Wingdings" w:hint="default"/>
+        <w:sz w:val="20"/>
+      </w:rPr>
+    </w:lvl>
+    <w:lvl w:ilvl="6" w:tentative="1">
+      <w:start w:val="1"/>
+      <w:numFmt w:val="bullet"/>
+      <w:lvlText w:val=""/>
+      <w:lvlJc w:val="left"/>
+      <w:pPr>
+        <w:tabs>
+          <w:tab w:val="num" w:pos="5040"/>
+        </w:tabs>
+        <w:ind w:left="5040" w:hanging="360"/>
+      </w:pPr>
+      <w:rPr>
+        <w:rFonts w:ascii="Wingdings" w:hAnsi="Wingdings" w:hint="default"/>
+        <w:sz w:val="20"/>
+      </w:rPr>
+    </w:lvl>
+    <w:lvl w:ilvl="7" w:tentative="1">
+      <w:start w:val="1"/>
+      <w:numFmt w:val="bullet"/>
+      <w:lvlText w:val=""/>
+      <w:lvlJc w:val="left"/>
+      <w:pPr>
+        <w:tabs>
+          <w:tab w:val="num" w:pos="5760"/>
+        </w:tabs>
+        <w:ind w:left="5760" w:hanging="360"/>
+      </w:pPr>
+      <w:rPr>
+        <w:rFonts w:ascii="Wingdings" w:hAnsi="Wingdings" w:hint="default"/>
+        <w:sz w:val="20"/>
+      </w:rPr>
+    </w:lvl>
+    <w:lvl w:ilvl="8" w:tentative="1">
+      <w:start w:val="1"/>
+      <w:numFmt w:val="bullet"/>
+      <w:lvlText w:val=""/>
+      <w:lvlJc w:val="left"/>
+      <w:pPr>
+        <w:tabs>
+          <w:tab w:val="num" w:pos="6480"/>
+        </w:tabs>
+        <w:ind w:left="6480" w:hanging="360"/>
+      </w:pPr>
+      <w:rPr>
+        <w:rFonts w:ascii="Wingdings" w:hAnsi="Wingdings" w:hint="default"/>
+        <w:sz w:val="20"/>
+      </w:rPr>
+    </w:lvl>
+  </w:abstractNum>
+  <w:abstractNum w:abstractNumId="33" w15:restartNumberingAfterBreak="0">
+    <w:nsid w:val="2B274417"/>
+    <w:multiLevelType w:val="multilevel"/>
+    <w:tmpl w:val="D1343D2A"/>
     <w:lvl w:ilvl="0">
       <w:start w:val="1"/>
       <w:numFmt w:val="decimal"/>
@@ -14442,1053 +15399,10 @@
       </w:pPr>
     </w:lvl>
   </w:abstractNum>
-  <w:abstractNum w:abstractNumId="27" w15:restartNumberingAfterBreak="0">
-    <w:nsid w:val="25E45F9E"/>
+  <w:abstractNum w:abstractNumId="34" w15:restartNumberingAfterBreak="0">
+    <w:nsid w:val="2DBB15CC"/>
     <w:multiLevelType w:val="multilevel"/>
-    <w:tmpl w:val="0D586582"/>
-    <w:lvl w:ilvl="0">
-      <w:start w:val="1"/>
-      <w:numFmt w:val="bullet"/>
-      <w:lvlText w:val=""/>
-      <w:lvlJc w:val="left"/>
-      <w:pPr>
-        <w:tabs>
-          <w:tab w:val="num" w:pos="720"/>
-        </w:tabs>
-        <w:ind w:left="720" w:hanging="360"/>
-      </w:pPr>
-      <w:rPr>
-        <w:rFonts w:ascii="Symbol" w:hAnsi="Symbol" w:hint="default"/>
-        <w:sz w:val="20"/>
-      </w:rPr>
-    </w:lvl>
-    <w:lvl w:ilvl="1" w:tentative="1">
-      <w:start w:val="1"/>
-      <w:numFmt w:val="bullet"/>
-      <w:lvlText w:val="o"/>
-      <w:lvlJc w:val="left"/>
-      <w:pPr>
-        <w:tabs>
-          <w:tab w:val="num" w:pos="1440"/>
-        </w:tabs>
-        <w:ind w:left="1440" w:hanging="360"/>
-      </w:pPr>
-      <w:rPr>
-        <w:rFonts w:ascii="Courier New" w:hAnsi="Courier New" w:hint="default"/>
-        <w:sz w:val="20"/>
-      </w:rPr>
-    </w:lvl>
-    <w:lvl w:ilvl="2" w:tentative="1">
-      <w:start w:val="1"/>
-      <w:numFmt w:val="bullet"/>
-      <w:lvlText w:val=""/>
-      <w:lvlJc w:val="left"/>
-      <w:pPr>
-        <w:tabs>
-          <w:tab w:val="num" w:pos="2160"/>
-        </w:tabs>
-        <w:ind w:left="2160" w:hanging="360"/>
-      </w:pPr>
-      <w:rPr>
-        <w:rFonts w:ascii="Wingdings" w:hAnsi="Wingdings" w:hint="default"/>
-        <w:sz w:val="20"/>
-      </w:rPr>
-    </w:lvl>
-    <w:lvl w:ilvl="3" w:tentative="1">
-      <w:start w:val="1"/>
-      <w:numFmt w:val="bullet"/>
-      <w:lvlText w:val=""/>
-      <w:lvlJc w:val="left"/>
-      <w:pPr>
-        <w:tabs>
-          <w:tab w:val="num" w:pos="2880"/>
-        </w:tabs>
-        <w:ind w:left="2880" w:hanging="360"/>
-      </w:pPr>
-      <w:rPr>
-        <w:rFonts w:ascii="Wingdings" w:hAnsi="Wingdings" w:hint="default"/>
-        <w:sz w:val="20"/>
-      </w:rPr>
-    </w:lvl>
-    <w:lvl w:ilvl="4" w:tentative="1">
-      <w:start w:val="1"/>
-      <w:numFmt w:val="bullet"/>
-      <w:lvlText w:val=""/>
-      <w:lvlJc w:val="left"/>
-      <w:pPr>
-        <w:tabs>
-          <w:tab w:val="num" w:pos="3600"/>
-        </w:tabs>
-        <w:ind w:left="3600" w:hanging="360"/>
-      </w:pPr>
-      <w:rPr>
-        <w:rFonts w:ascii="Wingdings" w:hAnsi="Wingdings" w:hint="default"/>
-        <w:sz w:val="20"/>
-      </w:rPr>
-    </w:lvl>
-    <w:lvl w:ilvl="5" w:tentative="1">
-      <w:start w:val="1"/>
-      <w:numFmt w:val="bullet"/>
-      <w:lvlText w:val=""/>
-      <w:lvlJc w:val="left"/>
-      <w:pPr>
-        <w:tabs>
-          <w:tab w:val="num" w:pos="4320"/>
-        </w:tabs>
-        <w:ind w:left="4320" w:hanging="360"/>
-      </w:pPr>
-      <w:rPr>
-        <w:rFonts w:ascii="Wingdings" w:hAnsi="Wingdings" w:hint="default"/>
-        <w:sz w:val="20"/>
-      </w:rPr>
-    </w:lvl>
-    <w:lvl w:ilvl="6" w:tentative="1">
-      <w:start w:val="1"/>
-      <w:numFmt w:val="bullet"/>
-      <w:lvlText w:val=""/>
-      <w:lvlJc w:val="left"/>
-      <w:pPr>
-        <w:tabs>
-          <w:tab w:val="num" w:pos="5040"/>
-        </w:tabs>
-        <w:ind w:left="5040" w:hanging="360"/>
-      </w:pPr>
-      <w:rPr>
-        <w:rFonts w:ascii="Wingdings" w:hAnsi="Wingdings" w:hint="default"/>
-        <w:sz w:val="20"/>
-      </w:rPr>
-    </w:lvl>
-    <w:lvl w:ilvl="7" w:tentative="1">
-      <w:start w:val="1"/>
-      <w:numFmt w:val="bullet"/>
-      <w:lvlText w:val=""/>
-      <w:lvlJc w:val="left"/>
-      <w:pPr>
-        <w:tabs>
-          <w:tab w:val="num" w:pos="5760"/>
-        </w:tabs>
-        <w:ind w:left="5760" w:hanging="360"/>
-      </w:pPr>
-      <w:rPr>
-        <w:rFonts w:ascii="Wingdings" w:hAnsi="Wingdings" w:hint="default"/>
-        <w:sz w:val="20"/>
-      </w:rPr>
-    </w:lvl>
-    <w:lvl w:ilvl="8" w:tentative="1">
-      <w:start w:val="1"/>
-      <w:numFmt w:val="bullet"/>
-      <w:lvlText w:val=""/>
-      <w:lvlJc w:val="left"/>
-      <w:pPr>
-        <w:tabs>
-          <w:tab w:val="num" w:pos="6480"/>
-        </w:tabs>
-        <w:ind w:left="6480" w:hanging="360"/>
-      </w:pPr>
-      <w:rPr>
-        <w:rFonts w:ascii="Wingdings" w:hAnsi="Wingdings" w:hint="default"/>
-        <w:sz w:val="20"/>
-      </w:rPr>
-    </w:lvl>
-  </w:abstractNum>
-  <w:abstractNum w:abstractNumId="28" w15:restartNumberingAfterBreak="0">
-    <w:nsid w:val="28B26829"/>
-    <w:multiLevelType w:val="multilevel"/>
-    <w:tmpl w:val="6542112E"/>
-    <w:lvl w:ilvl="0">
-      <w:start w:val="1"/>
-      <w:numFmt w:val="bullet"/>
-      <w:lvlText w:val=""/>
-      <w:lvlJc w:val="left"/>
-      <w:pPr>
-        <w:tabs>
-          <w:tab w:val="num" w:pos="720"/>
-        </w:tabs>
-        <w:ind w:left="720" w:hanging="360"/>
-      </w:pPr>
-      <w:rPr>
-        <w:rFonts w:ascii="Symbol" w:hAnsi="Symbol" w:hint="default"/>
-        <w:sz w:val="20"/>
-      </w:rPr>
-    </w:lvl>
-    <w:lvl w:ilvl="1" w:tentative="1">
-      <w:start w:val="1"/>
-      <w:numFmt w:val="bullet"/>
-      <w:lvlText w:val="o"/>
-      <w:lvlJc w:val="left"/>
-      <w:pPr>
-        <w:tabs>
-          <w:tab w:val="num" w:pos="1440"/>
-        </w:tabs>
-        <w:ind w:left="1440" w:hanging="360"/>
-      </w:pPr>
-      <w:rPr>
-        <w:rFonts w:ascii="Courier New" w:hAnsi="Courier New" w:hint="default"/>
-        <w:sz w:val="20"/>
-      </w:rPr>
-    </w:lvl>
-    <w:lvl w:ilvl="2" w:tentative="1">
-      <w:start w:val="1"/>
-      <w:numFmt w:val="bullet"/>
-      <w:lvlText w:val=""/>
-      <w:lvlJc w:val="left"/>
-      <w:pPr>
-        <w:tabs>
-          <w:tab w:val="num" w:pos="2160"/>
-        </w:tabs>
-        <w:ind w:left="2160" w:hanging="360"/>
-      </w:pPr>
-      <w:rPr>
-        <w:rFonts w:ascii="Wingdings" w:hAnsi="Wingdings" w:hint="default"/>
-        <w:sz w:val="20"/>
-      </w:rPr>
-    </w:lvl>
-    <w:lvl w:ilvl="3" w:tentative="1">
-      <w:start w:val="1"/>
-      <w:numFmt w:val="bullet"/>
-      <w:lvlText w:val=""/>
-      <w:lvlJc w:val="left"/>
-      <w:pPr>
-        <w:tabs>
-          <w:tab w:val="num" w:pos="2880"/>
-        </w:tabs>
-        <w:ind w:left="2880" w:hanging="360"/>
-      </w:pPr>
-      <w:rPr>
-        <w:rFonts w:ascii="Wingdings" w:hAnsi="Wingdings" w:hint="default"/>
-        <w:sz w:val="20"/>
-      </w:rPr>
-    </w:lvl>
-    <w:lvl w:ilvl="4" w:tentative="1">
-      <w:start w:val="1"/>
-      <w:numFmt w:val="bullet"/>
-      <w:lvlText w:val=""/>
-      <w:lvlJc w:val="left"/>
-      <w:pPr>
-        <w:tabs>
-          <w:tab w:val="num" w:pos="3600"/>
-        </w:tabs>
-        <w:ind w:left="3600" w:hanging="360"/>
-      </w:pPr>
-      <w:rPr>
-        <w:rFonts w:ascii="Wingdings" w:hAnsi="Wingdings" w:hint="default"/>
-        <w:sz w:val="20"/>
-      </w:rPr>
-    </w:lvl>
-    <w:lvl w:ilvl="5" w:tentative="1">
-      <w:start w:val="1"/>
-      <w:numFmt w:val="bullet"/>
-      <w:lvlText w:val=""/>
-      <w:lvlJc w:val="left"/>
-      <w:pPr>
-        <w:tabs>
-          <w:tab w:val="num" w:pos="4320"/>
-        </w:tabs>
-        <w:ind w:left="4320" w:hanging="360"/>
-      </w:pPr>
-      <w:rPr>
-        <w:rFonts w:ascii="Wingdings" w:hAnsi="Wingdings" w:hint="default"/>
-        <w:sz w:val="20"/>
-      </w:rPr>
-    </w:lvl>
-    <w:lvl w:ilvl="6" w:tentative="1">
-      <w:start w:val="1"/>
-      <w:numFmt w:val="bullet"/>
-      <w:lvlText w:val=""/>
-      <w:lvlJc w:val="left"/>
-      <w:pPr>
-        <w:tabs>
-          <w:tab w:val="num" w:pos="5040"/>
-        </w:tabs>
-        <w:ind w:left="5040" w:hanging="360"/>
-      </w:pPr>
-      <w:rPr>
-        <w:rFonts w:ascii="Wingdings" w:hAnsi="Wingdings" w:hint="default"/>
-        <w:sz w:val="20"/>
-      </w:rPr>
-    </w:lvl>
-    <w:lvl w:ilvl="7" w:tentative="1">
-      <w:start w:val="1"/>
-      <w:numFmt w:val="bullet"/>
-      <w:lvlText w:val=""/>
-      <w:lvlJc w:val="left"/>
-      <w:pPr>
-        <w:tabs>
-          <w:tab w:val="num" w:pos="5760"/>
-        </w:tabs>
-        <w:ind w:left="5760" w:hanging="360"/>
-      </w:pPr>
-      <w:rPr>
-        <w:rFonts w:ascii="Wingdings" w:hAnsi="Wingdings" w:hint="default"/>
-        <w:sz w:val="20"/>
-      </w:rPr>
-    </w:lvl>
-    <w:lvl w:ilvl="8" w:tentative="1">
-      <w:start w:val="1"/>
-      <w:numFmt w:val="bullet"/>
-      <w:lvlText w:val=""/>
-      <w:lvlJc w:val="left"/>
-      <w:pPr>
-        <w:tabs>
-          <w:tab w:val="num" w:pos="6480"/>
-        </w:tabs>
-        <w:ind w:left="6480" w:hanging="360"/>
-      </w:pPr>
-      <w:rPr>
-        <w:rFonts w:ascii="Wingdings" w:hAnsi="Wingdings" w:hint="default"/>
-        <w:sz w:val="20"/>
-      </w:rPr>
-    </w:lvl>
-  </w:abstractNum>
-  <w:abstractNum w:abstractNumId="29" w15:restartNumberingAfterBreak="0">
-    <w:nsid w:val="290E3F5D"/>
-    <w:multiLevelType w:val="multilevel"/>
-    <w:tmpl w:val="1B4ECF9C"/>
-    <w:lvl w:ilvl="0">
-      <w:start w:val="1"/>
-      <w:numFmt w:val="bullet"/>
-      <w:lvlText w:val=""/>
-      <w:lvlJc w:val="left"/>
-      <w:pPr>
-        <w:tabs>
-          <w:tab w:val="num" w:pos="720"/>
-        </w:tabs>
-        <w:ind w:left="720" w:hanging="360"/>
-      </w:pPr>
-      <w:rPr>
-        <w:rFonts w:ascii="Symbol" w:hAnsi="Symbol" w:hint="default"/>
-        <w:sz w:val="20"/>
-      </w:rPr>
-    </w:lvl>
-    <w:lvl w:ilvl="1" w:tentative="1">
-      <w:start w:val="1"/>
-      <w:numFmt w:val="bullet"/>
-      <w:lvlText w:val="o"/>
-      <w:lvlJc w:val="left"/>
-      <w:pPr>
-        <w:tabs>
-          <w:tab w:val="num" w:pos="1440"/>
-        </w:tabs>
-        <w:ind w:left="1440" w:hanging="360"/>
-      </w:pPr>
-      <w:rPr>
-        <w:rFonts w:ascii="Courier New" w:hAnsi="Courier New" w:hint="default"/>
-        <w:sz w:val="20"/>
-      </w:rPr>
-    </w:lvl>
-    <w:lvl w:ilvl="2" w:tentative="1">
-      <w:start w:val="1"/>
-      <w:numFmt w:val="bullet"/>
-      <w:lvlText w:val=""/>
-      <w:lvlJc w:val="left"/>
-      <w:pPr>
-        <w:tabs>
-          <w:tab w:val="num" w:pos="2160"/>
-        </w:tabs>
-        <w:ind w:left="2160" w:hanging="360"/>
-      </w:pPr>
-      <w:rPr>
-        <w:rFonts w:ascii="Wingdings" w:hAnsi="Wingdings" w:hint="default"/>
-        <w:sz w:val="20"/>
-      </w:rPr>
-    </w:lvl>
-    <w:lvl w:ilvl="3" w:tentative="1">
-      <w:start w:val="1"/>
-      <w:numFmt w:val="bullet"/>
-      <w:lvlText w:val=""/>
-      <w:lvlJc w:val="left"/>
-      <w:pPr>
-        <w:tabs>
-          <w:tab w:val="num" w:pos="2880"/>
-        </w:tabs>
-        <w:ind w:left="2880" w:hanging="360"/>
-      </w:pPr>
-      <w:rPr>
-        <w:rFonts w:ascii="Wingdings" w:hAnsi="Wingdings" w:hint="default"/>
-        <w:sz w:val="20"/>
-      </w:rPr>
-    </w:lvl>
-    <w:lvl w:ilvl="4" w:tentative="1">
-      <w:start w:val="1"/>
-      <w:numFmt w:val="bullet"/>
-      <w:lvlText w:val=""/>
-      <w:lvlJc w:val="left"/>
-      <w:pPr>
-        <w:tabs>
-          <w:tab w:val="num" w:pos="3600"/>
-        </w:tabs>
-        <w:ind w:left="3600" w:hanging="360"/>
-      </w:pPr>
-      <w:rPr>
-        <w:rFonts w:ascii="Wingdings" w:hAnsi="Wingdings" w:hint="default"/>
-        <w:sz w:val="20"/>
-      </w:rPr>
-    </w:lvl>
-    <w:lvl w:ilvl="5" w:tentative="1">
-      <w:start w:val="1"/>
-      <w:numFmt w:val="bullet"/>
-      <w:lvlText w:val=""/>
-      <w:lvlJc w:val="left"/>
-      <w:pPr>
-        <w:tabs>
-          <w:tab w:val="num" w:pos="4320"/>
-        </w:tabs>
-        <w:ind w:left="4320" w:hanging="360"/>
-      </w:pPr>
-      <w:rPr>
-        <w:rFonts w:ascii="Wingdings" w:hAnsi="Wingdings" w:hint="default"/>
-        <w:sz w:val="20"/>
-      </w:rPr>
-    </w:lvl>
-    <w:lvl w:ilvl="6" w:tentative="1">
-      <w:start w:val="1"/>
-      <w:numFmt w:val="bullet"/>
-      <w:lvlText w:val=""/>
-      <w:lvlJc w:val="left"/>
-      <w:pPr>
-        <w:tabs>
-          <w:tab w:val="num" w:pos="5040"/>
-        </w:tabs>
-        <w:ind w:left="5040" w:hanging="360"/>
-      </w:pPr>
-      <w:rPr>
-        <w:rFonts w:ascii="Wingdings" w:hAnsi="Wingdings" w:hint="default"/>
-        <w:sz w:val="20"/>
-      </w:rPr>
-    </w:lvl>
-    <w:lvl w:ilvl="7" w:tentative="1">
-      <w:start w:val="1"/>
-      <w:numFmt w:val="bullet"/>
-      <w:lvlText w:val=""/>
-      <w:lvlJc w:val="left"/>
-      <w:pPr>
-        <w:tabs>
-          <w:tab w:val="num" w:pos="5760"/>
-        </w:tabs>
-        <w:ind w:left="5760" w:hanging="360"/>
-      </w:pPr>
-      <w:rPr>
-        <w:rFonts w:ascii="Wingdings" w:hAnsi="Wingdings" w:hint="default"/>
-        <w:sz w:val="20"/>
-      </w:rPr>
-    </w:lvl>
-    <w:lvl w:ilvl="8" w:tentative="1">
-      <w:start w:val="1"/>
-      <w:numFmt w:val="bullet"/>
-      <w:lvlText w:val=""/>
-      <w:lvlJc w:val="left"/>
-      <w:pPr>
-        <w:tabs>
-          <w:tab w:val="num" w:pos="6480"/>
-        </w:tabs>
-        <w:ind w:left="6480" w:hanging="360"/>
-      </w:pPr>
-      <w:rPr>
-        <w:rFonts w:ascii="Wingdings" w:hAnsi="Wingdings" w:hint="default"/>
-        <w:sz w:val="20"/>
-      </w:rPr>
-    </w:lvl>
-  </w:abstractNum>
-  <w:abstractNum w:abstractNumId="30" w15:restartNumberingAfterBreak="0">
-    <w:nsid w:val="2AA3767E"/>
-    <w:multiLevelType w:val="multilevel"/>
-    <w:tmpl w:val="1AA691C0"/>
-    <w:lvl w:ilvl="0">
-      <w:start w:val="1"/>
-      <w:numFmt w:val="bullet"/>
-      <w:lvlText w:val=""/>
-      <w:lvlJc w:val="left"/>
-      <w:pPr>
-        <w:tabs>
-          <w:tab w:val="num" w:pos="720"/>
-        </w:tabs>
-        <w:ind w:left="720" w:hanging="360"/>
-      </w:pPr>
-      <w:rPr>
-        <w:rFonts w:ascii="Symbol" w:hAnsi="Symbol" w:hint="default"/>
-        <w:sz w:val="20"/>
-      </w:rPr>
-    </w:lvl>
-    <w:lvl w:ilvl="1" w:tentative="1">
-      <w:start w:val="1"/>
-      <w:numFmt w:val="bullet"/>
-      <w:lvlText w:val="o"/>
-      <w:lvlJc w:val="left"/>
-      <w:pPr>
-        <w:tabs>
-          <w:tab w:val="num" w:pos="1440"/>
-        </w:tabs>
-        <w:ind w:left="1440" w:hanging="360"/>
-      </w:pPr>
-      <w:rPr>
-        <w:rFonts w:ascii="Courier New" w:hAnsi="Courier New" w:hint="default"/>
-        <w:sz w:val="20"/>
-      </w:rPr>
-    </w:lvl>
-    <w:lvl w:ilvl="2" w:tentative="1">
-      <w:start w:val="1"/>
-      <w:numFmt w:val="bullet"/>
-      <w:lvlText w:val=""/>
-      <w:lvlJc w:val="left"/>
-      <w:pPr>
-        <w:tabs>
-          <w:tab w:val="num" w:pos="2160"/>
-        </w:tabs>
-        <w:ind w:left="2160" w:hanging="360"/>
-      </w:pPr>
-      <w:rPr>
-        <w:rFonts w:ascii="Wingdings" w:hAnsi="Wingdings" w:hint="default"/>
-        <w:sz w:val="20"/>
-      </w:rPr>
-    </w:lvl>
-    <w:lvl w:ilvl="3" w:tentative="1">
-      <w:start w:val="1"/>
-      <w:numFmt w:val="bullet"/>
-      <w:lvlText w:val=""/>
-      <w:lvlJc w:val="left"/>
-      <w:pPr>
-        <w:tabs>
-          <w:tab w:val="num" w:pos="2880"/>
-        </w:tabs>
-        <w:ind w:left="2880" w:hanging="360"/>
-      </w:pPr>
-      <w:rPr>
-        <w:rFonts w:ascii="Wingdings" w:hAnsi="Wingdings" w:hint="default"/>
-        <w:sz w:val="20"/>
-      </w:rPr>
-    </w:lvl>
-    <w:lvl w:ilvl="4" w:tentative="1">
-      <w:start w:val="1"/>
-      <w:numFmt w:val="bullet"/>
-      <w:lvlText w:val=""/>
-      <w:lvlJc w:val="left"/>
-      <w:pPr>
-        <w:tabs>
-          <w:tab w:val="num" w:pos="3600"/>
-        </w:tabs>
-        <w:ind w:left="3600" w:hanging="360"/>
-      </w:pPr>
-      <w:rPr>
-        <w:rFonts w:ascii="Wingdings" w:hAnsi="Wingdings" w:hint="default"/>
-        <w:sz w:val="20"/>
-      </w:rPr>
-    </w:lvl>
-    <w:lvl w:ilvl="5" w:tentative="1">
-      <w:start w:val="1"/>
-      <w:numFmt w:val="bullet"/>
-      <w:lvlText w:val=""/>
-      <w:lvlJc w:val="left"/>
-      <w:pPr>
-        <w:tabs>
-          <w:tab w:val="num" w:pos="4320"/>
-        </w:tabs>
-        <w:ind w:left="4320" w:hanging="360"/>
-      </w:pPr>
-      <w:rPr>
-        <w:rFonts w:ascii="Wingdings" w:hAnsi="Wingdings" w:hint="default"/>
-        <w:sz w:val="20"/>
-      </w:rPr>
-    </w:lvl>
-    <w:lvl w:ilvl="6" w:tentative="1">
-      <w:start w:val="1"/>
-      <w:numFmt w:val="bullet"/>
-      <w:lvlText w:val=""/>
-      <w:lvlJc w:val="left"/>
-      <w:pPr>
-        <w:tabs>
-          <w:tab w:val="num" w:pos="5040"/>
-        </w:tabs>
-        <w:ind w:left="5040" w:hanging="360"/>
-      </w:pPr>
-      <w:rPr>
-        <w:rFonts w:ascii="Wingdings" w:hAnsi="Wingdings" w:hint="default"/>
-        <w:sz w:val="20"/>
-      </w:rPr>
-    </w:lvl>
-    <w:lvl w:ilvl="7" w:tentative="1">
-      <w:start w:val="1"/>
-      <w:numFmt w:val="bullet"/>
-      <w:lvlText w:val=""/>
-      <w:lvlJc w:val="left"/>
-      <w:pPr>
-        <w:tabs>
-          <w:tab w:val="num" w:pos="5760"/>
-        </w:tabs>
-        <w:ind w:left="5760" w:hanging="360"/>
-      </w:pPr>
-      <w:rPr>
-        <w:rFonts w:ascii="Wingdings" w:hAnsi="Wingdings" w:hint="default"/>
-        <w:sz w:val="20"/>
-      </w:rPr>
-    </w:lvl>
-    <w:lvl w:ilvl="8" w:tentative="1">
-      <w:start w:val="1"/>
-      <w:numFmt w:val="bullet"/>
-      <w:lvlText w:val=""/>
-      <w:lvlJc w:val="left"/>
-      <w:pPr>
-        <w:tabs>
-          <w:tab w:val="num" w:pos="6480"/>
-        </w:tabs>
-        <w:ind w:left="6480" w:hanging="360"/>
-      </w:pPr>
-      <w:rPr>
-        <w:rFonts w:ascii="Wingdings" w:hAnsi="Wingdings" w:hint="default"/>
-        <w:sz w:val="20"/>
-      </w:rPr>
-    </w:lvl>
-  </w:abstractNum>
-  <w:abstractNum w:abstractNumId="31" w15:restartNumberingAfterBreak="0">
-    <w:nsid w:val="2B9A7B68"/>
-    <w:multiLevelType w:val="multilevel"/>
-    <w:tmpl w:val="372AC776"/>
-    <w:lvl w:ilvl="0">
-      <w:start w:val="1"/>
-      <w:numFmt w:val="bullet"/>
-      <w:lvlText w:val=""/>
-      <w:lvlJc w:val="left"/>
-      <w:pPr>
-        <w:tabs>
-          <w:tab w:val="num" w:pos="720"/>
-        </w:tabs>
-        <w:ind w:left="720" w:hanging="360"/>
-      </w:pPr>
-      <w:rPr>
-        <w:rFonts w:ascii="Symbol" w:hAnsi="Symbol" w:hint="default"/>
-        <w:sz w:val="20"/>
-      </w:rPr>
-    </w:lvl>
-    <w:lvl w:ilvl="1" w:tentative="1">
-      <w:start w:val="1"/>
-      <w:numFmt w:val="bullet"/>
-      <w:lvlText w:val="o"/>
-      <w:lvlJc w:val="left"/>
-      <w:pPr>
-        <w:tabs>
-          <w:tab w:val="num" w:pos="1440"/>
-        </w:tabs>
-        <w:ind w:left="1440" w:hanging="360"/>
-      </w:pPr>
-      <w:rPr>
-        <w:rFonts w:ascii="Courier New" w:hAnsi="Courier New" w:hint="default"/>
-        <w:sz w:val="20"/>
-      </w:rPr>
-    </w:lvl>
-    <w:lvl w:ilvl="2" w:tentative="1">
-      <w:start w:val="1"/>
-      <w:numFmt w:val="bullet"/>
-      <w:lvlText w:val=""/>
-      <w:lvlJc w:val="left"/>
-      <w:pPr>
-        <w:tabs>
-          <w:tab w:val="num" w:pos="2160"/>
-        </w:tabs>
-        <w:ind w:left="2160" w:hanging="360"/>
-      </w:pPr>
-      <w:rPr>
-        <w:rFonts w:ascii="Wingdings" w:hAnsi="Wingdings" w:hint="default"/>
-        <w:sz w:val="20"/>
-      </w:rPr>
-    </w:lvl>
-    <w:lvl w:ilvl="3" w:tentative="1">
-      <w:start w:val="1"/>
-      <w:numFmt w:val="bullet"/>
-      <w:lvlText w:val=""/>
-      <w:lvlJc w:val="left"/>
-      <w:pPr>
-        <w:tabs>
-          <w:tab w:val="num" w:pos="2880"/>
-        </w:tabs>
-        <w:ind w:left="2880" w:hanging="360"/>
-      </w:pPr>
-      <w:rPr>
-        <w:rFonts w:ascii="Wingdings" w:hAnsi="Wingdings" w:hint="default"/>
-        <w:sz w:val="20"/>
-      </w:rPr>
-    </w:lvl>
-    <w:lvl w:ilvl="4" w:tentative="1">
-      <w:start w:val="1"/>
-      <w:numFmt w:val="bullet"/>
-      <w:lvlText w:val=""/>
-      <w:lvlJc w:val="left"/>
-      <w:pPr>
-        <w:tabs>
-          <w:tab w:val="num" w:pos="3600"/>
-        </w:tabs>
-        <w:ind w:left="3600" w:hanging="360"/>
-      </w:pPr>
-      <w:rPr>
-        <w:rFonts w:ascii="Wingdings" w:hAnsi="Wingdings" w:hint="default"/>
-        <w:sz w:val="20"/>
-      </w:rPr>
-    </w:lvl>
-    <w:lvl w:ilvl="5" w:tentative="1">
-      <w:start w:val="1"/>
-      <w:numFmt w:val="bullet"/>
-      <w:lvlText w:val=""/>
-      <w:lvlJc w:val="left"/>
-      <w:pPr>
-        <w:tabs>
-          <w:tab w:val="num" w:pos="4320"/>
-        </w:tabs>
-        <w:ind w:left="4320" w:hanging="360"/>
-      </w:pPr>
-      <w:rPr>
-        <w:rFonts w:ascii="Wingdings" w:hAnsi="Wingdings" w:hint="default"/>
-        <w:sz w:val="20"/>
-      </w:rPr>
-    </w:lvl>
-    <w:lvl w:ilvl="6" w:tentative="1">
-      <w:start w:val="1"/>
-      <w:numFmt w:val="bullet"/>
-      <w:lvlText w:val=""/>
-      <w:lvlJc w:val="left"/>
-      <w:pPr>
-        <w:tabs>
-          <w:tab w:val="num" w:pos="5040"/>
-        </w:tabs>
-        <w:ind w:left="5040" w:hanging="360"/>
-      </w:pPr>
-      <w:rPr>
-        <w:rFonts w:ascii="Wingdings" w:hAnsi="Wingdings" w:hint="default"/>
-        <w:sz w:val="20"/>
-      </w:rPr>
-    </w:lvl>
-    <w:lvl w:ilvl="7" w:tentative="1">
-      <w:start w:val="1"/>
-      <w:numFmt w:val="bullet"/>
-      <w:lvlText w:val=""/>
-      <w:lvlJc w:val="left"/>
-      <w:pPr>
-        <w:tabs>
-          <w:tab w:val="num" w:pos="5760"/>
-        </w:tabs>
-        <w:ind w:left="5760" w:hanging="360"/>
-      </w:pPr>
-      <w:rPr>
-        <w:rFonts w:ascii="Wingdings" w:hAnsi="Wingdings" w:hint="default"/>
-        <w:sz w:val="20"/>
-      </w:rPr>
-    </w:lvl>
-    <w:lvl w:ilvl="8" w:tentative="1">
-      <w:start w:val="1"/>
-      <w:numFmt w:val="bullet"/>
-      <w:lvlText w:val=""/>
-      <w:lvlJc w:val="left"/>
-      <w:pPr>
-        <w:tabs>
-          <w:tab w:val="num" w:pos="6480"/>
-        </w:tabs>
-        <w:ind w:left="6480" w:hanging="360"/>
-      </w:pPr>
-      <w:rPr>
-        <w:rFonts w:ascii="Wingdings" w:hAnsi="Wingdings" w:hint="default"/>
-        <w:sz w:val="20"/>
-      </w:rPr>
-    </w:lvl>
-  </w:abstractNum>
-  <w:abstractNum w:abstractNumId="32" w15:restartNumberingAfterBreak="0">
-    <w:nsid w:val="2DCE7B1E"/>
-    <w:multiLevelType w:val="multilevel"/>
-    <w:tmpl w:val="FA669CD0"/>
-    <w:lvl w:ilvl="0">
-      <w:start w:val="1"/>
-      <w:numFmt w:val="bullet"/>
-      <w:lvlText w:val=""/>
-      <w:lvlJc w:val="left"/>
-      <w:pPr>
-        <w:tabs>
-          <w:tab w:val="num" w:pos="720"/>
-        </w:tabs>
-        <w:ind w:left="720" w:hanging="360"/>
-      </w:pPr>
-      <w:rPr>
-        <w:rFonts w:ascii="Symbol" w:hAnsi="Symbol" w:hint="default"/>
-        <w:sz w:val="20"/>
-      </w:rPr>
-    </w:lvl>
-    <w:lvl w:ilvl="1" w:tentative="1">
-      <w:start w:val="1"/>
-      <w:numFmt w:val="bullet"/>
-      <w:lvlText w:val="o"/>
-      <w:lvlJc w:val="left"/>
-      <w:pPr>
-        <w:tabs>
-          <w:tab w:val="num" w:pos="1440"/>
-        </w:tabs>
-        <w:ind w:left="1440" w:hanging="360"/>
-      </w:pPr>
-      <w:rPr>
-        <w:rFonts w:ascii="Courier New" w:hAnsi="Courier New" w:hint="default"/>
-        <w:sz w:val="20"/>
-      </w:rPr>
-    </w:lvl>
-    <w:lvl w:ilvl="2" w:tentative="1">
-      <w:start w:val="1"/>
-      <w:numFmt w:val="bullet"/>
-      <w:lvlText w:val=""/>
-      <w:lvlJc w:val="left"/>
-      <w:pPr>
-        <w:tabs>
-          <w:tab w:val="num" w:pos="2160"/>
-        </w:tabs>
-        <w:ind w:left="2160" w:hanging="360"/>
-      </w:pPr>
-      <w:rPr>
-        <w:rFonts w:ascii="Wingdings" w:hAnsi="Wingdings" w:hint="default"/>
-        <w:sz w:val="20"/>
-      </w:rPr>
-    </w:lvl>
-    <w:lvl w:ilvl="3" w:tentative="1">
-      <w:start w:val="1"/>
-      <w:numFmt w:val="bullet"/>
-      <w:lvlText w:val=""/>
-      <w:lvlJc w:val="left"/>
-      <w:pPr>
-        <w:tabs>
-          <w:tab w:val="num" w:pos="2880"/>
-        </w:tabs>
-        <w:ind w:left="2880" w:hanging="360"/>
-      </w:pPr>
-      <w:rPr>
-        <w:rFonts w:ascii="Wingdings" w:hAnsi="Wingdings" w:hint="default"/>
-        <w:sz w:val="20"/>
-      </w:rPr>
-    </w:lvl>
-    <w:lvl w:ilvl="4" w:tentative="1">
-      <w:start w:val="1"/>
-      <w:numFmt w:val="bullet"/>
-      <w:lvlText w:val=""/>
-      <w:lvlJc w:val="left"/>
-      <w:pPr>
-        <w:tabs>
-          <w:tab w:val="num" w:pos="3600"/>
-        </w:tabs>
-        <w:ind w:left="3600" w:hanging="360"/>
-      </w:pPr>
-      <w:rPr>
-        <w:rFonts w:ascii="Wingdings" w:hAnsi="Wingdings" w:hint="default"/>
-        <w:sz w:val="20"/>
-      </w:rPr>
-    </w:lvl>
-    <w:lvl w:ilvl="5" w:tentative="1">
-      <w:start w:val="1"/>
-      <w:numFmt w:val="bullet"/>
-      <w:lvlText w:val=""/>
-      <w:lvlJc w:val="left"/>
-      <w:pPr>
-        <w:tabs>
-          <w:tab w:val="num" w:pos="4320"/>
-        </w:tabs>
-        <w:ind w:left="4320" w:hanging="360"/>
-      </w:pPr>
-      <w:rPr>
-        <w:rFonts w:ascii="Wingdings" w:hAnsi="Wingdings" w:hint="default"/>
-        <w:sz w:val="20"/>
-      </w:rPr>
-    </w:lvl>
-    <w:lvl w:ilvl="6" w:tentative="1">
-      <w:start w:val="1"/>
-      <w:numFmt w:val="bullet"/>
-      <w:lvlText w:val=""/>
-      <w:lvlJc w:val="left"/>
-      <w:pPr>
-        <w:tabs>
-          <w:tab w:val="num" w:pos="5040"/>
-        </w:tabs>
-        <w:ind w:left="5040" w:hanging="360"/>
-      </w:pPr>
-      <w:rPr>
-        <w:rFonts w:ascii="Wingdings" w:hAnsi="Wingdings" w:hint="default"/>
-        <w:sz w:val="20"/>
-      </w:rPr>
-    </w:lvl>
-    <w:lvl w:ilvl="7" w:tentative="1">
-      <w:start w:val="1"/>
-      <w:numFmt w:val="bullet"/>
-      <w:lvlText w:val=""/>
-      <w:lvlJc w:val="left"/>
-      <w:pPr>
-        <w:tabs>
-          <w:tab w:val="num" w:pos="5760"/>
-        </w:tabs>
-        <w:ind w:left="5760" w:hanging="360"/>
-      </w:pPr>
-      <w:rPr>
-        <w:rFonts w:ascii="Wingdings" w:hAnsi="Wingdings" w:hint="default"/>
-        <w:sz w:val="20"/>
-      </w:rPr>
-    </w:lvl>
-    <w:lvl w:ilvl="8" w:tentative="1">
-      <w:start w:val="1"/>
-      <w:numFmt w:val="bullet"/>
-      <w:lvlText w:val=""/>
-      <w:lvlJc w:val="left"/>
-      <w:pPr>
-        <w:tabs>
-          <w:tab w:val="num" w:pos="6480"/>
-        </w:tabs>
-        <w:ind w:left="6480" w:hanging="360"/>
-      </w:pPr>
-      <w:rPr>
-        <w:rFonts w:ascii="Wingdings" w:hAnsi="Wingdings" w:hint="default"/>
-        <w:sz w:val="20"/>
-      </w:rPr>
-    </w:lvl>
-  </w:abstractNum>
-  <w:abstractNum w:abstractNumId="33" w15:restartNumberingAfterBreak="0">
-    <w:nsid w:val="2E4C5197"/>
-    <w:multiLevelType w:val="multilevel"/>
-    <w:tmpl w:val="B502933A"/>
-    <w:lvl w:ilvl="0">
-      <w:start w:val="1"/>
-      <w:numFmt w:val="bullet"/>
-      <w:lvlText w:val=""/>
-      <w:lvlJc w:val="left"/>
-      <w:pPr>
-        <w:tabs>
-          <w:tab w:val="num" w:pos="720"/>
-        </w:tabs>
-        <w:ind w:left="720" w:hanging="360"/>
-      </w:pPr>
-      <w:rPr>
-        <w:rFonts w:ascii="Symbol" w:hAnsi="Symbol" w:hint="default"/>
-        <w:sz w:val="20"/>
-      </w:rPr>
-    </w:lvl>
-    <w:lvl w:ilvl="1" w:tentative="1">
-      <w:start w:val="1"/>
-      <w:numFmt w:val="bullet"/>
-      <w:lvlText w:val="o"/>
-      <w:lvlJc w:val="left"/>
-      <w:pPr>
-        <w:tabs>
-          <w:tab w:val="num" w:pos="1440"/>
-        </w:tabs>
-        <w:ind w:left="1440" w:hanging="360"/>
-      </w:pPr>
-      <w:rPr>
-        <w:rFonts w:ascii="Courier New" w:hAnsi="Courier New" w:hint="default"/>
-        <w:sz w:val="20"/>
-      </w:rPr>
-    </w:lvl>
-    <w:lvl w:ilvl="2" w:tentative="1">
-      <w:start w:val="1"/>
-      <w:numFmt w:val="bullet"/>
-      <w:lvlText w:val=""/>
-      <w:lvlJc w:val="left"/>
-      <w:pPr>
-        <w:tabs>
-          <w:tab w:val="num" w:pos="2160"/>
-        </w:tabs>
-        <w:ind w:left="2160" w:hanging="360"/>
-      </w:pPr>
-      <w:rPr>
-        <w:rFonts w:ascii="Wingdings" w:hAnsi="Wingdings" w:hint="default"/>
-        <w:sz w:val="20"/>
-      </w:rPr>
-    </w:lvl>
-    <w:lvl w:ilvl="3" w:tentative="1">
-      <w:start w:val="1"/>
-      <w:numFmt w:val="bullet"/>
-      <w:lvlText w:val=""/>
-      <w:lvlJc w:val="left"/>
-      <w:pPr>
-        <w:tabs>
-          <w:tab w:val="num" w:pos="2880"/>
-        </w:tabs>
-        <w:ind w:left="2880" w:hanging="360"/>
-      </w:pPr>
-      <w:rPr>
-        <w:rFonts w:ascii="Wingdings" w:hAnsi="Wingdings" w:hint="default"/>
-        <w:sz w:val="20"/>
-      </w:rPr>
-    </w:lvl>
-    <w:lvl w:ilvl="4" w:tentative="1">
-      <w:start w:val="1"/>
-      <w:numFmt w:val="bullet"/>
-      <w:lvlText w:val=""/>
-      <w:lvlJc w:val="left"/>
-      <w:pPr>
-        <w:tabs>
-          <w:tab w:val="num" w:pos="3600"/>
-        </w:tabs>
-        <w:ind w:left="3600" w:hanging="360"/>
-      </w:pPr>
-      <w:rPr>
-        <w:rFonts w:ascii="Wingdings" w:hAnsi="Wingdings" w:hint="default"/>
-        <w:sz w:val="20"/>
-      </w:rPr>
-    </w:lvl>
-    <w:lvl w:ilvl="5" w:tentative="1">
-      <w:start w:val="1"/>
-      <w:numFmt w:val="bullet"/>
-      <w:lvlText w:val=""/>
-      <w:lvlJc w:val="left"/>
-      <w:pPr>
-        <w:tabs>
-          <w:tab w:val="num" w:pos="4320"/>
-        </w:tabs>
-        <w:ind w:left="4320" w:hanging="360"/>
-      </w:pPr>
-      <w:rPr>
-        <w:rFonts w:ascii="Wingdings" w:hAnsi="Wingdings" w:hint="default"/>
-        <w:sz w:val="20"/>
-      </w:rPr>
-    </w:lvl>
-    <w:lvl w:ilvl="6" w:tentative="1">
-      <w:start w:val="1"/>
-      <w:numFmt w:val="bullet"/>
-      <w:lvlText w:val=""/>
-      <w:lvlJc w:val="left"/>
-      <w:pPr>
-        <w:tabs>
-          <w:tab w:val="num" w:pos="5040"/>
-        </w:tabs>
-        <w:ind w:left="5040" w:hanging="360"/>
-      </w:pPr>
-      <w:rPr>
-        <w:rFonts w:ascii="Wingdings" w:hAnsi="Wingdings" w:hint="default"/>
-        <w:sz w:val="20"/>
-      </w:rPr>
-    </w:lvl>
-    <w:lvl w:ilvl="7" w:tentative="1">
-      <w:start w:val="1"/>
-      <w:numFmt w:val="bullet"/>
-      <w:lvlText w:val=""/>
-      <w:lvlJc w:val="left"/>
-      <w:pPr>
-        <w:tabs>
-          <w:tab w:val="num" w:pos="5760"/>
-        </w:tabs>
-        <w:ind w:left="5760" w:hanging="360"/>
-      </w:pPr>
-      <w:rPr>
-        <w:rFonts w:ascii="Wingdings" w:hAnsi="Wingdings" w:hint="default"/>
-        <w:sz w:val="20"/>
-      </w:rPr>
-    </w:lvl>
-    <w:lvl w:ilvl="8" w:tentative="1">
-      <w:start w:val="1"/>
-      <w:numFmt w:val="bullet"/>
-      <w:lvlText w:val=""/>
-      <w:lvlJc w:val="left"/>
-      <w:pPr>
-        <w:tabs>
-          <w:tab w:val="num" w:pos="6480"/>
-        </w:tabs>
-        <w:ind w:left="6480" w:hanging="360"/>
-      </w:pPr>
-      <w:rPr>
-        <w:rFonts w:ascii="Wingdings" w:hAnsi="Wingdings" w:hint="default"/>
-        <w:sz w:val="20"/>
-      </w:rPr>
-    </w:lvl>
-  </w:abstractNum>
-  <w:abstractNum w:abstractNumId="34" w15:restartNumberingAfterBreak="0">
-    <w:nsid w:val="2F127B37"/>
-    <w:multiLevelType w:val="multilevel"/>
-    <w:tmpl w:val="89786996"/>
+    <w:tmpl w:val="F46A1652"/>
     <w:lvl w:ilvl="0">
       <w:start w:val="1"/>
       <w:numFmt w:val="bullet"/>
@@ -15635,9 +15549,9 @@
     </w:lvl>
   </w:abstractNum>
   <w:abstractNum w:abstractNumId="35" w15:restartNumberingAfterBreak="0">
-    <w:nsid w:val="30806877"/>
+    <w:nsid w:val="340F7167"/>
     <w:multiLevelType w:val="multilevel"/>
-    <w:tmpl w:val="F67E0758"/>
+    <w:tmpl w:val="AC4683CA"/>
     <w:lvl w:ilvl="0">
       <w:start w:val="1"/>
       <w:numFmt w:val="bullet"/>
@@ -15784,9 +15698,9 @@
     </w:lvl>
   </w:abstractNum>
   <w:abstractNum w:abstractNumId="36" w15:restartNumberingAfterBreak="0">
-    <w:nsid w:val="30ED2D32"/>
+    <w:nsid w:val="353C734E"/>
     <w:multiLevelType w:val="multilevel"/>
-    <w:tmpl w:val="1B0A9080"/>
+    <w:tmpl w:val="06949B28"/>
     <w:lvl w:ilvl="0">
       <w:start w:val="1"/>
       <w:numFmt w:val="bullet"/>
@@ -15933,13 +15847,13 @@
     </w:lvl>
   </w:abstractNum>
   <w:abstractNum w:abstractNumId="37" w15:restartNumberingAfterBreak="0">
-    <w:nsid w:val="31E30E01"/>
+    <w:nsid w:val="36BD257B"/>
     <w:multiLevelType w:val="multilevel"/>
-    <w:tmpl w:val="E39C87F2"/>
+    <w:tmpl w:val="1D20CA5E"/>
     <w:lvl w:ilvl="0">
       <w:start w:val="1"/>
-      <w:numFmt w:val="bullet"/>
-      <w:lvlText w:val=""/>
+      <w:numFmt w:val="decimal"/>
+      <w:lvlText w:val="%1."/>
       <w:lvlJc w:val="left"/>
       <w:pPr>
         <w:tabs>
@@ -15947,12 +15861,8 @@
         </w:tabs>
         <w:ind w:left="720" w:hanging="360"/>
       </w:pPr>
-      <w:rPr>
-        <w:rFonts w:ascii="Symbol" w:hAnsi="Symbol" w:hint="default"/>
-        <w:sz w:val="20"/>
-      </w:rPr>
-    </w:lvl>
-    <w:lvl w:ilvl="1" w:tentative="1">
+    </w:lvl>
+    <w:lvl w:ilvl="1">
       <w:start w:val="1"/>
       <w:numFmt w:val="bullet"/>
       <w:lvlText w:val="o"/>
@@ -15970,8 +15880,8 @@
     </w:lvl>
     <w:lvl w:ilvl="2" w:tentative="1">
       <w:start w:val="1"/>
-      <w:numFmt w:val="bullet"/>
-      <w:lvlText w:val=""/>
+      <w:numFmt w:val="decimal"/>
+      <w:lvlText w:val="%3."/>
       <w:lvlJc w:val="left"/>
       <w:pPr>
         <w:tabs>
@@ -15979,15 +15889,11 @@
         </w:tabs>
         <w:ind w:left="2160" w:hanging="360"/>
       </w:pPr>
-      <w:rPr>
-        <w:rFonts w:ascii="Wingdings" w:hAnsi="Wingdings" w:hint="default"/>
-        <w:sz w:val="20"/>
-      </w:rPr>
     </w:lvl>
     <w:lvl w:ilvl="3" w:tentative="1">
       <w:start w:val="1"/>
-      <w:numFmt w:val="bullet"/>
-      <w:lvlText w:val=""/>
+      <w:numFmt w:val="decimal"/>
+      <w:lvlText w:val="%4."/>
       <w:lvlJc w:val="left"/>
       <w:pPr>
         <w:tabs>
@@ -15995,15 +15901,11 @@
         </w:tabs>
         <w:ind w:left="2880" w:hanging="360"/>
       </w:pPr>
-      <w:rPr>
-        <w:rFonts w:ascii="Wingdings" w:hAnsi="Wingdings" w:hint="default"/>
-        <w:sz w:val="20"/>
-      </w:rPr>
     </w:lvl>
     <w:lvl w:ilvl="4" w:tentative="1">
       <w:start w:val="1"/>
-      <w:numFmt w:val="bullet"/>
-      <w:lvlText w:val=""/>
+      <w:numFmt w:val="decimal"/>
+      <w:lvlText w:val="%5."/>
       <w:lvlJc w:val="left"/>
       <w:pPr>
         <w:tabs>
@@ -16011,15 +15913,11 @@
         </w:tabs>
         <w:ind w:left="3600" w:hanging="360"/>
       </w:pPr>
-      <w:rPr>
-        <w:rFonts w:ascii="Wingdings" w:hAnsi="Wingdings" w:hint="default"/>
-        <w:sz w:val="20"/>
-      </w:rPr>
     </w:lvl>
     <w:lvl w:ilvl="5" w:tentative="1">
       <w:start w:val="1"/>
-      <w:numFmt w:val="bullet"/>
-      <w:lvlText w:val=""/>
+      <w:numFmt w:val="decimal"/>
+      <w:lvlText w:val="%6."/>
       <w:lvlJc w:val="left"/>
       <w:pPr>
         <w:tabs>
@@ -16027,15 +15925,11 @@
         </w:tabs>
         <w:ind w:left="4320" w:hanging="360"/>
       </w:pPr>
-      <w:rPr>
-        <w:rFonts w:ascii="Wingdings" w:hAnsi="Wingdings" w:hint="default"/>
-        <w:sz w:val="20"/>
-      </w:rPr>
     </w:lvl>
     <w:lvl w:ilvl="6" w:tentative="1">
       <w:start w:val="1"/>
-      <w:numFmt w:val="bullet"/>
-      <w:lvlText w:val=""/>
+      <w:numFmt w:val="decimal"/>
+      <w:lvlText w:val="%7."/>
       <w:lvlJc w:val="left"/>
       <w:pPr>
         <w:tabs>
@@ -16043,15 +15937,11 @@
         </w:tabs>
         <w:ind w:left="5040" w:hanging="360"/>
       </w:pPr>
-      <w:rPr>
-        <w:rFonts w:ascii="Wingdings" w:hAnsi="Wingdings" w:hint="default"/>
-        <w:sz w:val="20"/>
-      </w:rPr>
     </w:lvl>
     <w:lvl w:ilvl="7" w:tentative="1">
       <w:start w:val="1"/>
-      <w:numFmt w:val="bullet"/>
-      <w:lvlText w:val=""/>
+      <w:numFmt w:val="decimal"/>
+      <w:lvlText w:val="%8."/>
       <w:lvlJc w:val="left"/>
       <w:pPr>
         <w:tabs>
@@ -16059,15 +15949,11 @@
         </w:tabs>
         <w:ind w:left="5760" w:hanging="360"/>
       </w:pPr>
-      <w:rPr>
-        <w:rFonts w:ascii="Wingdings" w:hAnsi="Wingdings" w:hint="default"/>
-        <w:sz w:val="20"/>
-      </w:rPr>
     </w:lvl>
     <w:lvl w:ilvl="8" w:tentative="1">
       <w:start w:val="1"/>
-      <w:numFmt w:val="bullet"/>
-      <w:lvlText w:val=""/>
+      <w:numFmt w:val="decimal"/>
+      <w:lvlText w:val="%9."/>
       <w:lvlJc w:val="left"/>
       <w:pPr>
         <w:tabs>
@@ -16075,16 +15961,608 @@
         </w:tabs>
         <w:ind w:left="6480" w:hanging="360"/>
       </w:pPr>
-      <w:rPr>
-        <w:rFonts w:ascii="Wingdings" w:hAnsi="Wingdings" w:hint="default"/>
-        <w:sz w:val="20"/>
-      </w:rPr>
     </w:lvl>
   </w:abstractNum>
   <w:abstractNum w:abstractNumId="38" w15:restartNumberingAfterBreak="0">
-    <w:nsid w:val="387526F4"/>
+    <w:nsid w:val="36C024C8"/>
     <w:multiLevelType w:val="multilevel"/>
-    <w:tmpl w:val="23D62C18"/>
+    <w:tmpl w:val="9B12AF30"/>
+    <w:lvl w:ilvl="0">
+      <w:start w:val="1"/>
+      <w:numFmt w:val="bullet"/>
+      <w:lvlText w:val=""/>
+      <w:lvlJc w:val="left"/>
+      <w:pPr>
+        <w:tabs>
+          <w:tab w:val="num" w:pos="720"/>
+        </w:tabs>
+        <w:ind w:left="720" w:hanging="360"/>
+      </w:pPr>
+      <w:rPr>
+        <w:rFonts w:ascii="Symbol" w:hAnsi="Symbol" w:hint="default"/>
+        <w:sz w:val="20"/>
+      </w:rPr>
+    </w:lvl>
+    <w:lvl w:ilvl="1" w:tentative="1">
+      <w:start w:val="1"/>
+      <w:numFmt w:val="bullet"/>
+      <w:lvlText w:val="o"/>
+      <w:lvlJc w:val="left"/>
+      <w:pPr>
+        <w:tabs>
+          <w:tab w:val="num" w:pos="1440"/>
+        </w:tabs>
+        <w:ind w:left="1440" w:hanging="360"/>
+      </w:pPr>
+      <w:rPr>
+        <w:rFonts w:ascii="Courier New" w:hAnsi="Courier New" w:hint="default"/>
+        <w:sz w:val="20"/>
+      </w:rPr>
+    </w:lvl>
+    <w:lvl w:ilvl="2" w:tentative="1">
+      <w:start w:val="1"/>
+      <w:numFmt w:val="bullet"/>
+      <w:lvlText w:val=""/>
+      <w:lvlJc w:val="left"/>
+      <w:pPr>
+        <w:tabs>
+          <w:tab w:val="num" w:pos="2160"/>
+        </w:tabs>
+        <w:ind w:left="2160" w:hanging="360"/>
+      </w:pPr>
+      <w:rPr>
+        <w:rFonts w:ascii="Wingdings" w:hAnsi="Wingdings" w:hint="default"/>
+        <w:sz w:val="20"/>
+      </w:rPr>
+    </w:lvl>
+    <w:lvl w:ilvl="3" w:tentative="1">
+      <w:start w:val="1"/>
+      <w:numFmt w:val="bullet"/>
+      <w:lvlText w:val=""/>
+      <w:lvlJc w:val="left"/>
+      <w:pPr>
+        <w:tabs>
+          <w:tab w:val="num" w:pos="2880"/>
+        </w:tabs>
+        <w:ind w:left="2880" w:hanging="360"/>
+      </w:pPr>
+      <w:rPr>
+        <w:rFonts w:ascii="Wingdings" w:hAnsi="Wingdings" w:hint="default"/>
+        <w:sz w:val="20"/>
+      </w:rPr>
+    </w:lvl>
+    <w:lvl w:ilvl="4" w:tentative="1">
+      <w:start w:val="1"/>
+      <w:numFmt w:val="bullet"/>
+      <w:lvlText w:val=""/>
+      <w:lvlJc w:val="left"/>
+      <w:pPr>
+        <w:tabs>
+          <w:tab w:val="num" w:pos="3600"/>
+        </w:tabs>
+        <w:ind w:left="3600" w:hanging="360"/>
+      </w:pPr>
+      <w:rPr>
+        <w:rFonts w:ascii="Wingdings" w:hAnsi="Wingdings" w:hint="default"/>
+        <w:sz w:val="20"/>
+      </w:rPr>
+    </w:lvl>
+    <w:lvl w:ilvl="5" w:tentative="1">
+      <w:start w:val="1"/>
+      <w:numFmt w:val="bullet"/>
+      <w:lvlText w:val=""/>
+      <w:lvlJc w:val="left"/>
+      <w:pPr>
+        <w:tabs>
+          <w:tab w:val="num" w:pos="4320"/>
+        </w:tabs>
+        <w:ind w:left="4320" w:hanging="360"/>
+      </w:pPr>
+      <w:rPr>
+        <w:rFonts w:ascii="Wingdings" w:hAnsi="Wingdings" w:hint="default"/>
+        <w:sz w:val="20"/>
+      </w:rPr>
+    </w:lvl>
+    <w:lvl w:ilvl="6" w:tentative="1">
+      <w:start w:val="1"/>
+      <w:numFmt w:val="bullet"/>
+      <w:lvlText w:val=""/>
+      <w:lvlJc w:val="left"/>
+      <w:pPr>
+        <w:tabs>
+          <w:tab w:val="num" w:pos="5040"/>
+        </w:tabs>
+        <w:ind w:left="5040" w:hanging="360"/>
+      </w:pPr>
+      <w:rPr>
+        <w:rFonts w:ascii="Wingdings" w:hAnsi="Wingdings" w:hint="default"/>
+        <w:sz w:val="20"/>
+      </w:rPr>
+    </w:lvl>
+    <w:lvl w:ilvl="7" w:tentative="1">
+      <w:start w:val="1"/>
+      <w:numFmt w:val="bullet"/>
+      <w:lvlText w:val=""/>
+      <w:lvlJc w:val="left"/>
+      <w:pPr>
+        <w:tabs>
+          <w:tab w:val="num" w:pos="5760"/>
+        </w:tabs>
+        <w:ind w:left="5760" w:hanging="360"/>
+      </w:pPr>
+      <w:rPr>
+        <w:rFonts w:ascii="Wingdings" w:hAnsi="Wingdings" w:hint="default"/>
+        <w:sz w:val="20"/>
+      </w:rPr>
+    </w:lvl>
+    <w:lvl w:ilvl="8" w:tentative="1">
+      <w:start w:val="1"/>
+      <w:numFmt w:val="bullet"/>
+      <w:lvlText w:val=""/>
+      <w:lvlJc w:val="left"/>
+      <w:pPr>
+        <w:tabs>
+          <w:tab w:val="num" w:pos="6480"/>
+        </w:tabs>
+        <w:ind w:left="6480" w:hanging="360"/>
+      </w:pPr>
+      <w:rPr>
+        <w:rFonts w:ascii="Wingdings" w:hAnsi="Wingdings" w:hint="default"/>
+        <w:sz w:val="20"/>
+      </w:rPr>
+    </w:lvl>
+  </w:abstractNum>
+  <w:abstractNum w:abstractNumId="39" w15:restartNumberingAfterBreak="0">
+    <w:nsid w:val="37532024"/>
+    <w:multiLevelType w:val="multilevel"/>
+    <w:tmpl w:val="9F90F5BE"/>
+    <w:lvl w:ilvl="0">
+      <w:start w:val="1"/>
+      <w:numFmt w:val="bullet"/>
+      <w:lvlText w:val=""/>
+      <w:lvlJc w:val="left"/>
+      <w:pPr>
+        <w:tabs>
+          <w:tab w:val="num" w:pos="720"/>
+        </w:tabs>
+        <w:ind w:left="720" w:hanging="360"/>
+      </w:pPr>
+      <w:rPr>
+        <w:rFonts w:ascii="Symbol" w:hAnsi="Symbol" w:hint="default"/>
+        <w:sz w:val="20"/>
+      </w:rPr>
+    </w:lvl>
+    <w:lvl w:ilvl="1" w:tentative="1">
+      <w:start w:val="1"/>
+      <w:numFmt w:val="bullet"/>
+      <w:lvlText w:val="o"/>
+      <w:lvlJc w:val="left"/>
+      <w:pPr>
+        <w:tabs>
+          <w:tab w:val="num" w:pos="1440"/>
+        </w:tabs>
+        <w:ind w:left="1440" w:hanging="360"/>
+      </w:pPr>
+      <w:rPr>
+        <w:rFonts w:ascii="Courier New" w:hAnsi="Courier New" w:hint="default"/>
+        <w:sz w:val="20"/>
+      </w:rPr>
+    </w:lvl>
+    <w:lvl w:ilvl="2" w:tentative="1">
+      <w:start w:val="1"/>
+      <w:numFmt w:val="bullet"/>
+      <w:lvlText w:val=""/>
+      <w:lvlJc w:val="left"/>
+      <w:pPr>
+        <w:tabs>
+          <w:tab w:val="num" w:pos="2160"/>
+        </w:tabs>
+        <w:ind w:left="2160" w:hanging="360"/>
+      </w:pPr>
+      <w:rPr>
+        <w:rFonts w:ascii="Wingdings" w:hAnsi="Wingdings" w:hint="default"/>
+        <w:sz w:val="20"/>
+      </w:rPr>
+    </w:lvl>
+    <w:lvl w:ilvl="3" w:tentative="1">
+      <w:start w:val="1"/>
+      <w:numFmt w:val="bullet"/>
+      <w:lvlText w:val=""/>
+      <w:lvlJc w:val="left"/>
+      <w:pPr>
+        <w:tabs>
+          <w:tab w:val="num" w:pos="2880"/>
+        </w:tabs>
+        <w:ind w:left="2880" w:hanging="360"/>
+      </w:pPr>
+      <w:rPr>
+        <w:rFonts w:ascii="Wingdings" w:hAnsi="Wingdings" w:hint="default"/>
+        <w:sz w:val="20"/>
+      </w:rPr>
+    </w:lvl>
+    <w:lvl w:ilvl="4" w:tentative="1">
+      <w:start w:val="1"/>
+      <w:numFmt w:val="bullet"/>
+      <w:lvlText w:val=""/>
+      <w:lvlJc w:val="left"/>
+      <w:pPr>
+        <w:tabs>
+          <w:tab w:val="num" w:pos="3600"/>
+        </w:tabs>
+        <w:ind w:left="3600" w:hanging="360"/>
+      </w:pPr>
+      <w:rPr>
+        <w:rFonts w:ascii="Wingdings" w:hAnsi="Wingdings" w:hint="default"/>
+        <w:sz w:val="20"/>
+      </w:rPr>
+    </w:lvl>
+    <w:lvl w:ilvl="5" w:tentative="1">
+      <w:start w:val="1"/>
+      <w:numFmt w:val="bullet"/>
+      <w:lvlText w:val=""/>
+      <w:lvlJc w:val="left"/>
+      <w:pPr>
+        <w:tabs>
+          <w:tab w:val="num" w:pos="4320"/>
+        </w:tabs>
+        <w:ind w:left="4320" w:hanging="360"/>
+      </w:pPr>
+      <w:rPr>
+        <w:rFonts w:ascii="Wingdings" w:hAnsi="Wingdings" w:hint="default"/>
+        <w:sz w:val="20"/>
+      </w:rPr>
+    </w:lvl>
+    <w:lvl w:ilvl="6" w:tentative="1">
+      <w:start w:val="1"/>
+      <w:numFmt w:val="bullet"/>
+      <w:lvlText w:val=""/>
+      <w:lvlJc w:val="left"/>
+      <w:pPr>
+        <w:tabs>
+          <w:tab w:val="num" w:pos="5040"/>
+        </w:tabs>
+        <w:ind w:left="5040" w:hanging="360"/>
+      </w:pPr>
+      <w:rPr>
+        <w:rFonts w:ascii="Wingdings" w:hAnsi="Wingdings" w:hint="default"/>
+        <w:sz w:val="20"/>
+      </w:rPr>
+    </w:lvl>
+    <w:lvl w:ilvl="7" w:tentative="1">
+      <w:start w:val="1"/>
+      <w:numFmt w:val="bullet"/>
+      <w:lvlText w:val=""/>
+      <w:lvlJc w:val="left"/>
+      <w:pPr>
+        <w:tabs>
+          <w:tab w:val="num" w:pos="5760"/>
+        </w:tabs>
+        <w:ind w:left="5760" w:hanging="360"/>
+      </w:pPr>
+      <w:rPr>
+        <w:rFonts w:ascii="Wingdings" w:hAnsi="Wingdings" w:hint="default"/>
+        <w:sz w:val="20"/>
+      </w:rPr>
+    </w:lvl>
+    <w:lvl w:ilvl="8" w:tentative="1">
+      <w:start w:val="1"/>
+      <w:numFmt w:val="bullet"/>
+      <w:lvlText w:val=""/>
+      <w:lvlJc w:val="left"/>
+      <w:pPr>
+        <w:tabs>
+          <w:tab w:val="num" w:pos="6480"/>
+        </w:tabs>
+        <w:ind w:left="6480" w:hanging="360"/>
+      </w:pPr>
+      <w:rPr>
+        <w:rFonts w:ascii="Wingdings" w:hAnsi="Wingdings" w:hint="default"/>
+        <w:sz w:val="20"/>
+      </w:rPr>
+    </w:lvl>
+  </w:abstractNum>
+  <w:abstractNum w:abstractNumId="40" w15:restartNumberingAfterBreak="0">
+    <w:nsid w:val="3B560195"/>
+    <w:multiLevelType w:val="multilevel"/>
+    <w:tmpl w:val="E06C3C04"/>
+    <w:lvl w:ilvl="0">
+      <w:start w:val="1"/>
+      <w:numFmt w:val="bullet"/>
+      <w:lvlText w:val=""/>
+      <w:lvlJc w:val="left"/>
+      <w:pPr>
+        <w:tabs>
+          <w:tab w:val="num" w:pos="720"/>
+        </w:tabs>
+        <w:ind w:left="720" w:hanging="360"/>
+      </w:pPr>
+      <w:rPr>
+        <w:rFonts w:ascii="Symbol" w:hAnsi="Symbol" w:hint="default"/>
+        <w:sz w:val="20"/>
+      </w:rPr>
+    </w:lvl>
+    <w:lvl w:ilvl="1" w:tentative="1">
+      <w:start w:val="1"/>
+      <w:numFmt w:val="bullet"/>
+      <w:lvlText w:val="o"/>
+      <w:lvlJc w:val="left"/>
+      <w:pPr>
+        <w:tabs>
+          <w:tab w:val="num" w:pos="1440"/>
+        </w:tabs>
+        <w:ind w:left="1440" w:hanging="360"/>
+      </w:pPr>
+      <w:rPr>
+        <w:rFonts w:ascii="Courier New" w:hAnsi="Courier New" w:hint="default"/>
+        <w:sz w:val="20"/>
+      </w:rPr>
+    </w:lvl>
+    <w:lvl w:ilvl="2" w:tentative="1">
+      <w:start w:val="1"/>
+      <w:numFmt w:val="bullet"/>
+      <w:lvlText w:val=""/>
+      <w:lvlJc w:val="left"/>
+      <w:pPr>
+        <w:tabs>
+          <w:tab w:val="num" w:pos="2160"/>
+        </w:tabs>
+        <w:ind w:left="2160" w:hanging="360"/>
+      </w:pPr>
+      <w:rPr>
+        <w:rFonts w:ascii="Wingdings" w:hAnsi="Wingdings" w:hint="default"/>
+        <w:sz w:val="20"/>
+      </w:rPr>
+    </w:lvl>
+    <w:lvl w:ilvl="3" w:tentative="1">
+      <w:start w:val="1"/>
+      <w:numFmt w:val="bullet"/>
+      <w:lvlText w:val=""/>
+      <w:lvlJc w:val="left"/>
+      <w:pPr>
+        <w:tabs>
+          <w:tab w:val="num" w:pos="2880"/>
+        </w:tabs>
+        <w:ind w:left="2880" w:hanging="360"/>
+      </w:pPr>
+      <w:rPr>
+        <w:rFonts w:ascii="Wingdings" w:hAnsi="Wingdings" w:hint="default"/>
+        <w:sz w:val="20"/>
+      </w:rPr>
+    </w:lvl>
+    <w:lvl w:ilvl="4" w:tentative="1">
+      <w:start w:val="1"/>
+      <w:numFmt w:val="bullet"/>
+      <w:lvlText w:val=""/>
+      <w:lvlJc w:val="left"/>
+      <w:pPr>
+        <w:tabs>
+          <w:tab w:val="num" w:pos="3600"/>
+        </w:tabs>
+        <w:ind w:left="3600" w:hanging="360"/>
+      </w:pPr>
+      <w:rPr>
+        <w:rFonts w:ascii="Wingdings" w:hAnsi="Wingdings" w:hint="default"/>
+        <w:sz w:val="20"/>
+      </w:rPr>
+    </w:lvl>
+    <w:lvl w:ilvl="5" w:tentative="1">
+      <w:start w:val="1"/>
+      <w:numFmt w:val="bullet"/>
+      <w:lvlText w:val=""/>
+      <w:lvlJc w:val="left"/>
+      <w:pPr>
+        <w:tabs>
+          <w:tab w:val="num" w:pos="4320"/>
+        </w:tabs>
+        <w:ind w:left="4320" w:hanging="360"/>
+      </w:pPr>
+      <w:rPr>
+        <w:rFonts w:ascii="Wingdings" w:hAnsi="Wingdings" w:hint="default"/>
+        <w:sz w:val="20"/>
+      </w:rPr>
+    </w:lvl>
+    <w:lvl w:ilvl="6" w:tentative="1">
+      <w:start w:val="1"/>
+      <w:numFmt w:val="bullet"/>
+      <w:lvlText w:val=""/>
+      <w:lvlJc w:val="left"/>
+      <w:pPr>
+        <w:tabs>
+          <w:tab w:val="num" w:pos="5040"/>
+        </w:tabs>
+        <w:ind w:left="5040" w:hanging="360"/>
+      </w:pPr>
+      <w:rPr>
+        <w:rFonts w:ascii="Wingdings" w:hAnsi="Wingdings" w:hint="default"/>
+        <w:sz w:val="20"/>
+      </w:rPr>
+    </w:lvl>
+    <w:lvl w:ilvl="7" w:tentative="1">
+      <w:start w:val="1"/>
+      <w:numFmt w:val="bullet"/>
+      <w:lvlText w:val=""/>
+      <w:lvlJc w:val="left"/>
+      <w:pPr>
+        <w:tabs>
+          <w:tab w:val="num" w:pos="5760"/>
+        </w:tabs>
+        <w:ind w:left="5760" w:hanging="360"/>
+      </w:pPr>
+      <w:rPr>
+        <w:rFonts w:ascii="Wingdings" w:hAnsi="Wingdings" w:hint="default"/>
+        <w:sz w:val="20"/>
+      </w:rPr>
+    </w:lvl>
+    <w:lvl w:ilvl="8" w:tentative="1">
+      <w:start w:val="1"/>
+      <w:numFmt w:val="bullet"/>
+      <w:lvlText w:val=""/>
+      <w:lvlJc w:val="left"/>
+      <w:pPr>
+        <w:tabs>
+          <w:tab w:val="num" w:pos="6480"/>
+        </w:tabs>
+        <w:ind w:left="6480" w:hanging="360"/>
+      </w:pPr>
+      <w:rPr>
+        <w:rFonts w:ascii="Wingdings" w:hAnsi="Wingdings" w:hint="default"/>
+        <w:sz w:val="20"/>
+      </w:rPr>
+    </w:lvl>
+  </w:abstractNum>
+  <w:abstractNum w:abstractNumId="41" w15:restartNumberingAfterBreak="0">
+    <w:nsid w:val="3DB917FC"/>
+    <w:multiLevelType w:val="multilevel"/>
+    <w:tmpl w:val="B87E3660"/>
+    <w:lvl w:ilvl="0">
+      <w:start w:val="1"/>
+      <w:numFmt w:val="bullet"/>
+      <w:lvlText w:val=""/>
+      <w:lvlJc w:val="left"/>
+      <w:pPr>
+        <w:tabs>
+          <w:tab w:val="num" w:pos="720"/>
+        </w:tabs>
+        <w:ind w:left="720" w:hanging="360"/>
+      </w:pPr>
+      <w:rPr>
+        <w:rFonts w:ascii="Symbol" w:hAnsi="Symbol" w:hint="default"/>
+        <w:sz w:val="20"/>
+      </w:rPr>
+    </w:lvl>
+    <w:lvl w:ilvl="1" w:tentative="1">
+      <w:start w:val="1"/>
+      <w:numFmt w:val="bullet"/>
+      <w:lvlText w:val="o"/>
+      <w:lvlJc w:val="left"/>
+      <w:pPr>
+        <w:tabs>
+          <w:tab w:val="num" w:pos="1440"/>
+        </w:tabs>
+        <w:ind w:left="1440" w:hanging="360"/>
+      </w:pPr>
+      <w:rPr>
+        <w:rFonts w:ascii="Courier New" w:hAnsi="Courier New" w:hint="default"/>
+        <w:sz w:val="20"/>
+      </w:rPr>
+    </w:lvl>
+    <w:lvl w:ilvl="2" w:tentative="1">
+      <w:start w:val="1"/>
+      <w:numFmt w:val="bullet"/>
+      <w:lvlText w:val=""/>
+      <w:lvlJc w:val="left"/>
+      <w:pPr>
+        <w:tabs>
+          <w:tab w:val="num" w:pos="2160"/>
+        </w:tabs>
+        <w:ind w:left="2160" w:hanging="360"/>
+      </w:pPr>
+      <w:rPr>
+        <w:rFonts w:ascii="Wingdings" w:hAnsi="Wingdings" w:hint="default"/>
+        <w:sz w:val="20"/>
+      </w:rPr>
+    </w:lvl>
+    <w:lvl w:ilvl="3" w:tentative="1">
+      <w:start w:val="1"/>
+      <w:numFmt w:val="bullet"/>
+      <w:lvlText w:val=""/>
+      <w:lvlJc w:val="left"/>
+      <w:pPr>
+        <w:tabs>
+          <w:tab w:val="num" w:pos="2880"/>
+        </w:tabs>
+        <w:ind w:left="2880" w:hanging="360"/>
+      </w:pPr>
+      <w:rPr>
+        <w:rFonts w:ascii="Wingdings" w:hAnsi="Wingdings" w:hint="default"/>
+        <w:sz w:val="20"/>
+      </w:rPr>
+    </w:lvl>
+    <w:lvl w:ilvl="4" w:tentative="1">
+      <w:start w:val="1"/>
+      <w:numFmt w:val="bullet"/>
+      <w:lvlText w:val=""/>
+      <w:lvlJc w:val="left"/>
+      <w:pPr>
+        <w:tabs>
+          <w:tab w:val="num" w:pos="3600"/>
+        </w:tabs>
+        <w:ind w:left="3600" w:hanging="360"/>
+      </w:pPr>
+      <w:rPr>
+        <w:rFonts w:ascii="Wingdings" w:hAnsi="Wingdings" w:hint="default"/>
+        <w:sz w:val="20"/>
+      </w:rPr>
+    </w:lvl>
+    <w:lvl w:ilvl="5" w:tentative="1">
+      <w:start w:val="1"/>
+      <w:numFmt w:val="bullet"/>
+      <w:lvlText w:val=""/>
+      <w:lvlJc w:val="left"/>
+      <w:pPr>
+        <w:tabs>
+          <w:tab w:val="num" w:pos="4320"/>
+        </w:tabs>
+        <w:ind w:left="4320" w:hanging="360"/>
+      </w:pPr>
+      <w:rPr>
+        <w:rFonts w:ascii="Wingdings" w:hAnsi="Wingdings" w:hint="default"/>
+        <w:sz w:val="20"/>
+      </w:rPr>
+    </w:lvl>
+    <w:lvl w:ilvl="6" w:tentative="1">
+      <w:start w:val="1"/>
+      <w:numFmt w:val="bullet"/>
+      <w:lvlText w:val=""/>
+      <w:lvlJc w:val="left"/>
+      <w:pPr>
+        <w:tabs>
+          <w:tab w:val="num" w:pos="5040"/>
+        </w:tabs>
+        <w:ind w:left="5040" w:hanging="360"/>
+      </w:pPr>
+      <w:rPr>
+        <w:rFonts w:ascii="Wingdings" w:hAnsi="Wingdings" w:hint="default"/>
+        <w:sz w:val="20"/>
+      </w:rPr>
+    </w:lvl>
+    <w:lvl w:ilvl="7" w:tentative="1">
+      <w:start w:val="1"/>
+      <w:numFmt w:val="bullet"/>
+      <w:lvlText w:val=""/>
+      <w:lvlJc w:val="left"/>
+      <w:pPr>
+        <w:tabs>
+          <w:tab w:val="num" w:pos="5760"/>
+        </w:tabs>
+        <w:ind w:left="5760" w:hanging="360"/>
+      </w:pPr>
+      <w:rPr>
+        <w:rFonts w:ascii="Wingdings" w:hAnsi="Wingdings" w:hint="default"/>
+        <w:sz w:val="20"/>
+      </w:rPr>
+    </w:lvl>
+    <w:lvl w:ilvl="8" w:tentative="1">
+      <w:start w:val="1"/>
+      <w:numFmt w:val="bullet"/>
+      <w:lvlText w:val=""/>
+      <w:lvlJc w:val="left"/>
+      <w:pPr>
+        <w:tabs>
+          <w:tab w:val="num" w:pos="6480"/>
+        </w:tabs>
+        <w:ind w:left="6480" w:hanging="360"/>
+      </w:pPr>
+      <w:rPr>
+        <w:rFonts w:ascii="Wingdings" w:hAnsi="Wingdings" w:hint="default"/>
+        <w:sz w:val="20"/>
+      </w:rPr>
+    </w:lvl>
+  </w:abstractNum>
+  <w:abstractNum w:abstractNumId="42" w15:restartNumberingAfterBreak="0">
+    <w:nsid w:val="3EDE0C2E"/>
+    <w:multiLevelType w:val="multilevel"/>
+    <w:tmpl w:val="DDFA402C"/>
     <w:lvl w:ilvl="0">
       <w:start w:val="1"/>
       <w:numFmt w:val="decimal"/>
@@ -16198,10 +16676,10 @@
       </w:pPr>
     </w:lvl>
   </w:abstractNum>
-  <w:abstractNum w:abstractNumId="39" w15:restartNumberingAfterBreak="0">
-    <w:nsid w:val="39053406"/>
+  <w:abstractNum w:abstractNumId="43" w15:restartNumberingAfterBreak="0">
+    <w:nsid w:val="409D7743"/>
     <w:multiLevelType w:val="multilevel"/>
-    <w:tmpl w:val="F9A0343C"/>
+    <w:tmpl w:val="17EACAEE"/>
     <w:lvl w:ilvl="0">
       <w:start w:val="1"/>
       <w:numFmt w:val="decimal"/>
@@ -16315,10 +16793,10 @@
       </w:pPr>
     </w:lvl>
   </w:abstractNum>
-  <w:abstractNum w:abstractNumId="40" w15:restartNumberingAfterBreak="0">
-    <w:nsid w:val="3C164B55"/>
+  <w:abstractNum w:abstractNumId="44" w15:restartNumberingAfterBreak="0">
+    <w:nsid w:val="441F1261"/>
     <w:multiLevelType w:val="multilevel"/>
-    <w:tmpl w:val="648236C8"/>
+    <w:tmpl w:val="A2A870F2"/>
     <w:lvl w:ilvl="0">
       <w:start w:val="1"/>
       <w:numFmt w:val="bullet"/>
@@ -16464,10 +16942,159 @@
       </w:rPr>
     </w:lvl>
   </w:abstractNum>
-  <w:abstractNum w:abstractNumId="41" w15:restartNumberingAfterBreak="0">
-    <w:nsid w:val="3EEF0C0C"/>
+  <w:abstractNum w:abstractNumId="45" w15:restartNumberingAfterBreak="0">
+    <w:nsid w:val="46E0517C"/>
     <w:multiLevelType w:val="multilevel"/>
-    <w:tmpl w:val="A476BF62"/>
+    <w:tmpl w:val="977E34DA"/>
+    <w:lvl w:ilvl="0">
+      <w:start w:val="1"/>
+      <w:numFmt w:val="bullet"/>
+      <w:lvlText w:val=""/>
+      <w:lvlJc w:val="left"/>
+      <w:pPr>
+        <w:tabs>
+          <w:tab w:val="num" w:pos="720"/>
+        </w:tabs>
+        <w:ind w:left="720" w:hanging="360"/>
+      </w:pPr>
+      <w:rPr>
+        <w:rFonts w:ascii="Symbol" w:hAnsi="Symbol" w:hint="default"/>
+        <w:sz w:val="20"/>
+      </w:rPr>
+    </w:lvl>
+    <w:lvl w:ilvl="1" w:tentative="1">
+      <w:start w:val="1"/>
+      <w:numFmt w:val="bullet"/>
+      <w:lvlText w:val="o"/>
+      <w:lvlJc w:val="left"/>
+      <w:pPr>
+        <w:tabs>
+          <w:tab w:val="num" w:pos="1440"/>
+        </w:tabs>
+        <w:ind w:left="1440" w:hanging="360"/>
+      </w:pPr>
+      <w:rPr>
+        <w:rFonts w:ascii="Courier New" w:hAnsi="Courier New" w:hint="default"/>
+        <w:sz w:val="20"/>
+      </w:rPr>
+    </w:lvl>
+    <w:lvl w:ilvl="2" w:tentative="1">
+      <w:start w:val="1"/>
+      <w:numFmt w:val="bullet"/>
+      <w:lvlText w:val=""/>
+      <w:lvlJc w:val="left"/>
+      <w:pPr>
+        <w:tabs>
+          <w:tab w:val="num" w:pos="2160"/>
+        </w:tabs>
+        <w:ind w:left="2160" w:hanging="360"/>
+      </w:pPr>
+      <w:rPr>
+        <w:rFonts w:ascii="Wingdings" w:hAnsi="Wingdings" w:hint="default"/>
+        <w:sz w:val="20"/>
+      </w:rPr>
+    </w:lvl>
+    <w:lvl w:ilvl="3" w:tentative="1">
+      <w:start w:val="1"/>
+      <w:numFmt w:val="bullet"/>
+      <w:lvlText w:val=""/>
+      <w:lvlJc w:val="left"/>
+      <w:pPr>
+        <w:tabs>
+          <w:tab w:val="num" w:pos="2880"/>
+        </w:tabs>
+        <w:ind w:left="2880" w:hanging="360"/>
+      </w:pPr>
+      <w:rPr>
+        <w:rFonts w:ascii="Wingdings" w:hAnsi="Wingdings" w:hint="default"/>
+        <w:sz w:val="20"/>
+      </w:rPr>
+    </w:lvl>
+    <w:lvl w:ilvl="4" w:tentative="1">
+      <w:start w:val="1"/>
+      <w:numFmt w:val="bullet"/>
+      <w:lvlText w:val=""/>
+      <w:lvlJc w:val="left"/>
+      <w:pPr>
+        <w:tabs>
+          <w:tab w:val="num" w:pos="3600"/>
+        </w:tabs>
+        <w:ind w:left="3600" w:hanging="360"/>
+      </w:pPr>
+      <w:rPr>
+        <w:rFonts w:ascii="Wingdings" w:hAnsi="Wingdings" w:hint="default"/>
+        <w:sz w:val="20"/>
+      </w:rPr>
+    </w:lvl>
+    <w:lvl w:ilvl="5" w:tentative="1">
+      <w:start w:val="1"/>
+      <w:numFmt w:val="bullet"/>
+      <w:lvlText w:val=""/>
+      <w:lvlJc w:val="left"/>
+      <w:pPr>
+        <w:tabs>
+          <w:tab w:val="num" w:pos="4320"/>
+        </w:tabs>
+        <w:ind w:left="4320" w:hanging="360"/>
+      </w:pPr>
+      <w:rPr>
+        <w:rFonts w:ascii="Wingdings" w:hAnsi="Wingdings" w:hint="default"/>
+        <w:sz w:val="20"/>
+      </w:rPr>
+    </w:lvl>
+    <w:lvl w:ilvl="6" w:tentative="1">
+      <w:start w:val="1"/>
+      <w:numFmt w:val="bullet"/>
+      <w:lvlText w:val=""/>
+      <w:lvlJc w:val="left"/>
+      <w:pPr>
+        <w:tabs>
+          <w:tab w:val="num" w:pos="5040"/>
+        </w:tabs>
+        <w:ind w:left="5040" w:hanging="360"/>
+      </w:pPr>
+      <w:rPr>
+        <w:rFonts w:ascii="Wingdings" w:hAnsi="Wingdings" w:hint="default"/>
+        <w:sz w:val="20"/>
+      </w:rPr>
+    </w:lvl>
+    <w:lvl w:ilvl="7" w:tentative="1">
+      <w:start w:val="1"/>
+      <w:numFmt w:val="bullet"/>
+      <w:lvlText w:val=""/>
+      <w:lvlJc w:val="left"/>
+      <w:pPr>
+        <w:tabs>
+          <w:tab w:val="num" w:pos="5760"/>
+        </w:tabs>
+        <w:ind w:left="5760" w:hanging="360"/>
+      </w:pPr>
+      <w:rPr>
+        <w:rFonts w:ascii="Wingdings" w:hAnsi="Wingdings" w:hint="default"/>
+        <w:sz w:val="20"/>
+      </w:rPr>
+    </w:lvl>
+    <w:lvl w:ilvl="8" w:tentative="1">
+      <w:start w:val="1"/>
+      <w:numFmt w:val="bullet"/>
+      <w:lvlText w:val=""/>
+      <w:lvlJc w:val="left"/>
+      <w:pPr>
+        <w:tabs>
+          <w:tab w:val="num" w:pos="6480"/>
+        </w:tabs>
+        <w:ind w:left="6480" w:hanging="360"/>
+      </w:pPr>
+      <w:rPr>
+        <w:rFonts w:ascii="Wingdings" w:hAnsi="Wingdings" w:hint="default"/>
+        <w:sz w:val="20"/>
+      </w:rPr>
+    </w:lvl>
+  </w:abstractNum>
+  <w:abstractNum w:abstractNumId="46" w15:restartNumberingAfterBreak="0">
+    <w:nsid w:val="46FC6FE8"/>
+    <w:multiLevelType w:val="multilevel"/>
+    <w:tmpl w:val="B610242A"/>
     <w:lvl w:ilvl="0">
       <w:start w:val="1"/>
       <w:numFmt w:val="decimal"/>
@@ -16581,755 +17208,10 @@
       </w:pPr>
     </w:lvl>
   </w:abstractNum>
-  <w:abstractNum w:abstractNumId="42" w15:restartNumberingAfterBreak="0">
-    <w:nsid w:val="40D624D9"/>
+  <w:abstractNum w:abstractNumId="47" w15:restartNumberingAfterBreak="0">
+    <w:nsid w:val="4745597C"/>
     <w:multiLevelType w:val="multilevel"/>
-    <w:tmpl w:val="A09C1A9A"/>
-    <w:lvl w:ilvl="0">
-      <w:start w:val="1"/>
-      <w:numFmt w:val="bullet"/>
-      <w:lvlText w:val=""/>
-      <w:lvlJc w:val="left"/>
-      <w:pPr>
-        <w:tabs>
-          <w:tab w:val="num" w:pos="720"/>
-        </w:tabs>
-        <w:ind w:left="720" w:hanging="360"/>
-      </w:pPr>
-      <w:rPr>
-        <w:rFonts w:ascii="Symbol" w:hAnsi="Symbol" w:hint="default"/>
-        <w:sz w:val="20"/>
-      </w:rPr>
-    </w:lvl>
-    <w:lvl w:ilvl="1" w:tentative="1">
-      <w:start w:val="1"/>
-      <w:numFmt w:val="bullet"/>
-      <w:lvlText w:val="o"/>
-      <w:lvlJc w:val="left"/>
-      <w:pPr>
-        <w:tabs>
-          <w:tab w:val="num" w:pos="1440"/>
-        </w:tabs>
-        <w:ind w:left="1440" w:hanging="360"/>
-      </w:pPr>
-      <w:rPr>
-        <w:rFonts w:ascii="Courier New" w:hAnsi="Courier New" w:hint="default"/>
-        <w:sz w:val="20"/>
-      </w:rPr>
-    </w:lvl>
-    <w:lvl w:ilvl="2" w:tentative="1">
-      <w:start w:val="1"/>
-      <w:numFmt w:val="bullet"/>
-      <w:lvlText w:val=""/>
-      <w:lvlJc w:val="left"/>
-      <w:pPr>
-        <w:tabs>
-          <w:tab w:val="num" w:pos="2160"/>
-        </w:tabs>
-        <w:ind w:left="2160" w:hanging="360"/>
-      </w:pPr>
-      <w:rPr>
-        <w:rFonts w:ascii="Wingdings" w:hAnsi="Wingdings" w:hint="default"/>
-        <w:sz w:val="20"/>
-      </w:rPr>
-    </w:lvl>
-    <w:lvl w:ilvl="3" w:tentative="1">
-      <w:start w:val="1"/>
-      <w:numFmt w:val="bullet"/>
-      <w:lvlText w:val=""/>
-      <w:lvlJc w:val="left"/>
-      <w:pPr>
-        <w:tabs>
-          <w:tab w:val="num" w:pos="2880"/>
-        </w:tabs>
-        <w:ind w:left="2880" w:hanging="360"/>
-      </w:pPr>
-      <w:rPr>
-        <w:rFonts w:ascii="Wingdings" w:hAnsi="Wingdings" w:hint="default"/>
-        <w:sz w:val="20"/>
-      </w:rPr>
-    </w:lvl>
-    <w:lvl w:ilvl="4" w:tentative="1">
-      <w:start w:val="1"/>
-      <w:numFmt w:val="bullet"/>
-      <w:lvlText w:val=""/>
-      <w:lvlJc w:val="left"/>
-      <w:pPr>
-        <w:tabs>
-          <w:tab w:val="num" w:pos="3600"/>
-        </w:tabs>
-        <w:ind w:left="3600" w:hanging="360"/>
-      </w:pPr>
-      <w:rPr>
-        <w:rFonts w:ascii="Wingdings" w:hAnsi="Wingdings" w:hint="default"/>
-        <w:sz w:val="20"/>
-      </w:rPr>
-    </w:lvl>
-    <w:lvl w:ilvl="5" w:tentative="1">
-      <w:start w:val="1"/>
-      <w:numFmt w:val="bullet"/>
-      <w:lvlText w:val=""/>
-      <w:lvlJc w:val="left"/>
-      <w:pPr>
-        <w:tabs>
-          <w:tab w:val="num" w:pos="4320"/>
-        </w:tabs>
-        <w:ind w:left="4320" w:hanging="360"/>
-      </w:pPr>
-      <w:rPr>
-        <w:rFonts w:ascii="Wingdings" w:hAnsi="Wingdings" w:hint="default"/>
-        <w:sz w:val="20"/>
-      </w:rPr>
-    </w:lvl>
-    <w:lvl w:ilvl="6" w:tentative="1">
-      <w:start w:val="1"/>
-      <w:numFmt w:val="bullet"/>
-      <w:lvlText w:val=""/>
-      <w:lvlJc w:val="left"/>
-      <w:pPr>
-        <w:tabs>
-          <w:tab w:val="num" w:pos="5040"/>
-        </w:tabs>
-        <w:ind w:left="5040" w:hanging="360"/>
-      </w:pPr>
-      <w:rPr>
-        <w:rFonts w:ascii="Wingdings" w:hAnsi="Wingdings" w:hint="default"/>
-        <w:sz w:val="20"/>
-      </w:rPr>
-    </w:lvl>
-    <w:lvl w:ilvl="7" w:tentative="1">
-      <w:start w:val="1"/>
-      <w:numFmt w:val="bullet"/>
-      <w:lvlText w:val=""/>
-      <w:lvlJc w:val="left"/>
-      <w:pPr>
-        <w:tabs>
-          <w:tab w:val="num" w:pos="5760"/>
-        </w:tabs>
-        <w:ind w:left="5760" w:hanging="360"/>
-      </w:pPr>
-      <w:rPr>
-        <w:rFonts w:ascii="Wingdings" w:hAnsi="Wingdings" w:hint="default"/>
-        <w:sz w:val="20"/>
-      </w:rPr>
-    </w:lvl>
-    <w:lvl w:ilvl="8" w:tentative="1">
-      <w:start w:val="1"/>
-      <w:numFmt w:val="bullet"/>
-      <w:lvlText w:val=""/>
-      <w:lvlJc w:val="left"/>
-      <w:pPr>
-        <w:tabs>
-          <w:tab w:val="num" w:pos="6480"/>
-        </w:tabs>
-        <w:ind w:left="6480" w:hanging="360"/>
-      </w:pPr>
-      <w:rPr>
-        <w:rFonts w:ascii="Wingdings" w:hAnsi="Wingdings" w:hint="default"/>
-        <w:sz w:val="20"/>
-      </w:rPr>
-    </w:lvl>
-  </w:abstractNum>
-  <w:abstractNum w:abstractNumId="43" w15:restartNumberingAfterBreak="0">
-    <w:nsid w:val="41BF7C18"/>
-    <w:multiLevelType w:val="multilevel"/>
-    <w:tmpl w:val="FCDC3136"/>
-    <w:lvl w:ilvl="0">
-      <w:start w:val="1"/>
-      <w:numFmt w:val="bullet"/>
-      <w:lvlText w:val=""/>
-      <w:lvlJc w:val="left"/>
-      <w:pPr>
-        <w:tabs>
-          <w:tab w:val="num" w:pos="720"/>
-        </w:tabs>
-        <w:ind w:left="720" w:hanging="360"/>
-      </w:pPr>
-      <w:rPr>
-        <w:rFonts w:ascii="Symbol" w:hAnsi="Symbol" w:hint="default"/>
-        <w:sz w:val="20"/>
-      </w:rPr>
-    </w:lvl>
-    <w:lvl w:ilvl="1" w:tentative="1">
-      <w:start w:val="1"/>
-      <w:numFmt w:val="bullet"/>
-      <w:lvlText w:val="o"/>
-      <w:lvlJc w:val="left"/>
-      <w:pPr>
-        <w:tabs>
-          <w:tab w:val="num" w:pos="1440"/>
-        </w:tabs>
-        <w:ind w:left="1440" w:hanging="360"/>
-      </w:pPr>
-      <w:rPr>
-        <w:rFonts w:ascii="Courier New" w:hAnsi="Courier New" w:hint="default"/>
-        <w:sz w:val="20"/>
-      </w:rPr>
-    </w:lvl>
-    <w:lvl w:ilvl="2" w:tentative="1">
-      <w:start w:val="1"/>
-      <w:numFmt w:val="bullet"/>
-      <w:lvlText w:val=""/>
-      <w:lvlJc w:val="left"/>
-      <w:pPr>
-        <w:tabs>
-          <w:tab w:val="num" w:pos="2160"/>
-        </w:tabs>
-        <w:ind w:left="2160" w:hanging="360"/>
-      </w:pPr>
-      <w:rPr>
-        <w:rFonts w:ascii="Wingdings" w:hAnsi="Wingdings" w:hint="default"/>
-        <w:sz w:val="20"/>
-      </w:rPr>
-    </w:lvl>
-    <w:lvl w:ilvl="3" w:tentative="1">
-      <w:start w:val="1"/>
-      <w:numFmt w:val="bullet"/>
-      <w:lvlText w:val=""/>
-      <w:lvlJc w:val="left"/>
-      <w:pPr>
-        <w:tabs>
-          <w:tab w:val="num" w:pos="2880"/>
-        </w:tabs>
-        <w:ind w:left="2880" w:hanging="360"/>
-      </w:pPr>
-      <w:rPr>
-        <w:rFonts w:ascii="Wingdings" w:hAnsi="Wingdings" w:hint="default"/>
-        <w:sz w:val="20"/>
-      </w:rPr>
-    </w:lvl>
-    <w:lvl w:ilvl="4" w:tentative="1">
-      <w:start w:val="1"/>
-      <w:numFmt w:val="bullet"/>
-      <w:lvlText w:val=""/>
-      <w:lvlJc w:val="left"/>
-      <w:pPr>
-        <w:tabs>
-          <w:tab w:val="num" w:pos="3600"/>
-        </w:tabs>
-        <w:ind w:left="3600" w:hanging="360"/>
-      </w:pPr>
-      <w:rPr>
-        <w:rFonts w:ascii="Wingdings" w:hAnsi="Wingdings" w:hint="default"/>
-        <w:sz w:val="20"/>
-      </w:rPr>
-    </w:lvl>
-    <w:lvl w:ilvl="5" w:tentative="1">
-      <w:start w:val="1"/>
-      <w:numFmt w:val="bullet"/>
-      <w:lvlText w:val=""/>
-      <w:lvlJc w:val="left"/>
-      <w:pPr>
-        <w:tabs>
-          <w:tab w:val="num" w:pos="4320"/>
-        </w:tabs>
-        <w:ind w:left="4320" w:hanging="360"/>
-      </w:pPr>
-      <w:rPr>
-        <w:rFonts w:ascii="Wingdings" w:hAnsi="Wingdings" w:hint="default"/>
-        <w:sz w:val="20"/>
-      </w:rPr>
-    </w:lvl>
-    <w:lvl w:ilvl="6" w:tentative="1">
-      <w:start w:val="1"/>
-      <w:numFmt w:val="bullet"/>
-      <w:lvlText w:val=""/>
-      <w:lvlJc w:val="left"/>
-      <w:pPr>
-        <w:tabs>
-          <w:tab w:val="num" w:pos="5040"/>
-        </w:tabs>
-        <w:ind w:left="5040" w:hanging="360"/>
-      </w:pPr>
-      <w:rPr>
-        <w:rFonts w:ascii="Wingdings" w:hAnsi="Wingdings" w:hint="default"/>
-        <w:sz w:val="20"/>
-      </w:rPr>
-    </w:lvl>
-    <w:lvl w:ilvl="7" w:tentative="1">
-      <w:start w:val="1"/>
-      <w:numFmt w:val="bullet"/>
-      <w:lvlText w:val=""/>
-      <w:lvlJc w:val="left"/>
-      <w:pPr>
-        <w:tabs>
-          <w:tab w:val="num" w:pos="5760"/>
-        </w:tabs>
-        <w:ind w:left="5760" w:hanging="360"/>
-      </w:pPr>
-      <w:rPr>
-        <w:rFonts w:ascii="Wingdings" w:hAnsi="Wingdings" w:hint="default"/>
-        <w:sz w:val="20"/>
-      </w:rPr>
-    </w:lvl>
-    <w:lvl w:ilvl="8" w:tentative="1">
-      <w:start w:val="1"/>
-      <w:numFmt w:val="bullet"/>
-      <w:lvlText w:val=""/>
-      <w:lvlJc w:val="left"/>
-      <w:pPr>
-        <w:tabs>
-          <w:tab w:val="num" w:pos="6480"/>
-        </w:tabs>
-        <w:ind w:left="6480" w:hanging="360"/>
-      </w:pPr>
-      <w:rPr>
-        <w:rFonts w:ascii="Wingdings" w:hAnsi="Wingdings" w:hint="default"/>
-        <w:sz w:val="20"/>
-      </w:rPr>
-    </w:lvl>
-  </w:abstractNum>
-  <w:abstractNum w:abstractNumId="44" w15:restartNumberingAfterBreak="0">
-    <w:nsid w:val="43140BCC"/>
-    <w:multiLevelType w:val="multilevel"/>
-    <w:tmpl w:val="9FFE5E02"/>
-    <w:lvl w:ilvl="0">
-      <w:start w:val="1"/>
-      <w:numFmt w:val="bullet"/>
-      <w:lvlText w:val=""/>
-      <w:lvlJc w:val="left"/>
-      <w:pPr>
-        <w:tabs>
-          <w:tab w:val="num" w:pos="720"/>
-        </w:tabs>
-        <w:ind w:left="720" w:hanging="360"/>
-      </w:pPr>
-      <w:rPr>
-        <w:rFonts w:ascii="Symbol" w:hAnsi="Symbol" w:hint="default"/>
-        <w:sz w:val="20"/>
-      </w:rPr>
-    </w:lvl>
-    <w:lvl w:ilvl="1" w:tentative="1">
-      <w:start w:val="1"/>
-      <w:numFmt w:val="bullet"/>
-      <w:lvlText w:val="o"/>
-      <w:lvlJc w:val="left"/>
-      <w:pPr>
-        <w:tabs>
-          <w:tab w:val="num" w:pos="1440"/>
-        </w:tabs>
-        <w:ind w:left="1440" w:hanging="360"/>
-      </w:pPr>
-      <w:rPr>
-        <w:rFonts w:ascii="Courier New" w:hAnsi="Courier New" w:hint="default"/>
-        <w:sz w:val="20"/>
-      </w:rPr>
-    </w:lvl>
-    <w:lvl w:ilvl="2" w:tentative="1">
-      <w:start w:val="1"/>
-      <w:numFmt w:val="bullet"/>
-      <w:lvlText w:val=""/>
-      <w:lvlJc w:val="left"/>
-      <w:pPr>
-        <w:tabs>
-          <w:tab w:val="num" w:pos="2160"/>
-        </w:tabs>
-        <w:ind w:left="2160" w:hanging="360"/>
-      </w:pPr>
-      <w:rPr>
-        <w:rFonts w:ascii="Wingdings" w:hAnsi="Wingdings" w:hint="default"/>
-        <w:sz w:val="20"/>
-      </w:rPr>
-    </w:lvl>
-    <w:lvl w:ilvl="3" w:tentative="1">
-      <w:start w:val="1"/>
-      <w:numFmt w:val="bullet"/>
-      <w:lvlText w:val=""/>
-      <w:lvlJc w:val="left"/>
-      <w:pPr>
-        <w:tabs>
-          <w:tab w:val="num" w:pos="2880"/>
-        </w:tabs>
-        <w:ind w:left="2880" w:hanging="360"/>
-      </w:pPr>
-      <w:rPr>
-        <w:rFonts w:ascii="Wingdings" w:hAnsi="Wingdings" w:hint="default"/>
-        <w:sz w:val="20"/>
-      </w:rPr>
-    </w:lvl>
-    <w:lvl w:ilvl="4" w:tentative="1">
-      <w:start w:val="1"/>
-      <w:numFmt w:val="bullet"/>
-      <w:lvlText w:val=""/>
-      <w:lvlJc w:val="left"/>
-      <w:pPr>
-        <w:tabs>
-          <w:tab w:val="num" w:pos="3600"/>
-        </w:tabs>
-        <w:ind w:left="3600" w:hanging="360"/>
-      </w:pPr>
-      <w:rPr>
-        <w:rFonts w:ascii="Wingdings" w:hAnsi="Wingdings" w:hint="default"/>
-        <w:sz w:val="20"/>
-      </w:rPr>
-    </w:lvl>
-    <w:lvl w:ilvl="5" w:tentative="1">
-      <w:start w:val="1"/>
-      <w:numFmt w:val="bullet"/>
-      <w:lvlText w:val=""/>
-      <w:lvlJc w:val="left"/>
-      <w:pPr>
-        <w:tabs>
-          <w:tab w:val="num" w:pos="4320"/>
-        </w:tabs>
-        <w:ind w:left="4320" w:hanging="360"/>
-      </w:pPr>
-      <w:rPr>
-        <w:rFonts w:ascii="Wingdings" w:hAnsi="Wingdings" w:hint="default"/>
-        <w:sz w:val="20"/>
-      </w:rPr>
-    </w:lvl>
-    <w:lvl w:ilvl="6" w:tentative="1">
-      <w:start w:val="1"/>
-      <w:numFmt w:val="bullet"/>
-      <w:lvlText w:val=""/>
-      <w:lvlJc w:val="left"/>
-      <w:pPr>
-        <w:tabs>
-          <w:tab w:val="num" w:pos="5040"/>
-        </w:tabs>
-        <w:ind w:left="5040" w:hanging="360"/>
-      </w:pPr>
-      <w:rPr>
-        <w:rFonts w:ascii="Wingdings" w:hAnsi="Wingdings" w:hint="default"/>
-        <w:sz w:val="20"/>
-      </w:rPr>
-    </w:lvl>
-    <w:lvl w:ilvl="7" w:tentative="1">
-      <w:start w:val="1"/>
-      <w:numFmt w:val="bullet"/>
-      <w:lvlText w:val=""/>
-      <w:lvlJc w:val="left"/>
-      <w:pPr>
-        <w:tabs>
-          <w:tab w:val="num" w:pos="5760"/>
-        </w:tabs>
-        <w:ind w:left="5760" w:hanging="360"/>
-      </w:pPr>
-      <w:rPr>
-        <w:rFonts w:ascii="Wingdings" w:hAnsi="Wingdings" w:hint="default"/>
-        <w:sz w:val="20"/>
-      </w:rPr>
-    </w:lvl>
-    <w:lvl w:ilvl="8" w:tentative="1">
-      <w:start w:val="1"/>
-      <w:numFmt w:val="bullet"/>
-      <w:lvlText w:val=""/>
-      <w:lvlJc w:val="left"/>
-      <w:pPr>
-        <w:tabs>
-          <w:tab w:val="num" w:pos="6480"/>
-        </w:tabs>
-        <w:ind w:left="6480" w:hanging="360"/>
-      </w:pPr>
-      <w:rPr>
-        <w:rFonts w:ascii="Wingdings" w:hAnsi="Wingdings" w:hint="default"/>
-        <w:sz w:val="20"/>
-      </w:rPr>
-    </w:lvl>
-  </w:abstractNum>
-  <w:abstractNum w:abstractNumId="45" w15:restartNumberingAfterBreak="0">
-    <w:nsid w:val="4370601F"/>
-    <w:multiLevelType w:val="multilevel"/>
-    <w:tmpl w:val="92C051D0"/>
-    <w:lvl w:ilvl="0">
-      <w:start w:val="1"/>
-      <w:numFmt w:val="bullet"/>
-      <w:lvlText w:val=""/>
-      <w:lvlJc w:val="left"/>
-      <w:pPr>
-        <w:tabs>
-          <w:tab w:val="num" w:pos="720"/>
-        </w:tabs>
-        <w:ind w:left="720" w:hanging="360"/>
-      </w:pPr>
-      <w:rPr>
-        <w:rFonts w:ascii="Symbol" w:hAnsi="Symbol" w:hint="default"/>
-        <w:sz w:val="20"/>
-      </w:rPr>
-    </w:lvl>
-    <w:lvl w:ilvl="1" w:tentative="1">
-      <w:start w:val="1"/>
-      <w:numFmt w:val="bullet"/>
-      <w:lvlText w:val="o"/>
-      <w:lvlJc w:val="left"/>
-      <w:pPr>
-        <w:tabs>
-          <w:tab w:val="num" w:pos="1440"/>
-        </w:tabs>
-        <w:ind w:left="1440" w:hanging="360"/>
-      </w:pPr>
-      <w:rPr>
-        <w:rFonts w:ascii="Courier New" w:hAnsi="Courier New" w:hint="default"/>
-        <w:sz w:val="20"/>
-      </w:rPr>
-    </w:lvl>
-    <w:lvl w:ilvl="2" w:tentative="1">
-      <w:start w:val="1"/>
-      <w:numFmt w:val="bullet"/>
-      <w:lvlText w:val=""/>
-      <w:lvlJc w:val="left"/>
-      <w:pPr>
-        <w:tabs>
-          <w:tab w:val="num" w:pos="2160"/>
-        </w:tabs>
-        <w:ind w:left="2160" w:hanging="360"/>
-      </w:pPr>
-      <w:rPr>
-        <w:rFonts w:ascii="Wingdings" w:hAnsi="Wingdings" w:hint="default"/>
-        <w:sz w:val="20"/>
-      </w:rPr>
-    </w:lvl>
-    <w:lvl w:ilvl="3" w:tentative="1">
-      <w:start w:val="1"/>
-      <w:numFmt w:val="bullet"/>
-      <w:lvlText w:val=""/>
-      <w:lvlJc w:val="left"/>
-      <w:pPr>
-        <w:tabs>
-          <w:tab w:val="num" w:pos="2880"/>
-        </w:tabs>
-        <w:ind w:left="2880" w:hanging="360"/>
-      </w:pPr>
-      <w:rPr>
-        <w:rFonts w:ascii="Wingdings" w:hAnsi="Wingdings" w:hint="default"/>
-        <w:sz w:val="20"/>
-      </w:rPr>
-    </w:lvl>
-    <w:lvl w:ilvl="4" w:tentative="1">
-      <w:start w:val="1"/>
-      <w:numFmt w:val="bullet"/>
-      <w:lvlText w:val=""/>
-      <w:lvlJc w:val="left"/>
-      <w:pPr>
-        <w:tabs>
-          <w:tab w:val="num" w:pos="3600"/>
-        </w:tabs>
-        <w:ind w:left="3600" w:hanging="360"/>
-      </w:pPr>
-      <w:rPr>
-        <w:rFonts w:ascii="Wingdings" w:hAnsi="Wingdings" w:hint="default"/>
-        <w:sz w:val="20"/>
-      </w:rPr>
-    </w:lvl>
-    <w:lvl w:ilvl="5" w:tentative="1">
-      <w:start w:val="1"/>
-      <w:numFmt w:val="bullet"/>
-      <w:lvlText w:val=""/>
-      <w:lvlJc w:val="left"/>
-      <w:pPr>
-        <w:tabs>
-          <w:tab w:val="num" w:pos="4320"/>
-        </w:tabs>
-        <w:ind w:left="4320" w:hanging="360"/>
-      </w:pPr>
-      <w:rPr>
-        <w:rFonts w:ascii="Wingdings" w:hAnsi="Wingdings" w:hint="default"/>
-        <w:sz w:val="20"/>
-      </w:rPr>
-    </w:lvl>
-    <w:lvl w:ilvl="6" w:tentative="1">
-      <w:start w:val="1"/>
-      <w:numFmt w:val="bullet"/>
-      <w:lvlText w:val=""/>
-      <w:lvlJc w:val="left"/>
-      <w:pPr>
-        <w:tabs>
-          <w:tab w:val="num" w:pos="5040"/>
-        </w:tabs>
-        <w:ind w:left="5040" w:hanging="360"/>
-      </w:pPr>
-      <w:rPr>
-        <w:rFonts w:ascii="Wingdings" w:hAnsi="Wingdings" w:hint="default"/>
-        <w:sz w:val="20"/>
-      </w:rPr>
-    </w:lvl>
-    <w:lvl w:ilvl="7" w:tentative="1">
-      <w:start w:val="1"/>
-      <w:numFmt w:val="bullet"/>
-      <w:lvlText w:val=""/>
-      <w:lvlJc w:val="left"/>
-      <w:pPr>
-        <w:tabs>
-          <w:tab w:val="num" w:pos="5760"/>
-        </w:tabs>
-        <w:ind w:left="5760" w:hanging="360"/>
-      </w:pPr>
-      <w:rPr>
-        <w:rFonts w:ascii="Wingdings" w:hAnsi="Wingdings" w:hint="default"/>
-        <w:sz w:val="20"/>
-      </w:rPr>
-    </w:lvl>
-    <w:lvl w:ilvl="8" w:tentative="1">
-      <w:start w:val="1"/>
-      <w:numFmt w:val="bullet"/>
-      <w:lvlText w:val=""/>
-      <w:lvlJc w:val="left"/>
-      <w:pPr>
-        <w:tabs>
-          <w:tab w:val="num" w:pos="6480"/>
-        </w:tabs>
-        <w:ind w:left="6480" w:hanging="360"/>
-      </w:pPr>
-      <w:rPr>
-        <w:rFonts w:ascii="Wingdings" w:hAnsi="Wingdings" w:hint="default"/>
-        <w:sz w:val="20"/>
-      </w:rPr>
-    </w:lvl>
-  </w:abstractNum>
-  <w:abstractNum w:abstractNumId="46" w15:restartNumberingAfterBreak="0">
-    <w:nsid w:val="43C34A93"/>
-    <w:multiLevelType w:val="multilevel"/>
-    <w:tmpl w:val="5406E366"/>
-    <w:lvl w:ilvl="0">
-      <w:start w:val="1"/>
-      <w:numFmt w:val="bullet"/>
-      <w:lvlText w:val=""/>
-      <w:lvlJc w:val="left"/>
-      <w:pPr>
-        <w:tabs>
-          <w:tab w:val="num" w:pos="720"/>
-        </w:tabs>
-        <w:ind w:left="720" w:hanging="360"/>
-      </w:pPr>
-      <w:rPr>
-        <w:rFonts w:ascii="Symbol" w:hAnsi="Symbol" w:hint="default"/>
-        <w:sz w:val="20"/>
-      </w:rPr>
-    </w:lvl>
-    <w:lvl w:ilvl="1" w:tentative="1">
-      <w:start w:val="1"/>
-      <w:numFmt w:val="bullet"/>
-      <w:lvlText w:val="o"/>
-      <w:lvlJc w:val="left"/>
-      <w:pPr>
-        <w:tabs>
-          <w:tab w:val="num" w:pos="1440"/>
-        </w:tabs>
-        <w:ind w:left="1440" w:hanging="360"/>
-      </w:pPr>
-      <w:rPr>
-        <w:rFonts w:ascii="Courier New" w:hAnsi="Courier New" w:hint="default"/>
-        <w:sz w:val="20"/>
-      </w:rPr>
-    </w:lvl>
-    <w:lvl w:ilvl="2" w:tentative="1">
-      <w:start w:val="1"/>
-      <w:numFmt w:val="bullet"/>
-      <w:lvlText w:val=""/>
-      <w:lvlJc w:val="left"/>
-      <w:pPr>
-        <w:tabs>
-          <w:tab w:val="num" w:pos="2160"/>
-        </w:tabs>
-        <w:ind w:left="2160" w:hanging="360"/>
-      </w:pPr>
-      <w:rPr>
-        <w:rFonts w:ascii="Wingdings" w:hAnsi="Wingdings" w:hint="default"/>
-        <w:sz w:val="20"/>
-      </w:rPr>
-    </w:lvl>
-    <w:lvl w:ilvl="3" w:tentative="1">
-      <w:start w:val="1"/>
-      <w:numFmt w:val="bullet"/>
-      <w:lvlText w:val=""/>
-      <w:lvlJc w:val="left"/>
-      <w:pPr>
-        <w:tabs>
-          <w:tab w:val="num" w:pos="2880"/>
-        </w:tabs>
-        <w:ind w:left="2880" w:hanging="360"/>
-      </w:pPr>
-      <w:rPr>
-        <w:rFonts w:ascii="Wingdings" w:hAnsi="Wingdings" w:hint="default"/>
-        <w:sz w:val="20"/>
-      </w:rPr>
-    </w:lvl>
-    <w:lvl w:ilvl="4" w:tentative="1">
-      <w:start w:val="1"/>
-      <w:numFmt w:val="bullet"/>
-      <w:lvlText w:val=""/>
-      <w:lvlJc w:val="left"/>
-      <w:pPr>
-        <w:tabs>
-          <w:tab w:val="num" w:pos="3600"/>
-        </w:tabs>
-        <w:ind w:left="3600" w:hanging="360"/>
-      </w:pPr>
-      <w:rPr>
-        <w:rFonts w:ascii="Wingdings" w:hAnsi="Wingdings" w:hint="default"/>
-        <w:sz w:val="20"/>
-      </w:rPr>
-    </w:lvl>
-    <w:lvl w:ilvl="5" w:tentative="1">
-      <w:start w:val="1"/>
-      <w:numFmt w:val="bullet"/>
-      <w:lvlText w:val=""/>
-      <w:lvlJc w:val="left"/>
-      <w:pPr>
-        <w:tabs>
-          <w:tab w:val="num" w:pos="4320"/>
-        </w:tabs>
-        <w:ind w:left="4320" w:hanging="360"/>
-      </w:pPr>
-      <w:rPr>
-        <w:rFonts w:ascii="Wingdings" w:hAnsi="Wingdings" w:hint="default"/>
-        <w:sz w:val="20"/>
-      </w:rPr>
-    </w:lvl>
-    <w:lvl w:ilvl="6" w:tentative="1">
-      <w:start w:val="1"/>
-      <w:numFmt w:val="bullet"/>
-      <w:lvlText w:val=""/>
-      <w:lvlJc w:val="left"/>
-      <w:pPr>
-        <w:tabs>
-          <w:tab w:val="num" w:pos="5040"/>
-        </w:tabs>
-        <w:ind w:left="5040" w:hanging="360"/>
-      </w:pPr>
-      <w:rPr>
-        <w:rFonts w:ascii="Wingdings" w:hAnsi="Wingdings" w:hint="default"/>
-        <w:sz w:val="20"/>
-      </w:rPr>
-    </w:lvl>
-    <w:lvl w:ilvl="7" w:tentative="1">
-      <w:start w:val="1"/>
-      <w:numFmt w:val="bullet"/>
-      <w:lvlText w:val=""/>
-      <w:lvlJc w:val="left"/>
-      <w:pPr>
-        <w:tabs>
-          <w:tab w:val="num" w:pos="5760"/>
-        </w:tabs>
-        <w:ind w:left="5760" w:hanging="360"/>
-      </w:pPr>
-      <w:rPr>
-        <w:rFonts w:ascii="Wingdings" w:hAnsi="Wingdings" w:hint="default"/>
-        <w:sz w:val="20"/>
-      </w:rPr>
-    </w:lvl>
-    <w:lvl w:ilvl="8" w:tentative="1">
-      <w:start w:val="1"/>
-      <w:numFmt w:val="bullet"/>
-      <w:lvlText w:val=""/>
-      <w:lvlJc w:val="left"/>
-      <w:pPr>
-        <w:tabs>
-          <w:tab w:val="num" w:pos="6480"/>
-        </w:tabs>
-        <w:ind w:left="6480" w:hanging="360"/>
-      </w:pPr>
-      <w:rPr>
-        <w:rFonts w:ascii="Wingdings" w:hAnsi="Wingdings" w:hint="default"/>
-        <w:sz w:val="20"/>
-      </w:rPr>
-    </w:lvl>
-  </w:abstractNum>
-  <w:abstractNum w:abstractNumId="47" w15:restartNumberingAfterBreak="0">
-    <w:nsid w:val="45405CFA"/>
-    <w:multiLevelType w:val="multilevel"/>
-    <w:tmpl w:val="6F385102"/>
+    <w:tmpl w:val="68089692"/>
     <w:lvl w:ilvl="0">
       <w:start w:val="1"/>
       <w:numFmt w:val="bullet"/>
@@ -17476,13 +17358,13 @@
     </w:lvl>
   </w:abstractNum>
   <w:abstractNum w:abstractNumId="48" w15:restartNumberingAfterBreak="0">
-    <w:nsid w:val="456C0A90"/>
+    <w:nsid w:val="4A514D45"/>
     <w:multiLevelType w:val="multilevel"/>
-    <w:tmpl w:val="DACEBA64"/>
+    <w:tmpl w:val="24CCF79C"/>
     <w:lvl w:ilvl="0">
       <w:start w:val="1"/>
-      <w:numFmt w:val="bullet"/>
-      <w:lvlText w:val=""/>
+      <w:numFmt w:val="decimal"/>
+      <w:lvlText w:val="%1."/>
       <w:lvlJc w:val="left"/>
       <w:pPr>
         <w:tabs>
@@ -17490,12 +17372,8 @@
         </w:tabs>
         <w:ind w:left="720" w:hanging="360"/>
       </w:pPr>
-      <w:rPr>
-        <w:rFonts w:ascii="Symbol" w:hAnsi="Symbol" w:hint="default"/>
-        <w:sz w:val="20"/>
-      </w:rPr>
-    </w:lvl>
-    <w:lvl w:ilvl="1" w:tentative="1">
+    </w:lvl>
+    <w:lvl w:ilvl="1">
       <w:start w:val="1"/>
       <w:numFmt w:val="bullet"/>
       <w:lvlText w:val="o"/>
@@ -17513,8 +17391,8 @@
     </w:lvl>
     <w:lvl w:ilvl="2" w:tentative="1">
       <w:start w:val="1"/>
-      <w:numFmt w:val="bullet"/>
-      <w:lvlText w:val=""/>
+      <w:numFmt w:val="decimal"/>
+      <w:lvlText w:val="%3."/>
       <w:lvlJc w:val="left"/>
       <w:pPr>
         <w:tabs>
@@ -17522,15 +17400,11 @@
         </w:tabs>
         <w:ind w:left="2160" w:hanging="360"/>
       </w:pPr>
-      <w:rPr>
-        <w:rFonts w:ascii="Wingdings" w:hAnsi="Wingdings" w:hint="default"/>
-        <w:sz w:val="20"/>
-      </w:rPr>
     </w:lvl>
     <w:lvl w:ilvl="3" w:tentative="1">
       <w:start w:val="1"/>
-      <w:numFmt w:val="bullet"/>
-      <w:lvlText w:val=""/>
+      <w:numFmt w:val="decimal"/>
+      <w:lvlText w:val="%4."/>
       <w:lvlJc w:val="left"/>
       <w:pPr>
         <w:tabs>
@@ -17538,15 +17412,11 @@
         </w:tabs>
         <w:ind w:left="2880" w:hanging="360"/>
       </w:pPr>
-      <w:rPr>
-        <w:rFonts w:ascii="Wingdings" w:hAnsi="Wingdings" w:hint="default"/>
-        <w:sz w:val="20"/>
-      </w:rPr>
     </w:lvl>
     <w:lvl w:ilvl="4" w:tentative="1">
       <w:start w:val="1"/>
-      <w:numFmt w:val="bullet"/>
-      <w:lvlText w:val=""/>
+      <w:numFmt w:val="decimal"/>
+      <w:lvlText w:val="%5."/>
       <w:lvlJc w:val="left"/>
       <w:pPr>
         <w:tabs>
@@ -17554,15 +17424,11 @@
         </w:tabs>
         <w:ind w:left="3600" w:hanging="360"/>
       </w:pPr>
-      <w:rPr>
-        <w:rFonts w:ascii="Wingdings" w:hAnsi="Wingdings" w:hint="default"/>
-        <w:sz w:val="20"/>
-      </w:rPr>
     </w:lvl>
     <w:lvl w:ilvl="5" w:tentative="1">
       <w:start w:val="1"/>
-      <w:numFmt w:val="bullet"/>
-      <w:lvlText w:val=""/>
+      <w:numFmt w:val="decimal"/>
+      <w:lvlText w:val="%6."/>
       <w:lvlJc w:val="left"/>
       <w:pPr>
         <w:tabs>
@@ -17570,15 +17436,11 @@
         </w:tabs>
         <w:ind w:left="4320" w:hanging="360"/>
       </w:pPr>
-      <w:rPr>
-        <w:rFonts w:ascii="Wingdings" w:hAnsi="Wingdings" w:hint="default"/>
-        <w:sz w:val="20"/>
-      </w:rPr>
     </w:lvl>
     <w:lvl w:ilvl="6" w:tentative="1">
       <w:start w:val="1"/>
-      <w:numFmt w:val="bullet"/>
-      <w:lvlText w:val=""/>
+      <w:numFmt w:val="decimal"/>
+      <w:lvlText w:val="%7."/>
       <w:lvlJc w:val="left"/>
       <w:pPr>
         <w:tabs>
@@ -17586,15 +17448,11 @@
         </w:tabs>
         <w:ind w:left="5040" w:hanging="360"/>
       </w:pPr>
-      <w:rPr>
-        <w:rFonts w:ascii="Wingdings" w:hAnsi="Wingdings" w:hint="default"/>
-        <w:sz w:val="20"/>
-      </w:rPr>
     </w:lvl>
     <w:lvl w:ilvl="7" w:tentative="1">
       <w:start w:val="1"/>
-      <w:numFmt w:val="bullet"/>
-      <w:lvlText w:val=""/>
+      <w:numFmt w:val="decimal"/>
+      <w:lvlText w:val="%8."/>
       <w:lvlJc w:val="left"/>
       <w:pPr>
         <w:tabs>
@@ -17602,15 +17460,11 @@
         </w:tabs>
         <w:ind w:left="5760" w:hanging="360"/>
       </w:pPr>
-      <w:rPr>
-        <w:rFonts w:ascii="Wingdings" w:hAnsi="Wingdings" w:hint="default"/>
-        <w:sz w:val="20"/>
-      </w:rPr>
     </w:lvl>
     <w:lvl w:ilvl="8" w:tentative="1">
       <w:start w:val="1"/>
-      <w:numFmt w:val="bullet"/>
-      <w:lvlText w:val=""/>
+      <w:numFmt w:val="decimal"/>
+      <w:lvlText w:val="%9."/>
       <w:lvlJc w:val="left"/>
       <w:pPr>
         <w:tabs>
@@ -17618,16 +17472,1055 @@
         </w:tabs>
         <w:ind w:left="6480" w:hanging="360"/>
       </w:pPr>
-      <w:rPr>
-        <w:rFonts w:ascii="Wingdings" w:hAnsi="Wingdings" w:hint="default"/>
-        <w:sz w:val="20"/>
-      </w:rPr>
     </w:lvl>
   </w:abstractNum>
   <w:abstractNum w:abstractNumId="49" w15:restartNumberingAfterBreak="0">
-    <w:nsid w:val="469E695C"/>
+    <w:nsid w:val="4B7872B2"/>
     <w:multiLevelType w:val="multilevel"/>
-    <w:tmpl w:val="57BC2716"/>
+    <w:tmpl w:val="B91843C4"/>
+    <w:lvl w:ilvl="0">
+      <w:start w:val="1"/>
+      <w:numFmt w:val="bullet"/>
+      <w:lvlText w:val=""/>
+      <w:lvlJc w:val="left"/>
+      <w:pPr>
+        <w:tabs>
+          <w:tab w:val="num" w:pos="720"/>
+        </w:tabs>
+        <w:ind w:left="720" w:hanging="360"/>
+      </w:pPr>
+      <w:rPr>
+        <w:rFonts w:ascii="Symbol" w:hAnsi="Symbol" w:hint="default"/>
+        <w:sz w:val="20"/>
+      </w:rPr>
+    </w:lvl>
+    <w:lvl w:ilvl="1" w:tentative="1">
+      <w:start w:val="1"/>
+      <w:numFmt w:val="bullet"/>
+      <w:lvlText w:val="o"/>
+      <w:lvlJc w:val="left"/>
+      <w:pPr>
+        <w:tabs>
+          <w:tab w:val="num" w:pos="1440"/>
+        </w:tabs>
+        <w:ind w:left="1440" w:hanging="360"/>
+      </w:pPr>
+      <w:rPr>
+        <w:rFonts w:ascii="Courier New" w:hAnsi="Courier New" w:hint="default"/>
+        <w:sz w:val="20"/>
+      </w:rPr>
+    </w:lvl>
+    <w:lvl w:ilvl="2" w:tentative="1">
+      <w:start w:val="1"/>
+      <w:numFmt w:val="bullet"/>
+      <w:lvlText w:val=""/>
+      <w:lvlJc w:val="left"/>
+      <w:pPr>
+        <w:tabs>
+          <w:tab w:val="num" w:pos="2160"/>
+        </w:tabs>
+        <w:ind w:left="2160" w:hanging="360"/>
+      </w:pPr>
+      <w:rPr>
+        <w:rFonts w:ascii="Wingdings" w:hAnsi="Wingdings" w:hint="default"/>
+        <w:sz w:val="20"/>
+      </w:rPr>
+    </w:lvl>
+    <w:lvl w:ilvl="3" w:tentative="1">
+      <w:start w:val="1"/>
+      <w:numFmt w:val="bullet"/>
+      <w:lvlText w:val=""/>
+      <w:lvlJc w:val="left"/>
+      <w:pPr>
+        <w:tabs>
+          <w:tab w:val="num" w:pos="2880"/>
+        </w:tabs>
+        <w:ind w:left="2880" w:hanging="360"/>
+      </w:pPr>
+      <w:rPr>
+        <w:rFonts w:ascii="Wingdings" w:hAnsi="Wingdings" w:hint="default"/>
+        <w:sz w:val="20"/>
+      </w:rPr>
+    </w:lvl>
+    <w:lvl w:ilvl="4" w:tentative="1">
+      <w:start w:val="1"/>
+      <w:numFmt w:val="bullet"/>
+      <w:lvlText w:val=""/>
+      <w:lvlJc w:val="left"/>
+      <w:pPr>
+        <w:tabs>
+          <w:tab w:val="num" w:pos="3600"/>
+        </w:tabs>
+        <w:ind w:left="3600" w:hanging="360"/>
+      </w:pPr>
+      <w:rPr>
+        <w:rFonts w:ascii="Wingdings" w:hAnsi="Wingdings" w:hint="default"/>
+        <w:sz w:val="20"/>
+      </w:rPr>
+    </w:lvl>
+    <w:lvl w:ilvl="5" w:tentative="1">
+      <w:start w:val="1"/>
+      <w:numFmt w:val="bullet"/>
+      <w:lvlText w:val=""/>
+      <w:lvlJc w:val="left"/>
+      <w:pPr>
+        <w:tabs>
+          <w:tab w:val="num" w:pos="4320"/>
+        </w:tabs>
+        <w:ind w:left="4320" w:hanging="360"/>
+      </w:pPr>
+      <w:rPr>
+        <w:rFonts w:ascii="Wingdings" w:hAnsi="Wingdings" w:hint="default"/>
+        <w:sz w:val="20"/>
+      </w:rPr>
+    </w:lvl>
+    <w:lvl w:ilvl="6" w:tentative="1">
+      <w:start w:val="1"/>
+      <w:numFmt w:val="bullet"/>
+      <w:lvlText w:val=""/>
+      <w:lvlJc w:val="left"/>
+      <w:pPr>
+        <w:tabs>
+          <w:tab w:val="num" w:pos="5040"/>
+        </w:tabs>
+        <w:ind w:left="5040" w:hanging="360"/>
+      </w:pPr>
+      <w:rPr>
+        <w:rFonts w:ascii="Wingdings" w:hAnsi="Wingdings" w:hint="default"/>
+        <w:sz w:val="20"/>
+      </w:rPr>
+    </w:lvl>
+    <w:lvl w:ilvl="7" w:tentative="1">
+      <w:start w:val="1"/>
+      <w:numFmt w:val="bullet"/>
+      <w:lvlText w:val=""/>
+      <w:lvlJc w:val="left"/>
+      <w:pPr>
+        <w:tabs>
+          <w:tab w:val="num" w:pos="5760"/>
+        </w:tabs>
+        <w:ind w:left="5760" w:hanging="360"/>
+      </w:pPr>
+      <w:rPr>
+        <w:rFonts w:ascii="Wingdings" w:hAnsi="Wingdings" w:hint="default"/>
+        <w:sz w:val="20"/>
+      </w:rPr>
+    </w:lvl>
+    <w:lvl w:ilvl="8" w:tentative="1">
+      <w:start w:val="1"/>
+      <w:numFmt w:val="bullet"/>
+      <w:lvlText w:val=""/>
+      <w:lvlJc w:val="left"/>
+      <w:pPr>
+        <w:tabs>
+          <w:tab w:val="num" w:pos="6480"/>
+        </w:tabs>
+        <w:ind w:left="6480" w:hanging="360"/>
+      </w:pPr>
+      <w:rPr>
+        <w:rFonts w:ascii="Wingdings" w:hAnsi="Wingdings" w:hint="default"/>
+        <w:sz w:val="20"/>
+      </w:rPr>
+    </w:lvl>
+  </w:abstractNum>
+  <w:abstractNum w:abstractNumId="50" w15:restartNumberingAfterBreak="0">
+    <w:nsid w:val="5503184C"/>
+    <w:multiLevelType w:val="multilevel"/>
+    <w:tmpl w:val="9984EBCE"/>
+    <w:lvl w:ilvl="0">
+      <w:start w:val="1"/>
+      <w:numFmt w:val="bullet"/>
+      <w:lvlText w:val=""/>
+      <w:lvlJc w:val="left"/>
+      <w:pPr>
+        <w:tabs>
+          <w:tab w:val="num" w:pos="720"/>
+        </w:tabs>
+        <w:ind w:left="720" w:hanging="360"/>
+      </w:pPr>
+      <w:rPr>
+        <w:rFonts w:ascii="Symbol" w:hAnsi="Symbol" w:hint="default"/>
+        <w:sz w:val="20"/>
+      </w:rPr>
+    </w:lvl>
+    <w:lvl w:ilvl="1" w:tentative="1">
+      <w:start w:val="1"/>
+      <w:numFmt w:val="bullet"/>
+      <w:lvlText w:val="o"/>
+      <w:lvlJc w:val="left"/>
+      <w:pPr>
+        <w:tabs>
+          <w:tab w:val="num" w:pos="1440"/>
+        </w:tabs>
+        <w:ind w:left="1440" w:hanging="360"/>
+      </w:pPr>
+      <w:rPr>
+        <w:rFonts w:ascii="Courier New" w:hAnsi="Courier New" w:hint="default"/>
+        <w:sz w:val="20"/>
+      </w:rPr>
+    </w:lvl>
+    <w:lvl w:ilvl="2" w:tentative="1">
+      <w:start w:val="1"/>
+      <w:numFmt w:val="bullet"/>
+      <w:lvlText w:val=""/>
+      <w:lvlJc w:val="left"/>
+      <w:pPr>
+        <w:tabs>
+          <w:tab w:val="num" w:pos="2160"/>
+        </w:tabs>
+        <w:ind w:left="2160" w:hanging="360"/>
+      </w:pPr>
+      <w:rPr>
+        <w:rFonts w:ascii="Wingdings" w:hAnsi="Wingdings" w:hint="default"/>
+        <w:sz w:val="20"/>
+      </w:rPr>
+    </w:lvl>
+    <w:lvl w:ilvl="3" w:tentative="1">
+      <w:start w:val="1"/>
+      <w:numFmt w:val="bullet"/>
+      <w:lvlText w:val=""/>
+      <w:lvlJc w:val="left"/>
+      <w:pPr>
+        <w:tabs>
+          <w:tab w:val="num" w:pos="2880"/>
+        </w:tabs>
+        <w:ind w:left="2880" w:hanging="360"/>
+      </w:pPr>
+      <w:rPr>
+        <w:rFonts w:ascii="Wingdings" w:hAnsi="Wingdings" w:hint="default"/>
+        <w:sz w:val="20"/>
+      </w:rPr>
+    </w:lvl>
+    <w:lvl w:ilvl="4" w:tentative="1">
+      <w:start w:val="1"/>
+      <w:numFmt w:val="bullet"/>
+      <w:lvlText w:val=""/>
+      <w:lvlJc w:val="left"/>
+      <w:pPr>
+        <w:tabs>
+          <w:tab w:val="num" w:pos="3600"/>
+        </w:tabs>
+        <w:ind w:left="3600" w:hanging="360"/>
+      </w:pPr>
+      <w:rPr>
+        <w:rFonts w:ascii="Wingdings" w:hAnsi="Wingdings" w:hint="default"/>
+        <w:sz w:val="20"/>
+      </w:rPr>
+    </w:lvl>
+    <w:lvl w:ilvl="5" w:tentative="1">
+      <w:start w:val="1"/>
+      <w:numFmt w:val="bullet"/>
+      <w:lvlText w:val=""/>
+      <w:lvlJc w:val="left"/>
+      <w:pPr>
+        <w:tabs>
+          <w:tab w:val="num" w:pos="4320"/>
+        </w:tabs>
+        <w:ind w:left="4320" w:hanging="360"/>
+      </w:pPr>
+      <w:rPr>
+        <w:rFonts w:ascii="Wingdings" w:hAnsi="Wingdings" w:hint="default"/>
+        <w:sz w:val="20"/>
+      </w:rPr>
+    </w:lvl>
+    <w:lvl w:ilvl="6" w:tentative="1">
+      <w:start w:val="1"/>
+      <w:numFmt w:val="bullet"/>
+      <w:lvlText w:val=""/>
+      <w:lvlJc w:val="left"/>
+      <w:pPr>
+        <w:tabs>
+          <w:tab w:val="num" w:pos="5040"/>
+        </w:tabs>
+        <w:ind w:left="5040" w:hanging="360"/>
+      </w:pPr>
+      <w:rPr>
+        <w:rFonts w:ascii="Wingdings" w:hAnsi="Wingdings" w:hint="default"/>
+        <w:sz w:val="20"/>
+      </w:rPr>
+    </w:lvl>
+    <w:lvl w:ilvl="7" w:tentative="1">
+      <w:start w:val="1"/>
+      <w:numFmt w:val="bullet"/>
+      <w:lvlText w:val=""/>
+      <w:lvlJc w:val="left"/>
+      <w:pPr>
+        <w:tabs>
+          <w:tab w:val="num" w:pos="5760"/>
+        </w:tabs>
+        <w:ind w:left="5760" w:hanging="360"/>
+      </w:pPr>
+      <w:rPr>
+        <w:rFonts w:ascii="Wingdings" w:hAnsi="Wingdings" w:hint="default"/>
+        <w:sz w:val="20"/>
+      </w:rPr>
+    </w:lvl>
+    <w:lvl w:ilvl="8" w:tentative="1">
+      <w:start w:val="1"/>
+      <w:numFmt w:val="bullet"/>
+      <w:lvlText w:val=""/>
+      <w:lvlJc w:val="left"/>
+      <w:pPr>
+        <w:tabs>
+          <w:tab w:val="num" w:pos="6480"/>
+        </w:tabs>
+        <w:ind w:left="6480" w:hanging="360"/>
+      </w:pPr>
+      <w:rPr>
+        <w:rFonts w:ascii="Wingdings" w:hAnsi="Wingdings" w:hint="default"/>
+        <w:sz w:val="20"/>
+      </w:rPr>
+    </w:lvl>
+  </w:abstractNum>
+  <w:abstractNum w:abstractNumId="51" w15:restartNumberingAfterBreak="0">
+    <w:nsid w:val="55112AAB"/>
+    <w:multiLevelType w:val="multilevel"/>
+    <w:tmpl w:val="5AEEF94E"/>
+    <w:lvl w:ilvl="0">
+      <w:start w:val="1"/>
+      <w:numFmt w:val="bullet"/>
+      <w:lvlText w:val=""/>
+      <w:lvlJc w:val="left"/>
+      <w:pPr>
+        <w:tabs>
+          <w:tab w:val="num" w:pos="720"/>
+        </w:tabs>
+        <w:ind w:left="720" w:hanging="360"/>
+      </w:pPr>
+      <w:rPr>
+        <w:rFonts w:ascii="Symbol" w:hAnsi="Symbol" w:hint="default"/>
+        <w:sz w:val="20"/>
+      </w:rPr>
+    </w:lvl>
+    <w:lvl w:ilvl="1" w:tentative="1">
+      <w:start w:val="1"/>
+      <w:numFmt w:val="bullet"/>
+      <w:lvlText w:val="o"/>
+      <w:lvlJc w:val="left"/>
+      <w:pPr>
+        <w:tabs>
+          <w:tab w:val="num" w:pos="1440"/>
+        </w:tabs>
+        <w:ind w:left="1440" w:hanging="360"/>
+      </w:pPr>
+      <w:rPr>
+        <w:rFonts w:ascii="Courier New" w:hAnsi="Courier New" w:hint="default"/>
+        <w:sz w:val="20"/>
+      </w:rPr>
+    </w:lvl>
+    <w:lvl w:ilvl="2" w:tentative="1">
+      <w:start w:val="1"/>
+      <w:numFmt w:val="bullet"/>
+      <w:lvlText w:val=""/>
+      <w:lvlJc w:val="left"/>
+      <w:pPr>
+        <w:tabs>
+          <w:tab w:val="num" w:pos="2160"/>
+        </w:tabs>
+        <w:ind w:left="2160" w:hanging="360"/>
+      </w:pPr>
+      <w:rPr>
+        <w:rFonts w:ascii="Wingdings" w:hAnsi="Wingdings" w:hint="default"/>
+        <w:sz w:val="20"/>
+      </w:rPr>
+    </w:lvl>
+    <w:lvl w:ilvl="3" w:tentative="1">
+      <w:start w:val="1"/>
+      <w:numFmt w:val="bullet"/>
+      <w:lvlText w:val=""/>
+      <w:lvlJc w:val="left"/>
+      <w:pPr>
+        <w:tabs>
+          <w:tab w:val="num" w:pos="2880"/>
+        </w:tabs>
+        <w:ind w:left="2880" w:hanging="360"/>
+      </w:pPr>
+      <w:rPr>
+        <w:rFonts w:ascii="Wingdings" w:hAnsi="Wingdings" w:hint="default"/>
+        <w:sz w:val="20"/>
+      </w:rPr>
+    </w:lvl>
+    <w:lvl w:ilvl="4" w:tentative="1">
+      <w:start w:val="1"/>
+      <w:numFmt w:val="bullet"/>
+      <w:lvlText w:val=""/>
+      <w:lvlJc w:val="left"/>
+      <w:pPr>
+        <w:tabs>
+          <w:tab w:val="num" w:pos="3600"/>
+        </w:tabs>
+        <w:ind w:left="3600" w:hanging="360"/>
+      </w:pPr>
+      <w:rPr>
+        <w:rFonts w:ascii="Wingdings" w:hAnsi="Wingdings" w:hint="default"/>
+        <w:sz w:val="20"/>
+      </w:rPr>
+    </w:lvl>
+    <w:lvl w:ilvl="5" w:tentative="1">
+      <w:start w:val="1"/>
+      <w:numFmt w:val="bullet"/>
+      <w:lvlText w:val=""/>
+      <w:lvlJc w:val="left"/>
+      <w:pPr>
+        <w:tabs>
+          <w:tab w:val="num" w:pos="4320"/>
+        </w:tabs>
+        <w:ind w:left="4320" w:hanging="360"/>
+      </w:pPr>
+      <w:rPr>
+        <w:rFonts w:ascii="Wingdings" w:hAnsi="Wingdings" w:hint="default"/>
+        <w:sz w:val="20"/>
+      </w:rPr>
+    </w:lvl>
+    <w:lvl w:ilvl="6" w:tentative="1">
+      <w:start w:val="1"/>
+      <w:numFmt w:val="bullet"/>
+      <w:lvlText w:val=""/>
+      <w:lvlJc w:val="left"/>
+      <w:pPr>
+        <w:tabs>
+          <w:tab w:val="num" w:pos="5040"/>
+        </w:tabs>
+        <w:ind w:left="5040" w:hanging="360"/>
+      </w:pPr>
+      <w:rPr>
+        <w:rFonts w:ascii="Wingdings" w:hAnsi="Wingdings" w:hint="default"/>
+        <w:sz w:val="20"/>
+      </w:rPr>
+    </w:lvl>
+    <w:lvl w:ilvl="7" w:tentative="1">
+      <w:start w:val="1"/>
+      <w:numFmt w:val="bullet"/>
+      <w:lvlText w:val=""/>
+      <w:lvlJc w:val="left"/>
+      <w:pPr>
+        <w:tabs>
+          <w:tab w:val="num" w:pos="5760"/>
+        </w:tabs>
+        <w:ind w:left="5760" w:hanging="360"/>
+      </w:pPr>
+      <w:rPr>
+        <w:rFonts w:ascii="Wingdings" w:hAnsi="Wingdings" w:hint="default"/>
+        <w:sz w:val="20"/>
+      </w:rPr>
+    </w:lvl>
+    <w:lvl w:ilvl="8" w:tentative="1">
+      <w:start w:val="1"/>
+      <w:numFmt w:val="bullet"/>
+      <w:lvlText w:val=""/>
+      <w:lvlJc w:val="left"/>
+      <w:pPr>
+        <w:tabs>
+          <w:tab w:val="num" w:pos="6480"/>
+        </w:tabs>
+        <w:ind w:left="6480" w:hanging="360"/>
+      </w:pPr>
+      <w:rPr>
+        <w:rFonts w:ascii="Wingdings" w:hAnsi="Wingdings" w:hint="default"/>
+        <w:sz w:val="20"/>
+      </w:rPr>
+    </w:lvl>
+  </w:abstractNum>
+  <w:abstractNum w:abstractNumId="52" w15:restartNumberingAfterBreak="0">
+    <w:nsid w:val="56135FC9"/>
+    <w:multiLevelType w:val="multilevel"/>
+    <w:tmpl w:val="C59A52E4"/>
+    <w:lvl w:ilvl="0">
+      <w:start w:val="1"/>
+      <w:numFmt w:val="bullet"/>
+      <w:lvlText w:val=""/>
+      <w:lvlJc w:val="left"/>
+      <w:pPr>
+        <w:tabs>
+          <w:tab w:val="num" w:pos="720"/>
+        </w:tabs>
+        <w:ind w:left="720" w:hanging="360"/>
+      </w:pPr>
+      <w:rPr>
+        <w:rFonts w:ascii="Symbol" w:hAnsi="Symbol" w:hint="default"/>
+        <w:sz w:val="20"/>
+      </w:rPr>
+    </w:lvl>
+    <w:lvl w:ilvl="1" w:tentative="1">
+      <w:start w:val="1"/>
+      <w:numFmt w:val="bullet"/>
+      <w:lvlText w:val="o"/>
+      <w:lvlJc w:val="left"/>
+      <w:pPr>
+        <w:tabs>
+          <w:tab w:val="num" w:pos="1440"/>
+        </w:tabs>
+        <w:ind w:left="1440" w:hanging="360"/>
+      </w:pPr>
+      <w:rPr>
+        <w:rFonts w:ascii="Courier New" w:hAnsi="Courier New" w:hint="default"/>
+        <w:sz w:val="20"/>
+      </w:rPr>
+    </w:lvl>
+    <w:lvl w:ilvl="2" w:tentative="1">
+      <w:start w:val="1"/>
+      <w:numFmt w:val="bullet"/>
+      <w:lvlText w:val=""/>
+      <w:lvlJc w:val="left"/>
+      <w:pPr>
+        <w:tabs>
+          <w:tab w:val="num" w:pos="2160"/>
+        </w:tabs>
+        <w:ind w:left="2160" w:hanging="360"/>
+      </w:pPr>
+      <w:rPr>
+        <w:rFonts w:ascii="Wingdings" w:hAnsi="Wingdings" w:hint="default"/>
+        <w:sz w:val="20"/>
+      </w:rPr>
+    </w:lvl>
+    <w:lvl w:ilvl="3" w:tentative="1">
+      <w:start w:val="1"/>
+      <w:numFmt w:val="bullet"/>
+      <w:lvlText w:val=""/>
+      <w:lvlJc w:val="left"/>
+      <w:pPr>
+        <w:tabs>
+          <w:tab w:val="num" w:pos="2880"/>
+        </w:tabs>
+        <w:ind w:left="2880" w:hanging="360"/>
+      </w:pPr>
+      <w:rPr>
+        <w:rFonts w:ascii="Wingdings" w:hAnsi="Wingdings" w:hint="default"/>
+        <w:sz w:val="20"/>
+      </w:rPr>
+    </w:lvl>
+    <w:lvl w:ilvl="4" w:tentative="1">
+      <w:start w:val="1"/>
+      <w:numFmt w:val="bullet"/>
+      <w:lvlText w:val=""/>
+      <w:lvlJc w:val="left"/>
+      <w:pPr>
+        <w:tabs>
+          <w:tab w:val="num" w:pos="3600"/>
+        </w:tabs>
+        <w:ind w:left="3600" w:hanging="360"/>
+      </w:pPr>
+      <w:rPr>
+        <w:rFonts w:ascii="Wingdings" w:hAnsi="Wingdings" w:hint="default"/>
+        <w:sz w:val="20"/>
+      </w:rPr>
+    </w:lvl>
+    <w:lvl w:ilvl="5" w:tentative="1">
+      <w:start w:val="1"/>
+      <w:numFmt w:val="bullet"/>
+      <w:lvlText w:val=""/>
+      <w:lvlJc w:val="left"/>
+      <w:pPr>
+        <w:tabs>
+          <w:tab w:val="num" w:pos="4320"/>
+        </w:tabs>
+        <w:ind w:left="4320" w:hanging="360"/>
+      </w:pPr>
+      <w:rPr>
+        <w:rFonts w:ascii="Wingdings" w:hAnsi="Wingdings" w:hint="default"/>
+        <w:sz w:val="20"/>
+      </w:rPr>
+    </w:lvl>
+    <w:lvl w:ilvl="6" w:tentative="1">
+      <w:start w:val="1"/>
+      <w:numFmt w:val="bullet"/>
+      <w:lvlText w:val=""/>
+      <w:lvlJc w:val="left"/>
+      <w:pPr>
+        <w:tabs>
+          <w:tab w:val="num" w:pos="5040"/>
+        </w:tabs>
+        <w:ind w:left="5040" w:hanging="360"/>
+      </w:pPr>
+      <w:rPr>
+        <w:rFonts w:ascii="Wingdings" w:hAnsi="Wingdings" w:hint="default"/>
+        <w:sz w:val="20"/>
+      </w:rPr>
+    </w:lvl>
+    <w:lvl w:ilvl="7" w:tentative="1">
+      <w:start w:val="1"/>
+      <w:numFmt w:val="bullet"/>
+      <w:lvlText w:val=""/>
+      <w:lvlJc w:val="left"/>
+      <w:pPr>
+        <w:tabs>
+          <w:tab w:val="num" w:pos="5760"/>
+        </w:tabs>
+        <w:ind w:left="5760" w:hanging="360"/>
+      </w:pPr>
+      <w:rPr>
+        <w:rFonts w:ascii="Wingdings" w:hAnsi="Wingdings" w:hint="default"/>
+        <w:sz w:val="20"/>
+      </w:rPr>
+    </w:lvl>
+    <w:lvl w:ilvl="8" w:tentative="1">
+      <w:start w:val="1"/>
+      <w:numFmt w:val="bullet"/>
+      <w:lvlText w:val=""/>
+      <w:lvlJc w:val="left"/>
+      <w:pPr>
+        <w:tabs>
+          <w:tab w:val="num" w:pos="6480"/>
+        </w:tabs>
+        <w:ind w:left="6480" w:hanging="360"/>
+      </w:pPr>
+      <w:rPr>
+        <w:rFonts w:ascii="Wingdings" w:hAnsi="Wingdings" w:hint="default"/>
+        <w:sz w:val="20"/>
+      </w:rPr>
+    </w:lvl>
+  </w:abstractNum>
+  <w:abstractNum w:abstractNumId="53" w15:restartNumberingAfterBreak="0">
+    <w:nsid w:val="5BEF37E0"/>
+    <w:multiLevelType w:val="multilevel"/>
+    <w:tmpl w:val="A87C1C4E"/>
+    <w:lvl w:ilvl="0">
+      <w:start w:val="1"/>
+      <w:numFmt w:val="bullet"/>
+      <w:lvlText w:val=""/>
+      <w:lvlJc w:val="left"/>
+      <w:pPr>
+        <w:tabs>
+          <w:tab w:val="num" w:pos="720"/>
+        </w:tabs>
+        <w:ind w:left="720" w:hanging="360"/>
+      </w:pPr>
+      <w:rPr>
+        <w:rFonts w:ascii="Symbol" w:hAnsi="Symbol" w:hint="default"/>
+        <w:sz w:val="20"/>
+      </w:rPr>
+    </w:lvl>
+    <w:lvl w:ilvl="1" w:tentative="1">
+      <w:start w:val="1"/>
+      <w:numFmt w:val="bullet"/>
+      <w:lvlText w:val="o"/>
+      <w:lvlJc w:val="left"/>
+      <w:pPr>
+        <w:tabs>
+          <w:tab w:val="num" w:pos="1440"/>
+        </w:tabs>
+        <w:ind w:left="1440" w:hanging="360"/>
+      </w:pPr>
+      <w:rPr>
+        <w:rFonts w:ascii="Courier New" w:hAnsi="Courier New" w:hint="default"/>
+        <w:sz w:val="20"/>
+      </w:rPr>
+    </w:lvl>
+    <w:lvl w:ilvl="2" w:tentative="1">
+      <w:start w:val="1"/>
+      <w:numFmt w:val="bullet"/>
+      <w:lvlText w:val=""/>
+      <w:lvlJc w:val="left"/>
+      <w:pPr>
+        <w:tabs>
+          <w:tab w:val="num" w:pos="2160"/>
+        </w:tabs>
+        <w:ind w:left="2160" w:hanging="360"/>
+      </w:pPr>
+      <w:rPr>
+        <w:rFonts w:ascii="Wingdings" w:hAnsi="Wingdings" w:hint="default"/>
+        <w:sz w:val="20"/>
+      </w:rPr>
+    </w:lvl>
+    <w:lvl w:ilvl="3" w:tentative="1">
+      <w:start w:val="1"/>
+      <w:numFmt w:val="bullet"/>
+      <w:lvlText w:val=""/>
+      <w:lvlJc w:val="left"/>
+      <w:pPr>
+        <w:tabs>
+          <w:tab w:val="num" w:pos="2880"/>
+        </w:tabs>
+        <w:ind w:left="2880" w:hanging="360"/>
+      </w:pPr>
+      <w:rPr>
+        <w:rFonts w:ascii="Wingdings" w:hAnsi="Wingdings" w:hint="default"/>
+        <w:sz w:val="20"/>
+      </w:rPr>
+    </w:lvl>
+    <w:lvl w:ilvl="4" w:tentative="1">
+      <w:start w:val="1"/>
+      <w:numFmt w:val="bullet"/>
+      <w:lvlText w:val=""/>
+      <w:lvlJc w:val="left"/>
+      <w:pPr>
+        <w:tabs>
+          <w:tab w:val="num" w:pos="3600"/>
+        </w:tabs>
+        <w:ind w:left="3600" w:hanging="360"/>
+      </w:pPr>
+      <w:rPr>
+        <w:rFonts w:ascii="Wingdings" w:hAnsi="Wingdings" w:hint="default"/>
+        <w:sz w:val="20"/>
+      </w:rPr>
+    </w:lvl>
+    <w:lvl w:ilvl="5" w:tentative="1">
+      <w:start w:val="1"/>
+      <w:numFmt w:val="bullet"/>
+      <w:lvlText w:val=""/>
+      <w:lvlJc w:val="left"/>
+      <w:pPr>
+        <w:tabs>
+          <w:tab w:val="num" w:pos="4320"/>
+        </w:tabs>
+        <w:ind w:left="4320" w:hanging="360"/>
+      </w:pPr>
+      <w:rPr>
+        <w:rFonts w:ascii="Wingdings" w:hAnsi="Wingdings" w:hint="default"/>
+        <w:sz w:val="20"/>
+      </w:rPr>
+    </w:lvl>
+    <w:lvl w:ilvl="6" w:tentative="1">
+      <w:start w:val="1"/>
+      <w:numFmt w:val="bullet"/>
+      <w:lvlText w:val=""/>
+      <w:lvlJc w:val="left"/>
+      <w:pPr>
+        <w:tabs>
+          <w:tab w:val="num" w:pos="5040"/>
+        </w:tabs>
+        <w:ind w:left="5040" w:hanging="360"/>
+      </w:pPr>
+      <w:rPr>
+        <w:rFonts w:ascii="Wingdings" w:hAnsi="Wingdings" w:hint="default"/>
+        <w:sz w:val="20"/>
+      </w:rPr>
+    </w:lvl>
+    <w:lvl w:ilvl="7" w:tentative="1">
+      <w:start w:val="1"/>
+      <w:numFmt w:val="bullet"/>
+      <w:lvlText w:val=""/>
+      <w:lvlJc w:val="left"/>
+      <w:pPr>
+        <w:tabs>
+          <w:tab w:val="num" w:pos="5760"/>
+        </w:tabs>
+        <w:ind w:left="5760" w:hanging="360"/>
+      </w:pPr>
+      <w:rPr>
+        <w:rFonts w:ascii="Wingdings" w:hAnsi="Wingdings" w:hint="default"/>
+        <w:sz w:val="20"/>
+      </w:rPr>
+    </w:lvl>
+    <w:lvl w:ilvl="8" w:tentative="1">
+      <w:start w:val="1"/>
+      <w:numFmt w:val="bullet"/>
+      <w:lvlText w:val=""/>
+      <w:lvlJc w:val="left"/>
+      <w:pPr>
+        <w:tabs>
+          <w:tab w:val="num" w:pos="6480"/>
+        </w:tabs>
+        <w:ind w:left="6480" w:hanging="360"/>
+      </w:pPr>
+      <w:rPr>
+        <w:rFonts w:ascii="Wingdings" w:hAnsi="Wingdings" w:hint="default"/>
+        <w:sz w:val="20"/>
+      </w:rPr>
+    </w:lvl>
+  </w:abstractNum>
+  <w:abstractNum w:abstractNumId="54" w15:restartNumberingAfterBreak="0">
+    <w:nsid w:val="5D181F53"/>
+    <w:multiLevelType w:val="multilevel"/>
+    <w:tmpl w:val="E6141D94"/>
+    <w:lvl w:ilvl="0">
+      <w:start w:val="1"/>
+      <w:numFmt w:val="bullet"/>
+      <w:lvlText w:val=""/>
+      <w:lvlJc w:val="left"/>
+      <w:pPr>
+        <w:tabs>
+          <w:tab w:val="num" w:pos="720"/>
+        </w:tabs>
+        <w:ind w:left="720" w:hanging="360"/>
+      </w:pPr>
+      <w:rPr>
+        <w:rFonts w:ascii="Symbol" w:hAnsi="Symbol" w:hint="default"/>
+        <w:sz w:val="20"/>
+      </w:rPr>
+    </w:lvl>
+    <w:lvl w:ilvl="1" w:tentative="1">
+      <w:start w:val="1"/>
+      <w:numFmt w:val="bullet"/>
+      <w:lvlText w:val="o"/>
+      <w:lvlJc w:val="left"/>
+      <w:pPr>
+        <w:tabs>
+          <w:tab w:val="num" w:pos="1440"/>
+        </w:tabs>
+        <w:ind w:left="1440" w:hanging="360"/>
+      </w:pPr>
+      <w:rPr>
+        <w:rFonts w:ascii="Courier New" w:hAnsi="Courier New" w:hint="default"/>
+        <w:sz w:val="20"/>
+      </w:rPr>
+    </w:lvl>
+    <w:lvl w:ilvl="2" w:tentative="1">
+      <w:start w:val="1"/>
+      <w:numFmt w:val="bullet"/>
+      <w:lvlText w:val=""/>
+      <w:lvlJc w:val="left"/>
+      <w:pPr>
+        <w:tabs>
+          <w:tab w:val="num" w:pos="2160"/>
+        </w:tabs>
+        <w:ind w:left="2160" w:hanging="360"/>
+      </w:pPr>
+      <w:rPr>
+        <w:rFonts w:ascii="Wingdings" w:hAnsi="Wingdings" w:hint="default"/>
+        <w:sz w:val="20"/>
+      </w:rPr>
+    </w:lvl>
+    <w:lvl w:ilvl="3" w:tentative="1">
+      <w:start w:val="1"/>
+      <w:numFmt w:val="bullet"/>
+      <w:lvlText w:val=""/>
+      <w:lvlJc w:val="left"/>
+      <w:pPr>
+        <w:tabs>
+          <w:tab w:val="num" w:pos="2880"/>
+        </w:tabs>
+        <w:ind w:left="2880" w:hanging="360"/>
+      </w:pPr>
+      <w:rPr>
+        <w:rFonts w:ascii="Wingdings" w:hAnsi="Wingdings" w:hint="default"/>
+        <w:sz w:val="20"/>
+      </w:rPr>
+    </w:lvl>
+    <w:lvl w:ilvl="4" w:tentative="1">
+      <w:start w:val="1"/>
+      <w:numFmt w:val="bullet"/>
+      <w:lvlText w:val=""/>
+      <w:lvlJc w:val="left"/>
+      <w:pPr>
+        <w:tabs>
+          <w:tab w:val="num" w:pos="3600"/>
+        </w:tabs>
+        <w:ind w:left="3600" w:hanging="360"/>
+      </w:pPr>
+      <w:rPr>
+        <w:rFonts w:ascii="Wingdings" w:hAnsi="Wingdings" w:hint="default"/>
+        <w:sz w:val="20"/>
+      </w:rPr>
+    </w:lvl>
+    <w:lvl w:ilvl="5" w:tentative="1">
+      <w:start w:val="1"/>
+      <w:numFmt w:val="bullet"/>
+      <w:lvlText w:val=""/>
+      <w:lvlJc w:val="left"/>
+      <w:pPr>
+        <w:tabs>
+          <w:tab w:val="num" w:pos="4320"/>
+        </w:tabs>
+        <w:ind w:left="4320" w:hanging="360"/>
+      </w:pPr>
+      <w:rPr>
+        <w:rFonts w:ascii="Wingdings" w:hAnsi="Wingdings" w:hint="default"/>
+        <w:sz w:val="20"/>
+      </w:rPr>
+    </w:lvl>
+    <w:lvl w:ilvl="6" w:tentative="1">
+      <w:start w:val="1"/>
+      <w:numFmt w:val="bullet"/>
+      <w:lvlText w:val=""/>
+      <w:lvlJc w:val="left"/>
+      <w:pPr>
+        <w:tabs>
+          <w:tab w:val="num" w:pos="5040"/>
+        </w:tabs>
+        <w:ind w:left="5040" w:hanging="360"/>
+      </w:pPr>
+      <w:rPr>
+        <w:rFonts w:ascii="Wingdings" w:hAnsi="Wingdings" w:hint="default"/>
+        <w:sz w:val="20"/>
+      </w:rPr>
+    </w:lvl>
+    <w:lvl w:ilvl="7" w:tentative="1">
+      <w:start w:val="1"/>
+      <w:numFmt w:val="bullet"/>
+      <w:lvlText w:val=""/>
+      <w:lvlJc w:val="left"/>
+      <w:pPr>
+        <w:tabs>
+          <w:tab w:val="num" w:pos="5760"/>
+        </w:tabs>
+        <w:ind w:left="5760" w:hanging="360"/>
+      </w:pPr>
+      <w:rPr>
+        <w:rFonts w:ascii="Wingdings" w:hAnsi="Wingdings" w:hint="default"/>
+        <w:sz w:val="20"/>
+      </w:rPr>
+    </w:lvl>
+    <w:lvl w:ilvl="8" w:tentative="1">
+      <w:start w:val="1"/>
+      <w:numFmt w:val="bullet"/>
+      <w:lvlText w:val=""/>
+      <w:lvlJc w:val="left"/>
+      <w:pPr>
+        <w:tabs>
+          <w:tab w:val="num" w:pos="6480"/>
+        </w:tabs>
+        <w:ind w:left="6480" w:hanging="360"/>
+      </w:pPr>
+      <w:rPr>
+        <w:rFonts w:ascii="Wingdings" w:hAnsi="Wingdings" w:hint="default"/>
+        <w:sz w:val="20"/>
+      </w:rPr>
+    </w:lvl>
+  </w:abstractNum>
+  <w:abstractNum w:abstractNumId="55" w15:restartNumberingAfterBreak="0">
+    <w:nsid w:val="603B70D2"/>
+    <w:multiLevelType w:val="multilevel"/>
+    <w:tmpl w:val="D96EFDB6"/>
+    <w:lvl w:ilvl="0">
+      <w:start w:val="1"/>
+      <w:numFmt w:val="bullet"/>
+      <w:lvlText w:val=""/>
+      <w:lvlJc w:val="left"/>
+      <w:pPr>
+        <w:tabs>
+          <w:tab w:val="num" w:pos="720"/>
+        </w:tabs>
+        <w:ind w:left="720" w:hanging="360"/>
+      </w:pPr>
+      <w:rPr>
+        <w:rFonts w:ascii="Symbol" w:hAnsi="Symbol" w:hint="default"/>
+        <w:sz w:val="20"/>
+      </w:rPr>
+    </w:lvl>
+    <w:lvl w:ilvl="1" w:tentative="1">
+      <w:start w:val="1"/>
+      <w:numFmt w:val="bullet"/>
+      <w:lvlText w:val="o"/>
+      <w:lvlJc w:val="left"/>
+      <w:pPr>
+        <w:tabs>
+          <w:tab w:val="num" w:pos="1440"/>
+        </w:tabs>
+        <w:ind w:left="1440" w:hanging="360"/>
+      </w:pPr>
+      <w:rPr>
+        <w:rFonts w:ascii="Courier New" w:hAnsi="Courier New" w:hint="default"/>
+        <w:sz w:val="20"/>
+      </w:rPr>
+    </w:lvl>
+    <w:lvl w:ilvl="2" w:tentative="1">
+      <w:start w:val="1"/>
+      <w:numFmt w:val="bullet"/>
+      <w:lvlText w:val=""/>
+      <w:lvlJc w:val="left"/>
+      <w:pPr>
+        <w:tabs>
+          <w:tab w:val="num" w:pos="2160"/>
+        </w:tabs>
+        <w:ind w:left="2160" w:hanging="360"/>
+      </w:pPr>
+      <w:rPr>
+        <w:rFonts w:ascii="Wingdings" w:hAnsi="Wingdings" w:hint="default"/>
+        <w:sz w:val="20"/>
+      </w:rPr>
+    </w:lvl>
+    <w:lvl w:ilvl="3" w:tentative="1">
+      <w:start w:val="1"/>
+      <w:numFmt w:val="bullet"/>
+      <w:lvlText w:val=""/>
+      <w:lvlJc w:val="left"/>
+      <w:pPr>
+        <w:tabs>
+          <w:tab w:val="num" w:pos="2880"/>
+        </w:tabs>
+        <w:ind w:left="2880" w:hanging="360"/>
+      </w:pPr>
+      <w:rPr>
+        <w:rFonts w:ascii="Wingdings" w:hAnsi="Wingdings" w:hint="default"/>
+        <w:sz w:val="20"/>
+      </w:rPr>
+    </w:lvl>
+    <w:lvl w:ilvl="4" w:tentative="1">
+      <w:start w:val="1"/>
+      <w:numFmt w:val="bullet"/>
+      <w:lvlText w:val=""/>
+      <w:lvlJc w:val="left"/>
+      <w:pPr>
+        <w:tabs>
+          <w:tab w:val="num" w:pos="3600"/>
+        </w:tabs>
+        <w:ind w:left="3600" w:hanging="360"/>
+      </w:pPr>
+      <w:rPr>
+        <w:rFonts w:ascii="Wingdings" w:hAnsi="Wingdings" w:hint="default"/>
+        <w:sz w:val="20"/>
+      </w:rPr>
+    </w:lvl>
+    <w:lvl w:ilvl="5" w:tentative="1">
+      <w:start w:val="1"/>
+      <w:numFmt w:val="bullet"/>
+      <w:lvlText w:val=""/>
+      <w:lvlJc w:val="left"/>
+      <w:pPr>
+        <w:tabs>
+          <w:tab w:val="num" w:pos="4320"/>
+        </w:tabs>
+        <w:ind w:left="4320" w:hanging="360"/>
+      </w:pPr>
+      <w:rPr>
+        <w:rFonts w:ascii="Wingdings" w:hAnsi="Wingdings" w:hint="default"/>
+        <w:sz w:val="20"/>
+      </w:rPr>
+    </w:lvl>
+    <w:lvl w:ilvl="6" w:tentative="1">
+      <w:start w:val="1"/>
+      <w:numFmt w:val="bullet"/>
+      <w:lvlText w:val=""/>
+      <w:lvlJc w:val="left"/>
+      <w:pPr>
+        <w:tabs>
+          <w:tab w:val="num" w:pos="5040"/>
+        </w:tabs>
+        <w:ind w:left="5040" w:hanging="360"/>
+      </w:pPr>
+      <w:rPr>
+        <w:rFonts w:ascii="Wingdings" w:hAnsi="Wingdings" w:hint="default"/>
+        <w:sz w:val="20"/>
+      </w:rPr>
+    </w:lvl>
+    <w:lvl w:ilvl="7" w:tentative="1">
+      <w:start w:val="1"/>
+      <w:numFmt w:val="bullet"/>
+      <w:lvlText w:val=""/>
+      <w:lvlJc w:val="left"/>
+      <w:pPr>
+        <w:tabs>
+          <w:tab w:val="num" w:pos="5760"/>
+        </w:tabs>
+        <w:ind w:left="5760" w:hanging="360"/>
+      </w:pPr>
+      <w:rPr>
+        <w:rFonts w:ascii="Wingdings" w:hAnsi="Wingdings" w:hint="default"/>
+        <w:sz w:val="20"/>
+      </w:rPr>
+    </w:lvl>
+    <w:lvl w:ilvl="8" w:tentative="1">
+      <w:start w:val="1"/>
+      <w:numFmt w:val="bullet"/>
+      <w:lvlText w:val=""/>
+      <w:lvlJc w:val="left"/>
+      <w:pPr>
+        <w:tabs>
+          <w:tab w:val="num" w:pos="6480"/>
+        </w:tabs>
+        <w:ind w:left="6480" w:hanging="360"/>
+      </w:pPr>
+      <w:rPr>
+        <w:rFonts w:ascii="Wingdings" w:hAnsi="Wingdings" w:hint="default"/>
+        <w:sz w:val="20"/>
+      </w:rPr>
+    </w:lvl>
+  </w:abstractNum>
+  <w:abstractNum w:abstractNumId="56" w15:restartNumberingAfterBreak="0">
+    <w:nsid w:val="62011092"/>
+    <w:multiLevelType w:val="multilevel"/>
+    <w:tmpl w:val="B91292E8"/>
     <w:lvl w:ilvl="0">
       <w:start w:val="1"/>
       <w:numFmt w:val="decimal"/>
@@ -17741,10 +18634,10 @@
       </w:pPr>
     </w:lvl>
   </w:abstractNum>
-  <w:abstractNum w:abstractNumId="50" w15:restartNumberingAfterBreak="0">
-    <w:nsid w:val="46C421A5"/>
+  <w:abstractNum w:abstractNumId="57" w15:restartNumberingAfterBreak="0">
+    <w:nsid w:val="64EF7E1A"/>
     <w:multiLevelType w:val="multilevel"/>
-    <w:tmpl w:val="B8B6B396"/>
+    <w:tmpl w:val="F774BBC4"/>
     <w:lvl w:ilvl="0">
       <w:start w:val="1"/>
       <w:numFmt w:val="bullet"/>
@@ -17890,10 +18783,10 @@
       </w:rPr>
     </w:lvl>
   </w:abstractNum>
-  <w:abstractNum w:abstractNumId="51" w15:restartNumberingAfterBreak="0">
-    <w:nsid w:val="48203E53"/>
+  <w:abstractNum w:abstractNumId="58" w15:restartNumberingAfterBreak="0">
+    <w:nsid w:val="66E820E8"/>
     <w:multiLevelType w:val="multilevel"/>
-    <w:tmpl w:val="66F40EA8"/>
+    <w:tmpl w:val="5EA65A20"/>
     <w:lvl w:ilvl="0">
       <w:start w:val="1"/>
       <w:numFmt w:val="bullet"/>
@@ -18039,10 +18932,10 @@
       </w:rPr>
     </w:lvl>
   </w:abstractNum>
-  <w:abstractNum w:abstractNumId="52" w15:restartNumberingAfterBreak="0">
-    <w:nsid w:val="4C615931"/>
+  <w:abstractNum w:abstractNumId="59" w15:restartNumberingAfterBreak="0">
+    <w:nsid w:val="676E449D"/>
     <w:multiLevelType w:val="multilevel"/>
-    <w:tmpl w:val="F124AAA6"/>
+    <w:tmpl w:val="E8F81398"/>
     <w:lvl w:ilvl="0">
       <w:start w:val="1"/>
       <w:numFmt w:val="bullet"/>
@@ -18188,308 +19081,10 @@
       </w:rPr>
     </w:lvl>
   </w:abstractNum>
-  <w:abstractNum w:abstractNumId="53" w15:restartNumberingAfterBreak="0">
-    <w:nsid w:val="4CA40676"/>
+  <w:abstractNum w:abstractNumId="60" w15:restartNumberingAfterBreak="0">
+    <w:nsid w:val="69E6591B"/>
     <w:multiLevelType w:val="multilevel"/>
-    <w:tmpl w:val="FC40A714"/>
-    <w:lvl w:ilvl="0">
-      <w:start w:val="1"/>
-      <w:numFmt w:val="bullet"/>
-      <w:lvlText w:val=""/>
-      <w:lvlJc w:val="left"/>
-      <w:pPr>
-        <w:tabs>
-          <w:tab w:val="num" w:pos="720"/>
-        </w:tabs>
-        <w:ind w:left="720" w:hanging="360"/>
-      </w:pPr>
-      <w:rPr>
-        <w:rFonts w:ascii="Symbol" w:hAnsi="Symbol" w:hint="default"/>
-        <w:sz w:val="20"/>
-      </w:rPr>
-    </w:lvl>
-    <w:lvl w:ilvl="1" w:tentative="1">
-      <w:start w:val="1"/>
-      <w:numFmt w:val="bullet"/>
-      <w:lvlText w:val="o"/>
-      <w:lvlJc w:val="left"/>
-      <w:pPr>
-        <w:tabs>
-          <w:tab w:val="num" w:pos="1440"/>
-        </w:tabs>
-        <w:ind w:left="1440" w:hanging="360"/>
-      </w:pPr>
-      <w:rPr>
-        <w:rFonts w:ascii="Courier New" w:hAnsi="Courier New" w:hint="default"/>
-        <w:sz w:val="20"/>
-      </w:rPr>
-    </w:lvl>
-    <w:lvl w:ilvl="2" w:tentative="1">
-      <w:start w:val="1"/>
-      <w:numFmt w:val="bullet"/>
-      <w:lvlText w:val=""/>
-      <w:lvlJc w:val="left"/>
-      <w:pPr>
-        <w:tabs>
-          <w:tab w:val="num" w:pos="2160"/>
-        </w:tabs>
-        <w:ind w:left="2160" w:hanging="360"/>
-      </w:pPr>
-      <w:rPr>
-        <w:rFonts w:ascii="Wingdings" w:hAnsi="Wingdings" w:hint="default"/>
-        <w:sz w:val="20"/>
-      </w:rPr>
-    </w:lvl>
-    <w:lvl w:ilvl="3" w:tentative="1">
-      <w:start w:val="1"/>
-      <w:numFmt w:val="bullet"/>
-      <w:lvlText w:val=""/>
-      <w:lvlJc w:val="left"/>
-      <w:pPr>
-        <w:tabs>
-          <w:tab w:val="num" w:pos="2880"/>
-        </w:tabs>
-        <w:ind w:left="2880" w:hanging="360"/>
-      </w:pPr>
-      <w:rPr>
-        <w:rFonts w:ascii="Wingdings" w:hAnsi="Wingdings" w:hint="default"/>
-        <w:sz w:val="20"/>
-      </w:rPr>
-    </w:lvl>
-    <w:lvl w:ilvl="4" w:tentative="1">
-      <w:start w:val="1"/>
-      <w:numFmt w:val="bullet"/>
-      <w:lvlText w:val=""/>
-      <w:lvlJc w:val="left"/>
-      <w:pPr>
-        <w:tabs>
-          <w:tab w:val="num" w:pos="3600"/>
-        </w:tabs>
-        <w:ind w:left="3600" w:hanging="360"/>
-      </w:pPr>
-      <w:rPr>
-        <w:rFonts w:ascii="Wingdings" w:hAnsi="Wingdings" w:hint="default"/>
-        <w:sz w:val="20"/>
-      </w:rPr>
-    </w:lvl>
-    <w:lvl w:ilvl="5" w:tentative="1">
-      <w:start w:val="1"/>
-      <w:numFmt w:val="bullet"/>
-      <w:lvlText w:val=""/>
-      <w:lvlJc w:val="left"/>
-      <w:pPr>
-        <w:tabs>
-          <w:tab w:val="num" w:pos="4320"/>
-        </w:tabs>
-        <w:ind w:left="4320" w:hanging="360"/>
-      </w:pPr>
-      <w:rPr>
-        <w:rFonts w:ascii="Wingdings" w:hAnsi="Wingdings" w:hint="default"/>
-        <w:sz w:val="20"/>
-      </w:rPr>
-    </w:lvl>
-    <w:lvl w:ilvl="6" w:tentative="1">
-      <w:start w:val="1"/>
-      <w:numFmt w:val="bullet"/>
-      <w:lvlText w:val=""/>
-      <w:lvlJc w:val="left"/>
-      <w:pPr>
-        <w:tabs>
-          <w:tab w:val="num" w:pos="5040"/>
-        </w:tabs>
-        <w:ind w:left="5040" w:hanging="360"/>
-      </w:pPr>
-      <w:rPr>
-        <w:rFonts w:ascii="Wingdings" w:hAnsi="Wingdings" w:hint="default"/>
-        <w:sz w:val="20"/>
-      </w:rPr>
-    </w:lvl>
-    <w:lvl w:ilvl="7" w:tentative="1">
-      <w:start w:val="1"/>
-      <w:numFmt w:val="bullet"/>
-      <w:lvlText w:val=""/>
-      <w:lvlJc w:val="left"/>
-      <w:pPr>
-        <w:tabs>
-          <w:tab w:val="num" w:pos="5760"/>
-        </w:tabs>
-        <w:ind w:left="5760" w:hanging="360"/>
-      </w:pPr>
-      <w:rPr>
-        <w:rFonts w:ascii="Wingdings" w:hAnsi="Wingdings" w:hint="default"/>
-        <w:sz w:val="20"/>
-      </w:rPr>
-    </w:lvl>
-    <w:lvl w:ilvl="8" w:tentative="1">
-      <w:start w:val="1"/>
-      <w:numFmt w:val="bullet"/>
-      <w:lvlText w:val=""/>
-      <w:lvlJc w:val="left"/>
-      <w:pPr>
-        <w:tabs>
-          <w:tab w:val="num" w:pos="6480"/>
-        </w:tabs>
-        <w:ind w:left="6480" w:hanging="360"/>
-      </w:pPr>
-      <w:rPr>
-        <w:rFonts w:ascii="Wingdings" w:hAnsi="Wingdings" w:hint="default"/>
-        <w:sz w:val="20"/>
-      </w:rPr>
-    </w:lvl>
-  </w:abstractNum>
-  <w:abstractNum w:abstractNumId="54" w15:restartNumberingAfterBreak="0">
-    <w:nsid w:val="4F524FA6"/>
-    <w:multiLevelType w:val="multilevel"/>
-    <w:tmpl w:val="CE309E94"/>
-    <w:lvl w:ilvl="0">
-      <w:start w:val="1"/>
-      <w:numFmt w:val="bullet"/>
-      <w:lvlText w:val=""/>
-      <w:lvlJc w:val="left"/>
-      <w:pPr>
-        <w:tabs>
-          <w:tab w:val="num" w:pos="720"/>
-        </w:tabs>
-        <w:ind w:left="720" w:hanging="360"/>
-      </w:pPr>
-      <w:rPr>
-        <w:rFonts w:ascii="Symbol" w:hAnsi="Symbol" w:hint="default"/>
-        <w:sz w:val="20"/>
-      </w:rPr>
-    </w:lvl>
-    <w:lvl w:ilvl="1" w:tentative="1">
-      <w:start w:val="1"/>
-      <w:numFmt w:val="bullet"/>
-      <w:lvlText w:val="o"/>
-      <w:lvlJc w:val="left"/>
-      <w:pPr>
-        <w:tabs>
-          <w:tab w:val="num" w:pos="1440"/>
-        </w:tabs>
-        <w:ind w:left="1440" w:hanging="360"/>
-      </w:pPr>
-      <w:rPr>
-        <w:rFonts w:ascii="Courier New" w:hAnsi="Courier New" w:hint="default"/>
-        <w:sz w:val="20"/>
-      </w:rPr>
-    </w:lvl>
-    <w:lvl w:ilvl="2" w:tentative="1">
-      <w:start w:val="1"/>
-      <w:numFmt w:val="bullet"/>
-      <w:lvlText w:val=""/>
-      <w:lvlJc w:val="left"/>
-      <w:pPr>
-        <w:tabs>
-          <w:tab w:val="num" w:pos="2160"/>
-        </w:tabs>
-        <w:ind w:left="2160" w:hanging="360"/>
-      </w:pPr>
-      <w:rPr>
-        <w:rFonts w:ascii="Wingdings" w:hAnsi="Wingdings" w:hint="default"/>
-        <w:sz w:val="20"/>
-      </w:rPr>
-    </w:lvl>
-    <w:lvl w:ilvl="3" w:tentative="1">
-      <w:start w:val="1"/>
-      <w:numFmt w:val="bullet"/>
-      <w:lvlText w:val=""/>
-      <w:lvlJc w:val="left"/>
-      <w:pPr>
-        <w:tabs>
-          <w:tab w:val="num" w:pos="2880"/>
-        </w:tabs>
-        <w:ind w:left="2880" w:hanging="360"/>
-      </w:pPr>
-      <w:rPr>
-        <w:rFonts w:ascii="Wingdings" w:hAnsi="Wingdings" w:hint="default"/>
-        <w:sz w:val="20"/>
-      </w:rPr>
-    </w:lvl>
-    <w:lvl w:ilvl="4" w:tentative="1">
-      <w:start w:val="1"/>
-      <w:numFmt w:val="bullet"/>
-      <w:lvlText w:val=""/>
-      <w:lvlJc w:val="left"/>
-      <w:pPr>
-        <w:tabs>
-          <w:tab w:val="num" w:pos="3600"/>
-        </w:tabs>
-        <w:ind w:left="3600" w:hanging="360"/>
-      </w:pPr>
-      <w:rPr>
-        <w:rFonts w:ascii="Wingdings" w:hAnsi="Wingdings" w:hint="default"/>
-        <w:sz w:val="20"/>
-      </w:rPr>
-    </w:lvl>
-    <w:lvl w:ilvl="5" w:tentative="1">
-      <w:start w:val="1"/>
-      <w:numFmt w:val="bullet"/>
-      <w:lvlText w:val=""/>
-      <w:lvlJc w:val="left"/>
-      <w:pPr>
-        <w:tabs>
-          <w:tab w:val="num" w:pos="4320"/>
-        </w:tabs>
-        <w:ind w:left="4320" w:hanging="360"/>
-      </w:pPr>
-      <w:rPr>
-        <w:rFonts w:ascii="Wingdings" w:hAnsi="Wingdings" w:hint="default"/>
-        <w:sz w:val="20"/>
-      </w:rPr>
-    </w:lvl>
-    <w:lvl w:ilvl="6" w:tentative="1">
-      <w:start w:val="1"/>
-      <w:numFmt w:val="bullet"/>
-      <w:lvlText w:val=""/>
-      <w:lvlJc w:val="left"/>
-      <w:pPr>
-        <w:tabs>
-          <w:tab w:val="num" w:pos="5040"/>
-        </w:tabs>
-        <w:ind w:left="5040" w:hanging="360"/>
-      </w:pPr>
-      <w:rPr>
-        <w:rFonts w:ascii="Wingdings" w:hAnsi="Wingdings" w:hint="default"/>
-        <w:sz w:val="20"/>
-      </w:rPr>
-    </w:lvl>
-    <w:lvl w:ilvl="7" w:tentative="1">
-      <w:start w:val="1"/>
-      <w:numFmt w:val="bullet"/>
-      <w:lvlText w:val=""/>
-      <w:lvlJc w:val="left"/>
-      <w:pPr>
-        <w:tabs>
-          <w:tab w:val="num" w:pos="5760"/>
-        </w:tabs>
-        <w:ind w:left="5760" w:hanging="360"/>
-      </w:pPr>
-      <w:rPr>
-        <w:rFonts w:ascii="Wingdings" w:hAnsi="Wingdings" w:hint="default"/>
-        <w:sz w:val="20"/>
-      </w:rPr>
-    </w:lvl>
-    <w:lvl w:ilvl="8" w:tentative="1">
-      <w:start w:val="1"/>
-      <w:numFmt w:val="bullet"/>
-      <w:lvlText w:val=""/>
-      <w:lvlJc w:val="left"/>
-      <w:pPr>
-        <w:tabs>
-          <w:tab w:val="num" w:pos="6480"/>
-        </w:tabs>
-        <w:ind w:left="6480" w:hanging="360"/>
-      </w:pPr>
-      <w:rPr>
-        <w:rFonts w:ascii="Wingdings" w:hAnsi="Wingdings" w:hint="default"/>
-        <w:sz w:val="20"/>
-      </w:rPr>
-    </w:lvl>
-  </w:abstractNum>
-  <w:abstractNum w:abstractNumId="55" w15:restartNumberingAfterBreak="0">
-    <w:nsid w:val="538C6867"/>
-    <w:multiLevelType w:val="multilevel"/>
-    <w:tmpl w:val="0C72DB7C"/>
+    <w:tmpl w:val="46CEDED4"/>
     <w:lvl w:ilvl="0">
       <w:start w:val="1"/>
       <w:numFmt w:val="decimal"/>
@@ -18603,723 +19198,10 @@
       </w:pPr>
     </w:lvl>
   </w:abstractNum>
-  <w:abstractNum w:abstractNumId="56" w15:restartNumberingAfterBreak="0">
-    <w:nsid w:val="59682301"/>
+  <w:abstractNum w:abstractNumId="61" w15:restartNumberingAfterBreak="0">
+    <w:nsid w:val="6B7F240C"/>
     <w:multiLevelType w:val="multilevel"/>
-    <w:tmpl w:val="4756FC06"/>
-    <w:lvl w:ilvl="0">
-      <w:start w:val="1"/>
-      <w:numFmt w:val="bullet"/>
-      <w:lvlText w:val=""/>
-      <w:lvlJc w:val="left"/>
-      <w:pPr>
-        <w:tabs>
-          <w:tab w:val="num" w:pos="720"/>
-        </w:tabs>
-        <w:ind w:left="720" w:hanging="360"/>
-      </w:pPr>
-      <w:rPr>
-        <w:rFonts w:ascii="Symbol" w:hAnsi="Symbol" w:hint="default"/>
-        <w:sz w:val="20"/>
-      </w:rPr>
-    </w:lvl>
-    <w:lvl w:ilvl="1" w:tentative="1">
-      <w:start w:val="1"/>
-      <w:numFmt w:val="bullet"/>
-      <w:lvlText w:val="o"/>
-      <w:lvlJc w:val="left"/>
-      <w:pPr>
-        <w:tabs>
-          <w:tab w:val="num" w:pos="1440"/>
-        </w:tabs>
-        <w:ind w:left="1440" w:hanging="360"/>
-      </w:pPr>
-      <w:rPr>
-        <w:rFonts w:ascii="Courier New" w:hAnsi="Courier New" w:hint="default"/>
-        <w:sz w:val="20"/>
-      </w:rPr>
-    </w:lvl>
-    <w:lvl w:ilvl="2" w:tentative="1">
-      <w:start w:val="1"/>
-      <w:numFmt w:val="bullet"/>
-      <w:lvlText w:val=""/>
-      <w:lvlJc w:val="left"/>
-      <w:pPr>
-        <w:tabs>
-          <w:tab w:val="num" w:pos="2160"/>
-        </w:tabs>
-        <w:ind w:left="2160" w:hanging="360"/>
-      </w:pPr>
-      <w:rPr>
-        <w:rFonts w:ascii="Wingdings" w:hAnsi="Wingdings" w:hint="default"/>
-        <w:sz w:val="20"/>
-      </w:rPr>
-    </w:lvl>
-    <w:lvl w:ilvl="3" w:tentative="1">
-      <w:start w:val="1"/>
-      <w:numFmt w:val="bullet"/>
-      <w:lvlText w:val=""/>
-      <w:lvlJc w:val="left"/>
-      <w:pPr>
-        <w:tabs>
-          <w:tab w:val="num" w:pos="2880"/>
-        </w:tabs>
-        <w:ind w:left="2880" w:hanging="360"/>
-      </w:pPr>
-      <w:rPr>
-        <w:rFonts w:ascii="Wingdings" w:hAnsi="Wingdings" w:hint="default"/>
-        <w:sz w:val="20"/>
-      </w:rPr>
-    </w:lvl>
-    <w:lvl w:ilvl="4" w:tentative="1">
-      <w:start w:val="1"/>
-      <w:numFmt w:val="bullet"/>
-      <w:lvlText w:val=""/>
-      <w:lvlJc w:val="left"/>
-      <w:pPr>
-        <w:tabs>
-          <w:tab w:val="num" w:pos="3600"/>
-        </w:tabs>
-        <w:ind w:left="3600" w:hanging="360"/>
-      </w:pPr>
-      <w:rPr>
-        <w:rFonts w:ascii="Wingdings" w:hAnsi="Wingdings" w:hint="default"/>
-        <w:sz w:val="20"/>
-      </w:rPr>
-    </w:lvl>
-    <w:lvl w:ilvl="5" w:tentative="1">
-      <w:start w:val="1"/>
-      <w:numFmt w:val="bullet"/>
-      <w:lvlText w:val=""/>
-      <w:lvlJc w:val="left"/>
-      <w:pPr>
-        <w:tabs>
-          <w:tab w:val="num" w:pos="4320"/>
-        </w:tabs>
-        <w:ind w:left="4320" w:hanging="360"/>
-      </w:pPr>
-      <w:rPr>
-        <w:rFonts w:ascii="Wingdings" w:hAnsi="Wingdings" w:hint="default"/>
-        <w:sz w:val="20"/>
-      </w:rPr>
-    </w:lvl>
-    <w:lvl w:ilvl="6" w:tentative="1">
-      <w:start w:val="1"/>
-      <w:numFmt w:val="bullet"/>
-      <w:lvlText w:val=""/>
-      <w:lvlJc w:val="left"/>
-      <w:pPr>
-        <w:tabs>
-          <w:tab w:val="num" w:pos="5040"/>
-        </w:tabs>
-        <w:ind w:left="5040" w:hanging="360"/>
-      </w:pPr>
-      <w:rPr>
-        <w:rFonts w:ascii="Wingdings" w:hAnsi="Wingdings" w:hint="default"/>
-        <w:sz w:val="20"/>
-      </w:rPr>
-    </w:lvl>
-    <w:lvl w:ilvl="7" w:tentative="1">
-      <w:start w:val="1"/>
-      <w:numFmt w:val="bullet"/>
-      <w:lvlText w:val=""/>
-      <w:lvlJc w:val="left"/>
-      <w:pPr>
-        <w:tabs>
-          <w:tab w:val="num" w:pos="5760"/>
-        </w:tabs>
-        <w:ind w:left="5760" w:hanging="360"/>
-      </w:pPr>
-      <w:rPr>
-        <w:rFonts w:ascii="Wingdings" w:hAnsi="Wingdings" w:hint="default"/>
-        <w:sz w:val="20"/>
-      </w:rPr>
-    </w:lvl>
-    <w:lvl w:ilvl="8" w:tentative="1">
-      <w:start w:val="1"/>
-      <w:numFmt w:val="bullet"/>
-      <w:lvlText w:val=""/>
-      <w:lvlJc w:val="left"/>
-      <w:pPr>
-        <w:tabs>
-          <w:tab w:val="num" w:pos="6480"/>
-        </w:tabs>
-        <w:ind w:left="6480" w:hanging="360"/>
-      </w:pPr>
-      <w:rPr>
-        <w:rFonts w:ascii="Wingdings" w:hAnsi="Wingdings" w:hint="default"/>
-        <w:sz w:val="20"/>
-      </w:rPr>
-    </w:lvl>
-  </w:abstractNum>
-  <w:abstractNum w:abstractNumId="57" w15:restartNumberingAfterBreak="0">
-    <w:nsid w:val="5A1B0B1C"/>
-    <w:multiLevelType w:val="multilevel"/>
-    <w:tmpl w:val="A3707BBC"/>
-    <w:lvl w:ilvl="0">
-      <w:start w:val="1"/>
-      <w:numFmt w:val="bullet"/>
-      <w:lvlText w:val=""/>
-      <w:lvlJc w:val="left"/>
-      <w:pPr>
-        <w:tabs>
-          <w:tab w:val="num" w:pos="720"/>
-        </w:tabs>
-        <w:ind w:left="720" w:hanging="360"/>
-      </w:pPr>
-      <w:rPr>
-        <w:rFonts w:ascii="Symbol" w:hAnsi="Symbol" w:hint="default"/>
-        <w:sz w:val="20"/>
-      </w:rPr>
-    </w:lvl>
-    <w:lvl w:ilvl="1" w:tentative="1">
-      <w:start w:val="1"/>
-      <w:numFmt w:val="bullet"/>
-      <w:lvlText w:val="o"/>
-      <w:lvlJc w:val="left"/>
-      <w:pPr>
-        <w:tabs>
-          <w:tab w:val="num" w:pos="1440"/>
-        </w:tabs>
-        <w:ind w:left="1440" w:hanging="360"/>
-      </w:pPr>
-      <w:rPr>
-        <w:rFonts w:ascii="Courier New" w:hAnsi="Courier New" w:hint="default"/>
-        <w:sz w:val="20"/>
-      </w:rPr>
-    </w:lvl>
-    <w:lvl w:ilvl="2" w:tentative="1">
-      <w:start w:val="1"/>
-      <w:numFmt w:val="bullet"/>
-      <w:lvlText w:val=""/>
-      <w:lvlJc w:val="left"/>
-      <w:pPr>
-        <w:tabs>
-          <w:tab w:val="num" w:pos="2160"/>
-        </w:tabs>
-        <w:ind w:left="2160" w:hanging="360"/>
-      </w:pPr>
-      <w:rPr>
-        <w:rFonts w:ascii="Wingdings" w:hAnsi="Wingdings" w:hint="default"/>
-        <w:sz w:val="20"/>
-      </w:rPr>
-    </w:lvl>
-    <w:lvl w:ilvl="3" w:tentative="1">
-      <w:start w:val="1"/>
-      <w:numFmt w:val="bullet"/>
-      <w:lvlText w:val=""/>
-      <w:lvlJc w:val="left"/>
-      <w:pPr>
-        <w:tabs>
-          <w:tab w:val="num" w:pos="2880"/>
-        </w:tabs>
-        <w:ind w:left="2880" w:hanging="360"/>
-      </w:pPr>
-      <w:rPr>
-        <w:rFonts w:ascii="Wingdings" w:hAnsi="Wingdings" w:hint="default"/>
-        <w:sz w:val="20"/>
-      </w:rPr>
-    </w:lvl>
-    <w:lvl w:ilvl="4" w:tentative="1">
-      <w:start w:val="1"/>
-      <w:numFmt w:val="bullet"/>
-      <w:lvlText w:val=""/>
-      <w:lvlJc w:val="left"/>
-      <w:pPr>
-        <w:tabs>
-          <w:tab w:val="num" w:pos="3600"/>
-        </w:tabs>
-        <w:ind w:left="3600" w:hanging="360"/>
-      </w:pPr>
-      <w:rPr>
-        <w:rFonts w:ascii="Wingdings" w:hAnsi="Wingdings" w:hint="default"/>
-        <w:sz w:val="20"/>
-      </w:rPr>
-    </w:lvl>
-    <w:lvl w:ilvl="5" w:tentative="1">
-      <w:start w:val="1"/>
-      <w:numFmt w:val="bullet"/>
-      <w:lvlText w:val=""/>
-      <w:lvlJc w:val="left"/>
-      <w:pPr>
-        <w:tabs>
-          <w:tab w:val="num" w:pos="4320"/>
-        </w:tabs>
-        <w:ind w:left="4320" w:hanging="360"/>
-      </w:pPr>
-      <w:rPr>
-        <w:rFonts w:ascii="Wingdings" w:hAnsi="Wingdings" w:hint="default"/>
-        <w:sz w:val="20"/>
-      </w:rPr>
-    </w:lvl>
-    <w:lvl w:ilvl="6" w:tentative="1">
-      <w:start w:val="1"/>
-      <w:numFmt w:val="bullet"/>
-      <w:lvlText w:val=""/>
-      <w:lvlJc w:val="left"/>
-      <w:pPr>
-        <w:tabs>
-          <w:tab w:val="num" w:pos="5040"/>
-        </w:tabs>
-        <w:ind w:left="5040" w:hanging="360"/>
-      </w:pPr>
-      <w:rPr>
-        <w:rFonts w:ascii="Wingdings" w:hAnsi="Wingdings" w:hint="default"/>
-        <w:sz w:val="20"/>
-      </w:rPr>
-    </w:lvl>
-    <w:lvl w:ilvl="7" w:tentative="1">
-      <w:start w:val="1"/>
-      <w:numFmt w:val="bullet"/>
-      <w:lvlText w:val=""/>
-      <w:lvlJc w:val="left"/>
-      <w:pPr>
-        <w:tabs>
-          <w:tab w:val="num" w:pos="5760"/>
-        </w:tabs>
-        <w:ind w:left="5760" w:hanging="360"/>
-      </w:pPr>
-      <w:rPr>
-        <w:rFonts w:ascii="Wingdings" w:hAnsi="Wingdings" w:hint="default"/>
-        <w:sz w:val="20"/>
-      </w:rPr>
-    </w:lvl>
-    <w:lvl w:ilvl="8" w:tentative="1">
-      <w:start w:val="1"/>
-      <w:numFmt w:val="bullet"/>
-      <w:lvlText w:val=""/>
-      <w:lvlJc w:val="left"/>
-      <w:pPr>
-        <w:tabs>
-          <w:tab w:val="num" w:pos="6480"/>
-        </w:tabs>
-        <w:ind w:left="6480" w:hanging="360"/>
-      </w:pPr>
-      <w:rPr>
-        <w:rFonts w:ascii="Wingdings" w:hAnsi="Wingdings" w:hint="default"/>
-        <w:sz w:val="20"/>
-      </w:rPr>
-    </w:lvl>
-  </w:abstractNum>
-  <w:abstractNum w:abstractNumId="58" w15:restartNumberingAfterBreak="0">
-    <w:nsid w:val="5B6F6807"/>
-    <w:multiLevelType w:val="multilevel"/>
-    <w:tmpl w:val="67606236"/>
-    <w:lvl w:ilvl="0">
-      <w:start w:val="1"/>
-      <w:numFmt w:val="decimal"/>
-      <w:lvlText w:val="%1."/>
-      <w:lvlJc w:val="left"/>
-      <w:pPr>
-        <w:tabs>
-          <w:tab w:val="num" w:pos="720"/>
-        </w:tabs>
-        <w:ind w:left="720" w:hanging="360"/>
-      </w:pPr>
-    </w:lvl>
-    <w:lvl w:ilvl="1">
-      <w:start w:val="1"/>
-      <w:numFmt w:val="bullet"/>
-      <w:lvlText w:val="o"/>
-      <w:lvlJc w:val="left"/>
-      <w:pPr>
-        <w:tabs>
-          <w:tab w:val="num" w:pos="1440"/>
-        </w:tabs>
-        <w:ind w:left="1440" w:hanging="360"/>
-      </w:pPr>
-      <w:rPr>
-        <w:rFonts w:ascii="Courier New" w:hAnsi="Courier New" w:hint="default"/>
-        <w:sz w:val="20"/>
-      </w:rPr>
-    </w:lvl>
-    <w:lvl w:ilvl="2" w:tentative="1">
-      <w:start w:val="1"/>
-      <w:numFmt w:val="decimal"/>
-      <w:lvlText w:val="%3."/>
-      <w:lvlJc w:val="left"/>
-      <w:pPr>
-        <w:tabs>
-          <w:tab w:val="num" w:pos="2160"/>
-        </w:tabs>
-        <w:ind w:left="2160" w:hanging="360"/>
-      </w:pPr>
-    </w:lvl>
-    <w:lvl w:ilvl="3" w:tentative="1">
-      <w:start w:val="1"/>
-      <w:numFmt w:val="decimal"/>
-      <w:lvlText w:val="%4."/>
-      <w:lvlJc w:val="left"/>
-      <w:pPr>
-        <w:tabs>
-          <w:tab w:val="num" w:pos="2880"/>
-        </w:tabs>
-        <w:ind w:left="2880" w:hanging="360"/>
-      </w:pPr>
-    </w:lvl>
-    <w:lvl w:ilvl="4" w:tentative="1">
-      <w:start w:val="1"/>
-      <w:numFmt w:val="decimal"/>
-      <w:lvlText w:val="%5."/>
-      <w:lvlJc w:val="left"/>
-      <w:pPr>
-        <w:tabs>
-          <w:tab w:val="num" w:pos="3600"/>
-        </w:tabs>
-        <w:ind w:left="3600" w:hanging="360"/>
-      </w:pPr>
-    </w:lvl>
-    <w:lvl w:ilvl="5" w:tentative="1">
-      <w:start w:val="1"/>
-      <w:numFmt w:val="decimal"/>
-      <w:lvlText w:val="%6."/>
-      <w:lvlJc w:val="left"/>
-      <w:pPr>
-        <w:tabs>
-          <w:tab w:val="num" w:pos="4320"/>
-        </w:tabs>
-        <w:ind w:left="4320" w:hanging="360"/>
-      </w:pPr>
-    </w:lvl>
-    <w:lvl w:ilvl="6" w:tentative="1">
-      <w:start w:val="1"/>
-      <w:numFmt w:val="decimal"/>
-      <w:lvlText w:val="%7."/>
-      <w:lvlJc w:val="left"/>
-      <w:pPr>
-        <w:tabs>
-          <w:tab w:val="num" w:pos="5040"/>
-        </w:tabs>
-        <w:ind w:left="5040" w:hanging="360"/>
-      </w:pPr>
-    </w:lvl>
-    <w:lvl w:ilvl="7" w:tentative="1">
-      <w:start w:val="1"/>
-      <w:numFmt w:val="decimal"/>
-      <w:lvlText w:val="%8."/>
-      <w:lvlJc w:val="left"/>
-      <w:pPr>
-        <w:tabs>
-          <w:tab w:val="num" w:pos="5760"/>
-        </w:tabs>
-        <w:ind w:left="5760" w:hanging="360"/>
-      </w:pPr>
-    </w:lvl>
-    <w:lvl w:ilvl="8" w:tentative="1">
-      <w:start w:val="1"/>
-      <w:numFmt w:val="decimal"/>
-      <w:lvlText w:val="%9."/>
-      <w:lvlJc w:val="left"/>
-      <w:pPr>
-        <w:tabs>
-          <w:tab w:val="num" w:pos="6480"/>
-        </w:tabs>
-        <w:ind w:left="6480" w:hanging="360"/>
-      </w:pPr>
-    </w:lvl>
-  </w:abstractNum>
-  <w:abstractNum w:abstractNumId="59" w15:restartNumberingAfterBreak="0">
-    <w:nsid w:val="5E356DC4"/>
-    <w:multiLevelType w:val="multilevel"/>
-    <w:tmpl w:val="7E8EAF94"/>
-    <w:lvl w:ilvl="0">
-      <w:start w:val="1"/>
-      <w:numFmt w:val="bullet"/>
-      <w:lvlText w:val=""/>
-      <w:lvlJc w:val="left"/>
-      <w:pPr>
-        <w:tabs>
-          <w:tab w:val="num" w:pos="720"/>
-        </w:tabs>
-        <w:ind w:left="720" w:hanging="360"/>
-      </w:pPr>
-      <w:rPr>
-        <w:rFonts w:ascii="Symbol" w:hAnsi="Symbol" w:hint="default"/>
-        <w:sz w:val="20"/>
-      </w:rPr>
-    </w:lvl>
-    <w:lvl w:ilvl="1" w:tentative="1">
-      <w:start w:val="1"/>
-      <w:numFmt w:val="bullet"/>
-      <w:lvlText w:val="o"/>
-      <w:lvlJc w:val="left"/>
-      <w:pPr>
-        <w:tabs>
-          <w:tab w:val="num" w:pos="1440"/>
-        </w:tabs>
-        <w:ind w:left="1440" w:hanging="360"/>
-      </w:pPr>
-      <w:rPr>
-        <w:rFonts w:ascii="Courier New" w:hAnsi="Courier New" w:hint="default"/>
-        <w:sz w:val="20"/>
-      </w:rPr>
-    </w:lvl>
-    <w:lvl w:ilvl="2" w:tentative="1">
-      <w:start w:val="1"/>
-      <w:numFmt w:val="bullet"/>
-      <w:lvlText w:val=""/>
-      <w:lvlJc w:val="left"/>
-      <w:pPr>
-        <w:tabs>
-          <w:tab w:val="num" w:pos="2160"/>
-        </w:tabs>
-        <w:ind w:left="2160" w:hanging="360"/>
-      </w:pPr>
-      <w:rPr>
-        <w:rFonts w:ascii="Wingdings" w:hAnsi="Wingdings" w:hint="default"/>
-        <w:sz w:val="20"/>
-      </w:rPr>
-    </w:lvl>
-    <w:lvl w:ilvl="3" w:tentative="1">
-      <w:start w:val="1"/>
-      <w:numFmt w:val="bullet"/>
-      <w:lvlText w:val=""/>
-      <w:lvlJc w:val="left"/>
-      <w:pPr>
-        <w:tabs>
-          <w:tab w:val="num" w:pos="2880"/>
-        </w:tabs>
-        <w:ind w:left="2880" w:hanging="360"/>
-      </w:pPr>
-      <w:rPr>
-        <w:rFonts w:ascii="Wingdings" w:hAnsi="Wingdings" w:hint="default"/>
-        <w:sz w:val="20"/>
-      </w:rPr>
-    </w:lvl>
-    <w:lvl w:ilvl="4" w:tentative="1">
-      <w:start w:val="1"/>
-      <w:numFmt w:val="bullet"/>
-      <w:lvlText w:val=""/>
-      <w:lvlJc w:val="left"/>
-      <w:pPr>
-        <w:tabs>
-          <w:tab w:val="num" w:pos="3600"/>
-        </w:tabs>
-        <w:ind w:left="3600" w:hanging="360"/>
-      </w:pPr>
-      <w:rPr>
-        <w:rFonts w:ascii="Wingdings" w:hAnsi="Wingdings" w:hint="default"/>
-        <w:sz w:val="20"/>
-      </w:rPr>
-    </w:lvl>
-    <w:lvl w:ilvl="5" w:tentative="1">
-      <w:start w:val="1"/>
-      <w:numFmt w:val="bullet"/>
-      <w:lvlText w:val=""/>
-      <w:lvlJc w:val="left"/>
-      <w:pPr>
-        <w:tabs>
-          <w:tab w:val="num" w:pos="4320"/>
-        </w:tabs>
-        <w:ind w:left="4320" w:hanging="360"/>
-      </w:pPr>
-      <w:rPr>
-        <w:rFonts w:ascii="Wingdings" w:hAnsi="Wingdings" w:hint="default"/>
-        <w:sz w:val="20"/>
-      </w:rPr>
-    </w:lvl>
-    <w:lvl w:ilvl="6" w:tentative="1">
-      <w:start w:val="1"/>
-      <w:numFmt w:val="bullet"/>
-      <w:lvlText w:val=""/>
-      <w:lvlJc w:val="left"/>
-      <w:pPr>
-        <w:tabs>
-          <w:tab w:val="num" w:pos="5040"/>
-        </w:tabs>
-        <w:ind w:left="5040" w:hanging="360"/>
-      </w:pPr>
-      <w:rPr>
-        <w:rFonts w:ascii="Wingdings" w:hAnsi="Wingdings" w:hint="default"/>
-        <w:sz w:val="20"/>
-      </w:rPr>
-    </w:lvl>
-    <w:lvl w:ilvl="7" w:tentative="1">
-      <w:start w:val="1"/>
-      <w:numFmt w:val="bullet"/>
-      <w:lvlText w:val=""/>
-      <w:lvlJc w:val="left"/>
-      <w:pPr>
-        <w:tabs>
-          <w:tab w:val="num" w:pos="5760"/>
-        </w:tabs>
-        <w:ind w:left="5760" w:hanging="360"/>
-      </w:pPr>
-      <w:rPr>
-        <w:rFonts w:ascii="Wingdings" w:hAnsi="Wingdings" w:hint="default"/>
-        <w:sz w:val="20"/>
-      </w:rPr>
-    </w:lvl>
-    <w:lvl w:ilvl="8" w:tentative="1">
-      <w:start w:val="1"/>
-      <w:numFmt w:val="bullet"/>
-      <w:lvlText w:val=""/>
-      <w:lvlJc w:val="left"/>
-      <w:pPr>
-        <w:tabs>
-          <w:tab w:val="num" w:pos="6480"/>
-        </w:tabs>
-        <w:ind w:left="6480" w:hanging="360"/>
-      </w:pPr>
-      <w:rPr>
-        <w:rFonts w:ascii="Wingdings" w:hAnsi="Wingdings" w:hint="default"/>
-        <w:sz w:val="20"/>
-      </w:rPr>
-    </w:lvl>
-  </w:abstractNum>
-  <w:abstractNum w:abstractNumId="60" w15:restartNumberingAfterBreak="0">
-    <w:nsid w:val="5E651121"/>
-    <w:multiLevelType w:val="multilevel"/>
-    <w:tmpl w:val="8E606344"/>
-    <w:lvl w:ilvl="0">
-      <w:start w:val="1"/>
-      <w:numFmt w:val="bullet"/>
-      <w:lvlText w:val=""/>
-      <w:lvlJc w:val="left"/>
-      <w:pPr>
-        <w:tabs>
-          <w:tab w:val="num" w:pos="720"/>
-        </w:tabs>
-        <w:ind w:left="720" w:hanging="360"/>
-      </w:pPr>
-      <w:rPr>
-        <w:rFonts w:ascii="Symbol" w:hAnsi="Symbol" w:hint="default"/>
-        <w:sz w:val="20"/>
-      </w:rPr>
-    </w:lvl>
-    <w:lvl w:ilvl="1" w:tentative="1">
-      <w:start w:val="1"/>
-      <w:numFmt w:val="bullet"/>
-      <w:lvlText w:val="o"/>
-      <w:lvlJc w:val="left"/>
-      <w:pPr>
-        <w:tabs>
-          <w:tab w:val="num" w:pos="1440"/>
-        </w:tabs>
-        <w:ind w:left="1440" w:hanging="360"/>
-      </w:pPr>
-      <w:rPr>
-        <w:rFonts w:ascii="Courier New" w:hAnsi="Courier New" w:hint="default"/>
-        <w:sz w:val="20"/>
-      </w:rPr>
-    </w:lvl>
-    <w:lvl w:ilvl="2" w:tentative="1">
-      <w:start w:val="1"/>
-      <w:numFmt w:val="bullet"/>
-      <w:lvlText w:val=""/>
-      <w:lvlJc w:val="left"/>
-      <w:pPr>
-        <w:tabs>
-          <w:tab w:val="num" w:pos="2160"/>
-        </w:tabs>
-        <w:ind w:left="2160" w:hanging="360"/>
-      </w:pPr>
-      <w:rPr>
-        <w:rFonts w:ascii="Wingdings" w:hAnsi="Wingdings" w:hint="default"/>
-        <w:sz w:val="20"/>
-      </w:rPr>
-    </w:lvl>
-    <w:lvl w:ilvl="3" w:tentative="1">
-      <w:start w:val="1"/>
-      <w:numFmt w:val="bullet"/>
-      <w:lvlText w:val=""/>
-      <w:lvlJc w:val="left"/>
-      <w:pPr>
-        <w:tabs>
-          <w:tab w:val="num" w:pos="2880"/>
-        </w:tabs>
-        <w:ind w:left="2880" w:hanging="360"/>
-      </w:pPr>
-      <w:rPr>
-        <w:rFonts w:ascii="Wingdings" w:hAnsi="Wingdings" w:hint="default"/>
-        <w:sz w:val="20"/>
-      </w:rPr>
-    </w:lvl>
-    <w:lvl w:ilvl="4" w:tentative="1">
-      <w:start w:val="1"/>
-      <w:numFmt w:val="bullet"/>
-      <w:lvlText w:val=""/>
-      <w:lvlJc w:val="left"/>
-      <w:pPr>
-        <w:tabs>
-          <w:tab w:val="num" w:pos="3600"/>
-        </w:tabs>
-        <w:ind w:left="3600" w:hanging="360"/>
-      </w:pPr>
-      <w:rPr>
-        <w:rFonts w:ascii="Wingdings" w:hAnsi="Wingdings" w:hint="default"/>
-        <w:sz w:val="20"/>
-      </w:rPr>
-    </w:lvl>
-    <w:lvl w:ilvl="5" w:tentative="1">
-      <w:start w:val="1"/>
-      <w:numFmt w:val="bullet"/>
-      <w:lvlText w:val=""/>
-      <w:lvlJc w:val="left"/>
-      <w:pPr>
-        <w:tabs>
-          <w:tab w:val="num" w:pos="4320"/>
-        </w:tabs>
-        <w:ind w:left="4320" w:hanging="360"/>
-      </w:pPr>
-      <w:rPr>
-        <w:rFonts w:ascii="Wingdings" w:hAnsi="Wingdings" w:hint="default"/>
-        <w:sz w:val="20"/>
-      </w:rPr>
-    </w:lvl>
-    <w:lvl w:ilvl="6" w:tentative="1">
-      <w:start w:val="1"/>
-      <w:numFmt w:val="bullet"/>
-      <w:lvlText w:val=""/>
-      <w:lvlJc w:val="left"/>
-      <w:pPr>
-        <w:tabs>
-          <w:tab w:val="num" w:pos="5040"/>
-        </w:tabs>
-        <w:ind w:left="5040" w:hanging="360"/>
-      </w:pPr>
-      <w:rPr>
-        <w:rFonts w:ascii="Wingdings" w:hAnsi="Wingdings" w:hint="default"/>
-        <w:sz w:val="20"/>
-      </w:rPr>
-    </w:lvl>
-    <w:lvl w:ilvl="7" w:tentative="1">
-      <w:start w:val="1"/>
-      <w:numFmt w:val="bullet"/>
-      <w:lvlText w:val=""/>
-      <w:lvlJc w:val="left"/>
-      <w:pPr>
-        <w:tabs>
-          <w:tab w:val="num" w:pos="5760"/>
-        </w:tabs>
-        <w:ind w:left="5760" w:hanging="360"/>
-      </w:pPr>
-      <w:rPr>
-        <w:rFonts w:ascii="Wingdings" w:hAnsi="Wingdings" w:hint="default"/>
-        <w:sz w:val="20"/>
-      </w:rPr>
-    </w:lvl>
-    <w:lvl w:ilvl="8" w:tentative="1">
-      <w:start w:val="1"/>
-      <w:numFmt w:val="bullet"/>
-      <w:lvlText w:val=""/>
-      <w:lvlJc w:val="left"/>
-      <w:pPr>
-        <w:tabs>
-          <w:tab w:val="num" w:pos="6480"/>
-        </w:tabs>
-        <w:ind w:left="6480" w:hanging="360"/>
-      </w:pPr>
-      <w:rPr>
-        <w:rFonts w:ascii="Wingdings" w:hAnsi="Wingdings" w:hint="default"/>
-        <w:sz w:val="20"/>
-      </w:rPr>
-    </w:lvl>
-  </w:abstractNum>
-  <w:abstractNum w:abstractNumId="61" w15:restartNumberingAfterBreak="0">
-    <w:nsid w:val="5F5910F9"/>
-    <w:multiLevelType w:val="multilevel"/>
-    <w:tmpl w:val="9F94918C"/>
+    <w:tmpl w:val="2466CF6C"/>
     <w:lvl w:ilvl="0">
       <w:start w:val="1"/>
       <w:numFmt w:val="bullet"/>
@@ -19466,9 +19348,9 @@
     </w:lvl>
   </w:abstractNum>
   <w:abstractNum w:abstractNumId="62" w15:restartNumberingAfterBreak="0">
-    <w:nsid w:val="61943917"/>
+    <w:nsid w:val="6BBB4224"/>
     <w:multiLevelType w:val="multilevel"/>
-    <w:tmpl w:val="ED3CDAC2"/>
+    <w:tmpl w:val="5EF8DCEC"/>
     <w:lvl w:ilvl="0">
       <w:start w:val="1"/>
       <w:numFmt w:val="bullet"/>
@@ -19615,9 +19497,9 @@
     </w:lvl>
   </w:abstractNum>
   <w:abstractNum w:abstractNumId="63" w15:restartNumberingAfterBreak="0">
-    <w:nsid w:val="62C97AB3"/>
+    <w:nsid w:val="6D1F08D3"/>
     <w:multiLevelType w:val="multilevel"/>
-    <w:tmpl w:val="E5EAFAFA"/>
+    <w:tmpl w:val="7FD80BCA"/>
     <w:lvl w:ilvl="0">
       <w:start w:val="1"/>
       <w:numFmt w:val="bullet"/>
@@ -19764,9 +19646,9 @@
     </w:lvl>
   </w:abstractNum>
   <w:abstractNum w:abstractNumId="64" w15:restartNumberingAfterBreak="0">
-    <w:nsid w:val="642656F5"/>
+    <w:nsid w:val="6E406BD1"/>
     <w:multiLevelType w:val="multilevel"/>
-    <w:tmpl w:val="5F5CD186"/>
+    <w:tmpl w:val="090C81D8"/>
     <w:lvl w:ilvl="0">
       <w:start w:val="1"/>
       <w:numFmt w:val="bullet"/>
@@ -19913,9 +19795,9 @@
     </w:lvl>
   </w:abstractNum>
   <w:abstractNum w:abstractNumId="65" w15:restartNumberingAfterBreak="0">
-    <w:nsid w:val="65E00A62"/>
+    <w:nsid w:val="70DF5F45"/>
     <w:multiLevelType w:val="multilevel"/>
-    <w:tmpl w:val="DF8A2FCE"/>
+    <w:tmpl w:val="2E1086B0"/>
     <w:lvl w:ilvl="0">
       <w:start w:val="1"/>
       <w:numFmt w:val="bullet"/>
@@ -20062,13 +19944,13 @@
     </w:lvl>
   </w:abstractNum>
   <w:abstractNum w:abstractNumId="66" w15:restartNumberingAfterBreak="0">
-    <w:nsid w:val="66D12A6D"/>
+    <w:nsid w:val="718A14AE"/>
     <w:multiLevelType w:val="multilevel"/>
-    <w:tmpl w:val="86CCE4FE"/>
+    <w:tmpl w:val="F2BE136C"/>
     <w:lvl w:ilvl="0">
       <w:start w:val="1"/>
-      <w:numFmt w:val="decimal"/>
-      <w:lvlText w:val="%1."/>
+      <w:numFmt w:val="bullet"/>
+      <w:lvlText w:val=""/>
       <w:lvlJc w:val="left"/>
       <w:pPr>
         <w:tabs>
@@ -20076,8 +19958,12 @@
         </w:tabs>
         <w:ind w:left="720" w:hanging="360"/>
       </w:pPr>
-    </w:lvl>
-    <w:lvl w:ilvl="1">
+      <w:rPr>
+        <w:rFonts w:ascii="Symbol" w:hAnsi="Symbol" w:hint="default"/>
+        <w:sz w:val="20"/>
+      </w:rPr>
+    </w:lvl>
+    <w:lvl w:ilvl="1" w:tentative="1">
       <w:start w:val="1"/>
       <w:numFmt w:val="bullet"/>
       <w:lvlText w:val="o"/>
@@ -20095,8 +19981,8 @@
     </w:lvl>
     <w:lvl w:ilvl="2" w:tentative="1">
       <w:start w:val="1"/>
-      <w:numFmt w:val="decimal"/>
-      <w:lvlText w:val="%3."/>
+      <w:numFmt w:val="bullet"/>
+      <w:lvlText w:val=""/>
       <w:lvlJc w:val="left"/>
       <w:pPr>
         <w:tabs>
@@ -20104,11 +19990,15 @@
         </w:tabs>
         <w:ind w:left="2160" w:hanging="360"/>
       </w:pPr>
+      <w:rPr>
+        <w:rFonts w:ascii="Wingdings" w:hAnsi="Wingdings" w:hint="default"/>
+        <w:sz w:val="20"/>
+      </w:rPr>
     </w:lvl>
     <w:lvl w:ilvl="3" w:tentative="1">
       <w:start w:val="1"/>
-      <w:numFmt w:val="decimal"/>
-      <w:lvlText w:val="%4."/>
+      <w:numFmt w:val="bullet"/>
+      <w:lvlText w:val=""/>
       <w:lvlJc w:val="left"/>
       <w:pPr>
         <w:tabs>
@@ -20116,11 +20006,15 @@
         </w:tabs>
         <w:ind w:left="2880" w:hanging="360"/>
       </w:pPr>
+      <w:rPr>
+        <w:rFonts w:ascii="Wingdings" w:hAnsi="Wingdings" w:hint="default"/>
+        <w:sz w:val="20"/>
+      </w:rPr>
     </w:lvl>
     <w:lvl w:ilvl="4" w:tentative="1">
       <w:start w:val="1"/>
-      <w:numFmt w:val="decimal"/>
-      <w:lvlText w:val="%5."/>
+      <w:numFmt w:val="bullet"/>
+      <w:lvlText w:val=""/>
       <w:lvlJc w:val="left"/>
       <w:pPr>
         <w:tabs>
@@ -20128,11 +20022,15 @@
         </w:tabs>
         <w:ind w:left="3600" w:hanging="360"/>
       </w:pPr>
+      <w:rPr>
+        <w:rFonts w:ascii="Wingdings" w:hAnsi="Wingdings" w:hint="default"/>
+        <w:sz w:val="20"/>
+      </w:rPr>
     </w:lvl>
     <w:lvl w:ilvl="5" w:tentative="1">
       <w:start w:val="1"/>
-      <w:numFmt w:val="decimal"/>
-      <w:lvlText w:val="%6."/>
+      <w:numFmt w:val="bullet"/>
+      <w:lvlText w:val=""/>
       <w:lvlJc w:val="left"/>
       <w:pPr>
         <w:tabs>
@@ -20140,11 +20038,15 @@
         </w:tabs>
         <w:ind w:left="4320" w:hanging="360"/>
       </w:pPr>
+      <w:rPr>
+        <w:rFonts w:ascii="Wingdings" w:hAnsi="Wingdings" w:hint="default"/>
+        <w:sz w:val="20"/>
+      </w:rPr>
     </w:lvl>
     <w:lvl w:ilvl="6" w:tentative="1">
       <w:start w:val="1"/>
-      <w:numFmt w:val="decimal"/>
-      <w:lvlText w:val="%7."/>
+      <w:numFmt w:val="bullet"/>
+      <w:lvlText w:val=""/>
       <w:lvlJc w:val="left"/>
       <w:pPr>
         <w:tabs>
@@ -20152,11 +20054,15 @@
         </w:tabs>
         <w:ind w:left="5040" w:hanging="360"/>
       </w:pPr>
+      <w:rPr>
+        <w:rFonts w:ascii="Wingdings" w:hAnsi="Wingdings" w:hint="default"/>
+        <w:sz w:val="20"/>
+      </w:rPr>
     </w:lvl>
     <w:lvl w:ilvl="7" w:tentative="1">
       <w:start w:val="1"/>
-      <w:numFmt w:val="decimal"/>
-      <w:lvlText w:val="%8."/>
+      <w:numFmt w:val="bullet"/>
+      <w:lvlText w:val=""/>
       <w:lvlJc w:val="left"/>
       <w:pPr>
         <w:tabs>
@@ -20164,11 +20070,15 @@
         </w:tabs>
         <w:ind w:left="5760" w:hanging="360"/>
       </w:pPr>
+      <w:rPr>
+        <w:rFonts w:ascii="Wingdings" w:hAnsi="Wingdings" w:hint="default"/>
+        <w:sz w:val="20"/>
+      </w:rPr>
     </w:lvl>
     <w:lvl w:ilvl="8" w:tentative="1">
       <w:start w:val="1"/>
-      <w:numFmt w:val="decimal"/>
-      <w:lvlText w:val="%9."/>
+      <w:numFmt w:val="bullet"/>
+      <w:lvlText w:val=""/>
       <w:lvlJc w:val="left"/>
       <w:pPr>
         <w:tabs>
@@ -20176,16 +20086,20 @@
         </w:tabs>
         <w:ind w:left="6480" w:hanging="360"/>
       </w:pPr>
+      <w:rPr>
+        <w:rFonts w:ascii="Wingdings" w:hAnsi="Wingdings" w:hint="default"/>
+        <w:sz w:val="20"/>
+      </w:rPr>
     </w:lvl>
   </w:abstractNum>
   <w:abstractNum w:abstractNumId="67" w15:restartNumberingAfterBreak="0">
-    <w:nsid w:val="6BC76E1C"/>
+    <w:nsid w:val="723072D5"/>
     <w:multiLevelType w:val="multilevel"/>
-    <w:tmpl w:val="F3943368"/>
+    <w:tmpl w:val="4A644944"/>
     <w:lvl w:ilvl="0">
       <w:start w:val="1"/>
-      <w:numFmt w:val="decimal"/>
-      <w:lvlText w:val="%1."/>
+      <w:numFmt w:val="bullet"/>
+      <w:lvlText w:val=""/>
       <w:lvlJc w:val="left"/>
       <w:pPr>
         <w:tabs>
@@ -20193,8 +20107,12 @@
         </w:tabs>
         <w:ind w:left="720" w:hanging="360"/>
       </w:pPr>
-    </w:lvl>
-    <w:lvl w:ilvl="1">
+      <w:rPr>
+        <w:rFonts w:ascii="Symbol" w:hAnsi="Symbol" w:hint="default"/>
+        <w:sz w:val="20"/>
+      </w:rPr>
+    </w:lvl>
+    <w:lvl w:ilvl="1" w:tentative="1">
       <w:start w:val="1"/>
       <w:numFmt w:val="bullet"/>
       <w:lvlText w:val="o"/>
@@ -20212,8 +20130,8 @@
     </w:lvl>
     <w:lvl w:ilvl="2" w:tentative="1">
       <w:start w:val="1"/>
-      <w:numFmt w:val="decimal"/>
-      <w:lvlText w:val="%3."/>
+      <w:numFmt w:val="bullet"/>
+      <w:lvlText w:val=""/>
       <w:lvlJc w:val="left"/>
       <w:pPr>
         <w:tabs>
@@ -20221,11 +20139,15 @@
         </w:tabs>
         <w:ind w:left="2160" w:hanging="360"/>
       </w:pPr>
+      <w:rPr>
+        <w:rFonts w:ascii="Wingdings" w:hAnsi="Wingdings" w:hint="default"/>
+        <w:sz w:val="20"/>
+      </w:rPr>
     </w:lvl>
     <w:lvl w:ilvl="3" w:tentative="1">
       <w:start w:val="1"/>
-      <w:numFmt w:val="decimal"/>
-      <w:lvlText w:val="%4."/>
+      <w:numFmt w:val="bullet"/>
+      <w:lvlText w:val=""/>
       <w:lvlJc w:val="left"/>
       <w:pPr>
         <w:tabs>
@@ -20233,11 +20155,15 @@
         </w:tabs>
         <w:ind w:left="2880" w:hanging="360"/>
       </w:pPr>
+      <w:rPr>
+        <w:rFonts w:ascii="Wingdings" w:hAnsi="Wingdings" w:hint="default"/>
+        <w:sz w:val="20"/>
+      </w:rPr>
     </w:lvl>
     <w:lvl w:ilvl="4" w:tentative="1">
       <w:start w:val="1"/>
-      <w:numFmt w:val="decimal"/>
-      <w:lvlText w:val="%5."/>
+      <w:numFmt w:val="bullet"/>
+      <w:lvlText w:val=""/>
       <w:lvlJc w:val="left"/>
       <w:pPr>
         <w:tabs>
@@ -20245,11 +20171,15 @@
         </w:tabs>
         <w:ind w:left="3600" w:hanging="360"/>
       </w:pPr>
+      <w:rPr>
+        <w:rFonts w:ascii="Wingdings" w:hAnsi="Wingdings" w:hint="default"/>
+        <w:sz w:val="20"/>
+      </w:rPr>
     </w:lvl>
     <w:lvl w:ilvl="5" w:tentative="1">
       <w:start w:val="1"/>
-      <w:numFmt w:val="decimal"/>
-      <w:lvlText w:val="%6."/>
+      <w:numFmt w:val="bullet"/>
+      <w:lvlText w:val=""/>
       <w:lvlJc w:val="left"/>
       <w:pPr>
         <w:tabs>
@@ -20257,11 +20187,15 @@
         </w:tabs>
         <w:ind w:left="4320" w:hanging="360"/>
       </w:pPr>
+      <w:rPr>
+        <w:rFonts w:ascii="Wingdings" w:hAnsi="Wingdings" w:hint="default"/>
+        <w:sz w:val="20"/>
+      </w:rPr>
     </w:lvl>
     <w:lvl w:ilvl="6" w:tentative="1">
       <w:start w:val="1"/>
-      <w:numFmt w:val="decimal"/>
-      <w:lvlText w:val="%7."/>
+      <w:numFmt w:val="bullet"/>
+      <w:lvlText w:val=""/>
       <w:lvlJc w:val="left"/>
       <w:pPr>
         <w:tabs>
@@ -20269,11 +20203,15 @@
         </w:tabs>
         <w:ind w:left="5040" w:hanging="360"/>
       </w:pPr>
+      <w:rPr>
+        <w:rFonts w:ascii="Wingdings" w:hAnsi="Wingdings" w:hint="default"/>
+        <w:sz w:val="20"/>
+      </w:rPr>
     </w:lvl>
     <w:lvl w:ilvl="7" w:tentative="1">
       <w:start w:val="1"/>
-      <w:numFmt w:val="decimal"/>
-      <w:lvlText w:val="%8."/>
+      <w:numFmt w:val="bullet"/>
+      <w:lvlText w:val=""/>
       <w:lvlJc w:val="left"/>
       <w:pPr>
         <w:tabs>
@@ -20281,11 +20219,15 @@
         </w:tabs>
         <w:ind w:left="5760" w:hanging="360"/>
       </w:pPr>
+      <w:rPr>
+        <w:rFonts w:ascii="Wingdings" w:hAnsi="Wingdings" w:hint="default"/>
+        <w:sz w:val="20"/>
+      </w:rPr>
     </w:lvl>
     <w:lvl w:ilvl="8" w:tentative="1">
       <w:start w:val="1"/>
-      <w:numFmt w:val="decimal"/>
-      <w:lvlText w:val="%9."/>
+      <w:numFmt w:val="bullet"/>
+      <w:lvlText w:val=""/>
       <w:lvlJc w:val="left"/>
       <w:pPr>
         <w:tabs>
@@ -20293,12 +20235,16 @@
         </w:tabs>
         <w:ind w:left="6480" w:hanging="360"/>
       </w:pPr>
+      <w:rPr>
+        <w:rFonts w:ascii="Wingdings" w:hAnsi="Wingdings" w:hint="default"/>
+        <w:sz w:val="20"/>
+      </w:rPr>
     </w:lvl>
   </w:abstractNum>
   <w:abstractNum w:abstractNumId="68" w15:restartNumberingAfterBreak="0">
-    <w:nsid w:val="70DC7920"/>
+    <w:nsid w:val="72FA26F5"/>
     <w:multiLevelType w:val="multilevel"/>
-    <w:tmpl w:val="1EA05E80"/>
+    <w:tmpl w:val="8C74B10C"/>
     <w:lvl w:ilvl="0">
       <w:start w:val="1"/>
       <w:numFmt w:val="bullet"/>
@@ -20445,13 +20391,13 @@
     </w:lvl>
   </w:abstractNum>
   <w:abstractNum w:abstractNumId="69" w15:restartNumberingAfterBreak="0">
-    <w:nsid w:val="72B31A70"/>
+    <w:nsid w:val="78017DAA"/>
     <w:multiLevelType w:val="multilevel"/>
-    <w:tmpl w:val="E0FA9908"/>
+    <w:tmpl w:val="7B94690A"/>
     <w:lvl w:ilvl="0">
       <w:start w:val="1"/>
-      <w:numFmt w:val="decimal"/>
-      <w:lvlText w:val="%1."/>
+      <w:numFmt w:val="bullet"/>
+      <w:lvlText w:val=""/>
       <w:lvlJc w:val="left"/>
       <w:pPr>
         <w:tabs>
@@ -20459,8 +20405,12 @@
         </w:tabs>
         <w:ind w:left="720" w:hanging="360"/>
       </w:pPr>
-    </w:lvl>
-    <w:lvl w:ilvl="1">
+      <w:rPr>
+        <w:rFonts w:ascii="Symbol" w:hAnsi="Symbol" w:hint="default"/>
+        <w:sz w:val="20"/>
+      </w:rPr>
+    </w:lvl>
+    <w:lvl w:ilvl="1" w:tentative="1">
       <w:start w:val="1"/>
       <w:numFmt w:val="bullet"/>
       <w:lvlText w:val="o"/>
@@ -20478,8 +20428,8 @@
     </w:lvl>
     <w:lvl w:ilvl="2" w:tentative="1">
       <w:start w:val="1"/>
-      <w:numFmt w:val="decimal"/>
-      <w:lvlText w:val="%3."/>
+      <w:numFmt w:val="bullet"/>
+      <w:lvlText w:val=""/>
       <w:lvlJc w:val="left"/>
       <w:pPr>
         <w:tabs>
@@ -20487,11 +20437,15 @@
         </w:tabs>
         <w:ind w:left="2160" w:hanging="360"/>
       </w:pPr>
+      <w:rPr>
+        <w:rFonts w:ascii="Wingdings" w:hAnsi="Wingdings" w:hint="default"/>
+        <w:sz w:val="20"/>
+      </w:rPr>
     </w:lvl>
     <w:lvl w:ilvl="3" w:tentative="1">
       <w:start w:val="1"/>
-      <w:numFmt w:val="decimal"/>
-      <w:lvlText w:val="%4."/>
+      <w:numFmt w:val="bullet"/>
+      <w:lvlText w:val=""/>
       <w:lvlJc w:val="left"/>
       <w:pPr>
         <w:tabs>
@@ -20499,11 +20453,15 @@
         </w:tabs>
         <w:ind w:left="2880" w:hanging="360"/>
       </w:pPr>
+      <w:rPr>
+        <w:rFonts w:ascii="Wingdings" w:hAnsi="Wingdings" w:hint="default"/>
+        <w:sz w:val="20"/>
+      </w:rPr>
     </w:lvl>
     <w:lvl w:ilvl="4" w:tentative="1">
       <w:start w:val="1"/>
-      <w:numFmt w:val="decimal"/>
-      <w:lvlText w:val="%5."/>
+      <w:numFmt w:val="bullet"/>
+      <w:lvlText w:val=""/>
       <w:lvlJc w:val="left"/>
       <w:pPr>
         <w:tabs>
@@ -20511,11 +20469,15 @@
         </w:tabs>
         <w:ind w:left="3600" w:hanging="360"/>
       </w:pPr>
+      <w:rPr>
+        <w:rFonts w:ascii="Wingdings" w:hAnsi="Wingdings" w:hint="default"/>
+        <w:sz w:val="20"/>
+      </w:rPr>
     </w:lvl>
     <w:lvl w:ilvl="5" w:tentative="1">
       <w:start w:val="1"/>
-      <w:numFmt w:val="decimal"/>
-      <w:lvlText w:val="%6."/>
+      <w:numFmt w:val="bullet"/>
+      <w:lvlText w:val=""/>
       <w:lvlJc w:val="left"/>
       <w:pPr>
         <w:tabs>
@@ -20523,11 +20485,15 @@
         </w:tabs>
         <w:ind w:left="4320" w:hanging="360"/>
       </w:pPr>
+      <w:rPr>
+        <w:rFonts w:ascii="Wingdings" w:hAnsi="Wingdings" w:hint="default"/>
+        <w:sz w:val="20"/>
+      </w:rPr>
     </w:lvl>
     <w:lvl w:ilvl="6" w:tentative="1">
       <w:start w:val="1"/>
-      <w:numFmt w:val="decimal"/>
-      <w:lvlText w:val="%7."/>
+      <w:numFmt w:val="bullet"/>
+      <w:lvlText w:val=""/>
       <w:lvlJc w:val="left"/>
       <w:pPr>
         <w:tabs>
@@ -20535,11 +20501,15 @@
         </w:tabs>
         <w:ind w:left="5040" w:hanging="360"/>
       </w:pPr>
+      <w:rPr>
+        <w:rFonts w:ascii="Wingdings" w:hAnsi="Wingdings" w:hint="default"/>
+        <w:sz w:val="20"/>
+      </w:rPr>
     </w:lvl>
     <w:lvl w:ilvl="7" w:tentative="1">
       <w:start w:val="1"/>
-      <w:numFmt w:val="decimal"/>
-      <w:lvlText w:val="%8."/>
+      <w:numFmt w:val="bullet"/>
+      <w:lvlText w:val=""/>
       <w:lvlJc w:val="left"/>
       <w:pPr>
         <w:tabs>
@@ -20547,11 +20517,15 @@
         </w:tabs>
         <w:ind w:left="5760" w:hanging="360"/>
       </w:pPr>
+      <w:rPr>
+        <w:rFonts w:ascii="Wingdings" w:hAnsi="Wingdings" w:hint="default"/>
+        <w:sz w:val="20"/>
+      </w:rPr>
     </w:lvl>
     <w:lvl w:ilvl="8" w:tentative="1">
       <w:start w:val="1"/>
-      <w:numFmt w:val="decimal"/>
-      <w:lvlText w:val="%9."/>
+      <w:numFmt w:val="bullet"/>
+      <w:lvlText w:val=""/>
       <w:lvlJc w:val="left"/>
       <w:pPr>
         <w:tabs>
@@ -20559,16 +20533,20 @@
         </w:tabs>
         <w:ind w:left="6480" w:hanging="360"/>
       </w:pPr>
+      <w:rPr>
+        <w:rFonts w:ascii="Wingdings" w:hAnsi="Wingdings" w:hint="default"/>
+        <w:sz w:val="20"/>
+      </w:rPr>
     </w:lvl>
   </w:abstractNum>
   <w:abstractNum w:abstractNumId="70" w15:restartNumberingAfterBreak="0">
-    <w:nsid w:val="73914DCF"/>
+    <w:nsid w:val="79074259"/>
     <w:multiLevelType w:val="multilevel"/>
-    <w:tmpl w:val="86444C42"/>
+    <w:tmpl w:val="2A4E7450"/>
     <w:lvl w:ilvl="0">
       <w:start w:val="1"/>
-      <w:numFmt w:val="decimal"/>
-      <w:lvlText w:val="%1."/>
+      <w:numFmt w:val="bullet"/>
+      <w:lvlText w:val=""/>
       <w:lvlJc w:val="left"/>
       <w:pPr>
         <w:tabs>
@@ -20576,8 +20554,12 @@
         </w:tabs>
         <w:ind w:left="720" w:hanging="360"/>
       </w:pPr>
-    </w:lvl>
-    <w:lvl w:ilvl="1">
+      <w:rPr>
+        <w:rFonts w:ascii="Symbol" w:hAnsi="Symbol" w:hint="default"/>
+        <w:sz w:val="20"/>
+      </w:rPr>
+    </w:lvl>
+    <w:lvl w:ilvl="1" w:tentative="1">
       <w:start w:val="1"/>
       <w:numFmt w:val="bullet"/>
       <w:lvlText w:val="o"/>
@@ -20595,8 +20577,8 @@
     </w:lvl>
     <w:lvl w:ilvl="2" w:tentative="1">
       <w:start w:val="1"/>
-      <w:numFmt w:val="decimal"/>
-      <w:lvlText w:val="%3."/>
+      <w:numFmt w:val="bullet"/>
+      <w:lvlText w:val=""/>
       <w:lvlJc w:val="left"/>
       <w:pPr>
         <w:tabs>
@@ -20604,11 +20586,15 @@
         </w:tabs>
         <w:ind w:left="2160" w:hanging="360"/>
       </w:pPr>
+      <w:rPr>
+        <w:rFonts w:ascii="Wingdings" w:hAnsi="Wingdings" w:hint="default"/>
+        <w:sz w:val="20"/>
+      </w:rPr>
     </w:lvl>
     <w:lvl w:ilvl="3" w:tentative="1">
       <w:start w:val="1"/>
-      <w:numFmt w:val="decimal"/>
-      <w:lvlText w:val="%4."/>
+      <w:numFmt w:val="bullet"/>
+      <w:lvlText w:val=""/>
       <w:lvlJc w:val="left"/>
       <w:pPr>
         <w:tabs>
@@ -20616,11 +20602,15 @@
         </w:tabs>
         <w:ind w:left="2880" w:hanging="360"/>
       </w:pPr>
+      <w:rPr>
+        <w:rFonts w:ascii="Wingdings" w:hAnsi="Wingdings" w:hint="default"/>
+        <w:sz w:val="20"/>
+      </w:rPr>
     </w:lvl>
     <w:lvl w:ilvl="4" w:tentative="1">
       <w:start w:val="1"/>
-      <w:numFmt w:val="decimal"/>
-      <w:lvlText w:val="%5."/>
+      <w:numFmt w:val="bullet"/>
+      <w:lvlText w:val=""/>
       <w:lvlJc w:val="left"/>
       <w:pPr>
         <w:tabs>
@@ -20628,11 +20618,15 @@
         </w:tabs>
         <w:ind w:left="3600" w:hanging="360"/>
       </w:pPr>
+      <w:rPr>
+        <w:rFonts w:ascii="Wingdings" w:hAnsi="Wingdings" w:hint="default"/>
+        <w:sz w:val="20"/>
+      </w:rPr>
     </w:lvl>
     <w:lvl w:ilvl="5" w:tentative="1">
       <w:start w:val="1"/>
-      <w:numFmt w:val="decimal"/>
-      <w:lvlText w:val="%6."/>
+      <w:numFmt w:val="bullet"/>
+      <w:lvlText w:val=""/>
       <w:lvlJc w:val="left"/>
       <w:pPr>
         <w:tabs>
@@ -20640,11 +20634,15 @@
         </w:tabs>
         <w:ind w:left="4320" w:hanging="360"/>
       </w:pPr>
+      <w:rPr>
+        <w:rFonts w:ascii="Wingdings" w:hAnsi="Wingdings" w:hint="default"/>
+        <w:sz w:val="20"/>
+      </w:rPr>
     </w:lvl>
     <w:lvl w:ilvl="6" w:tentative="1">
       <w:start w:val="1"/>
-      <w:numFmt w:val="decimal"/>
-      <w:lvlText w:val="%7."/>
+      <w:numFmt w:val="bullet"/>
+      <w:lvlText w:val=""/>
       <w:lvlJc w:val="left"/>
       <w:pPr>
         <w:tabs>
@@ -20652,11 +20650,15 @@
         </w:tabs>
         <w:ind w:left="5040" w:hanging="360"/>
       </w:pPr>
+      <w:rPr>
+        <w:rFonts w:ascii="Wingdings" w:hAnsi="Wingdings" w:hint="default"/>
+        <w:sz w:val="20"/>
+      </w:rPr>
     </w:lvl>
     <w:lvl w:ilvl="7" w:tentative="1">
       <w:start w:val="1"/>
-      <w:numFmt w:val="decimal"/>
-      <w:lvlText w:val="%8."/>
+      <w:numFmt w:val="bullet"/>
+      <w:lvlText w:val=""/>
       <w:lvlJc w:val="left"/>
       <w:pPr>
         <w:tabs>
@@ -20664,11 +20666,15 @@
         </w:tabs>
         <w:ind w:left="5760" w:hanging="360"/>
       </w:pPr>
+      <w:rPr>
+        <w:rFonts w:ascii="Wingdings" w:hAnsi="Wingdings" w:hint="default"/>
+        <w:sz w:val="20"/>
+      </w:rPr>
     </w:lvl>
     <w:lvl w:ilvl="8" w:tentative="1">
       <w:start w:val="1"/>
-      <w:numFmt w:val="decimal"/>
-      <w:lvlText w:val="%9."/>
+      <w:numFmt w:val="bullet"/>
+      <w:lvlText w:val=""/>
       <w:lvlJc w:val="left"/>
       <w:pPr>
         <w:tabs>
@@ -20676,12 +20682,16 @@
         </w:tabs>
         <w:ind w:left="6480" w:hanging="360"/>
       </w:pPr>
+      <w:rPr>
+        <w:rFonts w:ascii="Wingdings" w:hAnsi="Wingdings" w:hint="default"/>
+        <w:sz w:val="20"/>
+      </w:rPr>
     </w:lvl>
   </w:abstractNum>
   <w:abstractNum w:abstractNumId="71" w15:restartNumberingAfterBreak="0">
-    <w:nsid w:val="73B42294"/>
+    <w:nsid w:val="7C5645D8"/>
     <w:multiLevelType w:val="multilevel"/>
-    <w:tmpl w:val="7340F32E"/>
+    <w:tmpl w:val="895E59F2"/>
     <w:lvl w:ilvl="0">
       <w:start w:val="1"/>
       <w:numFmt w:val="bullet"/>
@@ -20828,9 +20838,9 @@
     </w:lvl>
   </w:abstractNum>
   <w:abstractNum w:abstractNumId="72" w15:restartNumberingAfterBreak="0">
-    <w:nsid w:val="746221C1"/>
+    <w:nsid w:val="7E02652E"/>
     <w:multiLevelType w:val="multilevel"/>
-    <w:tmpl w:val="5DD07506"/>
+    <w:tmpl w:val="AE627920"/>
     <w:lvl w:ilvl="0">
       <w:start w:val="1"/>
       <w:numFmt w:val="bullet"/>
@@ -20977,9 +20987,9 @@
     </w:lvl>
   </w:abstractNum>
   <w:abstractNum w:abstractNumId="73" w15:restartNumberingAfterBreak="0">
-    <w:nsid w:val="7A9B5BA0"/>
+    <w:nsid w:val="7E112E01"/>
     <w:multiLevelType w:val="multilevel"/>
-    <w:tmpl w:val="B3F44A6C"/>
+    <w:tmpl w:val="2D987E46"/>
     <w:lvl w:ilvl="0">
       <w:start w:val="1"/>
       <w:numFmt w:val="bullet"/>
@@ -21126,9 +21136,9 @@
     </w:lvl>
   </w:abstractNum>
   <w:abstractNum w:abstractNumId="74" w15:restartNumberingAfterBreak="0">
-    <w:nsid w:val="7B9B3874"/>
+    <w:nsid w:val="7E944C67"/>
     <w:multiLevelType w:val="multilevel"/>
-    <w:tmpl w:val="CE9AAA18"/>
+    <w:tmpl w:val="BEF44048"/>
     <w:lvl w:ilvl="0">
       <w:start w:val="1"/>
       <w:numFmt w:val="bullet"/>
@@ -21274,230 +21284,230 @@
       </w:rPr>
     </w:lvl>
   </w:abstractNum>
-  <w:num w:numId="1" w16cid:durableId="715735447">
+  <w:num w:numId="1" w16cid:durableId="1975912672">
+    <w:abstractNumId w:val="36"/>
+  </w:num>
+  <w:num w:numId="2" w16cid:durableId="881749569">
+    <w:abstractNumId w:val="17"/>
+  </w:num>
+  <w:num w:numId="3" w16cid:durableId="2126926675">
+    <w:abstractNumId w:val="9"/>
+  </w:num>
+  <w:num w:numId="4" w16cid:durableId="1296761506">
+    <w:abstractNumId w:val="63"/>
+  </w:num>
+  <w:num w:numId="5" w16cid:durableId="49427666">
+    <w:abstractNumId w:val="20"/>
+  </w:num>
+  <w:num w:numId="6" w16cid:durableId="561915959">
+    <w:abstractNumId w:val="14"/>
+  </w:num>
+  <w:num w:numId="7" w16cid:durableId="116267893">
+    <w:abstractNumId w:val="1"/>
+  </w:num>
+  <w:num w:numId="8" w16cid:durableId="674725500">
+    <w:abstractNumId w:val="72"/>
+  </w:num>
+  <w:num w:numId="9" w16cid:durableId="1417246679">
+    <w:abstractNumId w:val="25"/>
+  </w:num>
+  <w:num w:numId="10" w16cid:durableId="925846126">
+    <w:abstractNumId w:val="38"/>
+  </w:num>
+  <w:num w:numId="11" w16cid:durableId="153302200">
+    <w:abstractNumId w:val="23"/>
+  </w:num>
+  <w:num w:numId="12" w16cid:durableId="1649746053">
+    <w:abstractNumId w:val="32"/>
+  </w:num>
+  <w:num w:numId="13" w16cid:durableId="565839418">
+    <w:abstractNumId w:val="49"/>
+  </w:num>
+  <w:num w:numId="14" w16cid:durableId="1706522630">
+    <w:abstractNumId w:val="73"/>
+  </w:num>
+  <w:num w:numId="15" w16cid:durableId="782966305">
+    <w:abstractNumId w:val="56"/>
+  </w:num>
+  <w:num w:numId="16" w16cid:durableId="2056391110">
+    <w:abstractNumId w:val="10"/>
+  </w:num>
+  <w:num w:numId="17" w16cid:durableId="2107386983">
+    <w:abstractNumId w:val="24"/>
+  </w:num>
+  <w:num w:numId="18" w16cid:durableId="622465399">
+    <w:abstractNumId w:val="26"/>
+  </w:num>
+  <w:num w:numId="19" w16cid:durableId="56830735">
+    <w:abstractNumId w:val="37"/>
+  </w:num>
+  <w:num w:numId="20" w16cid:durableId="447432620">
+    <w:abstractNumId w:val="12"/>
+  </w:num>
+  <w:num w:numId="21" w16cid:durableId="449326442">
+    <w:abstractNumId w:val="54"/>
+  </w:num>
+  <w:num w:numId="22" w16cid:durableId="412166810">
+    <w:abstractNumId w:val="59"/>
+  </w:num>
+  <w:num w:numId="23" w16cid:durableId="2058356632">
+    <w:abstractNumId w:val="28"/>
+  </w:num>
+  <w:num w:numId="24" w16cid:durableId="1515221510">
+    <w:abstractNumId w:val="68"/>
+  </w:num>
+  <w:num w:numId="25" w16cid:durableId="124274663">
+    <w:abstractNumId w:val="18"/>
+  </w:num>
+  <w:num w:numId="26" w16cid:durableId="1366517629">
+    <w:abstractNumId w:val="19"/>
+  </w:num>
+  <w:num w:numId="27" w16cid:durableId="78019995">
+    <w:abstractNumId w:val="62"/>
+  </w:num>
+  <w:num w:numId="28" w16cid:durableId="994450660">
+    <w:abstractNumId w:val="66"/>
+  </w:num>
+  <w:num w:numId="29" w16cid:durableId="2010207648">
+    <w:abstractNumId w:val="5"/>
+  </w:num>
+  <w:num w:numId="30" w16cid:durableId="1972855548">
+    <w:abstractNumId w:val="29"/>
+  </w:num>
+  <w:num w:numId="31" w16cid:durableId="1958023363">
+    <w:abstractNumId w:val="31"/>
+  </w:num>
+  <w:num w:numId="32" w16cid:durableId="910655333">
+    <w:abstractNumId w:val="41"/>
+  </w:num>
+  <w:num w:numId="33" w16cid:durableId="1040394509">
+    <w:abstractNumId w:val="8"/>
+  </w:num>
+  <w:num w:numId="34" w16cid:durableId="566764635">
+    <w:abstractNumId w:val="16"/>
+  </w:num>
+  <w:num w:numId="35" w16cid:durableId="1078329507">
+    <w:abstractNumId w:val="74"/>
+  </w:num>
+  <w:num w:numId="36" w16cid:durableId="544949436">
+    <w:abstractNumId w:val="15"/>
+  </w:num>
+  <w:num w:numId="37" w16cid:durableId="1008291583">
+    <w:abstractNumId w:val="11"/>
+  </w:num>
+  <w:num w:numId="38" w16cid:durableId="1659306112">
+    <w:abstractNumId w:val="48"/>
+  </w:num>
+  <w:num w:numId="39" w16cid:durableId="1462072978">
+    <w:abstractNumId w:val="64"/>
+  </w:num>
+  <w:num w:numId="40" w16cid:durableId="1017192041">
+    <w:abstractNumId w:val="27"/>
+  </w:num>
+  <w:num w:numId="41" w16cid:durableId="1752241948">
+    <w:abstractNumId w:val="57"/>
+  </w:num>
+  <w:num w:numId="42" w16cid:durableId="1946425947">
+    <w:abstractNumId w:val="46"/>
+  </w:num>
+  <w:num w:numId="43" w16cid:durableId="1859737368">
+    <w:abstractNumId w:val="40"/>
+  </w:num>
+  <w:num w:numId="44" w16cid:durableId="1162699460">
+    <w:abstractNumId w:val="2"/>
+  </w:num>
+  <w:num w:numId="45" w16cid:durableId="1008337733">
+    <w:abstractNumId w:val="44"/>
+  </w:num>
+  <w:num w:numId="46" w16cid:durableId="1956598903">
+    <w:abstractNumId w:val="33"/>
+  </w:num>
+  <w:num w:numId="47" w16cid:durableId="1713386201">
+    <w:abstractNumId w:val="34"/>
+  </w:num>
+  <w:num w:numId="48" w16cid:durableId="1622344143">
+    <w:abstractNumId w:val="55"/>
+  </w:num>
+  <w:num w:numId="49" w16cid:durableId="536695990">
+    <w:abstractNumId w:val="4"/>
+  </w:num>
+  <w:num w:numId="50" w16cid:durableId="1503665503">
+    <w:abstractNumId w:val="21"/>
+  </w:num>
+  <w:num w:numId="51" w16cid:durableId="1340497779">
+    <w:abstractNumId w:val="0"/>
+  </w:num>
+  <w:num w:numId="52" w16cid:durableId="393553039">
+    <w:abstractNumId w:val="69"/>
+  </w:num>
+  <w:num w:numId="53" w16cid:durableId="1069573876">
+    <w:abstractNumId w:val="43"/>
+  </w:num>
+  <w:num w:numId="54" w16cid:durableId="635985365">
+    <w:abstractNumId w:val="53"/>
+  </w:num>
+  <w:num w:numId="55" w16cid:durableId="333807002">
+    <w:abstractNumId w:val="71"/>
+  </w:num>
+  <w:num w:numId="56" w16cid:durableId="258950692">
+    <w:abstractNumId w:val="45"/>
+  </w:num>
+  <w:num w:numId="57" w16cid:durableId="1725136325">
+    <w:abstractNumId w:val="6"/>
+  </w:num>
+  <w:num w:numId="58" w16cid:durableId="766117219">
+    <w:abstractNumId w:val="35"/>
+  </w:num>
+  <w:num w:numId="59" w16cid:durableId="1697849992">
+    <w:abstractNumId w:val="51"/>
+  </w:num>
+  <w:num w:numId="60" w16cid:durableId="158664366">
+    <w:abstractNumId w:val="58"/>
+  </w:num>
+  <w:num w:numId="61" w16cid:durableId="117990078">
+    <w:abstractNumId w:val="60"/>
+  </w:num>
+  <w:num w:numId="62" w16cid:durableId="941300996">
+    <w:abstractNumId w:val="52"/>
+  </w:num>
+  <w:num w:numId="63" w16cid:durableId="1909612525">
+    <w:abstractNumId w:val="47"/>
+  </w:num>
+  <w:num w:numId="64" w16cid:durableId="1880432765">
+    <w:abstractNumId w:val="50"/>
+  </w:num>
+  <w:num w:numId="65" w16cid:durableId="1064336572">
+    <w:abstractNumId w:val="13"/>
+  </w:num>
+  <w:num w:numId="66" w16cid:durableId="1592204005">
+    <w:abstractNumId w:val="70"/>
+  </w:num>
+  <w:num w:numId="67" w16cid:durableId="712268115">
+    <w:abstractNumId w:val="3"/>
+  </w:num>
+  <w:num w:numId="68" w16cid:durableId="819082624">
+    <w:abstractNumId w:val="7"/>
+  </w:num>
+  <w:num w:numId="69" w16cid:durableId="902302320">
+    <w:abstractNumId w:val="42"/>
+  </w:num>
+  <w:num w:numId="70" w16cid:durableId="2049911563">
+    <w:abstractNumId w:val="30"/>
+  </w:num>
+  <w:num w:numId="71" w16cid:durableId="589851212">
+    <w:abstractNumId w:val="67"/>
+  </w:num>
+  <w:num w:numId="72" w16cid:durableId="2104255198">
+    <w:abstractNumId w:val="39"/>
+  </w:num>
+  <w:num w:numId="73" w16cid:durableId="2065523357">
+    <w:abstractNumId w:val="22"/>
+  </w:num>
+  <w:num w:numId="74" w16cid:durableId="1429422253">
     <w:abstractNumId w:val="65"/>
   </w:num>
-  <w:num w:numId="2" w16cid:durableId="826239400">
-    <w:abstractNumId w:val="1"/>
-  </w:num>
-  <w:num w:numId="3" w16cid:durableId="1772159306">
-    <w:abstractNumId w:val="18"/>
-  </w:num>
-  <w:num w:numId="4" w16cid:durableId="559486775">
-    <w:abstractNumId w:val="17"/>
-  </w:num>
-  <w:num w:numId="5" w16cid:durableId="1064834765">
-    <w:abstractNumId w:val="46"/>
-  </w:num>
-  <w:num w:numId="6" w16cid:durableId="175270187">
-    <w:abstractNumId w:val="63"/>
-  </w:num>
-  <w:num w:numId="7" w16cid:durableId="818375836">
-    <w:abstractNumId w:val="66"/>
-  </w:num>
-  <w:num w:numId="8" w16cid:durableId="1662923905">
-    <w:abstractNumId w:val="60"/>
-  </w:num>
-  <w:num w:numId="9" w16cid:durableId="871652537">
-    <w:abstractNumId w:val="73"/>
-  </w:num>
-  <w:num w:numId="10" w16cid:durableId="1725180117">
-    <w:abstractNumId w:val="74"/>
-  </w:num>
-  <w:num w:numId="11" w16cid:durableId="1331445918">
-    <w:abstractNumId w:val="22"/>
-  </w:num>
-  <w:num w:numId="12" w16cid:durableId="977685779">
-    <w:abstractNumId w:val="21"/>
-  </w:num>
-  <w:num w:numId="13" w16cid:durableId="1766657646">
-    <w:abstractNumId w:val="8"/>
-  </w:num>
-  <w:num w:numId="14" w16cid:durableId="785386171">
-    <w:abstractNumId w:val="53"/>
-  </w:num>
-  <w:num w:numId="15" w16cid:durableId="1957982419">
-    <w:abstractNumId w:val="49"/>
-  </w:num>
-  <w:num w:numId="16" w16cid:durableId="737559376">
-    <w:abstractNumId w:val="28"/>
-  </w:num>
-  <w:num w:numId="17" w16cid:durableId="296229885">
-    <w:abstractNumId w:val="29"/>
-  </w:num>
-  <w:num w:numId="18" w16cid:durableId="1924798429">
-    <w:abstractNumId w:val="62"/>
-  </w:num>
-  <w:num w:numId="19" w16cid:durableId="179395122">
-    <w:abstractNumId w:val="38"/>
-  </w:num>
-  <w:num w:numId="20" w16cid:durableId="1665432559">
-    <w:abstractNumId w:val="3"/>
-  </w:num>
-  <w:num w:numId="21" w16cid:durableId="143595507">
-    <w:abstractNumId w:val="45"/>
-  </w:num>
-  <w:num w:numId="22" w16cid:durableId="367294048">
-    <w:abstractNumId w:val="4"/>
-  </w:num>
-  <w:num w:numId="23" w16cid:durableId="1690719645">
-    <w:abstractNumId w:val="11"/>
-  </w:num>
-  <w:num w:numId="24" w16cid:durableId="86195115">
-    <w:abstractNumId w:val="34"/>
-  </w:num>
-  <w:num w:numId="25" w16cid:durableId="1995837160">
-    <w:abstractNumId w:val="42"/>
-  </w:num>
-  <w:num w:numId="26" w16cid:durableId="12347858">
-    <w:abstractNumId w:val="13"/>
-  </w:num>
-  <w:num w:numId="27" w16cid:durableId="750197941">
-    <w:abstractNumId w:val="57"/>
-  </w:num>
-  <w:num w:numId="28" w16cid:durableId="561409379">
-    <w:abstractNumId w:val="10"/>
-  </w:num>
-  <w:num w:numId="29" w16cid:durableId="1902986056">
-    <w:abstractNumId w:val="40"/>
-  </w:num>
-  <w:num w:numId="30" w16cid:durableId="1411538097">
-    <w:abstractNumId w:val="67"/>
-  </w:num>
-  <w:num w:numId="31" w16cid:durableId="1612741086">
-    <w:abstractNumId w:val="51"/>
-  </w:num>
-  <w:num w:numId="32" w16cid:durableId="1951862445">
-    <w:abstractNumId w:val="20"/>
-  </w:num>
-  <w:num w:numId="33" w16cid:durableId="1946033743">
-    <w:abstractNumId w:val="37"/>
-  </w:num>
-  <w:num w:numId="34" w16cid:durableId="180172080">
-    <w:abstractNumId w:val="70"/>
-  </w:num>
-  <w:num w:numId="35" w16cid:durableId="467551258">
-    <w:abstractNumId w:val="24"/>
-  </w:num>
-  <w:num w:numId="36" w16cid:durableId="1225720729">
-    <w:abstractNumId w:val="64"/>
-  </w:num>
-  <w:num w:numId="37" w16cid:durableId="1180698284">
-    <w:abstractNumId w:val="23"/>
-  </w:num>
-  <w:num w:numId="38" w16cid:durableId="1063912986">
-    <w:abstractNumId w:val="25"/>
-  </w:num>
-  <w:num w:numId="39" w16cid:durableId="459887637">
-    <w:abstractNumId w:val="43"/>
-  </w:num>
-  <w:num w:numId="40" w16cid:durableId="2072655432">
-    <w:abstractNumId w:val="5"/>
-  </w:num>
-  <w:num w:numId="41" w16cid:durableId="2088263699">
-    <w:abstractNumId w:val="36"/>
-  </w:num>
-  <w:num w:numId="42" w16cid:durableId="253244383">
-    <w:abstractNumId w:val="14"/>
-  </w:num>
-  <w:num w:numId="43" w16cid:durableId="1533612066">
-    <w:abstractNumId w:val="33"/>
-  </w:num>
-  <w:num w:numId="44" w16cid:durableId="497188314">
-    <w:abstractNumId w:val="12"/>
-  </w:num>
-  <w:num w:numId="45" w16cid:durableId="1877739046">
-    <w:abstractNumId w:val="71"/>
-  </w:num>
-  <w:num w:numId="46" w16cid:durableId="1983458103">
-    <w:abstractNumId w:val="6"/>
-  </w:num>
-  <w:num w:numId="47" w16cid:durableId="469053361">
-    <w:abstractNumId w:val="9"/>
-  </w:num>
-  <w:num w:numId="48" w16cid:durableId="707727111">
-    <w:abstractNumId w:val="59"/>
-  </w:num>
-  <w:num w:numId="49" w16cid:durableId="112599293">
-    <w:abstractNumId w:val="26"/>
-  </w:num>
-  <w:num w:numId="50" w16cid:durableId="708191542">
-    <w:abstractNumId w:val="47"/>
-  </w:num>
-  <w:num w:numId="51" w16cid:durableId="493763618">
-    <w:abstractNumId w:val="54"/>
-  </w:num>
-  <w:num w:numId="52" w16cid:durableId="1350915540">
-    <w:abstractNumId w:val="31"/>
-  </w:num>
-  <w:num w:numId="53" w16cid:durableId="161625935">
-    <w:abstractNumId w:val="58"/>
-  </w:num>
-  <w:num w:numId="54" w16cid:durableId="85348506">
-    <w:abstractNumId w:val="2"/>
-  </w:num>
-  <w:num w:numId="55" w16cid:durableId="1841695367">
-    <w:abstractNumId w:val="68"/>
-  </w:num>
-  <w:num w:numId="56" w16cid:durableId="1418089396">
-    <w:abstractNumId w:val="16"/>
-  </w:num>
-  <w:num w:numId="57" w16cid:durableId="848904866">
-    <w:abstractNumId w:val="69"/>
-  </w:num>
-  <w:num w:numId="58" w16cid:durableId="1423140071">
-    <w:abstractNumId w:val="0"/>
-  </w:num>
-  <w:num w:numId="59" w16cid:durableId="26832674">
-    <w:abstractNumId w:val="44"/>
-  </w:num>
-  <w:num w:numId="60" w16cid:durableId="343093469">
-    <w:abstractNumId w:val="35"/>
-  </w:num>
-  <w:num w:numId="61" w16cid:durableId="723064218">
-    <w:abstractNumId w:val="39"/>
-  </w:num>
-  <w:num w:numId="62" w16cid:durableId="315688787">
-    <w:abstractNumId w:val="56"/>
-  </w:num>
-  <w:num w:numId="63" w16cid:durableId="1970285365">
-    <w:abstractNumId w:val="30"/>
-  </w:num>
-  <w:num w:numId="64" w16cid:durableId="28839240">
-    <w:abstractNumId w:val="48"/>
-  </w:num>
-  <w:num w:numId="65" w16cid:durableId="1399860042">
-    <w:abstractNumId w:val="41"/>
-  </w:num>
-  <w:num w:numId="66" w16cid:durableId="178012259">
+  <w:num w:numId="75" w16cid:durableId="289019883">
     <w:abstractNumId w:val="61"/>
-  </w:num>
-  <w:num w:numId="67" w16cid:durableId="433210052">
-    <w:abstractNumId w:val="52"/>
-  </w:num>
-  <w:num w:numId="68" w16cid:durableId="275992970">
-    <w:abstractNumId w:val="19"/>
-  </w:num>
-  <w:num w:numId="69" w16cid:durableId="1709793604">
-    <w:abstractNumId w:val="55"/>
-  </w:num>
-  <w:num w:numId="70" w16cid:durableId="997851297">
-    <w:abstractNumId w:val="32"/>
-  </w:num>
-  <w:num w:numId="71" w16cid:durableId="2040009376">
-    <w:abstractNumId w:val="50"/>
-  </w:num>
-  <w:num w:numId="72" w16cid:durableId="1283878789">
-    <w:abstractNumId w:val="27"/>
-  </w:num>
-  <w:num w:numId="73" w16cid:durableId="403380401">
-    <w:abstractNumId w:val="15"/>
-  </w:num>
-  <w:num w:numId="74" w16cid:durableId="686055399">
-    <w:abstractNumId w:val="7"/>
-  </w:num>
-  <w:num w:numId="75" w16cid:durableId="40248144">
-    <w:abstractNumId w:val="72"/>
   </w:num>
   <w:numIdMacAtCleanup w:val="75"/>
 </w:numbering>
